--- a/CSC-575-DSA/Assignments/Project 1/PROJECT Assignment.docx
+++ b/CSC-575-DSA/Assignments/Project 1/PROJECT Assignment.docx
@@ -1027,9 +1027,9 @@
                               <w:tblLook w:val="04A0" w:firstRow="1" w:lastRow="0" w:firstColumn="1" w:lastColumn="0" w:noHBand="0" w:noVBand="1"/>
                             </w:tblPr>
                             <w:tblGrid>
-                              <w:gridCol w:w="3434"/>
-                              <w:gridCol w:w="3435"/>
-                              <w:gridCol w:w="3435"/>
+                              <w:gridCol w:w="3429"/>
+                              <w:gridCol w:w="3430"/>
+                              <w:gridCol w:w="3430"/>
                             </w:tblGrid>
                             <w:tr>
                               <w:trPr>
@@ -1344,9 +1344,9 @@
                         <w:tblLook w:val="04A0" w:firstRow="1" w:lastRow="0" w:firstColumn="1" w:lastColumn="0" w:noHBand="0" w:noVBand="1"/>
                       </w:tblPr>
                       <w:tblGrid>
-                        <w:gridCol w:w="3434"/>
-                        <w:gridCol w:w="3435"/>
-                        <w:gridCol w:w="3435"/>
+                        <w:gridCol w:w="3429"/>
+                        <w:gridCol w:w="3430"/>
+                        <w:gridCol w:w="3430"/>
                       </w:tblGrid>
                       <w:tr>
                         <w:trPr>
@@ -5638,7 +5638,23 @@
           <w:szCs w:val="24"/>
         </w:rPr>
         <w:lastRenderedPageBreak/>
-        <w:t>The null reference can be used to show that a list is empty. If a function is called to return a value on a linked list that is empty, if the function does not return some value it will have, hence if the list is empty, return Null.</w:t>
+        <w:t xml:space="preserve">The null reference can be used to show that a list is empty. If a function is called to return a value on a linked list that </w:t>
+      </w:r>
+      <w:r>
+        <w:rPr>
+          <w:rFonts w:ascii="Times New Roman" w:hAnsi="Times New Roman" w:cs="Times New Roman"/>
+          <w:sz w:val="24"/>
+          <w:szCs w:val="24"/>
+        </w:rPr>
+        <w:t xml:space="preserve">has no Nodes, the function will fail, </w:t>
+      </w:r>
+      <w:r>
+        <w:rPr>
+          <w:rFonts w:ascii="Times New Roman" w:hAnsi="Times New Roman" w:cs="Times New Roman"/>
+          <w:sz w:val="24"/>
+          <w:szCs w:val="24"/>
+        </w:rPr>
+        <w:t>hence if the list is empty return Null.</w:t>
       </w:r>
     </w:p>
     <w:p>

--- a/CSC-575-DSA/Assignments/Project 1/PROJECT Assignment.docx
+++ b/CSC-575-DSA/Assignments/Project 1/PROJECT Assignment.docx
@@ -1027,9 +1027,9 @@
                               <w:tblLook w:val="04A0" w:firstRow="1" w:lastRow="0" w:firstColumn="1" w:lastColumn="0" w:noHBand="0" w:noVBand="1"/>
                             </w:tblPr>
                             <w:tblGrid>
-                              <w:gridCol w:w="3429"/>
-                              <w:gridCol w:w="3430"/>
-                              <w:gridCol w:w="3430"/>
+                              <w:gridCol w:w="3434"/>
+                              <w:gridCol w:w="3435"/>
+                              <w:gridCol w:w="3435"/>
                             </w:tblGrid>
                             <w:tr>
                               <w:trPr>
@@ -1344,9 +1344,9 @@
                         <w:tblLook w:val="04A0" w:firstRow="1" w:lastRow="0" w:firstColumn="1" w:lastColumn="0" w:noHBand="0" w:noVBand="1"/>
                       </w:tblPr>
                       <w:tblGrid>
-                        <w:gridCol w:w="3429"/>
-                        <w:gridCol w:w="3430"/>
-                        <w:gridCol w:w="3430"/>
+                        <w:gridCol w:w="3434"/>
+                        <w:gridCol w:w="3435"/>
+                        <w:gridCol w:w="3435"/>
                       </w:tblGrid>
                       <w:tr>
                         <w:trPr>
@@ -3896,6 +3896,7 @@
           <w:rFonts w:ascii="Times New Roman" w:hAnsi="Times New Roman" w:cs="Times New Roman"/>
           <w:b/>
           <w:bCs/>
+          <w:noProof/>
           <w:sz w:val="24"/>
           <w:szCs w:val="24"/>
         </w:rPr>
@@ -5547,20 +5548,37 @@
           <w:sz w:val="24"/>
           <w:szCs w:val="24"/>
         </w:rPr>
-        <w:t xml:space="preserve"> a linked list program would like to keep track of are the Head and the Tail Nodes. Because a linked list is stored randomly in memory, unlink an array which is stored serially, there is no inherent index property to the structure. Therefore, when looping through or interrogating the linked list, you cannot use the index values or length of the structure as you would when using an array, instead you create pointers that move along the linked list. These pointers can utilize the “Head” to know which Node begins the linked list, and the “Tail” to know which Node ends the linked list.</w:t>
-      </w:r>
-    </w:p>
-    <w:p>
-      <w:pPr>
-        <w:rPr>
-          <w:rFonts w:ascii="Times New Roman" w:hAnsi="Times New Roman" w:cs="Times New Roman"/>
-          <w:sz w:val="24"/>
-          <w:szCs w:val="24"/>
-        </w:rPr>
-      </w:pPr>
-      <w:r>
-        <w:rPr>
-          <w:rFonts w:ascii="Times New Roman" w:hAnsi="Times New Roman" w:cs="Times New Roman"/>
+        <w:t xml:space="preserve"> a linked list program would like to keep track of are the Head and the Tail Nodes. </w:t>
+      </w:r>
+      <w:r>
+        <w:rPr>
+          <w:rFonts w:ascii="Times New Roman" w:hAnsi="Times New Roman" w:cs="Times New Roman"/>
+          <w:sz w:val="24"/>
+          <w:szCs w:val="24"/>
+        </w:rPr>
+        <w:t>Since</w:t>
+      </w:r>
+      <w:r>
+        <w:rPr>
+          <w:rFonts w:ascii="Times New Roman" w:hAnsi="Times New Roman" w:cs="Times New Roman"/>
+          <w:sz w:val="24"/>
+          <w:szCs w:val="24"/>
+        </w:rPr>
+        <w:t xml:space="preserve"> a linked list is stored randomly in memory, unlink an array which is stored serially, there is no inherent index property to the structure. Therefore, when looping through or interrogating the linked list, you cannot use the index values or length of the structure as you would when using an array, instead you create pointers that move along the linked list. These pointers can utilize the “Head” to know which Node begins the linked list, and the “Tail” to know which Node ends the linked list.</w:t>
+      </w:r>
+    </w:p>
+    <w:p>
+      <w:pPr>
+        <w:rPr>
+          <w:rFonts w:ascii="Times New Roman" w:hAnsi="Times New Roman" w:cs="Times New Roman"/>
+          <w:sz w:val="24"/>
+          <w:szCs w:val="24"/>
+        </w:rPr>
+      </w:pPr>
+      <w:r>
+        <w:rPr>
+          <w:rFonts w:ascii="Times New Roman" w:hAnsi="Times New Roman" w:cs="Times New Roman"/>
+          <w:noProof/>
           <w:sz w:val="24"/>
           <w:szCs w:val="24"/>
         </w:rPr>
@@ -8101,7 +8119,7 @@
             </wp:anchor>
           </w:drawing>
         </mc:Choice>
-        <mc:Fallback xmlns:w16sdtfl="http://schemas.microsoft.com/office/word/2024/wordml/sdtformatlock" xmlns:w16du="http://schemas.microsoft.com/office/word/2023/wordml/word16du">
+        <mc:Fallback xmlns:w16du="http://schemas.microsoft.com/office/word/2023/wordml/word16du" xmlns:w16sdtfl="http://schemas.microsoft.com/office/word/2024/wordml/sdtformatlock">
           <w:pict>
             <v:line w14:anchorId="6E23BF16" id="Straight Connector 6" o:spid="_x0000_s1026" style="position:absolute;z-index:251659264;visibility:visible;mso-wrap-style:square;mso-width-percent:0;mso-height-percent:0;mso-wrap-distance-left:9pt;mso-wrap-distance-top:-3e-5mm;mso-wrap-distance-right:9pt;mso-wrap-distance-bottom:-3e-5mm;mso-position-horizontal:absolute;mso-position-horizontal-relative:text;mso-position-vertical:absolute;mso-position-vertical-relative:text;mso-width-percent:0;mso-height-percent:0;mso-width-relative:page;mso-height-relative:page" from="-68.95pt,-666.45pt" to="489.05pt,-666.45pt" o:gfxdata="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" strokecolor="#4f81bd" strokeweight="2pt">
               <v:shadow on="t" opacity="24903f" origin=",.5" offset="0,.55556mm"/>
@@ -12356,6 +12374,7 @@
   <w:style w:type="character" w:default="1" w:styleId="DefaultParagraphFont">
     <w:name w:val="Default Paragraph Font"/>
     <w:uiPriority w:val="1"/>
+    <w:semiHidden/>
     <w:unhideWhenUsed/>
   </w:style>
   <w:style w:type="table" w:default="1" w:styleId="TableNormal">
@@ -13586,16 +13605,16 @@
 </file>
 
 <file path=customXml/item2.xml><?xml version="1.0" encoding="utf-8"?>
-<b:Sources xmlns:b="http://schemas.openxmlformats.org/officeDocument/2006/bibliography" SelectedStyle="\APA.XSL" StyleName="APA"/>
-</file>
-
-<file path=customXml/item3.xml><?xml version="1.0" encoding="utf-8"?>
 <?mso-contentType ?>
 <FormTemplates xmlns="http://schemas.microsoft.com/sharepoint/v3/contenttype/forms">
   <Display>DocumentLibraryForm</Display>
   <Edit>AssetEditForm</Edit>
   <New>DocumentLibraryForm</New>
 </FormTemplates>
+</file>
+
+<file path=customXml/item3.xml><?xml version="1.0" encoding="utf-8"?>
+<b:Sources xmlns:b="http://schemas.openxmlformats.org/officeDocument/2006/bibliography" SelectedStyle="\APA.XSL" StyleName="APA"/>
 </file>
 
 <file path=customXml/itemProps1.xml><?xml version="1.0" encoding="utf-8"?>
@@ -13607,17 +13626,17 @@
 </file>
 
 <file path=customXml/itemProps2.xml><?xml version="1.0" encoding="utf-8"?>
+<ds:datastoreItem xmlns:ds="http://schemas.openxmlformats.org/officeDocument/2006/customXml" ds:itemID="{E34C63B7-A026-4A37-9535-4FBB4C03A11D}">
+  <ds:schemaRefs>
+    <ds:schemaRef ds:uri="http://schemas.microsoft.com/sharepoint/v3/contenttype/forms"/>
+  </ds:schemaRefs>
+</ds:datastoreItem>
+</file>
+
+<file path=customXml/itemProps3.xml><?xml version="1.0" encoding="utf-8"?>
 <ds:datastoreItem xmlns:ds="http://schemas.openxmlformats.org/officeDocument/2006/customXml" ds:itemID="{546CFA27-0520-4C6C-A024-61297FAC9E0C}">
   <ds:schemaRefs>
     <ds:schemaRef ds:uri="http://schemas.openxmlformats.org/officeDocument/2006/bibliography"/>
   </ds:schemaRefs>
 </ds:datastoreItem>
-</file>
-
-<file path=customXml/itemProps3.xml><?xml version="1.0" encoding="utf-8"?>
-<ds:datastoreItem xmlns:ds="http://schemas.openxmlformats.org/officeDocument/2006/customXml" ds:itemID="{E34C63B7-A026-4A37-9535-4FBB4C03A11D}">
-  <ds:schemaRefs>
-    <ds:schemaRef ds:uri="http://schemas.microsoft.com/sharepoint/v3/contenttype/forms"/>
-  </ds:schemaRefs>
-</ds:datastoreItem>
 </file>
--- a/CSC-575-DSA/Assignments/Project 1/PROJECT Assignment.docx
+++ b/CSC-575-DSA/Assignments/Project 1/PROJECT Assignment.docx
@@ -5627,12 +5627,41 @@
           <w:szCs w:val="24"/>
         </w:rPr>
       </w:pPr>
-      <w:r>
-        <w:rPr>
-          <w:rFonts w:ascii="Times New Roman" w:hAnsi="Times New Roman" w:cs="Times New Roman"/>
-          <w:sz w:val="24"/>
-          <w:szCs w:val="24"/>
-        </w:rPr>
+    </w:p>
+    <w:p>
+      <w:pPr>
+        <w:rPr>
+          <w:rFonts w:ascii="Times New Roman" w:hAnsi="Times New Roman" w:cs="Times New Roman"/>
+          <w:sz w:val="24"/>
+          <w:szCs w:val="24"/>
+        </w:rPr>
+      </w:pPr>
+    </w:p>
+    <w:p>
+      <w:pPr>
+        <w:rPr>
+          <w:rFonts w:ascii="Times New Roman" w:hAnsi="Times New Roman" w:cs="Times New Roman"/>
+          <w:sz w:val="24"/>
+          <w:szCs w:val="24"/>
+        </w:rPr>
+      </w:pPr>
+    </w:p>
+    <w:p>
+      <w:pPr>
+        <w:ind w:firstLine="720"/>
+        <w:rPr>
+          <w:rFonts w:ascii="Times New Roman" w:hAnsi="Times New Roman" w:cs="Times New Roman"/>
+          <w:sz w:val="24"/>
+          <w:szCs w:val="24"/>
+        </w:rPr>
+      </w:pPr>
+      <w:r>
+        <w:rPr>
+          <w:rFonts w:ascii="Times New Roman" w:hAnsi="Times New Roman" w:cs="Times New Roman"/>
+          <w:sz w:val="24"/>
+          <w:szCs w:val="24"/>
+        </w:rPr>
+        <w:lastRenderedPageBreak/>
         <w:t>Two common uses for the null reference are as follows:</w:t>
       </w:r>
     </w:p>
@@ -5655,7 +5684,6 @@
           <w:sz w:val="24"/>
           <w:szCs w:val="24"/>
         </w:rPr>
-        <w:lastRenderedPageBreak/>
         <w:t xml:space="preserve">The null reference can be used to show that a list is empty. If a function is called to return a value on a linked list that </w:t>
       </w:r>
       <w:r>
@@ -5677,203 +5705,83 @@
     </w:p>
     <w:p>
       <w:pPr>
-        <w:rPr>
-          <w:rFonts w:ascii="Times New Roman" w:hAnsi="Times New Roman" w:cs="Times New Roman"/>
-          <w:sz w:val="24"/>
-          <w:szCs w:val="24"/>
-        </w:rPr>
-      </w:pPr>
-    </w:p>
-    <w:p>
-      <w:pPr>
-        <w:rPr>
-          <w:rFonts w:ascii="Times New Roman" w:hAnsi="Times New Roman" w:cs="Times New Roman"/>
-          <w:sz w:val="24"/>
-          <w:szCs w:val="24"/>
-        </w:rPr>
-      </w:pPr>
-    </w:p>
-    <w:p>
-      <w:pPr>
-        <w:rPr>
-          <w:rFonts w:ascii="Times New Roman" w:hAnsi="Times New Roman" w:cs="Times New Roman"/>
-          <w:sz w:val="24"/>
-          <w:szCs w:val="24"/>
-        </w:rPr>
-      </w:pPr>
-    </w:p>
-    <w:p>
-      <w:pPr>
-        <w:rPr>
-          <w:rFonts w:ascii="Times New Roman" w:hAnsi="Times New Roman" w:cs="Times New Roman"/>
-          <w:sz w:val="24"/>
-          <w:szCs w:val="24"/>
-        </w:rPr>
-      </w:pPr>
-    </w:p>
-    <w:p>
-      <w:pPr>
-        <w:rPr>
-          <w:rFonts w:ascii="Times New Roman" w:hAnsi="Times New Roman" w:cs="Times New Roman"/>
-          <w:sz w:val="24"/>
-          <w:szCs w:val="24"/>
-        </w:rPr>
-      </w:pPr>
-    </w:p>
-    <w:p>
-      <w:pPr>
-        <w:rPr>
-          <w:rFonts w:ascii="Times New Roman" w:hAnsi="Times New Roman" w:cs="Times New Roman"/>
-          <w:sz w:val="24"/>
-          <w:szCs w:val="24"/>
-        </w:rPr>
-      </w:pPr>
-    </w:p>
-    <w:p>
-      <w:pPr>
-        <w:rPr>
-          <w:rFonts w:ascii="Times New Roman" w:hAnsi="Times New Roman" w:cs="Times New Roman"/>
-          <w:sz w:val="24"/>
-          <w:szCs w:val="24"/>
-        </w:rPr>
-      </w:pPr>
-    </w:p>
-    <w:p>
-      <w:pPr>
-        <w:rPr>
-          <w:rFonts w:ascii="Times New Roman" w:hAnsi="Times New Roman" w:cs="Times New Roman"/>
-          <w:sz w:val="24"/>
-          <w:szCs w:val="24"/>
-        </w:rPr>
-      </w:pPr>
-    </w:p>
-    <w:p>
-      <w:pPr>
-        <w:jc w:val="both"/>
-        <w:rPr>
-          <w:rFonts w:ascii="Times New Roman" w:hAnsi="Times New Roman" w:cs="Times New Roman"/>
-        </w:rPr>
-      </w:pPr>
-    </w:p>
-    <w:p>
-      <w:pPr>
-        <w:jc w:val="both"/>
-        <w:rPr>
-          <w:rFonts w:ascii="Times New Roman" w:hAnsi="Times New Roman" w:cs="Times New Roman"/>
-        </w:rPr>
-      </w:pPr>
-    </w:p>
-    <w:p>
-      <w:pPr>
-        <w:jc w:val="both"/>
-        <w:rPr>
-          <w:rFonts w:ascii="Times New Roman" w:hAnsi="Times New Roman" w:cs="Times New Roman"/>
-        </w:rPr>
-      </w:pPr>
-    </w:p>
-    <w:p>
-      <w:pPr>
-        <w:jc w:val="both"/>
-        <w:rPr>
-          <w:rFonts w:ascii="Times New Roman" w:hAnsi="Times New Roman" w:cs="Times New Roman"/>
-        </w:rPr>
-      </w:pPr>
-    </w:p>
-    <w:p>
-      <w:pPr>
-        <w:jc w:val="both"/>
-        <w:rPr>
-          <w:rFonts w:ascii="Times New Roman" w:hAnsi="Times New Roman" w:cs="Times New Roman"/>
-        </w:rPr>
-      </w:pPr>
-    </w:p>
-    <w:p>
-      <w:pPr>
-        <w:jc w:val="both"/>
-        <w:rPr>
-          <w:rFonts w:ascii="Times New Roman" w:hAnsi="Times New Roman" w:cs="Times New Roman"/>
-        </w:rPr>
-      </w:pPr>
-    </w:p>
-    <w:p>
-      <w:pPr>
-        <w:jc w:val="both"/>
-        <w:rPr>
-          <w:rFonts w:ascii="Times New Roman" w:hAnsi="Times New Roman" w:cs="Times New Roman"/>
-        </w:rPr>
-      </w:pPr>
-    </w:p>
-    <w:p>
-      <w:pPr>
-        <w:jc w:val="both"/>
-        <w:rPr>
-          <w:rFonts w:ascii="Times New Roman" w:hAnsi="Times New Roman" w:cs="Times New Roman"/>
-        </w:rPr>
-      </w:pPr>
-    </w:p>
-    <w:p>
-      <w:pPr>
-        <w:jc w:val="both"/>
-        <w:rPr>
-          <w:rFonts w:ascii="Times New Roman" w:hAnsi="Times New Roman" w:cs="Times New Roman"/>
-        </w:rPr>
-      </w:pPr>
-    </w:p>
-    <w:p>
-      <w:pPr>
-        <w:jc w:val="both"/>
-        <w:rPr>
-          <w:rFonts w:ascii="Times New Roman" w:hAnsi="Times New Roman" w:cs="Times New Roman"/>
-        </w:rPr>
-      </w:pPr>
-    </w:p>
-    <w:p>
-      <w:pPr>
-        <w:jc w:val="both"/>
-        <w:rPr>
-          <w:rFonts w:ascii="Times New Roman" w:hAnsi="Times New Roman" w:cs="Times New Roman"/>
-        </w:rPr>
-      </w:pPr>
-    </w:p>
-    <w:p>
-      <w:pPr>
-        <w:jc w:val="both"/>
-        <w:rPr>
-          <w:rFonts w:ascii="Times New Roman" w:hAnsi="Times New Roman" w:cs="Times New Roman"/>
-        </w:rPr>
-      </w:pPr>
-    </w:p>
-    <w:p>
-      <w:pPr>
-        <w:jc w:val="both"/>
-        <w:rPr>
-          <w:rFonts w:ascii="Times New Roman" w:hAnsi="Times New Roman" w:cs="Times New Roman"/>
-        </w:rPr>
-      </w:pPr>
-    </w:p>
-    <w:p>
-      <w:pPr>
-        <w:jc w:val="both"/>
-        <w:rPr>
-          <w:rFonts w:ascii="Times New Roman" w:hAnsi="Times New Roman" w:cs="Times New Roman"/>
-        </w:rPr>
-      </w:pPr>
-    </w:p>
-    <w:p>
-      <w:pPr>
-        <w:jc w:val="both"/>
-        <w:rPr>
-          <w:rFonts w:ascii="Times New Roman" w:hAnsi="Times New Roman" w:cs="Times New Roman"/>
-        </w:rPr>
-      </w:pPr>
-    </w:p>
-    <w:p>
-      <w:pPr>
-        <w:jc w:val="both"/>
-        <w:rPr>
-          <w:rFonts w:ascii="Times New Roman" w:hAnsi="Times New Roman" w:cs="Times New Roman"/>
-        </w:rPr>
-      </w:pPr>
+        <w:pStyle w:val="ListParagraph"/>
+        <w:numPr>
+          <w:ilvl w:val="0"/>
+          <w:numId w:val="36"/>
+        </w:numPr>
+        <w:rPr>
+          <w:rFonts w:ascii="Times New Roman" w:hAnsi="Times New Roman" w:cs="Times New Roman"/>
+          <w:sz w:val="24"/>
+          <w:szCs w:val="24"/>
+        </w:rPr>
+      </w:pPr>
+      <w:r>
+        <w:rPr>
+          <w:rFonts w:ascii="Times New Roman" w:hAnsi="Times New Roman" w:cs="Times New Roman"/>
+          <w:sz w:val="24"/>
+          <w:szCs w:val="24"/>
+        </w:rPr>
+        <w:t xml:space="preserve">The Null reference can be used to show that a pointer has reached the end of the linked list as well. A pointer would know when it reaches the end of the list when </w:t>
+      </w:r>
+      <w:proofErr w:type="spellStart"/>
+      <w:r>
+        <w:rPr>
+          <w:rFonts w:ascii="Times New Roman" w:hAnsi="Times New Roman" w:cs="Times New Roman"/>
+          <w:sz w:val="24"/>
+          <w:szCs w:val="24"/>
+        </w:rPr>
+        <w:t>Pointer.next</w:t>
+      </w:r>
+      <w:proofErr w:type="spellEnd"/>
+      <w:r>
+        <w:rPr>
+          <w:rFonts w:ascii="Times New Roman" w:hAnsi="Times New Roman" w:cs="Times New Roman"/>
+          <w:sz w:val="24"/>
+          <w:szCs w:val="24"/>
+        </w:rPr>
+        <w:t xml:space="preserve"> == Null</w:t>
+      </w:r>
+    </w:p>
+    <w:p>
+      <w:pPr>
+        <w:pStyle w:val="ListParagraph"/>
+        <w:numPr>
+          <w:ilvl w:val="0"/>
+          <w:numId w:val="36"/>
+        </w:numPr>
+        <w:rPr>
+          <w:rFonts w:ascii="Times New Roman" w:hAnsi="Times New Roman" w:cs="Times New Roman"/>
+          <w:sz w:val="24"/>
+          <w:szCs w:val="24"/>
+        </w:rPr>
+      </w:pPr>
+      <w:r>
+        <w:rPr>
+          <w:rFonts w:ascii="Times New Roman" w:hAnsi="Times New Roman" w:cs="Times New Roman"/>
+          <w:sz w:val="24"/>
+          <w:szCs w:val="24"/>
+        </w:rPr>
+        <w:t xml:space="preserve">One more reason why tracking the Null reference is useful is because it allows you to Remove and Insert Nodes effectively. When removing a Node, </w:t>
+      </w:r>
+      <w:proofErr w:type="gramStart"/>
+      <w:r>
+        <w:rPr>
+          <w:rFonts w:ascii="Times New Roman" w:hAnsi="Times New Roman" w:cs="Times New Roman"/>
+          <w:sz w:val="24"/>
+          <w:szCs w:val="24"/>
+        </w:rPr>
+        <w:t>it’s .next</w:t>
+      </w:r>
+      <w:proofErr w:type="gramEnd"/>
+      <w:r>
+        <w:rPr>
+          <w:rFonts w:ascii="Times New Roman" w:hAnsi="Times New Roman" w:cs="Times New Roman"/>
+          <w:sz w:val="24"/>
+          <w:szCs w:val="24"/>
+        </w:rPr>
+        <w:t xml:space="preserve"> attribute needs to be set to Null, while when appending a Node to a Linked List you will need to set the .next Null reference of the tail to the New Node while the New Node’s .next reference is set to Null.</w:t>
+      </w:r>
     </w:p>
     <w:p>
       <w:pPr>
@@ -7610,28 +7518,21 @@
         <w:ind w:firstLine="720"/>
         <w:jc w:val="both"/>
         <w:rPr>
-          <w:rFonts w:asciiTheme="minorBidi" w:hAnsiTheme="minorBidi" w:cstheme="minorBidi"/>
-        </w:rPr>
-      </w:pPr>
-      <w:r>
-        <w:rPr>
           <w:rFonts w:ascii="Consolas" w:hAnsi="Consolas"/>
           <w:color w:val="000000"/>
           <w:sz w:val="21"/>
           <w:szCs w:val="21"/>
         </w:rPr>
+      </w:pPr>
+      <w:r>
+        <w:rPr>
+          <w:rFonts w:ascii="Consolas" w:hAnsi="Consolas"/>
+          <w:color w:val="000000"/>
+          <w:sz w:val="21"/>
+          <w:szCs w:val="21"/>
+        </w:rPr>
         <w:t>}</w:t>
       </w:r>
-    </w:p>
-    <w:p>
-      <w:pPr>
-        <w:pStyle w:val="NormalWeb"/>
-        <w:spacing w:before="120" w:beforeAutospacing="0" w:after="120" w:afterAutospacing="0"/>
-        <w:jc w:val="both"/>
-        <w:rPr>
-          <w:rFonts w:asciiTheme="minorBidi" w:hAnsiTheme="minorBidi" w:cstheme="minorBidi"/>
-        </w:rPr>
-      </w:pPr>
     </w:p>
     <w:p>
       <w:pPr>
@@ -7640,8 +7541,10 @@
         <w:ind w:firstLine="720"/>
         <w:jc w:val="both"/>
         <w:rPr>
-          <w:rFonts w:asciiTheme="minorBidi" w:hAnsiTheme="minorBidi" w:cstheme="minorBidi"/>
-          <w:color w:val="FF0000"/>
+          <w:rFonts w:ascii="Consolas" w:hAnsi="Consolas"/>
+          <w:color w:val="000000"/>
+          <w:sz w:val="21"/>
+          <w:szCs w:val="21"/>
         </w:rPr>
       </w:pPr>
     </w:p>
@@ -7652,8 +7555,10 @@
         <w:ind w:firstLine="720"/>
         <w:jc w:val="both"/>
         <w:rPr>
-          <w:rFonts w:asciiTheme="minorBidi" w:hAnsiTheme="minorBidi" w:cstheme="minorBidi"/>
-          <w:color w:val="FF0000"/>
+          <w:rFonts w:ascii="Consolas" w:hAnsi="Consolas"/>
+          <w:color w:val="000000"/>
+          <w:sz w:val="21"/>
+          <w:szCs w:val="21"/>
         </w:rPr>
       </w:pPr>
     </w:p>
@@ -7664,8 +7569,10 @@
         <w:ind w:firstLine="720"/>
         <w:jc w:val="both"/>
         <w:rPr>
-          <w:rFonts w:asciiTheme="minorBidi" w:hAnsiTheme="minorBidi" w:cstheme="minorBidi"/>
-          <w:color w:val="FF0000"/>
+          <w:rFonts w:ascii="Consolas" w:hAnsi="Consolas"/>
+          <w:color w:val="000000"/>
+          <w:sz w:val="21"/>
+          <w:szCs w:val="21"/>
         </w:rPr>
       </w:pPr>
     </w:p>
@@ -7676,8 +7583,10 @@
         <w:ind w:firstLine="720"/>
         <w:jc w:val="both"/>
         <w:rPr>
-          <w:rFonts w:asciiTheme="minorBidi" w:hAnsiTheme="minorBidi" w:cstheme="minorBidi"/>
-          <w:color w:val="FF0000"/>
+          <w:rFonts w:ascii="Consolas" w:hAnsi="Consolas"/>
+          <w:color w:val="000000"/>
+          <w:sz w:val="21"/>
+          <w:szCs w:val="21"/>
         </w:rPr>
       </w:pPr>
     </w:p>
@@ -7688,8 +7597,10 @@
         <w:ind w:firstLine="720"/>
         <w:jc w:val="both"/>
         <w:rPr>
-          <w:rFonts w:asciiTheme="minorBidi" w:hAnsiTheme="minorBidi" w:cstheme="minorBidi"/>
-          <w:color w:val="FF0000"/>
+          <w:rFonts w:ascii="Consolas" w:hAnsi="Consolas"/>
+          <w:color w:val="000000"/>
+          <w:sz w:val="21"/>
+          <w:szCs w:val="21"/>
         </w:rPr>
       </w:pPr>
     </w:p>
@@ -7700,8 +7611,10 @@
         <w:ind w:firstLine="720"/>
         <w:jc w:val="both"/>
         <w:rPr>
-          <w:rFonts w:asciiTheme="minorBidi" w:hAnsiTheme="minorBidi" w:cstheme="minorBidi"/>
-          <w:color w:val="FF0000"/>
+          <w:rFonts w:ascii="Consolas" w:hAnsi="Consolas"/>
+          <w:color w:val="000000"/>
+          <w:sz w:val="21"/>
+          <w:szCs w:val="21"/>
         </w:rPr>
       </w:pPr>
     </w:p>
@@ -7712,8 +7625,10 @@
         <w:ind w:firstLine="720"/>
         <w:jc w:val="both"/>
         <w:rPr>
-          <w:rFonts w:asciiTheme="minorBidi" w:hAnsiTheme="minorBidi" w:cstheme="minorBidi"/>
-          <w:color w:val="FF0000"/>
+          <w:rFonts w:ascii="Consolas" w:hAnsi="Consolas"/>
+          <w:color w:val="000000"/>
+          <w:sz w:val="21"/>
+          <w:szCs w:val="21"/>
         </w:rPr>
       </w:pPr>
     </w:p>
@@ -7724,8 +7639,10 @@
         <w:ind w:firstLine="720"/>
         <w:jc w:val="both"/>
         <w:rPr>
-          <w:rFonts w:asciiTheme="minorBidi" w:hAnsiTheme="minorBidi" w:cstheme="minorBidi"/>
-          <w:color w:val="FF0000"/>
+          <w:rFonts w:ascii="Consolas" w:hAnsi="Consolas"/>
+          <w:color w:val="000000"/>
+          <w:sz w:val="21"/>
+          <w:szCs w:val="21"/>
         </w:rPr>
       </w:pPr>
     </w:p>
@@ -7736,17 +7653,12 @@
         <w:ind w:firstLine="720"/>
         <w:jc w:val="both"/>
         <w:rPr>
-          <w:rFonts w:asciiTheme="minorBidi" w:hAnsiTheme="minorBidi" w:cstheme="minorBidi"/>
-          <w:color w:val="FF0000"/>
-        </w:rPr>
-      </w:pPr>
-      <w:r>
-        <w:rPr>
-          <w:rFonts w:asciiTheme="minorBidi" w:hAnsiTheme="minorBidi" w:cstheme="minorBidi"/>
-          <w:color w:val="FF0000"/>
-        </w:rPr>
-        <w:t xml:space="preserve"> </w:t>
-      </w:r>
+          <w:rFonts w:ascii="Consolas" w:hAnsi="Consolas"/>
+          <w:color w:val="000000"/>
+          <w:sz w:val="21"/>
+          <w:szCs w:val="21"/>
+        </w:rPr>
+      </w:pPr>
     </w:p>
     <w:p>
       <w:pPr>
@@ -7755,15 +7667,1531 @@
         <w:ind w:firstLine="720"/>
         <w:jc w:val="both"/>
         <w:rPr>
+          <w:rFonts w:ascii="Consolas" w:hAnsi="Consolas"/>
+          <w:color w:val="000000"/>
+          <w:sz w:val="21"/>
+          <w:szCs w:val="21"/>
+        </w:rPr>
+      </w:pPr>
+    </w:p>
+    <w:p>
+      <w:pPr>
+        <w:pStyle w:val="NormalWeb"/>
+        <w:spacing w:before="120" w:beforeAutospacing="0" w:after="120" w:afterAutospacing="0"/>
+        <w:ind w:firstLine="720"/>
+        <w:jc w:val="both"/>
+        <w:rPr>
+          <w:rFonts w:ascii="Consolas" w:hAnsi="Consolas"/>
+          <w:color w:val="000000"/>
+          <w:sz w:val="21"/>
+          <w:szCs w:val="21"/>
+        </w:rPr>
+      </w:pPr>
+    </w:p>
+    <w:p>
+      <w:pPr>
+        <w:pStyle w:val="NormalWeb"/>
+        <w:spacing w:before="120" w:beforeAutospacing="0" w:after="120" w:afterAutospacing="0"/>
+        <w:ind w:firstLine="720"/>
+        <w:jc w:val="center"/>
+        <w:rPr>
+          <w:b/>
+          <w:bCs/>
+          <w:color w:val="000000"/>
+          <w:sz w:val="21"/>
+          <w:szCs w:val="21"/>
+          <w:u w:val="single"/>
+        </w:rPr>
+      </w:pPr>
+      <w:r>
+        <w:rPr>
+          <w:b/>
+          <w:bCs/>
+          <w:color w:val="000000"/>
+          <w:sz w:val="21"/>
+          <w:szCs w:val="21"/>
+          <w:u w:val="single"/>
+        </w:rPr>
+        <w:lastRenderedPageBreak/>
+        <w:t>Expected Output</w:t>
+      </w:r>
+    </w:p>
+    <w:p>
+      <w:pPr>
+        <w:pStyle w:val="NormalWeb"/>
+        <w:spacing w:before="120" w:beforeAutospacing="0" w:after="120" w:afterAutospacing="0"/>
+        <w:ind w:firstLine="720"/>
+      </w:pPr>
+      <w:r>
+        <w:t>The expected output of the function is as follows:</w:t>
+      </w:r>
+    </w:p>
+    <w:p>
+      <w:pPr>
+        <w:pStyle w:val="NormalWeb"/>
+        <w:spacing w:before="120" w:after="120"/>
+        <w:ind w:firstLine="720"/>
+        <w:jc w:val="both"/>
+      </w:pPr>
+      <w:r>
+        <w:t>[Stephan, Christophe, Ahmad, Reem, Christina]</w:t>
+      </w:r>
+    </w:p>
+    <w:p>
+      <w:pPr>
+        <w:pStyle w:val="NormalWeb"/>
+        <w:spacing w:before="120" w:after="120"/>
+        <w:ind w:firstLine="720"/>
+        <w:jc w:val="both"/>
+      </w:pPr>
+      <w:proofErr w:type="spellStart"/>
+      <w:r>
+        <w:t>MyList</w:t>
+      </w:r>
+      <w:proofErr w:type="spellEnd"/>
+      <w:r>
+        <w:t xml:space="preserve"> Backward </w:t>
+      </w:r>
+      <w:proofErr w:type="gramStart"/>
+      <w:r>
+        <w:t>iteration :</w:t>
+      </w:r>
+      <w:proofErr w:type="gramEnd"/>
+    </w:p>
+    <w:p>
+      <w:pPr>
+        <w:pStyle w:val="NormalWeb"/>
+        <w:spacing w:before="120" w:after="120"/>
+        <w:ind w:firstLine="720"/>
+        <w:jc w:val="both"/>
+      </w:pPr>
+      <w:r>
+        <w:t>Christina</w:t>
+      </w:r>
+    </w:p>
+    <w:p>
+      <w:pPr>
+        <w:pStyle w:val="NormalWeb"/>
+        <w:spacing w:before="120" w:after="120"/>
+        <w:ind w:firstLine="720"/>
+        <w:jc w:val="both"/>
+      </w:pPr>
+      <w:r>
+        <w:t>Reem</w:t>
+      </w:r>
+    </w:p>
+    <w:p>
+      <w:pPr>
+        <w:pStyle w:val="NormalWeb"/>
+        <w:spacing w:before="120" w:after="120"/>
+        <w:ind w:firstLine="720"/>
+        <w:jc w:val="both"/>
+      </w:pPr>
+      <w:r>
+        <w:t>Ahmad</w:t>
+      </w:r>
+    </w:p>
+    <w:p>
+      <w:pPr>
+        <w:pStyle w:val="NormalWeb"/>
+        <w:spacing w:before="120" w:after="120"/>
+        <w:ind w:firstLine="720"/>
+        <w:jc w:val="both"/>
+      </w:pPr>
+      <w:r>
+        <w:t>Christophe</w:t>
+      </w:r>
+    </w:p>
+    <w:p>
+      <w:pPr>
+        <w:pStyle w:val="NormalWeb"/>
+        <w:spacing w:before="120" w:after="120"/>
+        <w:ind w:firstLine="720"/>
+        <w:jc w:val="both"/>
+      </w:pPr>
+      <w:r>
+        <w:t>Stephan</w:t>
+      </w:r>
+    </w:p>
+    <w:p>
+      <w:pPr>
+        <w:pStyle w:val="NormalWeb"/>
+        <w:spacing w:before="120" w:after="120"/>
+        <w:ind w:firstLine="720"/>
+        <w:jc w:val="both"/>
+      </w:pPr>
+      <w:r>
+        <w:t>---------------------</w:t>
+      </w:r>
+    </w:p>
+    <w:p>
+      <w:pPr>
+        <w:pStyle w:val="NormalWeb"/>
+        <w:spacing w:before="120" w:after="120"/>
+        <w:ind w:firstLine="720"/>
+        <w:jc w:val="center"/>
+        <w:rPr>
+          <w:b/>
+          <w:bCs/>
+          <w:u w:val="single"/>
+        </w:rPr>
+      </w:pPr>
+      <w:r>
+        <w:rPr>
+          <w:b/>
+          <w:bCs/>
+          <w:u w:val="single"/>
+        </w:rPr>
+        <w:t>Justification</w:t>
+      </w:r>
+    </w:p>
+    <w:p>
+      <w:pPr>
+        <w:pStyle w:val="NormalWeb"/>
+        <w:spacing w:before="120" w:after="120"/>
+        <w:ind w:firstLine="720"/>
+      </w:pPr>
+      <w:r>
+        <w:t xml:space="preserve">import </w:t>
+      </w:r>
+      <w:proofErr w:type="spellStart"/>
+      <w:proofErr w:type="gramStart"/>
+      <w:r>
+        <w:t>java.util</w:t>
+      </w:r>
+      <w:proofErr w:type="gramEnd"/>
+      <w:r>
+        <w:t>.LinkedList</w:t>
+      </w:r>
+      <w:proofErr w:type="spellEnd"/>
+      <w:r>
+        <w:t xml:space="preserve">; </w:t>
+      </w:r>
+      <w:r>
+        <w:rPr>
+          <w:color w:val="92D050"/>
+        </w:rPr>
+        <w:t>//import Linked List Module</w:t>
+      </w:r>
+    </w:p>
+    <w:p>
+      <w:pPr>
+        <w:pStyle w:val="NormalWeb"/>
+        <w:spacing w:before="120" w:after="120"/>
+        <w:ind w:firstLine="720"/>
+      </w:pPr>
+      <w:r>
+        <w:t xml:space="preserve">import </w:t>
+      </w:r>
+      <w:proofErr w:type="spellStart"/>
+      <w:proofErr w:type="gramStart"/>
+      <w:r>
+        <w:t>java.util</w:t>
+      </w:r>
+      <w:proofErr w:type="gramEnd"/>
+      <w:r>
+        <w:t>.ListIterator</w:t>
+      </w:r>
+      <w:proofErr w:type="spellEnd"/>
+      <w:r>
+        <w:t xml:space="preserve">; </w:t>
+      </w:r>
+      <w:r>
+        <w:rPr>
+          <w:color w:val="92D050"/>
+        </w:rPr>
+        <w:t xml:space="preserve">// Import </w:t>
+      </w:r>
+      <w:proofErr w:type="spellStart"/>
+      <w:r>
+        <w:rPr>
+          <w:color w:val="92D050"/>
+        </w:rPr>
+        <w:t>ListIterator</w:t>
+      </w:r>
+      <w:proofErr w:type="spellEnd"/>
+      <w:r>
+        <w:rPr>
+          <w:color w:val="92D050"/>
+        </w:rPr>
+        <w:t xml:space="preserve"> Module</w:t>
+      </w:r>
+    </w:p>
+    <w:p>
+      <w:pPr>
+        <w:pStyle w:val="NormalWeb"/>
+        <w:spacing w:before="120" w:after="120"/>
+        <w:ind w:firstLine="720"/>
+      </w:pPr>
+      <w:r>
+        <w:t>class Main {</w:t>
+      </w:r>
+    </w:p>
+    <w:p>
+      <w:pPr>
+        <w:pStyle w:val="NormalWeb"/>
+        <w:spacing w:before="120" w:after="120"/>
+        <w:ind w:firstLine="720"/>
+      </w:pPr>
+      <w:r>
+        <w:t xml:space="preserve">  public static void </w:t>
+      </w:r>
+      <w:proofErr w:type="gramStart"/>
+      <w:r>
+        <w:t>main(</w:t>
+      </w:r>
+      <w:proofErr w:type="gramEnd"/>
+      <w:r>
+        <w:t xml:space="preserve">String[] </w:t>
+      </w:r>
+      <w:proofErr w:type="spellStart"/>
+      <w:r>
+        <w:t>args</w:t>
+      </w:r>
+      <w:proofErr w:type="spellEnd"/>
+      <w:r>
+        <w:t>) {</w:t>
+      </w:r>
+    </w:p>
+    <w:p>
+      <w:pPr>
+        <w:pStyle w:val="NormalWeb"/>
+        <w:spacing w:before="120" w:after="120"/>
+        <w:ind w:firstLine="720"/>
+        <w:rPr>
+          <w:color w:val="92D050"/>
+        </w:rPr>
+      </w:pPr>
+      <w:r>
+        <w:rPr>
+          <w:color w:val="92D050"/>
+        </w:rPr>
+        <w:t xml:space="preserve">//create LinkedList containing String Values called </w:t>
+      </w:r>
+      <w:proofErr w:type="spellStart"/>
+      <w:r>
+        <w:rPr>
+          <w:color w:val="92D050"/>
+        </w:rPr>
+        <w:t>myLList</w:t>
+      </w:r>
+      <w:proofErr w:type="spellEnd"/>
+    </w:p>
+    <w:p>
+      <w:pPr>
+        <w:pStyle w:val="NormalWeb"/>
+        <w:spacing w:before="120" w:after="120"/>
+        <w:ind w:firstLine="720"/>
+      </w:pPr>
+      <w:r>
+        <w:t xml:space="preserve">LinkedList&lt;String&gt; </w:t>
+      </w:r>
+      <w:proofErr w:type="spellStart"/>
+      <w:r>
+        <w:t>myLList</w:t>
+      </w:r>
+      <w:proofErr w:type="spellEnd"/>
+      <w:r>
+        <w:t xml:space="preserve"> = new LinkedList&lt;String</w:t>
+      </w:r>
+      <w:proofErr w:type="gramStart"/>
+      <w:r>
+        <w:t>&gt;(</w:t>
+      </w:r>
+      <w:proofErr w:type="gramEnd"/>
+      <w:r>
+        <w:t>);</w:t>
+      </w:r>
+    </w:p>
+    <w:p>
+      <w:pPr>
+        <w:pStyle w:val="NormalWeb"/>
+        <w:spacing w:before="120" w:after="120"/>
+        <w:ind w:firstLine="720"/>
+      </w:pPr>
+    </w:p>
+    <w:p>
+      <w:pPr>
+        <w:pStyle w:val="NormalWeb"/>
+        <w:spacing w:before="120" w:after="120"/>
+        <w:ind w:firstLine="720"/>
+        <w:rPr>
+          <w:color w:val="92D050"/>
+        </w:rPr>
+      </w:pPr>
+      <w:r>
+        <w:rPr>
+          <w:color w:val="92D050"/>
+        </w:rPr>
+        <w:t>//Add value "Christophe" at Head [Christophe]</w:t>
+      </w:r>
+    </w:p>
+    <w:p>
+      <w:pPr>
+        <w:pStyle w:val="NormalWeb"/>
+        <w:spacing w:before="120" w:after="120"/>
+        <w:ind w:firstLine="720"/>
+      </w:pPr>
+      <w:proofErr w:type="spellStart"/>
+      <w:r>
+        <w:t>myLList.addFirst</w:t>
+      </w:r>
+      <w:proofErr w:type="spellEnd"/>
+      <w:r>
+        <w:t>("Christophe"</w:t>
+      </w:r>
+      <w:proofErr w:type="gramStart"/>
+      <w:r>
+        <w:t>);</w:t>
+      </w:r>
+      <w:proofErr w:type="gramEnd"/>
+    </w:p>
+    <w:p>
+      <w:pPr>
+        <w:pStyle w:val="NormalWeb"/>
+        <w:spacing w:before="120" w:after="120"/>
+        <w:ind w:firstLine="720"/>
+      </w:pPr>
+    </w:p>
+    <w:p>
+      <w:pPr>
+        <w:pStyle w:val="NormalWeb"/>
+        <w:spacing w:before="120" w:after="120"/>
+        <w:ind w:firstLine="720"/>
+        <w:rPr>
+          <w:color w:val="92D050"/>
+        </w:rPr>
+      </w:pPr>
+      <w:r>
+        <w:rPr>
+          <w:color w:val="92D050"/>
+        </w:rPr>
+        <w:t>//Add value "Stephen" at Head [Stephen, Christophe]</w:t>
+      </w:r>
+    </w:p>
+    <w:p>
+      <w:pPr>
+        <w:pStyle w:val="NormalWeb"/>
+        <w:spacing w:before="120" w:after="120"/>
+        <w:ind w:firstLine="720"/>
+      </w:pPr>
+      <w:proofErr w:type="spellStart"/>
+      <w:r>
+        <w:t>myLList.addFirst</w:t>
+      </w:r>
+      <w:proofErr w:type="spellEnd"/>
+      <w:r>
+        <w:t>("Stephen"</w:t>
+      </w:r>
+      <w:proofErr w:type="gramStart"/>
+      <w:r>
+        <w:t>);</w:t>
+      </w:r>
+      <w:proofErr w:type="gramEnd"/>
+    </w:p>
+    <w:p>
+      <w:pPr>
+        <w:pStyle w:val="NormalWeb"/>
+        <w:spacing w:before="120" w:after="120"/>
+        <w:ind w:firstLine="720"/>
+      </w:pPr>
+    </w:p>
+    <w:p>
+      <w:pPr>
+        <w:pStyle w:val="NormalWeb"/>
+        <w:spacing w:before="120" w:after="120"/>
+        <w:ind w:firstLine="720"/>
+        <w:rPr>
+          <w:color w:val="92D050"/>
+        </w:rPr>
+      </w:pPr>
+      <w:r>
+        <w:rPr>
+          <w:color w:val="92D050"/>
+        </w:rPr>
+        <w:lastRenderedPageBreak/>
+        <w:t>//Add value "Christina" at Tail [Stephen, Christophe, Christina]</w:t>
+      </w:r>
+    </w:p>
+    <w:p>
+      <w:pPr>
+        <w:pStyle w:val="NormalWeb"/>
+        <w:spacing w:before="120" w:after="120"/>
+        <w:ind w:firstLine="720"/>
+      </w:pPr>
+      <w:proofErr w:type="spellStart"/>
+      <w:r>
+        <w:t>myLList.addLast</w:t>
+      </w:r>
+      <w:proofErr w:type="spellEnd"/>
+      <w:r>
+        <w:t>("Christina"</w:t>
+      </w:r>
+      <w:proofErr w:type="gramStart"/>
+      <w:r>
+        <w:t>);</w:t>
+      </w:r>
+      <w:proofErr w:type="gramEnd"/>
+    </w:p>
+    <w:p>
+      <w:pPr>
+        <w:pStyle w:val="NormalWeb"/>
+        <w:spacing w:before="120" w:after="120"/>
+        <w:ind w:firstLine="720"/>
+      </w:pPr>
+    </w:p>
+    <w:p>
+      <w:pPr>
+        <w:pStyle w:val="NormalWeb"/>
+        <w:spacing w:before="120" w:after="120"/>
+        <w:ind w:firstLine="720"/>
+        <w:rPr>
+          <w:color w:val="92D050"/>
+        </w:rPr>
+      </w:pPr>
+      <w:r>
+        <w:rPr>
+          <w:color w:val="92D050"/>
+        </w:rPr>
+        <w:t xml:space="preserve">//Create an iterator on </w:t>
+      </w:r>
+      <w:proofErr w:type="spellStart"/>
+      <w:r>
+        <w:rPr>
+          <w:color w:val="92D050"/>
+        </w:rPr>
+        <w:t>myLList</w:t>
+      </w:r>
+      <w:proofErr w:type="spellEnd"/>
+    </w:p>
+    <w:p>
+      <w:pPr>
+        <w:pStyle w:val="NormalWeb"/>
+        <w:spacing w:before="120" w:after="120"/>
+        <w:ind w:firstLine="720"/>
+      </w:pPr>
+      <w:proofErr w:type="spellStart"/>
+      <w:r>
+        <w:t>ListIterator</w:t>
+      </w:r>
+      <w:proofErr w:type="spellEnd"/>
+      <w:r>
+        <w:t xml:space="preserve">&lt;String&gt; </w:t>
+      </w:r>
+      <w:proofErr w:type="spellStart"/>
+      <w:r>
+        <w:t>myiterator</w:t>
+      </w:r>
+      <w:proofErr w:type="spellEnd"/>
+      <w:r>
+        <w:t xml:space="preserve"> = </w:t>
+      </w:r>
+      <w:proofErr w:type="spellStart"/>
+      <w:r>
+        <w:t>myLList.listIterator</w:t>
+      </w:r>
+      <w:proofErr w:type="spellEnd"/>
+      <w:r>
+        <w:t>(</w:t>
+      </w:r>
+      <w:proofErr w:type="gramStart"/>
+      <w:r>
+        <w:t>);</w:t>
+      </w:r>
+      <w:proofErr w:type="gramEnd"/>
+    </w:p>
+    <w:p>
+      <w:pPr>
+        <w:pStyle w:val="NormalWeb"/>
+        <w:spacing w:before="120" w:after="120"/>
+        <w:ind w:firstLine="720"/>
+      </w:pPr>
+    </w:p>
+    <w:p>
+      <w:pPr>
+        <w:pStyle w:val="NormalWeb"/>
+        <w:spacing w:before="120" w:after="120"/>
+        <w:ind w:firstLine="720"/>
+        <w:rPr>
+          <w:color w:val="92D050"/>
+        </w:rPr>
+      </w:pPr>
+      <w:r>
+        <w:rPr>
+          <w:color w:val="92D050"/>
+        </w:rPr>
+        <w:t>//moves iterator between Stephan and Christophe</w:t>
+      </w:r>
+    </w:p>
+    <w:p>
+      <w:pPr>
+        <w:pStyle w:val="NormalWeb"/>
+        <w:spacing w:before="120" w:after="120"/>
+        <w:ind w:firstLine="720"/>
+      </w:pPr>
+      <w:proofErr w:type="spellStart"/>
+      <w:proofErr w:type="gramStart"/>
+      <w:r>
+        <w:t>myiterator.next</w:t>
+      </w:r>
+      <w:proofErr w:type="spellEnd"/>
+      <w:proofErr w:type="gramEnd"/>
+      <w:r>
+        <w:t>();</w:t>
+      </w:r>
+    </w:p>
+    <w:p>
+      <w:pPr>
+        <w:pStyle w:val="NormalWeb"/>
+        <w:spacing w:before="120" w:after="120"/>
+        <w:ind w:firstLine="720"/>
+      </w:pPr>
+    </w:p>
+    <w:p>
+      <w:pPr>
+        <w:pStyle w:val="NormalWeb"/>
+        <w:spacing w:before="120" w:after="120"/>
+        <w:ind w:firstLine="720"/>
+        <w:rPr>
+          <w:color w:val="92D050"/>
+        </w:rPr>
+      </w:pPr>
+      <w:r>
+        <w:rPr>
+          <w:color w:val="92D050"/>
+        </w:rPr>
+        <w:t>//moves iterator between Christophe and Christina</w:t>
+      </w:r>
+    </w:p>
+    <w:p>
+      <w:pPr>
+        <w:pStyle w:val="NormalWeb"/>
+        <w:spacing w:before="120" w:after="120"/>
+        <w:ind w:firstLine="720"/>
+      </w:pPr>
+      <w:proofErr w:type="spellStart"/>
+      <w:proofErr w:type="gramStart"/>
+      <w:r>
+        <w:t>myiterator.next</w:t>
+      </w:r>
+      <w:proofErr w:type="spellEnd"/>
+      <w:proofErr w:type="gramEnd"/>
+      <w:r>
+        <w:t>();</w:t>
+      </w:r>
+    </w:p>
+    <w:p>
+      <w:pPr>
+        <w:pStyle w:val="NormalWeb"/>
+        <w:spacing w:before="120" w:after="120"/>
+        <w:ind w:firstLine="720"/>
+      </w:pPr>
+    </w:p>
+    <w:p>
+      <w:pPr>
+        <w:pStyle w:val="NormalWeb"/>
+        <w:spacing w:before="120" w:after="120"/>
+        <w:ind w:firstLine="720"/>
+        <w:rPr>
+          <w:color w:val="92D050"/>
+        </w:rPr>
+      </w:pPr>
+      <w:r>
+        <w:rPr>
+          <w:color w:val="92D050"/>
+        </w:rPr>
+        <w:t>//adds value "Reem" at current index [Stephan, Christophe, Reem, Christina]</w:t>
+      </w:r>
+    </w:p>
+    <w:p>
+      <w:pPr>
+        <w:pStyle w:val="NormalWeb"/>
+        <w:spacing w:before="120" w:after="120"/>
+        <w:ind w:firstLine="720"/>
+        <w:rPr>
+          <w:color w:val="92D050"/>
+        </w:rPr>
+      </w:pPr>
+      <w:r>
+        <w:rPr>
+          <w:color w:val="92D050"/>
+        </w:rPr>
+        <w:t>//moves iterator between Reem and Christina</w:t>
+      </w:r>
+    </w:p>
+    <w:p>
+      <w:pPr>
+        <w:pStyle w:val="NormalWeb"/>
+        <w:spacing w:before="120" w:after="120"/>
+        <w:ind w:firstLine="720"/>
+      </w:pPr>
+      <w:proofErr w:type="spellStart"/>
+      <w:r>
+        <w:t>myiterator.add</w:t>
+      </w:r>
+      <w:proofErr w:type="spellEnd"/>
+      <w:r>
+        <w:t>("Reem"</w:t>
+      </w:r>
+      <w:proofErr w:type="gramStart"/>
+      <w:r>
+        <w:t>);</w:t>
+      </w:r>
+      <w:proofErr w:type="gramEnd"/>
+    </w:p>
+    <w:p>
+      <w:pPr>
+        <w:pStyle w:val="NormalWeb"/>
+        <w:spacing w:before="120" w:after="120"/>
+        <w:ind w:firstLine="720"/>
+      </w:pPr>
+    </w:p>
+    <w:p>
+      <w:pPr>
+        <w:pStyle w:val="NormalWeb"/>
+        <w:spacing w:before="120" w:after="120"/>
+        <w:ind w:firstLine="720"/>
+        <w:rPr>
+          <w:color w:val="92D050"/>
+        </w:rPr>
+      </w:pPr>
+      <w:r>
+        <w:rPr>
+          <w:color w:val="92D050"/>
+        </w:rPr>
+        <w:t>//moves iterator back one between Christophe and Reem</w:t>
+      </w:r>
+    </w:p>
+    <w:p>
+      <w:pPr>
+        <w:pStyle w:val="NormalWeb"/>
+        <w:spacing w:before="120" w:after="120"/>
+        <w:ind w:firstLine="720"/>
+      </w:pPr>
+      <w:proofErr w:type="spellStart"/>
+      <w:proofErr w:type="gramStart"/>
+      <w:r>
+        <w:t>myiterator.previous</w:t>
+      </w:r>
+      <w:proofErr w:type="spellEnd"/>
+      <w:proofErr w:type="gramEnd"/>
+      <w:r>
+        <w:t>();</w:t>
+      </w:r>
+    </w:p>
+    <w:p>
+      <w:pPr>
+        <w:pStyle w:val="NormalWeb"/>
+        <w:spacing w:before="120" w:after="120"/>
+        <w:ind w:firstLine="720"/>
+      </w:pPr>
+    </w:p>
+    <w:p>
+      <w:pPr>
+        <w:pStyle w:val="NormalWeb"/>
+        <w:spacing w:before="120" w:after="120"/>
+        <w:ind w:firstLine="720"/>
+        <w:rPr>
+          <w:color w:val="92D050"/>
+        </w:rPr>
+      </w:pPr>
+      <w:r>
+        <w:rPr>
+          <w:color w:val="92D050"/>
+        </w:rPr>
+        <w:t>//adds value "Ahmad" at current index [Stephan, Christophe, Ahmad, Reem, Christina]</w:t>
+      </w:r>
+    </w:p>
+    <w:p>
+      <w:pPr>
+        <w:pStyle w:val="NormalWeb"/>
+        <w:spacing w:before="120" w:after="120"/>
+        <w:ind w:firstLine="720"/>
+        <w:rPr>
+          <w:color w:val="92D050"/>
+        </w:rPr>
+      </w:pPr>
+      <w:r>
+        <w:rPr>
+          <w:color w:val="92D050"/>
+        </w:rPr>
+        <w:t>//moves iterator between Ahmad and Reem</w:t>
+      </w:r>
+    </w:p>
+    <w:p>
+      <w:pPr>
+        <w:pStyle w:val="NormalWeb"/>
+        <w:spacing w:before="120" w:after="120"/>
+        <w:ind w:firstLine="720"/>
+      </w:pPr>
+      <w:proofErr w:type="spellStart"/>
+      <w:r>
+        <w:t>myiterator.add</w:t>
+      </w:r>
+      <w:proofErr w:type="spellEnd"/>
+      <w:r>
+        <w:t>("Ahmad"</w:t>
+      </w:r>
+      <w:proofErr w:type="gramStart"/>
+      <w:r>
+        <w:t>);</w:t>
+      </w:r>
+      <w:proofErr w:type="gramEnd"/>
+    </w:p>
+    <w:p>
+      <w:pPr>
+        <w:pStyle w:val="NormalWeb"/>
+        <w:spacing w:before="120" w:after="120"/>
+        <w:ind w:firstLine="720"/>
+      </w:pPr>
+    </w:p>
+    <w:p>
+      <w:pPr>
+        <w:pStyle w:val="NormalWeb"/>
+        <w:spacing w:before="120" w:after="120"/>
+        <w:ind w:firstLine="720"/>
+        <w:rPr>
+          <w:color w:val="92D050"/>
+        </w:rPr>
+      </w:pPr>
+      <w:r>
+        <w:rPr>
+          <w:color w:val="92D050"/>
+        </w:rPr>
+        <w:lastRenderedPageBreak/>
+        <w:t>//Adds value "Khaled" at current index [Stephan, Christophe, Ahmad, Khaled, Reem, Christina]</w:t>
+      </w:r>
+    </w:p>
+    <w:p>
+      <w:pPr>
+        <w:pStyle w:val="NormalWeb"/>
+        <w:spacing w:before="120" w:after="120"/>
+        <w:ind w:firstLine="720"/>
+        <w:rPr>
+          <w:color w:val="92D050"/>
+        </w:rPr>
+      </w:pPr>
+      <w:r>
+        <w:rPr>
+          <w:color w:val="92D050"/>
+        </w:rPr>
+        <w:t>//moves iterator between Khaled and Reem</w:t>
+      </w:r>
+    </w:p>
+    <w:p>
+      <w:pPr>
+        <w:pStyle w:val="NormalWeb"/>
+        <w:spacing w:before="120" w:after="120"/>
+        <w:ind w:firstLine="720"/>
+      </w:pPr>
+      <w:proofErr w:type="spellStart"/>
+      <w:r>
+        <w:t>myiterator.add</w:t>
+      </w:r>
+      <w:proofErr w:type="spellEnd"/>
+      <w:r>
+        <w:t>("Khaled"</w:t>
+      </w:r>
+      <w:proofErr w:type="gramStart"/>
+      <w:r>
+        <w:t>);</w:t>
+      </w:r>
+      <w:proofErr w:type="gramEnd"/>
+    </w:p>
+    <w:p>
+      <w:pPr>
+        <w:pStyle w:val="NormalWeb"/>
+        <w:spacing w:before="120" w:after="120"/>
+        <w:ind w:firstLine="720"/>
+      </w:pPr>
+    </w:p>
+    <w:p>
+      <w:pPr>
+        <w:pStyle w:val="NormalWeb"/>
+        <w:spacing w:before="120" w:after="120"/>
+        <w:ind w:firstLine="720"/>
+        <w:rPr>
+          <w:color w:val="92D050"/>
+        </w:rPr>
+      </w:pPr>
+      <w:r>
+        <w:rPr>
+          <w:color w:val="92D050"/>
+        </w:rPr>
+        <w:t>//Moves iterator between Ahmad and Khaled</w:t>
+      </w:r>
+    </w:p>
+    <w:p>
+      <w:pPr>
+        <w:pStyle w:val="NormalWeb"/>
+        <w:spacing w:before="120" w:after="120"/>
+        <w:ind w:firstLine="720"/>
+      </w:pPr>
+      <w:proofErr w:type="spellStart"/>
+      <w:proofErr w:type="gramStart"/>
+      <w:r>
+        <w:t>myiterator.previous</w:t>
+      </w:r>
+      <w:proofErr w:type="spellEnd"/>
+      <w:proofErr w:type="gramEnd"/>
+      <w:r>
+        <w:t>();</w:t>
+      </w:r>
+    </w:p>
+    <w:p>
+      <w:pPr>
+        <w:pStyle w:val="NormalWeb"/>
+        <w:spacing w:before="120" w:after="120"/>
+        <w:ind w:firstLine="720"/>
+      </w:pPr>
+    </w:p>
+    <w:p>
+      <w:pPr>
+        <w:pStyle w:val="NormalWeb"/>
+        <w:spacing w:before="120" w:after="120"/>
+        <w:ind w:firstLine="720"/>
+        <w:rPr>
+          <w:color w:val="92D050"/>
+        </w:rPr>
+      </w:pPr>
+      <w:r>
+        <w:rPr>
+          <w:color w:val="92D050"/>
+        </w:rPr>
+        <w:t>//removes Node at current index "Khaled" [Stephan, Christophe, Ahmad, Reem, Christina]</w:t>
+      </w:r>
+    </w:p>
+    <w:p>
+      <w:pPr>
+        <w:pStyle w:val="NormalWeb"/>
+        <w:spacing w:before="120" w:after="120"/>
+        <w:ind w:firstLine="720"/>
+      </w:pPr>
+      <w:proofErr w:type="spellStart"/>
+      <w:proofErr w:type="gramStart"/>
+      <w:r>
+        <w:t>myiterator.remove</w:t>
+      </w:r>
+      <w:proofErr w:type="spellEnd"/>
+      <w:proofErr w:type="gramEnd"/>
+      <w:r>
+        <w:t>();</w:t>
+      </w:r>
+    </w:p>
+    <w:p>
+      <w:pPr>
+        <w:pStyle w:val="NormalWeb"/>
+        <w:spacing w:before="120" w:after="120"/>
+        <w:ind w:firstLine="720"/>
+      </w:pPr>
+    </w:p>
+    <w:p>
+      <w:pPr>
+        <w:pStyle w:val="NormalWeb"/>
+        <w:spacing w:before="120" w:after="120"/>
+        <w:ind w:firstLine="720"/>
+        <w:rPr>
+          <w:color w:val="92D050"/>
+        </w:rPr>
+      </w:pPr>
+      <w:r>
+        <w:rPr>
+          <w:color w:val="92D050"/>
+        </w:rPr>
+        <w:t xml:space="preserve">// prints list in current state </w:t>
+      </w:r>
+      <w:proofErr w:type="spellStart"/>
+      <w:r>
+        <w:rPr>
+          <w:color w:val="92D050"/>
+        </w:rPr>
+        <w:t>Ouput</w:t>
+      </w:r>
+      <w:proofErr w:type="spellEnd"/>
+      <w:r>
+        <w:rPr>
+          <w:color w:val="92D050"/>
+        </w:rPr>
+        <w:t>: [Stephan, Christophe, Ahmad, Reem, Christina]</w:t>
+      </w:r>
+    </w:p>
+    <w:p>
+      <w:pPr>
+        <w:pStyle w:val="NormalWeb"/>
+        <w:spacing w:before="120" w:after="120"/>
+        <w:ind w:firstLine="720"/>
+      </w:pPr>
+      <w:proofErr w:type="spellStart"/>
+      <w:r>
+        <w:t>System.out.println</w:t>
+      </w:r>
+      <w:proofErr w:type="spellEnd"/>
+      <w:r>
+        <w:t>(</w:t>
+      </w:r>
+      <w:proofErr w:type="spellStart"/>
+      <w:r>
+        <w:t>myLList</w:t>
+      </w:r>
+      <w:proofErr w:type="spellEnd"/>
+      <w:proofErr w:type="gramStart"/>
+      <w:r>
+        <w:t>);</w:t>
+      </w:r>
+      <w:proofErr w:type="gramEnd"/>
+    </w:p>
+    <w:p>
+      <w:pPr>
+        <w:pStyle w:val="NormalWeb"/>
+        <w:spacing w:before="120" w:after="120"/>
+        <w:ind w:firstLine="720"/>
+      </w:pPr>
+    </w:p>
+    <w:p>
+      <w:pPr>
+        <w:pStyle w:val="NormalWeb"/>
+        <w:spacing w:before="120" w:after="120"/>
+        <w:ind w:firstLine="720"/>
+        <w:rPr>
+          <w:color w:val="92D050"/>
+        </w:rPr>
+      </w:pPr>
+      <w:r>
+        <w:rPr>
+          <w:color w:val="92D050"/>
+        </w:rPr>
+        <w:t>//move iterator between Reem and Christina</w:t>
+      </w:r>
+    </w:p>
+    <w:p>
+      <w:pPr>
+        <w:pStyle w:val="NormalWeb"/>
+        <w:spacing w:before="120" w:after="120"/>
+        <w:ind w:firstLine="720"/>
+      </w:pPr>
+      <w:proofErr w:type="spellStart"/>
+      <w:proofErr w:type="gramStart"/>
+      <w:r>
+        <w:t>myiterator.next</w:t>
+      </w:r>
+      <w:proofErr w:type="spellEnd"/>
+      <w:proofErr w:type="gramEnd"/>
+      <w:r>
+        <w:t>();</w:t>
+      </w:r>
+    </w:p>
+    <w:p>
+      <w:pPr>
+        <w:pStyle w:val="NormalWeb"/>
+        <w:spacing w:before="120" w:after="120"/>
+        <w:ind w:firstLine="720"/>
+      </w:pPr>
+    </w:p>
+    <w:p>
+      <w:pPr>
+        <w:pStyle w:val="NormalWeb"/>
+        <w:spacing w:before="120" w:after="120"/>
+        <w:ind w:firstLine="720"/>
+        <w:rPr>
+          <w:color w:val="92D050"/>
+        </w:rPr>
+      </w:pPr>
+      <w:r>
+        <w:rPr>
+          <w:color w:val="92D050"/>
+        </w:rPr>
+        <w:t>//move iterator between Christina and Null</w:t>
+      </w:r>
+    </w:p>
+    <w:p>
+      <w:pPr>
+        <w:pStyle w:val="NormalWeb"/>
+        <w:spacing w:before="120" w:after="120"/>
+        <w:ind w:firstLine="720"/>
+      </w:pPr>
+      <w:proofErr w:type="spellStart"/>
+      <w:proofErr w:type="gramStart"/>
+      <w:r>
+        <w:t>myiterator.next</w:t>
+      </w:r>
+      <w:proofErr w:type="spellEnd"/>
+      <w:proofErr w:type="gramEnd"/>
+      <w:r>
+        <w:t>();</w:t>
+      </w:r>
+    </w:p>
+    <w:p>
+      <w:pPr>
+        <w:pStyle w:val="NormalWeb"/>
+        <w:spacing w:before="120" w:after="120"/>
+        <w:ind w:firstLine="720"/>
+      </w:pPr>
+    </w:p>
+    <w:p>
+      <w:pPr>
+        <w:pStyle w:val="NormalWeb"/>
+        <w:spacing w:before="120" w:after="120"/>
+        <w:ind w:firstLine="720"/>
+        <w:rPr>
+          <w:color w:val="92D050"/>
+        </w:rPr>
+      </w:pPr>
+      <w:r>
+        <w:t xml:space="preserve">    </w:t>
+      </w:r>
+      <w:r>
+        <w:rPr>
+          <w:color w:val="92D050"/>
+        </w:rPr>
+        <w:t>//prints message "</w:t>
+      </w:r>
+      <w:proofErr w:type="spellStart"/>
+      <w:r>
+        <w:rPr>
+          <w:color w:val="92D050"/>
+        </w:rPr>
+        <w:t>MyList</w:t>
+      </w:r>
+      <w:proofErr w:type="spellEnd"/>
+      <w:r>
+        <w:rPr>
+          <w:color w:val="92D050"/>
+        </w:rPr>
+        <w:t xml:space="preserve"> Backward </w:t>
+      </w:r>
+      <w:proofErr w:type="gramStart"/>
+      <w:r>
+        <w:rPr>
+          <w:color w:val="92D050"/>
+        </w:rPr>
+        <w:t>iteration :</w:t>
+      </w:r>
+      <w:proofErr w:type="gramEnd"/>
+      <w:r>
+        <w:rPr>
+          <w:color w:val="92D050"/>
+        </w:rPr>
+        <w:t>"</w:t>
+      </w:r>
+    </w:p>
+    <w:p>
+      <w:pPr>
+        <w:pStyle w:val="NormalWeb"/>
+        <w:spacing w:before="120" w:after="120"/>
+        <w:ind w:firstLine="720"/>
+      </w:pPr>
+      <w:r>
+        <w:t xml:space="preserve">    </w:t>
+      </w:r>
+      <w:proofErr w:type="spellStart"/>
+      <w:r>
+        <w:t>System.out.println</w:t>
+      </w:r>
+      <w:proofErr w:type="spellEnd"/>
+      <w:r>
+        <w:t>("</w:t>
+      </w:r>
+      <w:proofErr w:type="spellStart"/>
+      <w:r>
+        <w:t>MyList</w:t>
+      </w:r>
+      <w:proofErr w:type="spellEnd"/>
+      <w:r>
+        <w:t xml:space="preserve"> Backward </w:t>
+      </w:r>
+      <w:proofErr w:type="gramStart"/>
+      <w:r>
+        <w:t>iteration :</w:t>
+      </w:r>
+      <w:proofErr w:type="gramEnd"/>
+      <w:r>
+        <w:t xml:space="preserve">"); </w:t>
+      </w:r>
+    </w:p>
+    <w:p>
+      <w:pPr>
+        <w:pStyle w:val="NormalWeb"/>
+        <w:spacing w:before="120" w:after="120"/>
+        <w:ind w:firstLine="720"/>
+      </w:pPr>
+      <w:r>
+        <w:t xml:space="preserve">      </w:t>
+      </w:r>
+    </w:p>
+    <w:p>
+      <w:pPr>
+        <w:pStyle w:val="NormalWeb"/>
+        <w:spacing w:before="120" w:after="120"/>
+        <w:ind w:firstLine="720"/>
+        <w:rPr>
+          <w:color w:val="92D050"/>
+        </w:rPr>
+      </w:pPr>
+      <w:r>
+        <w:lastRenderedPageBreak/>
+        <w:t xml:space="preserve">      </w:t>
+      </w:r>
+      <w:r>
+        <w:rPr>
+          <w:color w:val="92D050"/>
+        </w:rPr>
+        <w:t>//While the iterator's previous value is not Null (Ends at Head)</w:t>
+      </w:r>
+    </w:p>
+    <w:p>
+      <w:pPr>
+        <w:pStyle w:val="NormalWeb"/>
+        <w:spacing w:before="120" w:after="120"/>
+        <w:ind w:firstLine="720"/>
+      </w:pPr>
+      <w:r>
+        <w:t>      while(</w:t>
+      </w:r>
+      <w:proofErr w:type="spellStart"/>
+      <w:proofErr w:type="gramStart"/>
+      <w:r>
+        <w:t>myiterator.hasPrevious</w:t>
+      </w:r>
+      <w:proofErr w:type="spellEnd"/>
+      <w:proofErr w:type="gramEnd"/>
+      <w:r>
+        <w:t>())    </w:t>
+      </w:r>
+    </w:p>
+    <w:p>
+      <w:pPr>
+        <w:pStyle w:val="NormalWeb"/>
+        <w:spacing w:before="120" w:after="120"/>
+        <w:ind w:firstLine="720"/>
+      </w:pPr>
+      <w:r>
+        <w:t xml:space="preserve">      </w:t>
+      </w:r>
+    </w:p>
+    <w:p>
+      <w:pPr>
+        <w:pStyle w:val="NormalWeb"/>
+        <w:spacing w:before="120" w:after="120"/>
+        <w:ind w:firstLine="720"/>
+      </w:pPr>
+      <w:r>
+        <w:t xml:space="preserve">      </w:t>
+      </w:r>
+      <w:r>
+        <w:rPr>
+          <w:color w:val="92D050"/>
+        </w:rPr>
+        <w:t>//print The Node</w:t>
+      </w:r>
+    </w:p>
+    <w:p>
+      <w:pPr>
+        <w:pStyle w:val="NormalWeb"/>
+        <w:spacing w:before="120" w:after="120"/>
+        <w:ind w:firstLine="720"/>
+      </w:pPr>
+      <w:r>
+        <w:t xml:space="preserve">      </w:t>
+      </w:r>
+      <w:proofErr w:type="spellStart"/>
+      <w:r>
+        <w:t>System.out.println</w:t>
+      </w:r>
+      <w:proofErr w:type="spellEnd"/>
+      <w:r>
+        <w:t>(</w:t>
+      </w:r>
+      <w:proofErr w:type="spellStart"/>
+      <w:proofErr w:type="gramStart"/>
+      <w:r>
+        <w:t>myiterator.previous</w:t>
+      </w:r>
+      <w:proofErr w:type="spellEnd"/>
+      <w:proofErr w:type="gramEnd"/>
+      <w:r>
+        <w:t xml:space="preserve">());   </w:t>
+      </w:r>
+    </w:p>
+    <w:p>
+      <w:pPr>
+        <w:pStyle w:val="NormalWeb"/>
+        <w:spacing w:before="120" w:after="120"/>
+        <w:ind w:firstLine="720"/>
+      </w:pPr>
+    </w:p>
+    <w:p>
+      <w:pPr>
+        <w:pStyle w:val="NormalWeb"/>
+        <w:spacing w:before="120" w:after="120"/>
+        <w:ind w:firstLine="720"/>
+        <w:rPr>
+          <w:color w:val="92D050"/>
+        </w:rPr>
+      </w:pPr>
+      <w:r>
+        <w:t xml:space="preserve">      </w:t>
+      </w:r>
+      <w:r>
+        <w:rPr>
+          <w:color w:val="92D050"/>
+        </w:rPr>
+        <w:t xml:space="preserve">//print </w:t>
+      </w:r>
+      <w:proofErr w:type="gramStart"/>
+      <w:r>
+        <w:rPr>
+          <w:color w:val="92D050"/>
+        </w:rPr>
+        <w:t>message :</w:t>
+      </w:r>
+      <w:proofErr w:type="gramEnd"/>
+      <w:r>
+        <w:rPr>
+          <w:color w:val="92D050"/>
+        </w:rPr>
+        <w:t xml:space="preserve"> "---------------------"</w:t>
+      </w:r>
+    </w:p>
+    <w:p>
+      <w:pPr>
+        <w:pStyle w:val="NormalWeb"/>
+        <w:spacing w:before="120" w:after="120"/>
+        <w:ind w:firstLine="720"/>
+      </w:pPr>
+      <w:r>
+        <w:t xml:space="preserve">      </w:t>
+      </w:r>
+      <w:proofErr w:type="spellStart"/>
+      <w:r>
+        <w:t>System.out.println</w:t>
+      </w:r>
+      <w:proofErr w:type="spellEnd"/>
+      <w:r>
+        <w:t>("---------------------"</w:t>
+      </w:r>
+      <w:proofErr w:type="gramStart"/>
+      <w:r>
+        <w:t>);</w:t>
+      </w:r>
+      <w:proofErr w:type="gramEnd"/>
+    </w:p>
+    <w:p>
+      <w:pPr>
+        <w:pStyle w:val="NormalWeb"/>
+        <w:spacing w:before="120" w:after="120"/>
+        <w:ind w:firstLine="720"/>
+      </w:pPr>
+      <w:r>
+        <w:t>  }</w:t>
+      </w:r>
+    </w:p>
+    <w:p>
+      <w:pPr>
+        <w:pStyle w:val="NormalWeb"/>
+        <w:spacing w:before="120" w:after="120"/>
+        <w:ind w:firstLine="720"/>
+      </w:pPr>
+      <w:r>
+        <w:t>}</w:t>
+      </w:r>
+    </w:p>
+    <w:p>
+      <w:pPr>
+        <w:pStyle w:val="NormalWeb"/>
+        <w:spacing w:before="120" w:after="120"/>
+        <w:ind w:firstLine="720"/>
+      </w:pPr>
+    </w:p>
+    <w:p>
+      <w:pPr>
+        <w:pStyle w:val="NormalWeb"/>
+        <w:spacing w:before="120" w:after="120"/>
+        <w:ind w:firstLine="720"/>
+      </w:pPr>
+    </w:p>
+    <w:p>
+      <w:pPr>
+        <w:pStyle w:val="NormalWeb"/>
+        <w:spacing w:before="120" w:after="120"/>
+        <w:ind w:firstLine="720"/>
+      </w:pPr>
+    </w:p>
+    <w:p>
+      <w:pPr>
+        <w:pStyle w:val="NormalWeb"/>
+        <w:spacing w:before="120" w:after="120"/>
+        <w:ind w:firstLine="720"/>
+      </w:pPr>
+    </w:p>
+    <w:p>
+      <w:pPr>
+        <w:pStyle w:val="NormalWeb"/>
+        <w:spacing w:before="120" w:after="120"/>
+        <w:ind w:firstLine="720"/>
+        <w:rPr>
+          <w:b/>
+          <w:bCs/>
+          <w:u w:val="single"/>
+        </w:rPr>
+      </w:pPr>
+    </w:p>
+    <w:p>
+      <w:pPr>
+        <w:pStyle w:val="NormalWeb"/>
+        <w:spacing w:before="120" w:after="120"/>
+        <w:ind w:firstLine="720"/>
+        <w:jc w:val="both"/>
+      </w:pPr>
+    </w:p>
+    <w:p>
+      <w:pPr>
+        <w:pStyle w:val="NormalWeb"/>
+        <w:spacing w:before="120" w:after="120"/>
+        <w:ind w:firstLine="720"/>
+        <w:jc w:val="both"/>
+      </w:pPr>
+    </w:p>
+    <w:p>
+      <w:pPr>
+        <w:pStyle w:val="NormalWeb"/>
+        <w:spacing w:before="120" w:beforeAutospacing="0" w:after="120" w:afterAutospacing="0"/>
+        <w:jc w:val="both"/>
+        <w:rPr>
           <w:rFonts w:asciiTheme="minorBidi" w:hAnsiTheme="minorBidi" w:cstheme="minorBidi"/>
         </w:rPr>
       </w:pPr>
-      <w:r>
+    </w:p>
+    <w:p>
+      <w:pPr>
+        <w:pStyle w:val="NormalWeb"/>
+        <w:spacing w:before="120" w:beforeAutospacing="0" w:after="120" w:afterAutospacing="0"/>
+        <w:ind w:firstLine="720"/>
+        <w:jc w:val="both"/>
         <w:rPr>
           <w:rFonts w:asciiTheme="minorBidi" w:hAnsiTheme="minorBidi" w:cstheme="minorBidi"/>
           <w:color w:val="FF0000"/>
         </w:rPr>
+      </w:pPr>
+    </w:p>
+    <w:p>
+      <w:pPr>
+        <w:pStyle w:val="NormalWeb"/>
+        <w:spacing w:before="120" w:beforeAutospacing="0" w:after="120" w:afterAutospacing="0"/>
+        <w:ind w:firstLine="720"/>
+        <w:jc w:val="both"/>
+        <w:rPr>
+          <w:rFonts w:asciiTheme="minorBidi" w:hAnsiTheme="minorBidi" w:cstheme="minorBidi"/>
+          <w:color w:val="FF0000"/>
+        </w:rPr>
+      </w:pPr>
+    </w:p>
+    <w:p>
+      <w:pPr>
+        <w:pStyle w:val="NormalWeb"/>
+        <w:spacing w:before="120" w:beforeAutospacing="0" w:after="120" w:afterAutospacing="0"/>
+        <w:ind w:firstLine="720"/>
+        <w:jc w:val="both"/>
+        <w:rPr>
+          <w:rFonts w:asciiTheme="minorBidi" w:hAnsiTheme="minorBidi" w:cstheme="minorBidi"/>
+          <w:color w:val="FF0000"/>
+        </w:rPr>
+      </w:pPr>
+    </w:p>
+    <w:p>
+      <w:pPr>
+        <w:pStyle w:val="NormalWeb"/>
+        <w:spacing w:before="120" w:beforeAutospacing="0" w:after="120" w:afterAutospacing="0"/>
+        <w:ind w:firstLine="720"/>
+        <w:jc w:val="both"/>
+        <w:rPr>
+          <w:rFonts w:asciiTheme="minorBidi" w:hAnsiTheme="minorBidi" w:cstheme="minorBidi"/>
+          <w:color w:val="FF0000"/>
+        </w:rPr>
+      </w:pPr>
+    </w:p>
+    <w:p>
+      <w:pPr>
+        <w:pStyle w:val="NormalWeb"/>
+        <w:spacing w:before="120" w:beforeAutospacing="0" w:after="120" w:afterAutospacing="0"/>
+        <w:ind w:firstLine="720"/>
+        <w:jc w:val="both"/>
+        <w:rPr>
+          <w:rFonts w:asciiTheme="minorBidi" w:hAnsiTheme="minorBidi" w:cstheme="minorBidi"/>
+          <w:color w:val="FF0000"/>
+        </w:rPr>
+      </w:pPr>
+    </w:p>
+    <w:p>
+      <w:pPr>
+        <w:pStyle w:val="NormalWeb"/>
+        <w:spacing w:before="120" w:beforeAutospacing="0" w:after="120" w:afterAutospacing="0"/>
+        <w:ind w:firstLine="720"/>
+        <w:jc w:val="both"/>
+        <w:rPr>
+          <w:rFonts w:asciiTheme="minorBidi" w:hAnsiTheme="minorBidi" w:cstheme="minorBidi"/>
+          <w:color w:val="FF0000"/>
+        </w:rPr>
+      </w:pPr>
+    </w:p>
+    <w:p>
+      <w:pPr>
+        <w:pStyle w:val="NormalWeb"/>
+        <w:spacing w:before="120" w:beforeAutospacing="0" w:after="120" w:afterAutospacing="0"/>
+        <w:ind w:firstLine="720"/>
+        <w:jc w:val="both"/>
+        <w:rPr>
+          <w:rFonts w:asciiTheme="minorBidi" w:hAnsiTheme="minorBidi" w:cstheme="minorBidi"/>
+          <w:color w:val="FF0000"/>
+        </w:rPr>
+      </w:pPr>
+    </w:p>
+    <w:p>
+      <w:pPr>
+        <w:pStyle w:val="NormalWeb"/>
+        <w:spacing w:before="120" w:beforeAutospacing="0" w:after="120" w:afterAutospacing="0"/>
+        <w:ind w:firstLine="720"/>
+        <w:jc w:val="both"/>
+        <w:rPr>
+          <w:rFonts w:asciiTheme="minorBidi" w:hAnsiTheme="minorBidi" w:cstheme="minorBidi"/>
+          <w:color w:val="FF0000"/>
+        </w:rPr>
+      </w:pPr>
+    </w:p>
+    <w:p>
+      <w:pPr>
+        <w:pStyle w:val="NormalWeb"/>
+        <w:spacing w:before="120" w:beforeAutospacing="0" w:after="120" w:afterAutospacing="0"/>
+        <w:ind w:firstLine="720"/>
+        <w:jc w:val="both"/>
+        <w:rPr>
+          <w:rFonts w:asciiTheme="minorBidi" w:hAnsiTheme="minorBidi" w:cstheme="minorBidi"/>
+          <w:color w:val="FF0000"/>
+        </w:rPr>
+      </w:pPr>
+      <w:r>
+        <w:rPr>
+          <w:rFonts w:asciiTheme="minorBidi" w:hAnsiTheme="minorBidi" w:cstheme="minorBidi"/>
+          <w:color w:val="FF0000"/>
+        </w:rPr>
         <w:lastRenderedPageBreak/>
+        <w:t xml:space="preserve"> </w:t>
+      </w:r>
+    </w:p>
+    <w:p>
+      <w:pPr>
+        <w:pStyle w:val="NormalWeb"/>
+        <w:spacing w:before="120" w:beforeAutospacing="0" w:after="120" w:afterAutospacing="0"/>
+        <w:ind w:firstLine="720"/>
+        <w:jc w:val="both"/>
+        <w:rPr>
+          <w:rFonts w:asciiTheme="minorBidi" w:hAnsiTheme="minorBidi" w:cstheme="minorBidi"/>
+        </w:rPr>
+      </w:pPr>
+      <w:r>
+        <w:rPr>
+          <w:rFonts w:asciiTheme="minorBidi" w:hAnsiTheme="minorBidi" w:cstheme="minorBidi"/>
+          <w:color w:val="FF0000"/>
+        </w:rPr>
         <w:t>---------------------</w:t>
       </w:r>
     </w:p>
@@ -8119,7 +9547,7 @@
             </wp:anchor>
           </w:drawing>
         </mc:Choice>
-        <mc:Fallback xmlns:w16du="http://schemas.microsoft.com/office/word/2023/wordml/word16du" xmlns:w16sdtfl="http://schemas.microsoft.com/office/word/2024/wordml/sdtformatlock">
+        <mc:Fallback xmlns:w16sdtfl="http://schemas.microsoft.com/office/word/2024/wordml/sdtformatlock" xmlns:w16du="http://schemas.microsoft.com/office/word/2023/wordml/word16du">
           <w:pict>
             <v:line w14:anchorId="6E23BF16" id="Straight Connector 6" o:spid="_x0000_s1026" style="position:absolute;z-index:251659264;visibility:visible;mso-wrap-style:square;mso-width-percent:0;mso-height-percent:0;mso-wrap-distance-left:9pt;mso-wrap-distance-top:-3e-5mm;mso-wrap-distance-right:9pt;mso-wrap-distance-bottom:-3e-5mm;mso-position-horizontal:absolute;mso-position-horizontal-relative:text;mso-position-vertical:absolute;mso-position-vertical-relative:text;mso-width-percent:0;mso-height-percent:0;mso-width-relative:page;mso-height-relative:page" from="-68.95pt,-666.45pt" to="489.05pt,-666.45pt" o:gfxdata="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" strokecolor="#4f81bd" strokeweight="2pt">
               <v:shadow on="t" opacity="24903f" origin=",.5" offset="0,.55556mm"/>
@@ -12374,7 +13802,6 @@
   <w:style w:type="character" w:default="1" w:styleId="DefaultParagraphFont">
     <w:name w:val="Default Paragraph Font"/>
     <w:uiPriority w:val="1"/>
-    <w:semiHidden/>
     <w:unhideWhenUsed/>
   </w:style>
   <w:style w:type="table" w:default="1" w:styleId="TableNormal">
@@ -13605,16 +15032,16 @@
 </file>
 
 <file path=customXml/item2.xml><?xml version="1.0" encoding="utf-8"?>
+<b:Sources xmlns:b="http://schemas.openxmlformats.org/officeDocument/2006/bibliography" SelectedStyle="\APA.XSL" StyleName="APA"/>
+</file>
+
+<file path=customXml/item3.xml><?xml version="1.0" encoding="utf-8"?>
 <?mso-contentType ?>
 <FormTemplates xmlns="http://schemas.microsoft.com/sharepoint/v3/contenttype/forms">
   <Display>DocumentLibraryForm</Display>
   <Edit>AssetEditForm</Edit>
   <New>DocumentLibraryForm</New>
 </FormTemplates>
-</file>
-
-<file path=customXml/item3.xml><?xml version="1.0" encoding="utf-8"?>
-<b:Sources xmlns:b="http://schemas.openxmlformats.org/officeDocument/2006/bibliography" SelectedStyle="\APA.XSL" StyleName="APA"/>
 </file>
 
 <file path=customXml/itemProps1.xml><?xml version="1.0" encoding="utf-8"?>
@@ -13626,17 +15053,17 @@
 </file>
 
 <file path=customXml/itemProps2.xml><?xml version="1.0" encoding="utf-8"?>
+<ds:datastoreItem xmlns:ds="http://schemas.openxmlformats.org/officeDocument/2006/customXml" ds:itemID="{546CFA27-0520-4C6C-A024-61297FAC9E0C}">
+  <ds:schemaRefs>
+    <ds:schemaRef ds:uri="http://schemas.openxmlformats.org/officeDocument/2006/bibliography"/>
+  </ds:schemaRefs>
+</ds:datastoreItem>
+</file>
+
+<file path=customXml/itemProps3.xml><?xml version="1.0" encoding="utf-8"?>
 <ds:datastoreItem xmlns:ds="http://schemas.openxmlformats.org/officeDocument/2006/customXml" ds:itemID="{E34C63B7-A026-4A37-9535-4FBB4C03A11D}">
   <ds:schemaRefs>
     <ds:schemaRef ds:uri="http://schemas.microsoft.com/sharepoint/v3/contenttype/forms"/>
   </ds:schemaRefs>
 </ds:datastoreItem>
-</file>
-
-<file path=customXml/itemProps3.xml><?xml version="1.0" encoding="utf-8"?>
-<ds:datastoreItem xmlns:ds="http://schemas.openxmlformats.org/officeDocument/2006/customXml" ds:itemID="{546CFA27-0520-4C6C-A024-61297FAC9E0C}">
-  <ds:schemaRefs>
-    <ds:schemaRef ds:uri="http://schemas.openxmlformats.org/officeDocument/2006/bibliography"/>
-  </ds:schemaRefs>
-</ds:datastoreItem>
 </file>
--- a/CSC-575-DSA/Assignments/Project 1/PROJECT Assignment.docx
+++ b/CSC-575-DSA/Assignments/Project 1/PROJECT Assignment.docx
@@ -5135,48 +5135,3542 @@
           <w:sz w:val="24"/>
           <w:szCs w:val="24"/>
         </w:rPr>
-        <w:t>();</w:t>
-      </w:r>
-    </w:p>
-    <w:p>
-      <w:pPr>
-        <w:jc w:val="both"/>
-        <w:rPr>
-          <w:rFonts w:ascii="Times New Roman" w:hAnsi="Times New Roman" w:cs="Times New Roman"/>
-        </w:rPr>
-      </w:pPr>
-    </w:p>
-    <w:p>
-      <w:pPr>
-        <w:jc w:val="both"/>
-        <w:rPr>
-          <w:rFonts w:ascii="Times New Roman" w:hAnsi="Times New Roman" w:cs="Times New Roman"/>
-        </w:rPr>
-      </w:pPr>
-    </w:p>
-    <w:p>
-      <w:pPr>
-        <w:jc w:val="both"/>
-        <w:rPr>
-          <w:rFonts w:ascii="Times New Roman" w:hAnsi="Times New Roman" w:cs="Times New Roman"/>
-        </w:rPr>
-      </w:pPr>
-    </w:p>
-    <w:p>
-      <w:pPr>
-        <w:jc w:val="both"/>
-        <w:rPr>
-          <w:rFonts w:ascii="Times New Roman" w:hAnsi="Times New Roman" w:cs="Times New Roman"/>
-        </w:rPr>
-      </w:pPr>
-    </w:p>
-    <w:p>
-      <w:pPr>
-        <w:jc w:val="both"/>
-        <w:rPr>
-          <w:rFonts w:ascii="Times New Roman" w:hAnsi="Times New Roman" w:cs="Times New Roman"/>
-        </w:rPr>
-      </w:pPr>
+        <w:t>(</w:t>
+      </w:r>
+      <w:proofErr w:type="gramStart"/>
+      <w:r>
+        <w:rPr>
+          <w:rFonts w:ascii="Times New Roman" w:hAnsi="Times New Roman" w:cs="Times New Roman"/>
+          <w:sz w:val="24"/>
+          <w:szCs w:val="24"/>
+        </w:rPr>
+        <w:t>);</w:t>
+      </w:r>
+      <w:proofErr w:type="gramEnd"/>
+    </w:p>
+    <w:p>
+      <w:pPr>
+        <w:pStyle w:val="ListParagraph"/>
+        <w:rPr>
+          <w:rFonts w:ascii="Times New Roman" w:hAnsi="Times New Roman" w:cs="Times New Roman"/>
+          <w:sz w:val="24"/>
+          <w:szCs w:val="24"/>
+        </w:rPr>
+      </w:pPr>
+    </w:p>
+    <w:p>
+      <w:pPr>
+        <w:pStyle w:val="ListParagraph"/>
+        <w:rPr>
+          <w:rFonts w:ascii="Times New Roman" w:hAnsi="Times New Roman" w:cs="Times New Roman"/>
+          <w:sz w:val="24"/>
+          <w:szCs w:val="24"/>
+        </w:rPr>
+      </w:pPr>
+    </w:p>
+    <w:p>
+      <w:pPr>
+        <w:pStyle w:val="ListParagraph"/>
+        <w:rPr>
+          <w:rFonts w:ascii="Times New Roman" w:hAnsi="Times New Roman" w:cs="Times New Roman"/>
+          <w:sz w:val="24"/>
+          <w:szCs w:val="24"/>
+        </w:rPr>
+      </w:pPr>
+    </w:p>
+    <w:p>
+      <w:pPr>
+        <w:pStyle w:val="ListParagraph"/>
+        <w:rPr>
+          <w:rFonts w:ascii="Times New Roman" w:hAnsi="Times New Roman" w:cs="Times New Roman"/>
+          <w:sz w:val="24"/>
+          <w:szCs w:val="24"/>
+        </w:rPr>
+      </w:pPr>
+    </w:p>
+    <w:p>
+      <w:pPr>
+        <w:pStyle w:val="ListParagraph"/>
+        <w:rPr>
+          <w:rFonts w:ascii="Times New Roman" w:hAnsi="Times New Roman" w:cs="Times New Roman"/>
+          <w:sz w:val="24"/>
+          <w:szCs w:val="24"/>
+        </w:rPr>
+      </w:pPr>
+    </w:p>
+    <w:p>
+      <w:pPr>
+        <w:pStyle w:val="ListParagraph"/>
+        <w:rPr>
+          <w:rFonts w:ascii="Times New Roman" w:hAnsi="Times New Roman" w:cs="Times New Roman"/>
+          <w:sz w:val="24"/>
+          <w:szCs w:val="24"/>
+        </w:rPr>
+      </w:pPr>
+    </w:p>
+    <w:p>
+      <w:pPr>
+        <w:pStyle w:val="ListParagraph"/>
+        <w:rPr>
+          <w:rFonts w:ascii="Times New Roman" w:hAnsi="Times New Roman" w:cs="Times New Roman"/>
+          <w:sz w:val="24"/>
+          <w:szCs w:val="24"/>
+        </w:rPr>
+      </w:pPr>
+    </w:p>
+    <w:p>
+      <w:pPr>
+        <w:pStyle w:val="ListParagraph"/>
+        <w:rPr>
+          <w:rFonts w:ascii="Times New Roman" w:hAnsi="Times New Roman" w:cs="Times New Roman"/>
+          <w:sz w:val="24"/>
+          <w:szCs w:val="24"/>
+        </w:rPr>
+      </w:pPr>
+    </w:p>
+    <w:p>
+      <w:pPr>
+        <w:pStyle w:val="ListParagraph"/>
+        <w:jc w:val="center"/>
+        <w:rPr>
+          <w:rFonts w:ascii="Times New Roman" w:hAnsi="Times New Roman" w:cs="Times New Roman"/>
+          <w:sz w:val="24"/>
+          <w:szCs w:val="24"/>
+        </w:rPr>
+      </w:pPr>
+      <w:r>
+        <w:rPr>
+          <w:rFonts w:ascii="Times New Roman" w:hAnsi="Times New Roman" w:cs="Times New Roman"/>
+          <w:b/>
+          <w:bCs/>
+          <w:sz w:val="24"/>
+          <w:szCs w:val="24"/>
+          <w:u w:val="single"/>
+        </w:rPr>
+        <w:lastRenderedPageBreak/>
+        <w:t>Solution</w:t>
+      </w:r>
+    </w:p>
+    <w:p>
+      <w:pPr>
+        <w:pStyle w:val="ListParagraph"/>
+        <w:rPr>
+          <w:rFonts w:ascii="Times New Roman" w:hAnsi="Times New Roman" w:cs="Times New Roman"/>
+          <w:sz w:val="24"/>
+          <w:szCs w:val="24"/>
+        </w:rPr>
+      </w:pPr>
+      <w:r>
+        <w:rPr>
+          <w:rFonts w:ascii="Times New Roman" w:hAnsi="Times New Roman" w:cs="Times New Roman"/>
+          <w:sz w:val="24"/>
+          <w:szCs w:val="24"/>
+        </w:rPr>
+        <w:t>//import random module</w:t>
+      </w:r>
+    </w:p>
+    <w:p>
+      <w:pPr>
+        <w:pStyle w:val="ListParagraph"/>
+        <w:rPr>
+          <w:rFonts w:ascii="Times New Roman" w:hAnsi="Times New Roman" w:cs="Times New Roman"/>
+          <w:sz w:val="24"/>
+          <w:szCs w:val="24"/>
+        </w:rPr>
+      </w:pPr>
+      <w:r>
+        <w:rPr>
+          <w:rFonts w:ascii="Times New Roman" w:hAnsi="Times New Roman" w:cs="Times New Roman"/>
+          <w:sz w:val="24"/>
+          <w:szCs w:val="24"/>
+        </w:rPr>
+        <w:t xml:space="preserve">import </w:t>
+      </w:r>
+      <w:proofErr w:type="spellStart"/>
+      <w:proofErr w:type="gramStart"/>
+      <w:r>
+        <w:rPr>
+          <w:rFonts w:ascii="Times New Roman" w:hAnsi="Times New Roman" w:cs="Times New Roman"/>
+          <w:sz w:val="24"/>
+          <w:szCs w:val="24"/>
+        </w:rPr>
+        <w:t>java.util</w:t>
+      </w:r>
+      <w:proofErr w:type="gramEnd"/>
+      <w:r>
+        <w:rPr>
+          <w:rFonts w:ascii="Times New Roman" w:hAnsi="Times New Roman" w:cs="Times New Roman"/>
+          <w:sz w:val="24"/>
+          <w:szCs w:val="24"/>
+        </w:rPr>
+        <w:t>.Random</w:t>
+      </w:r>
+      <w:proofErr w:type="spellEnd"/>
+      <w:r>
+        <w:rPr>
+          <w:rFonts w:ascii="Times New Roman" w:hAnsi="Times New Roman" w:cs="Times New Roman"/>
+          <w:sz w:val="24"/>
+          <w:szCs w:val="24"/>
+        </w:rPr>
+        <w:t>;</w:t>
+      </w:r>
+    </w:p>
+    <w:p>
+      <w:pPr>
+        <w:pStyle w:val="ListParagraph"/>
+        <w:rPr>
+          <w:rFonts w:ascii="Times New Roman" w:hAnsi="Times New Roman" w:cs="Times New Roman"/>
+          <w:sz w:val="24"/>
+          <w:szCs w:val="24"/>
+        </w:rPr>
+      </w:pPr>
+    </w:p>
+    <w:p>
+      <w:pPr>
+        <w:pStyle w:val="ListParagraph"/>
+        <w:rPr>
+          <w:rFonts w:ascii="Times New Roman" w:hAnsi="Times New Roman" w:cs="Times New Roman"/>
+          <w:sz w:val="24"/>
+          <w:szCs w:val="24"/>
+        </w:rPr>
+      </w:pPr>
+      <w:r>
+        <w:rPr>
+          <w:rFonts w:ascii="Times New Roman" w:hAnsi="Times New Roman" w:cs="Times New Roman"/>
+          <w:sz w:val="24"/>
+          <w:szCs w:val="24"/>
+        </w:rPr>
+        <w:t>//import Arrays Method</w:t>
+      </w:r>
+    </w:p>
+    <w:p>
+      <w:pPr>
+        <w:pStyle w:val="ListParagraph"/>
+        <w:rPr>
+          <w:rFonts w:ascii="Times New Roman" w:hAnsi="Times New Roman" w:cs="Times New Roman"/>
+          <w:sz w:val="24"/>
+          <w:szCs w:val="24"/>
+        </w:rPr>
+      </w:pPr>
+      <w:r>
+        <w:rPr>
+          <w:rFonts w:ascii="Times New Roman" w:hAnsi="Times New Roman" w:cs="Times New Roman"/>
+          <w:sz w:val="24"/>
+          <w:szCs w:val="24"/>
+        </w:rPr>
+        <w:t xml:space="preserve">import </w:t>
+      </w:r>
+      <w:proofErr w:type="spellStart"/>
+      <w:proofErr w:type="gramStart"/>
+      <w:r>
+        <w:rPr>
+          <w:rFonts w:ascii="Times New Roman" w:hAnsi="Times New Roman" w:cs="Times New Roman"/>
+          <w:sz w:val="24"/>
+          <w:szCs w:val="24"/>
+        </w:rPr>
+        <w:t>java.util</w:t>
+      </w:r>
+      <w:proofErr w:type="gramEnd"/>
+      <w:r>
+        <w:rPr>
+          <w:rFonts w:ascii="Times New Roman" w:hAnsi="Times New Roman" w:cs="Times New Roman"/>
+          <w:sz w:val="24"/>
+          <w:szCs w:val="24"/>
+        </w:rPr>
+        <w:t>.Arrays</w:t>
+      </w:r>
+      <w:proofErr w:type="spellEnd"/>
+      <w:r>
+        <w:rPr>
+          <w:rFonts w:ascii="Times New Roman" w:hAnsi="Times New Roman" w:cs="Times New Roman"/>
+          <w:sz w:val="24"/>
+          <w:szCs w:val="24"/>
+        </w:rPr>
+        <w:t>;</w:t>
+      </w:r>
+    </w:p>
+    <w:p>
+      <w:pPr>
+        <w:pStyle w:val="ListParagraph"/>
+        <w:rPr>
+          <w:rFonts w:ascii="Times New Roman" w:hAnsi="Times New Roman" w:cs="Times New Roman"/>
+          <w:sz w:val="24"/>
+          <w:szCs w:val="24"/>
+        </w:rPr>
+      </w:pPr>
+    </w:p>
+    <w:p>
+      <w:pPr>
+        <w:pStyle w:val="ListParagraph"/>
+        <w:rPr>
+          <w:rFonts w:ascii="Times New Roman" w:hAnsi="Times New Roman" w:cs="Times New Roman"/>
+          <w:sz w:val="24"/>
+          <w:szCs w:val="24"/>
+        </w:rPr>
+      </w:pPr>
+      <w:r>
+        <w:rPr>
+          <w:rFonts w:ascii="Times New Roman" w:hAnsi="Times New Roman" w:cs="Times New Roman"/>
+          <w:sz w:val="24"/>
+          <w:szCs w:val="24"/>
+        </w:rPr>
+        <w:t xml:space="preserve">public class </w:t>
+      </w:r>
+      <w:proofErr w:type="spellStart"/>
+      <w:proofErr w:type="gramStart"/>
+      <w:r>
+        <w:rPr>
+          <w:rFonts w:ascii="Times New Roman" w:hAnsi="Times New Roman" w:cs="Times New Roman"/>
+          <w:sz w:val="24"/>
+          <w:szCs w:val="24"/>
+        </w:rPr>
+        <w:t>RandomArrays</w:t>
+      </w:r>
+      <w:proofErr w:type="spellEnd"/>
+      <w:r>
+        <w:rPr>
+          <w:rFonts w:ascii="Times New Roman" w:hAnsi="Times New Roman" w:cs="Times New Roman"/>
+          <w:sz w:val="24"/>
+          <w:szCs w:val="24"/>
+        </w:rPr>
+        <w:t>{</w:t>
+      </w:r>
+      <w:proofErr w:type="gramEnd"/>
+    </w:p>
+    <w:p>
+      <w:pPr>
+        <w:pStyle w:val="ListParagraph"/>
+        <w:rPr>
+          <w:rFonts w:ascii="Times New Roman" w:hAnsi="Times New Roman" w:cs="Times New Roman"/>
+          <w:sz w:val="24"/>
+          <w:szCs w:val="24"/>
+        </w:rPr>
+      </w:pPr>
+      <w:r>
+        <w:rPr>
+          <w:rFonts w:ascii="Times New Roman" w:hAnsi="Times New Roman" w:cs="Times New Roman"/>
+          <w:sz w:val="24"/>
+          <w:szCs w:val="24"/>
+        </w:rPr>
+        <w:t xml:space="preserve">    public static void </w:t>
+      </w:r>
+      <w:proofErr w:type="gramStart"/>
+      <w:r>
+        <w:rPr>
+          <w:rFonts w:ascii="Times New Roman" w:hAnsi="Times New Roman" w:cs="Times New Roman"/>
+          <w:sz w:val="24"/>
+          <w:szCs w:val="24"/>
+        </w:rPr>
+        <w:t>main(</w:t>
+      </w:r>
+      <w:proofErr w:type="gramEnd"/>
+      <w:r>
+        <w:rPr>
+          <w:rFonts w:ascii="Times New Roman" w:hAnsi="Times New Roman" w:cs="Times New Roman"/>
+          <w:sz w:val="24"/>
+          <w:szCs w:val="24"/>
+        </w:rPr>
+        <w:t xml:space="preserve">String[] </w:t>
+      </w:r>
+      <w:proofErr w:type="spellStart"/>
+      <w:r>
+        <w:rPr>
+          <w:rFonts w:ascii="Times New Roman" w:hAnsi="Times New Roman" w:cs="Times New Roman"/>
+          <w:sz w:val="24"/>
+          <w:szCs w:val="24"/>
+        </w:rPr>
+        <w:t>args</w:t>
+      </w:r>
+      <w:proofErr w:type="spellEnd"/>
+      <w:r>
+        <w:rPr>
+          <w:rFonts w:ascii="Times New Roman" w:hAnsi="Times New Roman" w:cs="Times New Roman"/>
+          <w:sz w:val="24"/>
+          <w:szCs w:val="24"/>
+        </w:rPr>
+        <w:t>) {</w:t>
+      </w:r>
+    </w:p>
+    <w:p>
+      <w:pPr>
+        <w:pStyle w:val="ListParagraph"/>
+        <w:rPr>
+          <w:rFonts w:ascii="Times New Roman" w:hAnsi="Times New Roman" w:cs="Times New Roman"/>
+          <w:sz w:val="24"/>
+          <w:szCs w:val="24"/>
+        </w:rPr>
+      </w:pPr>
+    </w:p>
+    <w:p>
+      <w:pPr>
+        <w:pStyle w:val="ListParagraph"/>
+        <w:rPr>
+          <w:rFonts w:ascii="Times New Roman" w:hAnsi="Times New Roman" w:cs="Times New Roman"/>
+          <w:sz w:val="24"/>
+          <w:szCs w:val="24"/>
+        </w:rPr>
+      </w:pPr>
+      <w:r>
+        <w:rPr>
+          <w:rFonts w:ascii="Times New Roman" w:hAnsi="Times New Roman" w:cs="Times New Roman"/>
+          <w:sz w:val="24"/>
+          <w:szCs w:val="24"/>
+        </w:rPr>
+        <w:t>        //Generate array1 of 5000 random elements</w:t>
+      </w:r>
+    </w:p>
+    <w:p>
+      <w:pPr>
+        <w:pStyle w:val="ListParagraph"/>
+        <w:rPr>
+          <w:rFonts w:ascii="Times New Roman" w:hAnsi="Times New Roman" w:cs="Times New Roman"/>
+          <w:sz w:val="24"/>
+          <w:szCs w:val="24"/>
+        </w:rPr>
+      </w:pPr>
+      <w:r>
+        <w:rPr>
+          <w:rFonts w:ascii="Times New Roman" w:hAnsi="Times New Roman" w:cs="Times New Roman"/>
+          <w:sz w:val="24"/>
+          <w:szCs w:val="24"/>
+        </w:rPr>
+        <w:t xml:space="preserve">        </w:t>
+      </w:r>
+      <w:proofErr w:type="gramStart"/>
+      <w:r>
+        <w:rPr>
+          <w:rFonts w:ascii="Times New Roman" w:hAnsi="Times New Roman" w:cs="Times New Roman"/>
+          <w:sz w:val="24"/>
+          <w:szCs w:val="24"/>
+        </w:rPr>
+        <w:t>int[</w:t>
+      </w:r>
+      <w:proofErr w:type="gramEnd"/>
+      <w:r>
+        <w:rPr>
+          <w:rFonts w:ascii="Times New Roman" w:hAnsi="Times New Roman" w:cs="Times New Roman"/>
+          <w:sz w:val="24"/>
+          <w:szCs w:val="24"/>
+        </w:rPr>
+        <w:t xml:space="preserve">] arr1 = </w:t>
+      </w:r>
+      <w:proofErr w:type="spellStart"/>
+      <w:r>
+        <w:rPr>
+          <w:rFonts w:ascii="Times New Roman" w:hAnsi="Times New Roman" w:cs="Times New Roman"/>
+          <w:sz w:val="24"/>
+          <w:szCs w:val="24"/>
+        </w:rPr>
+        <w:t>RandomArrayGenerator</w:t>
+      </w:r>
+      <w:proofErr w:type="spellEnd"/>
+      <w:r>
+        <w:rPr>
+          <w:rFonts w:ascii="Times New Roman" w:hAnsi="Times New Roman" w:cs="Times New Roman"/>
+          <w:sz w:val="24"/>
+          <w:szCs w:val="24"/>
+        </w:rPr>
+        <w:t>(5000);</w:t>
+      </w:r>
+    </w:p>
+    <w:p>
+      <w:pPr>
+        <w:pStyle w:val="ListParagraph"/>
+        <w:rPr>
+          <w:rFonts w:ascii="Times New Roman" w:hAnsi="Times New Roman" w:cs="Times New Roman"/>
+          <w:sz w:val="24"/>
+          <w:szCs w:val="24"/>
+        </w:rPr>
+      </w:pPr>
+    </w:p>
+    <w:p>
+      <w:pPr>
+        <w:pStyle w:val="ListParagraph"/>
+        <w:rPr>
+          <w:rFonts w:ascii="Times New Roman" w:hAnsi="Times New Roman" w:cs="Times New Roman"/>
+          <w:sz w:val="24"/>
+          <w:szCs w:val="24"/>
+        </w:rPr>
+      </w:pPr>
+      <w:r>
+        <w:rPr>
+          <w:rFonts w:ascii="Times New Roman" w:hAnsi="Times New Roman" w:cs="Times New Roman"/>
+          <w:sz w:val="24"/>
+          <w:szCs w:val="24"/>
+        </w:rPr>
+        <w:t>        //Start timer</w:t>
+      </w:r>
+    </w:p>
+    <w:p>
+      <w:pPr>
+        <w:pStyle w:val="ListParagraph"/>
+        <w:rPr>
+          <w:rFonts w:ascii="Times New Roman" w:hAnsi="Times New Roman" w:cs="Times New Roman"/>
+          <w:sz w:val="24"/>
+          <w:szCs w:val="24"/>
+        </w:rPr>
+      </w:pPr>
+      <w:r>
+        <w:rPr>
+          <w:rFonts w:ascii="Times New Roman" w:hAnsi="Times New Roman" w:cs="Times New Roman"/>
+          <w:sz w:val="24"/>
+          <w:szCs w:val="24"/>
+        </w:rPr>
+        <w:t xml:space="preserve">        long startTime1 = </w:t>
+      </w:r>
+      <w:proofErr w:type="spellStart"/>
+      <w:r>
+        <w:rPr>
+          <w:rFonts w:ascii="Times New Roman" w:hAnsi="Times New Roman" w:cs="Times New Roman"/>
+          <w:sz w:val="24"/>
+          <w:szCs w:val="24"/>
+        </w:rPr>
+        <w:t>System.currentTimeMillis</w:t>
+      </w:r>
+      <w:proofErr w:type="spellEnd"/>
+      <w:r>
+        <w:rPr>
+          <w:rFonts w:ascii="Times New Roman" w:hAnsi="Times New Roman" w:cs="Times New Roman"/>
+          <w:sz w:val="24"/>
+          <w:szCs w:val="24"/>
+        </w:rPr>
+        <w:t>(</w:t>
+      </w:r>
+      <w:proofErr w:type="gramStart"/>
+      <w:r>
+        <w:rPr>
+          <w:rFonts w:ascii="Times New Roman" w:hAnsi="Times New Roman" w:cs="Times New Roman"/>
+          <w:sz w:val="24"/>
+          <w:szCs w:val="24"/>
+        </w:rPr>
+        <w:t>);</w:t>
+      </w:r>
+      <w:proofErr w:type="gramEnd"/>
+    </w:p>
+    <w:p>
+      <w:pPr>
+        <w:pStyle w:val="ListParagraph"/>
+        <w:rPr>
+          <w:rFonts w:ascii="Times New Roman" w:hAnsi="Times New Roman" w:cs="Times New Roman"/>
+          <w:sz w:val="24"/>
+          <w:szCs w:val="24"/>
+        </w:rPr>
+      </w:pPr>
+    </w:p>
+    <w:p>
+      <w:pPr>
+        <w:pStyle w:val="ListParagraph"/>
+        <w:rPr>
+          <w:rFonts w:ascii="Times New Roman" w:hAnsi="Times New Roman" w:cs="Times New Roman"/>
+          <w:sz w:val="24"/>
+          <w:szCs w:val="24"/>
+        </w:rPr>
+      </w:pPr>
+      <w:r>
+        <w:rPr>
+          <w:rFonts w:ascii="Times New Roman" w:hAnsi="Times New Roman" w:cs="Times New Roman"/>
+          <w:sz w:val="24"/>
+          <w:szCs w:val="24"/>
+        </w:rPr>
+        <w:t>        //call insertion sort</w:t>
+      </w:r>
+    </w:p>
+    <w:p>
+      <w:pPr>
+        <w:pStyle w:val="ListParagraph"/>
+        <w:rPr>
+          <w:rFonts w:ascii="Times New Roman" w:hAnsi="Times New Roman" w:cs="Times New Roman"/>
+          <w:sz w:val="24"/>
+          <w:szCs w:val="24"/>
+        </w:rPr>
+      </w:pPr>
+      <w:r>
+        <w:rPr>
+          <w:rFonts w:ascii="Times New Roman" w:hAnsi="Times New Roman" w:cs="Times New Roman"/>
+          <w:sz w:val="24"/>
+          <w:szCs w:val="24"/>
+        </w:rPr>
+        <w:t xml:space="preserve">        </w:t>
+      </w:r>
+      <w:proofErr w:type="spellStart"/>
+      <w:r>
+        <w:rPr>
+          <w:rFonts w:ascii="Times New Roman" w:hAnsi="Times New Roman" w:cs="Times New Roman"/>
+          <w:sz w:val="24"/>
+          <w:szCs w:val="24"/>
+        </w:rPr>
+        <w:t>insertionSort</w:t>
+      </w:r>
+      <w:proofErr w:type="spellEnd"/>
+      <w:r>
+        <w:rPr>
+          <w:rFonts w:ascii="Times New Roman" w:hAnsi="Times New Roman" w:cs="Times New Roman"/>
+          <w:sz w:val="24"/>
+          <w:szCs w:val="24"/>
+        </w:rPr>
+        <w:t>(arr1</w:t>
+      </w:r>
+      <w:proofErr w:type="gramStart"/>
+      <w:r>
+        <w:rPr>
+          <w:rFonts w:ascii="Times New Roman" w:hAnsi="Times New Roman" w:cs="Times New Roman"/>
+          <w:sz w:val="24"/>
+          <w:szCs w:val="24"/>
+        </w:rPr>
+        <w:t>);</w:t>
+      </w:r>
+      <w:proofErr w:type="gramEnd"/>
+    </w:p>
+    <w:p>
+      <w:pPr>
+        <w:pStyle w:val="ListParagraph"/>
+        <w:rPr>
+          <w:rFonts w:ascii="Times New Roman" w:hAnsi="Times New Roman" w:cs="Times New Roman"/>
+          <w:sz w:val="24"/>
+          <w:szCs w:val="24"/>
+        </w:rPr>
+      </w:pPr>
+    </w:p>
+    <w:p>
+      <w:pPr>
+        <w:pStyle w:val="ListParagraph"/>
+        <w:rPr>
+          <w:rFonts w:ascii="Times New Roman" w:hAnsi="Times New Roman" w:cs="Times New Roman"/>
+          <w:sz w:val="24"/>
+          <w:szCs w:val="24"/>
+        </w:rPr>
+      </w:pPr>
+      <w:r>
+        <w:rPr>
+          <w:rFonts w:ascii="Times New Roman" w:hAnsi="Times New Roman" w:cs="Times New Roman"/>
+          <w:sz w:val="24"/>
+          <w:szCs w:val="24"/>
+        </w:rPr>
+        <w:t>        //End Timer</w:t>
+      </w:r>
+    </w:p>
+    <w:p>
+      <w:pPr>
+        <w:pStyle w:val="ListParagraph"/>
+        <w:rPr>
+          <w:rFonts w:ascii="Times New Roman" w:hAnsi="Times New Roman" w:cs="Times New Roman"/>
+          <w:sz w:val="24"/>
+          <w:szCs w:val="24"/>
+        </w:rPr>
+      </w:pPr>
+      <w:r>
+        <w:rPr>
+          <w:rFonts w:ascii="Times New Roman" w:hAnsi="Times New Roman" w:cs="Times New Roman"/>
+          <w:sz w:val="24"/>
+          <w:szCs w:val="24"/>
+        </w:rPr>
+        <w:t xml:space="preserve">        long endTime1 = </w:t>
+      </w:r>
+      <w:proofErr w:type="spellStart"/>
+      <w:r>
+        <w:rPr>
+          <w:rFonts w:ascii="Times New Roman" w:hAnsi="Times New Roman" w:cs="Times New Roman"/>
+          <w:sz w:val="24"/>
+          <w:szCs w:val="24"/>
+        </w:rPr>
+        <w:t>System.currentTimeMillis</w:t>
+      </w:r>
+      <w:proofErr w:type="spellEnd"/>
+      <w:r>
+        <w:rPr>
+          <w:rFonts w:ascii="Times New Roman" w:hAnsi="Times New Roman" w:cs="Times New Roman"/>
+          <w:sz w:val="24"/>
+          <w:szCs w:val="24"/>
+        </w:rPr>
+        <w:t>(</w:t>
+      </w:r>
+      <w:proofErr w:type="gramStart"/>
+      <w:r>
+        <w:rPr>
+          <w:rFonts w:ascii="Times New Roman" w:hAnsi="Times New Roman" w:cs="Times New Roman"/>
+          <w:sz w:val="24"/>
+          <w:szCs w:val="24"/>
+        </w:rPr>
+        <w:t>);</w:t>
+      </w:r>
+      <w:proofErr w:type="gramEnd"/>
+    </w:p>
+    <w:p>
+      <w:pPr>
+        <w:pStyle w:val="ListParagraph"/>
+        <w:rPr>
+          <w:rFonts w:ascii="Times New Roman" w:hAnsi="Times New Roman" w:cs="Times New Roman"/>
+          <w:sz w:val="24"/>
+          <w:szCs w:val="24"/>
+        </w:rPr>
+      </w:pPr>
+      <w:r>
+        <w:rPr>
+          <w:rFonts w:ascii="Times New Roman" w:hAnsi="Times New Roman" w:cs="Times New Roman"/>
+          <w:sz w:val="24"/>
+          <w:szCs w:val="24"/>
+        </w:rPr>
+        <w:t xml:space="preserve">        </w:t>
+      </w:r>
+    </w:p>
+    <w:p>
+      <w:pPr>
+        <w:pStyle w:val="ListParagraph"/>
+        <w:rPr>
+          <w:rFonts w:ascii="Times New Roman" w:hAnsi="Times New Roman" w:cs="Times New Roman"/>
+          <w:sz w:val="24"/>
+          <w:szCs w:val="24"/>
+        </w:rPr>
+      </w:pPr>
+      <w:r>
+        <w:rPr>
+          <w:rFonts w:ascii="Times New Roman" w:hAnsi="Times New Roman" w:cs="Times New Roman"/>
+          <w:sz w:val="24"/>
+          <w:szCs w:val="24"/>
+        </w:rPr>
+        <w:t>        //save elapsed time1</w:t>
+      </w:r>
+    </w:p>
+    <w:p>
+      <w:pPr>
+        <w:pStyle w:val="ListParagraph"/>
+        <w:rPr>
+          <w:rFonts w:ascii="Times New Roman" w:hAnsi="Times New Roman" w:cs="Times New Roman"/>
+          <w:sz w:val="24"/>
+          <w:szCs w:val="24"/>
+        </w:rPr>
+      </w:pPr>
+      <w:r>
+        <w:rPr>
+          <w:rFonts w:ascii="Times New Roman" w:hAnsi="Times New Roman" w:cs="Times New Roman"/>
+          <w:sz w:val="24"/>
+          <w:szCs w:val="24"/>
+        </w:rPr>
+        <w:t xml:space="preserve">        long elapsedTime1 = endTime1 - </w:t>
+      </w:r>
+      <w:proofErr w:type="gramStart"/>
+      <w:r>
+        <w:rPr>
+          <w:rFonts w:ascii="Times New Roman" w:hAnsi="Times New Roman" w:cs="Times New Roman"/>
+          <w:sz w:val="24"/>
+          <w:szCs w:val="24"/>
+        </w:rPr>
+        <w:t>startTime1;</w:t>
+      </w:r>
+      <w:proofErr w:type="gramEnd"/>
+    </w:p>
+    <w:p>
+      <w:pPr>
+        <w:pStyle w:val="ListParagraph"/>
+        <w:rPr>
+          <w:rFonts w:ascii="Times New Roman" w:hAnsi="Times New Roman" w:cs="Times New Roman"/>
+          <w:sz w:val="24"/>
+          <w:szCs w:val="24"/>
+        </w:rPr>
+      </w:pPr>
+    </w:p>
+    <w:p>
+      <w:pPr>
+        <w:pStyle w:val="ListParagraph"/>
+        <w:rPr>
+          <w:rFonts w:ascii="Times New Roman" w:hAnsi="Times New Roman" w:cs="Times New Roman"/>
+          <w:sz w:val="24"/>
+          <w:szCs w:val="24"/>
+        </w:rPr>
+      </w:pPr>
+      <w:r>
+        <w:rPr>
+          <w:rFonts w:ascii="Times New Roman" w:hAnsi="Times New Roman" w:cs="Times New Roman"/>
+          <w:sz w:val="24"/>
+          <w:szCs w:val="24"/>
+        </w:rPr>
+        <w:t>        //Generate array2 of 5000 random elements</w:t>
+      </w:r>
+    </w:p>
+    <w:p>
+      <w:pPr>
+        <w:pStyle w:val="ListParagraph"/>
+        <w:rPr>
+          <w:rFonts w:ascii="Times New Roman" w:hAnsi="Times New Roman" w:cs="Times New Roman"/>
+          <w:sz w:val="24"/>
+          <w:szCs w:val="24"/>
+        </w:rPr>
+      </w:pPr>
+      <w:r>
+        <w:rPr>
+          <w:rFonts w:ascii="Times New Roman" w:hAnsi="Times New Roman" w:cs="Times New Roman"/>
+          <w:sz w:val="24"/>
+          <w:szCs w:val="24"/>
+        </w:rPr>
+        <w:t xml:space="preserve">        </w:t>
+      </w:r>
+      <w:proofErr w:type="gramStart"/>
+      <w:r>
+        <w:rPr>
+          <w:rFonts w:ascii="Times New Roman" w:hAnsi="Times New Roman" w:cs="Times New Roman"/>
+          <w:sz w:val="24"/>
+          <w:szCs w:val="24"/>
+        </w:rPr>
+        <w:t>int[</w:t>
+      </w:r>
+      <w:proofErr w:type="gramEnd"/>
+      <w:r>
+        <w:rPr>
+          <w:rFonts w:ascii="Times New Roman" w:hAnsi="Times New Roman" w:cs="Times New Roman"/>
+          <w:sz w:val="24"/>
+          <w:szCs w:val="24"/>
+        </w:rPr>
+        <w:t xml:space="preserve">] arr2 = </w:t>
+      </w:r>
+      <w:proofErr w:type="spellStart"/>
+      <w:r>
+        <w:rPr>
+          <w:rFonts w:ascii="Times New Roman" w:hAnsi="Times New Roman" w:cs="Times New Roman"/>
+          <w:sz w:val="24"/>
+          <w:szCs w:val="24"/>
+        </w:rPr>
+        <w:t>RandomArrayGenerator</w:t>
+      </w:r>
+      <w:proofErr w:type="spellEnd"/>
+      <w:r>
+        <w:rPr>
+          <w:rFonts w:ascii="Times New Roman" w:hAnsi="Times New Roman" w:cs="Times New Roman"/>
+          <w:sz w:val="24"/>
+          <w:szCs w:val="24"/>
+        </w:rPr>
+        <w:t>(5000);</w:t>
+      </w:r>
+    </w:p>
+    <w:p>
+      <w:pPr>
+        <w:pStyle w:val="ListParagraph"/>
+        <w:rPr>
+          <w:rFonts w:ascii="Times New Roman" w:hAnsi="Times New Roman" w:cs="Times New Roman"/>
+          <w:sz w:val="24"/>
+          <w:szCs w:val="24"/>
+        </w:rPr>
+      </w:pPr>
+    </w:p>
+    <w:p>
+      <w:pPr>
+        <w:pStyle w:val="ListParagraph"/>
+        <w:rPr>
+          <w:rFonts w:ascii="Times New Roman" w:hAnsi="Times New Roman" w:cs="Times New Roman"/>
+          <w:sz w:val="24"/>
+          <w:szCs w:val="24"/>
+        </w:rPr>
+      </w:pPr>
+      <w:r>
+        <w:rPr>
+          <w:rFonts w:ascii="Times New Roman" w:hAnsi="Times New Roman" w:cs="Times New Roman"/>
+          <w:sz w:val="24"/>
+          <w:szCs w:val="24"/>
+        </w:rPr>
+        <w:t>        //start Timer</w:t>
+      </w:r>
+    </w:p>
+    <w:p>
+      <w:pPr>
+        <w:pStyle w:val="ListParagraph"/>
+        <w:rPr>
+          <w:rFonts w:ascii="Times New Roman" w:hAnsi="Times New Roman" w:cs="Times New Roman"/>
+          <w:sz w:val="24"/>
+          <w:szCs w:val="24"/>
+        </w:rPr>
+      </w:pPr>
+      <w:r>
+        <w:rPr>
+          <w:rFonts w:ascii="Times New Roman" w:hAnsi="Times New Roman" w:cs="Times New Roman"/>
+          <w:sz w:val="24"/>
+          <w:szCs w:val="24"/>
+        </w:rPr>
+        <w:t xml:space="preserve">        long startTime2 = </w:t>
+      </w:r>
+      <w:proofErr w:type="spellStart"/>
+      <w:r>
+        <w:rPr>
+          <w:rFonts w:ascii="Times New Roman" w:hAnsi="Times New Roman" w:cs="Times New Roman"/>
+          <w:sz w:val="24"/>
+          <w:szCs w:val="24"/>
+        </w:rPr>
+        <w:t>System.currentTimeMillis</w:t>
+      </w:r>
+      <w:proofErr w:type="spellEnd"/>
+      <w:r>
+        <w:rPr>
+          <w:rFonts w:ascii="Times New Roman" w:hAnsi="Times New Roman" w:cs="Times New Roman"/>
+          <w:sz w:val="24"/>
+          <w:szCs w:val="24"/>
+        </w:rPr>
+        <w:t>(</w:t>
+      </w:r>
+      <w:proofErr w:type="gramStart"/>
+      <w:r>
+        <w:rPr>
+          <w:rFonts w:ascii="Times New Roman" w:hAnsi="Times New Roman" w:cs="Times New Roman"/>
+          <w:sz w:val="24"/>
+          <w:szCs w:val="24"/>
+        </w:rPr>
+        <w:t>);</w:t>
+      </w:r>
+      <w:proofErr w:type="gramEnd"/>
+    </w:p>
+    <w:p>
+      <w:pPr>
+        <w:pStyle w:val="ListParagraph"/>
+        <w:rPr>
+          <w:rFonts w:ascii="Times New Roman" w:hAnsi="Times New Roman" w:cs="Times New Roman"/>
+          <w:sz w:val="24"/>
+          <w:szCs w:val="24"/>
+        </w:rPr>
+      </w:pPr>
+    </w:p>
+    <w:p>
+      <w:pPr>
+        <w:pStyle w:val="ListParagraph"/>
+        <w:rPr>
+          <w:rFonts w:ascii="Times New Roman" w:hAnsi="Times New Roman" w:cs="Times New Roman"/>
+          <w:sz w:val="24"/>
+          <w:szCs w:val="24"/>
+        </w:rPr>
+      </w:pPr>
+      <w:r>
+        <w:rPr>
+          <w:rFonts w:ascii="Times New Roman" w:hAnsi="Times New Roman" w:cs="Times New Roman"/>
+          <w:sz w:val="24"/>
+          <w:szCs w:val="24"/>
+        </w:rPr>
+        <w:t xml:space="preserve">        //call primitive </w:t>
+      </w:r>
+      <w:r>
+        <w:rPr>
+          <w:rFonts w:ascii="Times New Roman" w:hAnsi="Times New Roman" w:cs="Times New Roman"/>
+          <w:sz w:val="24"/>
+          <w:szCs w:val="24"/>
+        </w:rPr>
+        <w:t>(</w:t>
+      </w:r>
+      <w:proofErr w:type="gramStart"/>
+      <w:r>
+        <w:rPr>
+          <w:rFonts w:ascii="Times New Roman" w:hAnsi="Times New Roman" w:cs="Times New Roman"/>
+          <w:sz w:val="24"/>
+          <w:szCs w:val="24"/>
+        </w:rPr>
+        <w:t>double-pivot</w:t>
+      </w:r>
+      <w:proofErr w:type="gramEnd"/>
+      <w:r>
+        <w:rPr>
+          <w:rFonts w:ascii="Times New Roman" w:hAnsi="Times New Roman" w:cs="Times New Roman"/>
+          <w:sz w:val="24"/>
+          <w:szCs w:val="24"/>
+        </w:rPr>
+        <w:t xml:space="preserve">) </w:t>
+      </w:r>
+      <w:r>
+        <w:rPr>
+          <w:rFonts w:ascii="Times New Roman" w:hAnsi="Times New Roman" w:cs="Times New Roman"/>
+          <w:sz w:val="24"/>
+          <w:szCs w:val="24"/>
+        </w:rPr>
+        <w:t>array sorting</w:t>
+      </w:r>
+    </w:p>
+    <w:p>
+      <w:pPr>
+        <w:pStyle w:val="ListParagraph"/>
+        <w:rPr>
+          <w:rFonts w:ascii="Times New Roman" w:hAnsi="Times New Roman" w:cs="Times New Roman"/>
+          <w:sz w:val="24"/>
+          <w:szCs w:val="24"/>
+        </w:rPr>
+      </w:pPr>
+      <w:r>
+        <w:rPr>
+          <w:rFonts w:ascii="Times New Roman" w:hAnsi="Times New Roman" w:cs="Times New Roman"/>
+          <w:sz w:val="24"/>
+          <w:szCs w:val="24"/>
+        </w:rPr>
+        <w:t xml:space="preserve">        </w:t>
+      </w:r>
+      <w:proofErr w:type="spellStart"/>
+      <w:r>
+        <w:rPr>
+          <w:rFonts w:ascii="Times New Roman" w:hAnsi="Times New Roman" w:cs="Times New Roman"/>
+          <w:sz w:val="24"/>
+          <w:szCs w:val="24"/>
+        </w:rPr>
+        <w:t>Arrays.sort</w:t>
+      </w:r>
+      <w:proofErr w:type="spellEnd"/>
+      <w:r>
+        <w:rPr>
+          <w:rFonts w:ascii="Times New Roman" w:hAnsi="Times New Roman" w:cs="Times New Roman"/>
+          <w:sz w:val="24"/>
+          <w:szCs w:val="24"/>
+        </w:rPr>
+        <w:t>(arr2</w:t>
+      </w:r>
+      <w:proofErr w:type="gramStart"/>
+      <w:r>
+        <w:rPr>
+          <w:rFonts w:ascii="Times New Roman" w:hAnsi="Times New Roman" w:cs="Times New Roman"/>
+          <w:sz w:val="24"/>
+          <w:szCs w:val="24"/>
+        </w:rPr>
+        <w:t>);</w:t>
+      </w:r>
+      <w:proofErr w:type="gramEnd"/>
+    </w:p>
+    <w:p>
+      <w:pPr>
+        <w:pStyle w:val="ListParagraph"/>
+        <w:rPr>
+          <w:rFonts w:ascii="Times New Roman" w:hAnsi="Times New Roman" w:cs="Times New Roman"/>
+          <w:sz w:val="24"/>
+          <w:szCs w:val="24"/>
+        </w:rPr>
+      </w:pPr>
+    </w:p>
+    <w:p>
+      <w:pPr>
+        <w:pStyle w:val="ListParagraph"/>
+        <w:rPr>
+          <w:rFonts w:ascii="Times New Roman" w:hAnsi="Times New Roman" w:cs="Times New Roman"/>
+          <w:sz w:val="24"/>
+          <w:szCs w:val="24"/>
+        </w:rPr>
+      </w:pPr>
+      <w:r>
+        <w:rPr>
+          <w:rFonts w:ascii="Times New Roman" w:hAnsi="Times New Roman" w:cs="Times New Roman"/>
+          <w:sz w:val="24"/>
+          <w:szCs w:val="24"/>
+        </w:rPr>
+        <w:t>        //save run time</w:t>
+      </w:r>
+    </w:p>
+    <w:p>
+      <w:pPr>
+        <w:pStyle w:val="ListParagraph"/>
+        <w:rPr>
+          <w:rFonts w:ascii="Times New Roman" w:hAnsi="Times New Roman" w:cs="Times New Roman"/>
+          <w:sz w:val="24"/>
+          <w:szCs w:val="24"/>
+        </w:rPr>
+      </w:pPr>
+      <w:r>
+        <w:rPr>
+          <w:rFonts w:ascii="Times New Roman" w:hAnsi="Times New Roman" w:cs="Times New Roman"/>
+          <w:sz w:val="24"/>
+          <w:szCs w:val="24"/>
+        </w:rPr>
+        <w:t xml:space="preserve">        long endTime2 = </w:t>
+      </w:r>
+      <w:proofErr w:type="spellStart"/>
+      <w:r>
+        <w:rPr>
+          <w:rFonts w:ascii="Times New Roman" w:hAnsi="Times New Roman" w:cs="Times New Roman"/>
+          <w:sz w:val="24"/>
+          <w:szCs w:val="24"/>
+        </w:rPr>
+        <w:t>System.currentTimeMillis</w:t>
+      </w:r>
+      <w:proofErr w:type="spellEnd"/>
+      <w:r>
+        <w:rPr>
+          <w:rFonts w:ascii="Times New Roman" w:hAnsi="Times New Roman" w:cs="Times New Roman"/>
+          <w:sz w:val="24"/>
+          <w:szCs w:val="24"/>
+        </w:rPr>
+        <w:t>(</w:t>
+      </w:r>
+      <w:proofErr w:type="gramStart"/>
+      <w:r>
+        <w:rPr>
+          <w:rFonts w:ascii="Times New Roman" w:hAnsi="Times New Roman" w:cs="Times New Roman"/>
+          <w:sz w:val="24"/>
+          <w:szCs w:val="24"/>
+        </w:rPr>
+        <w:t>);</w:t>
+      </w:r>
+      <w:proofErr w:type="gramEnd"/>
+    </w:p>
+    <w:p>
+      <w:pPr>
+        <w:pStyle w:val="ListParagraph"/>
+        <w:rPr>
+          <w:rFonts w:ascii="Times New Roman" w:hAnsi="Times New Roman" w:cs="Times New Roman"/>
+          <w:sz w:val="24"/>
+          <w:szCs w:val="24"/>
+        </w:rPr>
+      </w:pPr>
+    </w:p>
+    <w:p>
+      <w:pPr>
+        <w:pStyle w:val="ListParagraph"/>
+        <w:rPr>
+          <w:rFonts w:ascii="Times New Roman" w:hAnsi="Times New Roman" w:cs="Times New Roman"/>
+          <w:sz w:val="24"/>
+          <w:szCs w:val="24"/>
+        </w:rPr>
+      </w:pPr>
+      <w:r>
+        <w:rPr>
+          <w:rFonts w:ascii="Times New Roman" w:hAnsi="Times New Roman" w:cs="Times New Roman"/>
+          <w:sz w:val="24"/>
+          <w:szCs w:val="24"/>
+        </w:rPr>
+        <w:t>        //save elapsed time2</w:t>
+      </w:r>
+    </w:p>
+    <w:p>
+      <w:pPr>
+        <w:pStyle w:val="ListParagraph"/>
+        <w:rPr>
+          <w:rFonts w:ascii="Times New Roman" w:hAnsi="Times New Roman" w:cs="Times New Roman"/>
+          <w:sz w:val="24"/>
+          <w:szCs w:val="24"/>
+        </w:rPr>
+      </w:pPr>
+      <w:r>
+        <w:rPr>
+          <w:rFonts w:ascii="Times New Roman" w:hAnsi="Times New Roman" w:cs="Times New Roman"/>
+          <w:sz w:val="24"/>
+          <w:szCs w:val="24"/>
+        </w:rPr>
+        <w:t xml:space="preserve">        long elapsedTime2 = endTime2 - </w:t>
+      </w:r>
+      <w:proofErr w:type="gramStart"/>
+      <w:r>
+        <w:rPr>
+          <w:rFonts w:ascii="Times New Roman" w:hAnsi="Times New Roman" w:cs="Times New Roman"/>
+          <w:sz w:val="24"/>
+          <w:szCs w:val="24"/>
+        </w:rPr>
+        <w:t>startTime2;</w:t>
+      </w:r>
+      <w:proofErr w:type="gramEnd"/>
+    </w:p>
+    <w:p>
+      <w:pPr>
+        <w:pStyle w:val="ListParagraph"/>
+        <w:rPr>
+          <w:rFonts w:ascii="Times New Roman" w:hAnsi="Times New Roman" w:cs="Times New Roman"/>
+          <w:sz w:val="24"/>
+          <w:szCs w:val="24"/>
+        </w:rPr>
+      </w:pPr>
+    </w:p>
+    <w:p>
+      <w:pPr>
+        <w:pStyle w:val="ListParagraph"/>
+        <w:rPr>
+          <w:rFonts w:ascii="Times New Roman" w:hAnsi="Times New Roman" w:cs="Times New Roman"/>
+          <w:sz w:val="24"/>
+          <w:szCs w:val="24"/>
+        </w:rPr>
+      </w:pPr>
+      <w:r>
+        <w:rPr>
+          <w:rFonts w:ascii="Times New Roman" w:hAnsi="Times New Roman" w:cs="Times New Roman"/>
+          <w:sz w:val="24"/>
+          <w:szCs w:val="24"/>
+        </w:rPr>
+        <w:t>        //Generate array3 of 5000 random elements</w:t>
+      </w:r>
+    </w:p>
+    <w:p>
+      <w:pPr>
+        <w:pStyle w:val="ListParagraph"/>
+        <w:rPr>
+          <w:rFonts w:ascii="Times New Roman" w:hAnsi="Times New Roman" w:cs="Times New Roman"/>
+          <w:sz w:val="24"/>
+          <w:szCs w:val="24"/>
+        </w:rPr>
+      </w:pPr>
+      <w:r>
+        <w:rPr>
+          <w:rFonts w:ascii="Times New Roman" w:hAnsi="Times New Roman" w:cs="Times New Roman"/>
+          <w:sz w:val="24"/>
+          <w:szCs w:val="24"/>
+        </w:rPr>
+        <w:t xml:space="preserve">        </w:t>
+      </w:r>
+      <w:proofErr w:type="gramStart"/>
+      <w:r>
+        <w:rPr>
+          <w:rFonts w:ascii="Times New Roman" w:hAnsi="Times New Roman" w:cs="Times New Roman"/>
+          <w:sz w:val="24"/>
+          <w:szCs w:val="24"/>
+        </w:rPr>
+        <w:t>int[</w:t>
+      </w:r>
+      <w:proofErr w:type="gramEnd"/>
+      <w:r>
+        <w:rPr>
+          <w:rFonts w:ascii="Times New Roman" w:hAnsi="Times New Roman" w:cs="Times New Roman"/>
+          <w:sz w:val="24"/>
+          <w:szCs w:val="24"/>
+        </w:rPr>
+        <w:t xml:space="preserve">] arr3 = </w:t>
+      </w:r>
+      <w:proofErr w:type="spellStart"/>
+      <w:r>
+        <w:rPr>
+          <w:rFonts w:ascii="Times New Roman" w:hAnsi="Times New Roman" w:cs="Times New Roman"/>
+          <w:sz w:val="24"/>
+          <w:szCs w:val="24"/>
+        </w:rPr>
+        <w:t>RandomArrayGenerator</w:t>
+      </w:r>
+      <w:proofErr w:type="spellEnd"/>
+      <w:r>
+        <w:rPr>
+          <w:rFonts w:ascii="Times New Roman" w:hAnsi="Times New Roman" w:cs="Times New Roman"/>
+          <w:sz w:val="24"/>
+          <w:szCs w:val="24"/>
+        </w:rPr>
+        <w:t>(5000);</w:t>
+      </w:r>
+    </w:p>
+    <w:p>
+      <w:pPr>
+        <w:pStyle w:val="ListParagraph"/>
+        <w:rPr>
+          <w:rFonts w:ascii="Times New Roman" w:hAnsi="Times New Roman" w:cs="Times New Roman"/>
+          <w:sz w:val="24"/>
+          <w:szCs w:val="24"/>
+        </w:rPr>
+      </w:pPr>
+    </w:p>
+    <w:p>
+      <w:pPr>
+        <w:pStyle w:val="ListParagraph"/>
+        <w:rPr>
+          <w:rFonts w:ascii="Times New Roman" w:hAnsi="Times New Roman" w:cs="Times New Roman"/>
+          <w:sz w:val="24"/>
+          <w:szCs w:val="24"/>
+        </w:rPr>
+      </w:pPr>
+      <w:r>
+        <w:rPr>
+          <w:rFonts w:ascii="Times New Roman" w:hAnsi="Times New Roman" w:cs="Times New Roman"/>
+          <w:sz w:val="24"/>
+          <w:szCs w:val="24"/>
+        </w:rPr>
+        <w:t>        //start Timer</w:t>
+      </w:r>
+    </w:p>
+    <w:p>
+      <w:pPr>
+        <w:pStyle w:val="ListParagraph"/>
+        <w:rPr>
+          <w:rFonts w:ascii="Times New Roman" w:hAnsi="Times New Roman" w:cs="Times New Roman"/>
+          <w:sz w:val="24"/>
+          <w:szCs w:val="24"/>
+        </w:rPr>
+      </w:pPr>
+      <w:r>
+        <w:rPr>
+          <w:rFonts w:ascii="Times New Roman" w:hAnsi="Times New Roman" w:cs="Times New Roman"/>
+          <w:sz w:val="24"/>
+          <w:szCs w:val="24"/>
+        </w:rPr>
+        <w:t xml:space="preserve">        long startTime3 = </w:t>
+      </w:r>
+      <w:proofErr w:type="spellStart"/>
+      <w:r>
+        <w:rPr>
+          <w:rFonts w:ascii="Times New Roman" w:hAnsi="Times New Roman" w:cs="Times New Roman"/>
+          <w:sz w:val="24"/>
+          <w:szCs w:val="24"/>
+        </w:rPr>
+        <w:t>System.currentTimeMillis</w:t>
+      </w:r>
+      <w:proofErr w:type="spellEnd"/>
+      <w:r>
+        <w:rPr>
+          <w:rFonts w:ascii="Times New Roman" w:hAnsi="Times New Roman" w:cs="Times New Roman"/>
+          <w:sz w:val="24"/>
+          <w:szCs w:val="24"/>
+        </w:rPr>
+        <w:t>(</w:t>
+      </w:r>
+      <w:proofErr w:type="gramStart"/>
+      <w:r>
+        <w:rPr>
+          <w:rFonts w:ascii="Times New Roman" w:hAnsi="Times New Roman" w:cs="Times New Roman"/>
+          <w:sz w:val="24"/>
+          <w:szCs w:val="24"/>
+        </w:rPr>
+        <w:t>);</w:t>
+      </w:r>
+      <w:proofErr w:type="gramEnd"/>
+    </w:p>
+    <w:p>
+      <w:pPr>
+        <w:pStyle w:val="ListParagraph"/>
+        <w:rPr>
+          <w:rFonts w:ascii="Times New Roman" w:hAnsi="Times New Roman" w:cs="Times New Roman"/>
+          <w:sz w:val="24"/>
+          <w:szCs w:val="24"/>
+        </w:rPr>
+      </w:pPr>
+    </w:p>
+    <w:p>
+      <w:pPr>
+        <w:pStyle w:val="ListParagraph"/>
+        <w:rPr>
+          <w:rFonts w:ascii="Times New Roman" w:hAnsi="Times New Roman" w:cs="Times New Roman"/>
+          <w:sz w:val="24"/>
+          <w:szCs w:val="24"/>
+        </w:rPr>
+      </w:pPr>
+      <w:r>
+        <w:rPr>
+          <w:rFonts w:ascii="Times New Roman" w:hAnsi="Times New Roman" w:cs="Times New Roman"/>
+          <w:sz w:val="24"/>
+          <w:szCs w:val="24"/>
+        </w:rPr>
+        <w:t xml:space="preserve">        //call </w:t>
+      </w:r>
+      <w:proofErr w:type="spellStart"/>
+      <w:r>
+        <w:rPr>
+          <w:rFonts w:ascii="Times New Roman" w:hAnsi="Times New Roman" w:cs="Times New Roman"/>
+          <w:sz w:val="24"/>
+          <w:szCs w:val="24"/>
+        </w:rPr>
+        <w:t>parralel</w:t>
+      </w:r>
+      <w:proofErr w:type="spellEnd"/>
+      <w:r>
+        <w:rPr>
+          <w:rFonts w:ascii="Times New Roman" w:hAnsi="Times New Roman" w:cs="Times New Roman"/>
+          <w:sz w:val="24"/>
+          <w:szCs w:val="24"/>
+        </w:rPr>
+        <w:t xml:space="preserve"> array sorting</w:t>
+      </w:r>
+    </w:p>
+    <w:p>
+      <w:pPr>
+        <w:pStyle w:val="ListParagraph"/>
+        <w:rPr>
+          <w:rFonts w:ascii="Times New Roman" w:hAnsi="Times New Roman" w:cs="Times New Roman"/>
+          <w:sz w:val="24"/>
+          <w:szCs w:val="24"/>
+        </w:rPr>
+      </w:pPr>
+      <w:r>
+        <w:rPr>
+          <w:rFonts w:ascii="Times New Roman" w:hAnsi="Times New Roman" w:cs="Times New Roman"/>
+          <w:sz w:val="24"/>
+          <w:szCs w:val="24"/>
+        </w:rPr>
+        <w:t xml:space="preserve">        </w:t>
+      </w:r>
+      <w:proofErr w:type="spellStart"/>
+      <w:r>
+        <w:rPr>
+          <w:rFonts w:ascii="Times New Roman" w:hAnsi="Times New Roman" w:cs="Times New Roman"/>
+          <w:sz w:val="24"/>
+          <w:szCs w:val="24"/>
+        </w:rPr>
+        <w:t>Arrays.parallelSort</w:t>
+      </w:r>
+      <w:proofErr w:type="spellEnd"/>
+      <w:r>
+        <w:rPr>
+          <w:rFonts w:ascii="Times New Roman" w:hAnsi="Times New Roman" w:cs="Times New Roman"/>
+          <w:sz w:val="24"/>
+          <w:szCs w:val="24"/>
+        </w:rPr>
+        <w:t>(arr3</w:t>
+      </w:r>
+      <w:proofErr w:type="gramStart"/>
+      <w:r>
+        <w:rPr>
+          <w:rFonts w:ascii="Times New Roman" w:hAnsi="Times New Roman" w:cs="Times New Roman"/>
+          <w:sz w:val="24"/>
+          <w:szCs w:val="24"/>
+        </w:rPr>
+        <w:t>);</w:t>
+      </w:r>
+      <w:proofErr w:type="gramEnd"/>
+    </w:p>
+    <w:p>
+      <w:pPr>
+        <w:pStyle w:val="ListParagraph"/>
+        <w:rPr>
+          <w:rFonts w:ascii="Times New Roman" w:hAnsi="Times New Roman" w:cs="Times New Roman"/>
+          <w:sz w:val="24"/>
+          <w:szCs w:val="24"/>
+        </w:rPr>
+      </w:pPr>
+    </w:p>
+    <w:p>
+      <w:pPr>
+        <w:pStyle w:val="ListParagraph"/>
+        <w:rPr>
+          <w:rFonts w:ascii="Times New Roman" w:hAnsi="Times New Roman" w:cs="Times New Roman"/>
+          <w:sz w:val="24"/>
+          <w:szCs w:val="24"/>
+        </w:rPr>
+      </w:pPr>
+      <w:r>
+        <w:rPr>
+          <w:rFonts w:ascii="Times New Roman" w:hAnsi="Times New Roman" w:cs="Times New Roman"/>
+          <w:sz w:val="24"/>
+          <w:szCs w:val="24"/>
+        </w:rPr>
+        <w:t>        //save run time</w:t>
+      </w:r>
+    </w:p>
+    <w:p>
+      <w:pPr>
+        <w:pStyle w:val="ListParagraph"/>
+        <w:rPr>
+          <w:rFonts w:ascii="Times New Roman" w:hAnsi="Times New Roman" w:cs="Times New Roman"/>
+          <w:sz w:val="24"/>
+          <w:szCs w:val="24"/>
+        </w:rPr>
+      </w:pPr>
+      <w:r>
+        <w:rPr>
+          <w:rFonts w:ascii="Times New Roman" w:hAnsi="Times New Roman" w:cs="Times New Roman"/>
+          <w:sz w:val="24"/>
+          <w:szCs w:val="24"/>
+        </w:rPr>
+        <w:t xml:space="preserve">        long endTime3 = </w:t>
+      </w:r>
+      <w:proofErr w:type="spellStart"/>
+      <w:r>
+        <w:rPr>
+          <w:rFonts w:ascii="Times New Roman" w:hAnsi="Times New Roman" w:cs="Times New Roman"/>
+          <w:sz w:val="24"/>
+          <w:szCs w:val="24"/>
+        </w:rPr>
+        <w:t>System.currentTimeMillis</w:t>
+      </w:r>
+      <w:proofErr w:type="spellEnd"/>
+      <w:r>
+        <w:rPr>
+          <w:rFonts w:ascii="Times New Roman" w:hAnsi="Times New Roman" w:cs="Times New Roman"/>
+          <w:sz w:val="24"/>
+          <w:szCs w:val="24"/>
+        </w:rPr>
+        <w:t>(</w:t>
+      </w:r>
+      <w:proofErr w:type="gramStart"/>
+      <w:r>
+        <w:rPr>
+          <w:rFonts w:ascii="Times New Roman" w:hAnsi="Times New Roman" w:cs="Times New Roman"/>
+          <w:sz w:val="24"/>
+          <w:szCs w:val="24"/>
+        </w:rPr>
+        <w:t>);</w:t>
+      </w:r>
+      <w:proofErr w:type="gramEnd"/>
+    </w:p>
+    <w:p>
+      <w:pPr>
+        <w:pStyle w:val="ListParagraph"/>
+        <w:rPr>
+          <w:rFonts w:ascii="Times New Roman" w:hAnsi="Times New Roman" w:cs="Times New Roman"/>
+          <w:sz w:val="24"/>
+          <w:szCs w:val="24"/>
+        </w:rPr>
+      </w:pPr>
+    </w:p>
+    <w:p>
+      <w:pPr>
+        <w:pStyle w:val="ListParagraph"/>
+        <w:rPr>
+          <w:rFonts w:ascii="Times New Roman" w:hAnsi="Times New Roman" w:cs="Times New Roman"/>
+          <w:sz w:val="24"/>
+          <w:szCs w:val="24"/>
+        </w:rPr>
+      </w:pPr>
+      <w:r>
+        <w:rPr>
+          <w:rFonts w:ascii="Times New Roman" w:hAnsi="Times New Roman" w:cs="Times New Roman"/>
+          <w:sz w:val="24"/>
+          <w:szCs w:val="24"/>
+        </w:rPr>
+        <w:t>        //save elapsed time2</w:t>
+      </w:r>
+    </w:p>
+    <w:p>
+      <w:pPr>
+        <w:pStyle w:val="ListParagraph"/>
+        <w:rPr>
+          <w:rFonts w:ascii="Times New Roman" w:hAnsi="Times New Roman" w:cs="Times New Roman"/>
+          <w:sz w:val="24"/>
+          <w:szCs w:val="24"/>
+        </w:rPr>
+      </w:pPr>
+      <w:r>
+        <w:rPr>
+          <w:rFonts w:ascii="Times New Roman" w:hAnsi="Times New Roman" w:cs="Times New Roman"/>
+          <w:sz w:val="24"/>
+          <w:szCs w:val="24"/>
+        </w:rPr>
+        <w:t xml:space="preserve">        long elapsedTime3 = endTime3 - </w:t>
+      </w:r>
+      <w:proofErr w:type="gramStart"/>
+      <w:r>
+        <w:rPr>
+          <w:rFonts w:ascii="Times New Roman" w:hAnsi="Times New Roman" w:cs="Times New Roman"/>
+          <w:sz w:val="24"/>
+          <w:szCs w:val="24"/>
+        </w:rPr>
+        <w:t>startTime3;</w:t>
+      </w:r>
+      <w:proofErr w:type="gramEnd"/>
+    </w:p>
+    <w:p>
+      <w:pPr>
+        <w:pStyle w:val="ListParagraph"/>
+        <w:rPr>
+          <w:rFonts w:ascii="Times New Roman" w:hAnsi="Times New Roman" w:cs="Times New Roman"/>
+          <w:sz w:val="24"/>
+          <w:szCs w:val="24"/>
+        </w:rPr>
+      </w:pPr>
+    </w:p>
+    <w:p>
+      <w:pPr>
+        <w:pStyle w:val="ListParagraph"/>
+        <w:rPr>
+          <w:rFonts w:ascii="Times New Roman" w:hAnsi="Times New Roman" w:cs="Times New Roman"/>
+          <w:sz w:val="24"/>
+          <w:szCs w:val="24"/>
+        </w:rPr>
+      </w:pPr>
+      <w:r>
+        <w:rPr>
+          <w:rFonts w:ascii="Times New Roman" w:hAnsi="Times New Roman" w:cs="Times New Roman"/>
+          <w:sz w:val="24"/>
+          <w:szCs w:val="24"/>
+        </w:rPr>
+        <w:t>        //print message</w:t>
+      </w:r>
+    </w:p>
+    <w:p>
+      <w:pPr>
+        <w:pStyle w:val="ListParagraph"/>
+        <w:rPr>
+          <w:rFonts w:ascii="Times New Roman" w:hAnsi="Times New Roman" w:cs="Times New Roman"/>
+          <w:sz w:val="24"/>
+          <w:szCs w:val="24"/>
+        </w:rPr>
+      </w:pPr>
+      <w:r>
+        <w:rPr>
+          <w:rFonts w:ascii="Times New Roman" w:hAnsi="Times New Roman" w:cs="Times New Roman"/>
+          <w:sz w:val="24"/>
+          <w:szCs w:val="24"/>
+        </w:rPr>
+        <w:t xml:space="preserve">        </w:t>
+      </w:r>
+      <w:proofErr w:type="spellStart"/>
+      <w:r>
+        <w:rPr>
+          <w:rFonts w:ascii="Times New Roman" w:hAnsi="Times New Roman" w:cs="Times New Roman"/>
+          <w:sz w:val="24"/>
+          <w:szCs w:val="24"/>
+        </w:rPr>
+        <w:t>System.out.println</w:t>
+      </w:r>
+      <w:proofErr w:type="spellEnd"/>
+      <w:r>
+        <w:rPr>
+          <w:rFonts w:ascii="Times New Roman" w:hAnsi="Times New Roman" w:cs="Times New Roman"/>
+          <w:sz w:val="24"/>
+          <w:szCs w:val="24"/>
+        </w:rPr>
+        <w:t>("Insertion Sort time = " + elapsedTime1+"ms"</w:t>
+      </w:r>
+      <w:proofErr w:type="gramStart"/>
+      <w:r>
+        <w:rPr>
+          <w:rFonts w:ascii="Times New Roman" w:hAnsi="Times New Roman" w:cs="Times New Roman"/>
+          <w:sz w:val="24"/>
+          <w:szCs w:val="24"/>
+        </w:rPr>
+        <w:t>);</w:t>
+      </w:r>
+      <w:proofErr w:type="gramEnd"/>
+    </w:p>
+    <w:p>
+      <w:pPr>
+        <w:pStyle w:val="ListParagraph"/>
+        <w:rPr>
+          <w:rFonts w:ascii="Times New Roman" w:hAnsi="Times New Roman" w:cs="Times New Roman"/>
+          <w:sz w:val="24"/>
+          <w:szCs w:val="24"/>
+        </w:rPr>
+      </w:pPr>
+      <w:r>
+        <w:rPr>
+          <w:rFonts w:ascii="Times New Roman" w:hAnsi="Times New Roman" w:cs="Times New Roman"/>
+          <w:sz w:val="24"/>
+          <w:szCs w:val="24"/>
+        </w:rPr>
+        <w:t xml:space="preserve">        </w:t>
+      </w:r>
+      <w:proofErr w:type="spellStart"/>
+      <w:r>
+        <w:rPr>
+          <w:rFonts w:ascii="Times New Roman" w:hAnsi="Times New Roman" w:cs="Times New Roman"/>
+          <w:sz w:val="24"/>
+          <w:szCs w:val="24"/>
+        </w:rPr>
+        <w:t>System.out.println</w:t>
+      </w:r>
+      <w:proofErr w:type="spellEnd"/>
+      <w:r>
+        <w:rPr>
+          <w:rFonts w:ascii="Times New Roman" w:hAnsi="Times New Roman" w:cs="Times New Roman"/>
+          <w:sz w:val="24"/>
+          <w:szCs w:val="24"/>
+        </w:rPr>
+        <w:t>("Primitive Sort time = "+ elapsedTime2+"ms"</w:t>
+      </w:r>
+      <w:proofErr w:type="gramStart"/>
+      <w:r>
+        <w:rPr>
+          <w:rFonts w:ascii="Times New Roman" w:hAnsi="Times New Roman" w:cs="Times New Roman"/>
+          <w:sz w:val="24"/>
+          <w:szCs w:val="24"/>
+        </w:rPr>
+        <w:t>);</w:t>
+      </w:r>
+      <w:proofErr w:type="gramEnd"/>
+    </w:p>
+    <w:p>
+      <w:pPr>
+        <w:pStyle w:val="ListParagraph"/>
+        <w:rPr>
+          <w:rFonts w:ascii="Times New Roman" w:hAnsi="Times New Roman" w:cs="Times New Roman"/>
+          <w:sz w:val="24"/>
+          <w:szCs w:val="24"/>
+        </w:rPr>
+      </w:pPr>
+      <w:r>
+        <w:rPr>
+          <w:rFonts w:ascii="Times New Roman" w:hAnsi="Times New Roman" w:cs="Times New Roman"/>
+          <w:sz w:val="24"/>
+          <w:szCs w:val="24"/>
+        </w:rPr>
+        <w:t xml:space="preserve">        </w:t>
+      </w:r>
+      <w:proofErr w:type="spellStart"/>
+      <w:r>
+        <w:rPr>
+          <w:rFonts w:ascii="Times New Roman" w:hAnsi="Times New Roman" w:cs="Times New Roman"/>
+          <w:sz w:val="24"/>
+          <w:szCs w:val="24"/>
+        </w:rPr>
+        <w:t>System.out.println</w:t>
+      </w:r>
+      <w:proofErr w:type="spellEnd"/>
+      <w:r>
+        <w:rPr>
+          <w:rFonts w:ascii="Times New Roman" w:hAnsi="Times New Roman" w:cs="Times New Roman"/>
+          <w:sz w:val="24"/>
+          <w:szCs w:val="24"/>
+        </w:rPr>
+        <w:t>("Parallel Sort time = "+ elapsedTime3+"ms"</w:t>
+      </w:r>
+      <w:proofErr w:type="gramStart"/>
+      <w:r>
+        <w:rPr>
+          <w:rFonts w:ascii="Times New Roman" w:hAnsi="Times New Roman" w:cs="Times New Roman"/>
+          <w:sz w:val="24"/>
+          <w:szCs w:val="24"/>
+        </w:rPr>
+        <w:t>);</w:t>
+      </w:r>
+      <w:proofErr w:type="gramEnd"/>
+    </w:p>
+    <w:p>
+      <w:pPr>
+        <w:pStyle w:val="ListParagraph"/>
+        <w:rPr>
+          <w:rFonts w:ascii="Times New Roman" w:hAnsi="Times New Roman" w:cs="Times New Roman"/>
+          <w:sz w:val="24"/>
+          <w:szCs w:val="24"/>
+        </w:rPr>
+      </w:pPr>
+      <w:r>
+        <w:rPr>
+          <w:rFonts w:ascii="Times New Roman" w:hAnsi="Times New Roman" w:cs="Times New Roman"/>
+          <w:sz w:val="24"/>
+          <w:szCs w:val="24"/>
+        </w:rPr>
+        <w:t>    }</w:t>
+      </w:r>
+    </w:p>
+    <w:p>
+      <w:pPr>
+        <w:pStyle w:val="ListParagraph"/>
+        <w:rPr>
+          <w:rFonts w:ascii="Times New Roman" w:hAnsi="Times New Roman" w:cs="Times New Roman"/>
+          <w:sz w:val="24"/>
+          <w:szCs w:val="24"/>
+        </w:rPr>
+      </w:pPr>
+      <w:r>
+        <w:rPr>
+          <w:rFonts w:ascii="Times New Roman" w:hAnsi="Times New Roman" w:cs="Times New Roman"/>
+          <w:sz w:val="24"/>
+          <w:szCs w:val="24"/>
+        </w:rPr>
+        <w:t xml:space="preserve">    public static </w:t>
+      </w:r>
+      <w:proofErr w:type="gramStart"/>
+      <w:r>
+        <w:rPr>
+          <w:rFonts w:ascii="Times New Roman" w:hAnsi="Times New Roman" w:cs="Times New Roman"/>
+          <w:sz w:val="24"/>
+          <w:szCs w:val="24"/>
+        </w:rPr>
+        <w:t>int[</w:t>
+      </w:r>
+      <w:proofErr w:type="gramEnd"/>
+      <w:r>
+        <w:rPr>
+          <w:rFonts w:ascii="Times New Roman" w:hAnsi="Times New Roman" w:cs="Times New Roman"/>
+          <w:sz w:val="24"/>
+          <w:szCs w:val="24"/>
+        </w:rPr>
+        <w:t xml:space="preserve">] </w:t>
+      </w:r>
+      <w:proofErr w:type="spellStart"/>
+      <w:r>
+        <w:rPr>
+          <w:rFonts w:ascii="Times New Roman" w:hAnsi="Times New Roman" w:cs="Times New Roman"/>
+          <w:sz w:val="24"/>
+          <w:szCs w:val="24"/>
+        </w:rPr>
+        <w:t>RandomArrayGenerator</w:t>
+      </w:r>
+      <w:proofErr w:type="spellEnd"/>
+      <w:r>
+        <w:rPr>
+          <w:rFonts w:ascii="Times New Roman" w:hAnsi="Times New Roman" w:cs="Times New Roman"/>
+          <w:sz w:val="24"/>
+          <w:szCs w:val="24"/>
+        </w:rPr>
+        <w:t xml:space="preserve">(int n) </w:t>
+      </w:r>
+    </w:p>
+    <w:p>
+      <w:pPr>
+        <w:pStyle w:val="ListParagraph"/>
+        <w:rPr>
+          <w:rFonts w:ascii="Times New Roman" w:hAnsi="Times New Roman" w:cs="Times New Roman"/>
+          <w:sz w:val="24"/>
+          <w:szCs w:val="24"/>
+        </w:rPr>
+      </w:pPr>
+      <w:r>
+        <w:rPr>
+          <w:rFonts w:ascii="Times New Roman" w:hAnsi="Times New Roman" w:cs="Times New Roman"/>
+          <w:sz w:val="24"/>
+          <w:szCs w:val="24"/>
+        </w:rPr>
+        <w:t>  {</w:t>
+      </w:r>
+    </w:p>
+    <w:p>
+      <w:pPr>
+        <w:pStyle w:val="ListParagraph"/>
+        <w:rPr>
+          <w:rFonts w:ascii="Times New Roman" w:hAnsi="Times New Roman" w:cs="Times New Roman"/>
+          <w:sz w:val="24"/>
+          <w:szCs w:val="24"/>
+        </w:rPr>
+      </w:pPr>
+      <w:r>
+        <w:rPr>
+          <w:rFonts w:ascii="Times New Roman" w:hAnsi="Times New Roman" w:cs="Times New Roman"/>
+          <w:sz w:val="24"/>
+          <w:szCs w:val="24"/>
+        </w:rPr>
+        <w:t xml:space="preserve">    </w:t>
+      </w:r>
+      <w:proofErr w:type="gramStart"/>
+      <w:r>
+        <w:rPr>
+          <w:rFonts w:ascii="Times New Roman" w:hAnsi="Times New Roman" w:cs="Times New Roman"/>
+          <w:sz w:val="24"/>
+          <w:szCs w:val="24"/>
+        </w:rPr>
+        <w:t>int[</w:t>
+      </w:r>
+      <w:proofErr w:type="gramEnd"/>
+      <w:r>
+        <w:rPr>
+          <w:rFonts w:ascii="Times New Roman" w:hAnsi="Times New Roman" w:cs="Times New Roman"/>
+          <w:sz w:val="24"/>
+          <w:szCs w:val="24"/>
+        </w:rPr>
+        <w:t>] Array = new int[n];</w:t>
+      </w:r>
+    </w:p>
+    <w:p>
+      <w:pPr>
+        <w:pStyle w:val="ListParagraph"/>
+        <w:rPr>
+          <w:rFonts w:ascii="Times New Roman" w:hAnsi="Times New Roman" w:cs="Times New Roman"/>
+          <w:sz w:val="24"/>
+          <w:szCs w:val="24"/>
+        </w:rPr>
+      </w:pPr>
+      <w:r>
+        <w:rPr>
+          <w:rFonts w:ascii="Times New Roman" w:hAnsi="Times New Roman" w:cs="Times New Roman"/>
+          <w:sz w:val="24"/>
+          <w:szCs w:val="24"/>
+        </w:rPr>
+        <w:t xml:space="preserve">    Random r = new </w:t>
+      </w:r>
+      <w:proofErr w:type="gramStart"/>
+      <w:r>
+        <w:rPr>
+          <w:rFonts w:ascii="Times New Roman" w:hAnsi="Times New Roman" w:cs="Times New Roman"/>
+          <w:sz w:val="24"/>
+          <w:szCs w:val="24"/>
+        </w:rPr>
+        <w:t>Random(</w:t>
+      </w:r>
+      <w:proofErr w:type="gramEnd"/>
+      <w:r>
+        <w:rPr>
+          <w:rFonts w:ascii="Times New Roman" w:hAnsi="Times New Roman" w:cs="Times New Roman"/>
+          <w:sz w:val="24"/>
+          <w:szCs w:val="24"/>
+        </w:rPr>
+        <w:t>);</w:t>
+      </w:r>
+    </w:p>
+    <w:p>
+      <w:pPr>
+        <w:pStyle w:val="ListParagraph"/>
+        <w:rPr>
+          <w:rFonts w:ascii="Times New Roman" w:hAnsi="Times New Roman" w:cs="Times New Roman"/>
+          <w:sz w:val="24"/>
+          <w:szCs w:val="24"/>
+        </w:rPr>
+      </w:pPr>
+      <w:r>
+        <w:rPr>
+          <w:rFonts w:ascii="Times New Roman" w:hAnsi="Times New Roman" w:cs="Times New Roman"/>
+          <w:sz w:val="24"/>
+          <w:szCs w:val="24"/>
+        </w:rPr>
+        <w:t xml:space="preserve">    </w:t>
+      </w:r>
+      <w:proofErr w:type="gramStart"/>
+      <w:r>
+        <w:rPr>
+          <w:rFonts w:ascii="Times New Roman" w:hAnsi="Times New Roman" w:cs="Times New Roman"/>
+          <w:sz w:val="24"/>
+          <w:szCs w:val="24"/>
+        </w:rPr>
+        <w:t>for(</w:t>
+      </w:r>
+      <w:proofErr w:type="gramEnd"/>
+      <w:r>
+        <w:rPr>
+          <w:rFonts w:ascii="Times New Roman" w:hAnsi="Times New Roman" w:cs="Times New Roman"/>
+          <w:sz w:val="24"/>
+          <w:szCs w:val="24"/>
+        </w:rPr>
+        <w:t xml:space="preserve">int </w:t>
+      </w:r>
+      <w:proofErr w:type="spellStart"/>
+      <w:r>
+        <w:rPr>
+          <w:rFonts w:ascii="Times New Roman" w:hAnsi="Times New Roman" w:cs="Times New Roman"/>
+          <w:sz w:val="24"/>
+          <w:szCs w:val="24"/>
+        </w:rPr>
+        <w:t>i</w:t>
+      </w:r>
+      <w:proofErr w:type="spellEnd"/>
+      <w:r>
+        <w:rPr>
+          <w:rFonts w:ascii="Times New Roman" w:hAnsi="Times New Roman" w:cs="Times New Roman"/>
+          <w:sz w:val="24"/>
+          <w:szCs w:val="24"/>
+        </w:rPr>
+        <w:t>=0;i&lt;</w:t>
+      </w:r>
+      <w:proofErr w:type="spellStart"/>
+      <w:r>
+        <w:rPr>
+          <w:rFonts w:ascii="Times New Roman" w:hAnsi="Times New Roman" w:cs="Times New Roman"/>
+          <w:sz w:val="24"/>
+          <w:szCs w:val="24"/>
+        </w:rPr>
+        <w:t>n;i</w:t>
+      </w:r>
+      <w:proofErr w:type="spellEnd"/>
+      <w:r>
+        <w:rPr>
+          <w:rFonts w:ascii="Times New Roman" w:hAnsi="Times New Roman" w:cs="Times New Roman"/>
+          <w:sz w:val="24"/>
+          <w:szCs w:val="24"/>
+        </w:rPr>
+        <w:t>++)</w:t>
+      </w:r>
+    </w:p>
+    <w:p>
+      <w:pPr>
+        <w:pStyle w:val="ListParagraph"/>
+        <w:rPr>
+          <w:rFonts w:ascii="Times New Roman" w:hAnsi="Times New Roman" w:cs="Times New Roman"/>
+          <w:sz w:val="24"/>
+          <w:szCs w:val="24"/>
+        </w:rPr>
+      </w:pPr>
+      <w:r>
+        <w:rPr>
+          <w:rFonts w:ascii="Times New Roman" w:hAnsi="Times New Roman" w:cs="Times New Roman"/>
+          <w:sz w:val="24"/>
+          <w:szCs w:val="24"/>
+        </w:rPr>
+        <w:t>    {</w:t>
+      </w:r>
+    </w:p>
+    <w:p>
+      <w:pPr>
+        <w:pStyle w:val="ListParagraph"/>
+        <w:rPr>
+          <w:rFonts w:ascii="Times New Roman" w:hAnsi="Times New Roman" w:cs="Times New Roman"/>
+          <w:sz w:val="24"/>
+          <w:szCs w:val="24"/>
+        </w:rPr>
+      </w:pPr>
+      <w:r>
+        <w:rPr>
+          <w:rFonts w:ascii="Times New Roman" w:hAnsi="Times New Roman" w:cs="Times New Roman"/>
+          <w:sz w:val="24"/>
+          <w:szCs w:val="24"/>
+        </w:rPr>
+        <w:lastRenderedPageBreak/>
+        <w:t>      Array[</w:t>
+      </w:r>
+      <w:proofErr w:type="spellStart"/>
+      <w:r>
+        <w:rPr>
+          <w:rFonts w:ascii="Times New Roman" w:hAnsi="Times New Roman" w:cs="Times New Roman"/>
+          <w:sz w:val="24"/>
+          <w:szCs w:val="24"/>
+        </w:rPr>
+        <w:t>i</w:t>
+      </w:r>
+      <w:proofErr w:type="spellEnd"/>
+      <w:r>
+        <w:rPr>
+          <w:rFonts w:ascii="Times New Roman" w:hAnsi="Times New Roman" w:cs="Times New Roman"/>
+          <w:sz w:val="24"/>
+          <w:szCs w:val="24"/>
+        </w:rPr>
+        <w:t xml:space="preserve">] = </w:t>
+      </w:r>
+      <w:proofErr w:type="spellStart"/>
+      <w:proofErr w:type="gramStart"/>
+      <w:r>
+        <w:rPr>
+          <w:rFonts w:ascii="Times New Roman" w:hAnsi="Times New Roman" w:cs="Times New Roman"/>
+          <w:sz w:val="24"/>
+          <w:szCs w:val="24"/>
+        </w:rPr>
+        <w:t>r.nextInt</w:t>
+      </w:r>
+      <w:proofErr w:type="spellEnd"/>
+      <w:proofErr w:type="gramEnd"/>
+      <w:r>
+        <w:rPr>
+          <w:rFonts w:ascii="Times New Roman" w:hAnsi="Times New Roman" w:cs="Times New Roman"/>
+          <w:sz w:val="24"/>
+          <w:szCs w:val="24"/>
+        </w:rPr>
+        <w:t>(1000);</w:t>
+      </w:r>
+    </w:p>
+    <w:p>
+      <w:pPr>
+        <w:pStyle w:val="ListParagraph"/>
+        <w:rPr>
+          <w:rFonts w:ascii="Times New Roman" w:hAnsi="Times New Roman" w:cs="Times New Roman"/>
+          <w:sz w:val="24"/>
+          <w:szCs w:val="24"/>
+        </w:rPr>
+      </w:pPr>
+      <w:r>
+        <w:rPr>
+          <w:rFonts w:ascii="Times New Roman" w:hAnsi="Times New Roman" w:cs="Times New Roman"/>
+          <w:sz w:val="24"/>
+          <w:szCs w:val="24"/>
+        </w:rPr>
+        <w:t>    }</w:t>
+      </w:r>
+    </w:p>
+    <w:p>
+      <w:pPr>
+        <w:pStyle w:val="ListParagraph"/>
+        <w:rPr>
+          <w:rFonts w:ascii="Times New Roman" w:hAnsi="Times New Roman" w:cs="Times New Roman"/>
+          <w:sz w:val="24"/>
+          <w:szCs w:val="24"/>
+        </w:rPr>
+      </w:pPr>
+      <w:r>
+        <w:rPr>
+          <w:rFonts w:ascii="Times New Roman" w:hAnsi="Times New Roman" w:cs="Times New Roman"/>
+          <w:sz w:val="24"/>
+          <w:szCs w:val="24"/>
+        </w:rPr>
+        <w:t xml:space="preserve">    return </w:t>
+      </w:r>
+      <w:proofErr w:type="gramStart"/>
+      <w:r>
+        <w:rPr>
+          <w:rFonts w:ascii="Times New Roman" w:hAnsi="Times New Roman" w:cs="Times New Roman"/>
+          <w:sz w:val="24"/>
+          <w:szCs w:val="24"/>
+        </w:rPr>
+        <w:t>Array;</w:t>
+      </w:r>
+      <w:proofErr w:type="gramEnd"/>
+    </w:p>
+    <w:p>
+      <w:pPr>
+        <w:pStyle w:val="ListParagraph"/>
+        <w:rPr>
+          <w:rFonts w:ascii="Times New Roman" w:hAnsi="Times New Roman" w:cs="Times New Roman"/>
+          <w:sz w:val="24"/>
+          <w:szCs w:val="24"/>
+        </w:rPr>
+      </w:pPr>
+      <w:r>
+        <w:rPr>
+          <w:rFonts w:ascii="Times New Roman" w:hAnsi="Times New Roman" w:cs="Times New Roman"/>
+          <w:sz w:val="24"/>
+          <w:szCs w:val="24"/>
+        </w:rPr>
+        <w:t>  }</w:t>
+      </w:r>
+    </w:p>
+    <w:p>
+      <w:pPr>
+        <w:pStyle w:val="ListParagraph"/>
+        <w:rPr>
+          <w:rFonts w:ascii="Times New Roman" w:hAnsi="Times New Roman" w:cs="Times New Roman"/>
+          <w:sz w:val="24"/>
+          <w:szCs w:val="24"/>
+        </w:rPr>
+      </w:pPr>
+    </w:p>
+    <w:p>
+      <w:pPr>
+        <w:pStyle w:val="ListParagraph"/>
+        <w:rPr>
+          <w:rFonts w:ascii="Times New Roman" w:hAnsi="Times New Roman" w:cs="Times New Roman"/>
+          <w:sz w:val="24"/>
+          <w:szCs w:val="24"/>
+        </w:rPr>
+      </w:pPr>
+      <w:r>
+        <w:rPr>
+          <w:rFonts w:ascii="Times New Roman" w:hAnsi="Times New Roman" w:cs="Times New Roman"/>
+          <w:sz w:val="24"/>
+          <w:szCs w:val="24"/>
+        </w:rPr>
+        <w:t>  /**</w:t>
+      </w:r>
+    </w:p>
+    <w:p>
+      <w:pPr>
+        <w:pStyle w:val="ListParagraph"/>
+        <w:rPr>
+          <w:rFonts w:ascii="Times New Roman" w:hAnsi="Times New Roman" w:cs="Times New Roman"/>
+          <w:sz w:val="24"/>
+          <w:szCs w:val="24"/>
+        </w:rPr>
+      </w:pPr>
+      <w:r>
+        <w:rPr>
+          <w:rFonts w:ascii="Times New Roman" w:hAnsi="Times New Roman" w:cs="Times New Roman"/>
+          <w:sz w:val="24"/>
+          <w:szCs w:val="24"/>
+        </w:rPr>
+        <w:t>   * Function Name: Insertion Sort</w:t>
+      </w:r>
+    </w:p>
+    <w:p>
+      <w:pPr>
+        <w:pStyle w:val="ListParagraph"/>
+        <w:rPr>
+          <w:rFonts w:ascii="Times New Roman" w:hAnsi="Times New Roman" w:cs="Times New Roman"/>
+          <w:sz w:val="24"/>
+          <w:szCs w:val="24"/>
+        </w:rPr>
+      </w:pPr>
+      <w:r>
+        <w:rPr>
+          <w:rFonts w:ascii="Times New Roman" w:hAnsi="Times New Roman" w:cs="Times New Roman"/>
+          <w:sz w:val="24"/>
+          <w:szCs w:val="24"/>
+        </w:rPr>
+        <w:t xml:space="preserve">   * </w:t>
+      </w:r>
+    </w:p>
+    <w:p>
+      <w:pPr>
+        <w:pStyle w:val="ListParagraph"/>
+        <w:rPr>
+          <w:rFonts w:ascii="Times New Roman" w:hAnsi="Times New Roman" w:cs="Times New Roman"/>
+          <w:sz w:val="24"/>
+          <w:szCs w:val="24"/>
+        </w:rPr>
+      </w:pPr>
+      <w:r>
+        <w:rPr>
+          <w:rFonts w:ascii="Times New Roman" w:hAnsi="Times New Roman" w:cs="Times New Roman"/>
+          <w:sz w:val="24"/>
+          <w:szCs w:val="24"/>
+        </w:rPr>
+        <w:t>   * @param array</w:t>
+      </w:r>
+    </w:p>
+    <w:p>
+      <w:pPr>
+        <w:pStyle w:val="ListParagraph"/>
+        <w:rPr>
+          <w:rFonts w:ascii="Times New Roman" w:hAnsi="Times New Roman" w:cs="Times New Roman"/>
+          <w:sz w:val="24"/>
+          <w:szCs w:val="24"/>
+        </w:rPr>
+      </w:pPr>
+      <w:r>
+        <w:rPr>
+          <w:rFonts w:ascii="Times New Roman" w:hAnsi="Times New Roman" w:cs="Times New Roman"/>
+          <w:sz w:val="24"/>
+          <w:szCs w:val="24"/>
+        </w:rPr>
+        <w:t xml:space="preserve">   * </w:t>
+      </w:r>
+    </w:p>
+    <w:p>
+      <w:pPr>
+        <w:pStyle w:val="ListParagraph"/>
+        <w:rPr>
+          <w:rFonts w:ascii="Times New Roman" w:hAnsi="Times New Roman" w:cs="Times New Roman"/>
+          <w:sz w:val="24"/>
+          <w:szCs w:val="24"/>
+        </w:rPr>
+      </w:pPr>
+      <w:r>
+        <w:rPr>
+          <w:rFonts w:ascii="Times New Roman" w:hAnsi="Times New Roman" w:cs="Times New Roman"/>
+          <w:sz w:val="24"/>
+          <w:szCs w:val="24"/>
+        </w:rPr>
+        <w:t>   * Inside The Function:</w:t>
+      </w:r>
+    </w:p>
+    <w:p>
+      <w:pPr>
+        <w:pStyle w:val="ListParagraph"/>
+        <w:rPr>
+          <w:rFonts w:ascii="Times New Roman" w:hAnsi="Times New Roman" w:cs="Times New Roman"/>
+          <w:sz w:val="24"/>
+          <w:szCs w:val="24"/>
+        </w:rPr>
+      </w:pPr>
+      <w:r>
+        <w:rPr>
+          <w:rFonts w:ascii="Times New Roman" w:hAnsi="Times New Roman" w:cs="Times New Roman"/>
+          <w:sz w:val="24"/>
+          <w:szCs w:val="24"/>
+        </w:rPr>
+        <w:t>   * 1. Loops through array comparing each value to the value at the previous index</w:t>
+      </w:r>
+    </w:p>
+    <w:p>
+      <w:pPr>
+        <w:pStyle w:val="ListParagraph"/>
+        <w:rPr>
+          <w:rFonts w:ascii="Times New Roman" w:hAnsi="Times New Roman" w:cs="Times New Roman"/>
+          <w:sz w:val="24"/>
+          <w:szCs w:val="24"/>
+        </w:rPr>
+      </w:pPr>
+      <w:r>
+        <w:rPr>
+          <w:rFonts w:ascii="Times New Roman" w:hAnsi="Times New Roman" w:cs="Times New Roman"/>
+          <w:sz w:val="24"/>
+          <w:szCs w:val="24"/>
+        </w:rPr>
+        <w:t xml:space="preserve">   * 2. inserts current value into proper index when it meets a value at a </w:t>
+      </w:r>
+      <w:proofErr w:type="spellStart"/>
+      <w:r>
+        <w:rPr>
+          <w:rFonts w:ascii="Times New Roman" w:hAnsi="Times New Roman" w:cs="Times New Roman"/>
+          <w:sz w:val="24"/>
+          <w:szCs w:val="24"/>
+        </w:rPr>
+        <w:t>previosu</w:t>
+      </w:r>
+      <w:proofErr w:type="spellEnd"/>
+      <w:r>
+        <w:rPr>
+          <w:rFonts w:ascii="Times New Roman" w:hAnsi="Times New Roman" w:cs="Times New Roman"/>
+          <w:sz w:val="24"/>
+          <w:szCs w:val="24"/>
+        </w:rPr>
+        <w:t xml:space="preserve"> index that is less</w:t>
+      </w:r>
+    </w:p>
+    <w:p>
+      <w:pPr>
+        <w:pStyle w:val="ListParagraph"/>
+        <w:rPr>
+          <w:rFonts w:ascii="Times New Roman" w:hAnsi="Times New Roman" w:cs="Times New Roman"/>
+          <w:sz w:val="24"/>
+          <w:szCs w:val="24"/>
+        </w:rPr>
+      </w:pPr>
+      <w:r>
+        <w:rPr>
+          <w:rFonts w:ascii="Times New Roman" w:hAnsi="Times New Roman" w:cs="Times New Roman"/>
+          <w:sz w:val="24"/>
+          <w:szCs w:val="24"/>
+        </w:rPr>
+        <w:t xml:space="preserve">   * </w:t>
+      </w:r>
+    </w:p>
+    <w:p>
+      <w:pPr>
+        <w:pStyle w:val="ListParagraph"/>
+        <w:rPr>
+          <w:rFonts w:ascii="Times New Roman" w:hAnsi="Times New Roman" w:cs="Times New Roman"/>
+          <w:sz w:val="24"/>
+          <w:szCs w:val="24"/>
+        </w:rPr>
+      </w:pPr>
+      <w:r>
+        <w:rPr>
+          <w:rFonts w:ascii="Times New Roman" w:hAnsi="Times New Roman" w:cs="Times New Roman"/>
+          <w:sz w:val="24"/>
+          <w:szCs w:val="24"/>
+        </w:rPr>
+        <w:t>   */</w:t>
+      </w:r>
+    </w:p>
+    <w:p>
+      <w:pPr>
+        <w:pStyle w:val="ListParagraph"/>
+        <w:rPr>
+          <w:rFonts w:ascii="Times New Roman" w:hAnsi="Times New Roman" w:cs="Times New Roman"/>
+          <w:sz w:val="24"/>
+          <w:szCs w:val="24"/>
+        </w:rPr>
+      </w:pPr>
+      <w:r>
+        <w:rPr>
+          <w:rFonts w:ascii="Times New Roman" w:hAnsi="Times New Roman" w:cs="Times New Roman"/>
+          <w:sz w:val="24"/>
+          <w:szCs w:val="24"/>
+        </w:rPr>
+        <w:t xml:space="preserve">  public static void </w:t>
+      </w:r>
+      <w:proofErr w:type="spellStart"/>
+      <w:r>
+        <w:rPr>
+          <w:rFonts w:ascii="Times New Roman" w:hAnsi="Times New Roman" w:cs="Times New Roman"/>
+          <w:sz w:val="24"/>
+          <w:szCs w:val="24"/>
+        </w:rPr>
+        <w:t>insertionSort</w:t>
+      </w:r>
+      <w:proofErr w:type="spellEnd"/>
+      <w:r>
+        <w:rPr>
+          <w:rFonts w:ascii="Times New Roman" w:hAnsi="Times New Roman" w:cs="Times New Roman"/>
+          <w:sz w:val="24"/>
+          <w:szCs w:val="24"/>
+        </w:rPr>
+        <w:t>(</w:t>
+      </w:r>
+      <w:proofErr w:type="gramStart"/>
+      <w:r>
+        <w:rPr>
+          <w:rFonts w:ascii="Times New Roman" w:hAnsi="Times New Roman" w:cs="Times New Roman"/>
+          <w:sz w:val="24"/>
+          <w:szCs w:val="24"/>
+        </w:rPr>
+        <w:t>int[</w:t>
+      </w:r>
+      <w:proofErr w:type="gramEnd"/>
+      <w:r>
+        <w:rPr>
+          <w:rFonts w:ascii="Times New Roman" w:hAnsi="Times New Roman" w:cs="Times New Roman"/>
+          <w:sz w:val="24"/>
+          <w:szCs w:val="24"/>
+        </w:rPr>
+        <w:t>] array){</w:t>
+      </w:r>
+    </w:p>
+    <w:p>
+      <w:pPr>
+        <w:pStyle w:val="ListParagraph"/>
+        <w:rPr>
+          <w:rFonts w:ascii="Times New Roman" w:hAnsi="Times New Roman" w:cs="Times New Roman"/>
+          <w:sz w:val="24"/>
+          <w:szCs w:val="24"/>
+        </w:rPr>
+      </w:pPr>
+      <w:r>
+        <w:rPr>
+          <w:rFonts w:ascii="Times New Roman" w:hAnsi="Times New Roman" w:cs="Times New Roman"/>
+          <w:sz w:val="24"/>
+          <w:szCs w:val="24"/>
+        </w:rPr>
+        <w:t>    //loop through the array starting at the second index</w:t>
+      </w:r>
+    </w:p>
+    <w:p>
+      <w:pPr>
+        <w:pStyle w:val="ListParagraph"/>
+        <w:rPr>
+          <w:rFonts w:ascii="Times New Roman" w:hAnsi="Times New Roman" w:cs="Times New Roman"/>
+          <w:sz w:val="24"/>
+          <w:szCs w:val="24"/>
+        </w:rPr>
+      </w:pPr>
+      <w:r>
+        <w:rPr>
+          <w:rFonts w:ascii="Times New Roman" w:hAnsi="Times New Roman" w:cs="Times New Roman"/>
+          <w:sz w:val="24"/>
+          <w:szCs w:val="24"/>
+        </w:rPr>
+        <w:t xml:space="preserve">    for (int </w:t>
+      </w:r>
+      <w:proofErr w:type="spellStart"/>
+      <w:r>
+        <w:rPr>
+          <w:rFonts w:ascii="Times New Roman" w:hAnsi="Times New Roman" w:cs="Times New Roman"/>
+          <w:sz w:val="24"/>
+          <w:szCs w:val="24"/>
+        </w:rPr>
+        <w:t>i</w:t>
+      </w:r>
+      <w:proofErr w:type="spellEnd"/>
+      <w:r>
+        <w:rPr>
+          <w:rFonts w:ascii="Times New Roman" w:hAnsi="Times New Roman" w:cs="Times New Roman"/>
+          <w:sz w:val="24"/>
+          <w:szCs w:val="24"/>
+        </w:rPr>
+        <w:t xml:space="preserve">=1; </w:t>
+      </w:r>
+      <w:proofErr w:type="spellStart"/>
+      <w:r>
+        <w:rPr>
+          <w:rFonts w:ascii="Times New Roman" w:hAnsi="Times New Roman" w:cs="Times New Roman"/>
+          <w:sz w:val="24"/>
+          <w:szCs w:val="24"/>
+        </w:rPr>
+        <w:t>i</w:t>
+      </w:r>
+      <w:proofErr w:type="spellEnd"/>
+      <w:r>
+        <w:rPr>
+          <w:rFonts w:ascii="Times New Roman" w:hAnsi="Times New Roman" w:cs="Times New Roman"/>
+          <w:sz w:val="24"/>
+          <w:szCs w:val="24"/>
+        </w:rPr>
+        <w:t>&lt;</w:t>
+      </w:r>
+      <w:proofErr w:type="spellStart"/>
+      <w:proofErr w:type="gramStart"/>
+      <w:r>
+        <w:rPr>
+          <w:rFonts w:ascii="Times New Roman" w:hAnsi="Times New Roman" w:cs="Times New Roman"/>
+          <w:sz w:val="24"/>
+          <w:szCs w:val="24"/>
+        </w:rPr>
+        <w:t>array.length</w:t>
+      </w:r>
+      <w:proofErr w:type="spellEnd"/>
+      <w:proofErr w:type="gramEnd"/>
+      <w:r>
+        <w:rPr>
+          <w:rFonts w:ascii="Times New Roman" w:hAnsi="Times New Roman" w:cs="Times New Roman"/>
+          <w:sz w:val="24"/>
+          <w:szCs w:val="24"/>
+        </w:rPr>
+        <w:t xml:space="preserve">; </w:t>
+      </w:r>
+      <w:proofErr w:type="spellStart"/>
+      <w:r>
+        <w:rPr>
+          <w:rFonts w:ascii="Times New Roman" w:hAnsi="Times New Roman" w:cs="Times New Roman"/>
+          <w:sz w:val="24"/>
+          <w:szCs w:val="24"/>
+        </w:rPr>
+        <w:t>i</w:t>
+      </w:r>
+      <w:proofErr w:type="spellEnd"/>
+      <w:r>
+        <w:rPr>
+          <w:rFonts w:ascii="Times New Roman" w:hAnsi="Times New Roman" w:cs="Times New Roman"/>
+          <w:sz w:val="24"/>
+          <w:szCs w:val="24"/>
+        </w:rPr>
+        <w:t>++){</w:t>
+      </w:r>
+    </w:p>
+    <w:p>
+      <w:pPr>
+        <w:pStyle w:val="ListParagraph"/>
+        <w:rPr>
+          <w:rFonts w:ascii="Times New Roman" w:hAnsi="Times New Roman" w:cs="Times New Roman"/>
+          <w:sz w:val="24"/>
+          <w:szCs w:val="24"/>
+        </w:rPr>
+      </w:pPr>
+      <w:r>
+        <w:rPr>
+          <w:rFonts w:ascii="Times New Roman" w:hAnsi="Times New Roman" w:cs="Times New Roman"/>
+          <w:sz w:val="24"/>
+          <w:szCs w:val="24"/>
+        </w:rPr>
+        <w:t>        //temp variable to store value at index</w:t>
+      </w:r>
+    </w:p>
+    <w:p>
+      <w:pPr>
+        <w:pStyle w:val="ListParagraph"/>
+        <w:rPr>
+          <w:rFonts w:ascii="Times New Roman" w:hAnsi="Times New Roman" w:cs="Times New Roman"/>
+          <w:sz w:val="24"/>
+          <w:szCs w:val="24"/>
+        </w:rPr>
+      </w:pPr>
+      <w:r>
+        <w:rPr>
+          <w:rFonts w:ascii="Times New Roman" w:hAnsi="Times New Roman" w:cs="Times New Roman"/>
+          <w:sz w:val="24"/>
+          <w:szCs w:val="24"/>
+        </w:rPr>
+        <w:t>        int temp = array[</w:t>
+      </w:r>
+      <w:proofErr w:type="spellStart"/>
+      <w:r>
+        <w:rPr>
+          <w:rFonts w:ascii="Times New Roman" w:hAnsi="Times New Roman" w:cs="Times New Roman"/>
+          <w:sz w:val="24"/>
+          <w:szCs w:val="24"/>
+        </w:rPr>
+        <w:t>i</w:t>
+      </w:r>
+      <w:proofErr w:type="spellEnd"/>
+      <w:proofErr w:type="gramStart"/>
+      <w:r>
+        <w:rPr>
+          <w:rFonts w:ascii="Times New Roman" w:hAnsi="Times New Roman" w:cs="Times New Roman"/>
+          <w:sz w:val="24"/>
+          <w:szCs w:val="24"/>
+        </w:rPr>
+        <w:t>];</w:t>
+      </w:r>
+      <w:proofErr w:type="gramEnd"/>
+    </w:p>
+    <w:p>
+      <w:pPr>
+        <w:pStyle w:val="ListParagraph"/>
+        <w:rPr>
+          <w:rFonts w:ascii="Times New Roman" w:hAnsi="Times New Roman" w:cs="Times New Roman"/>
+          <w:sz w:val="24"/>
+          <w:szCs w:val="24"/>
+        </w:rPr>
+      </w:pPr>
+      <w:r>
+        <w:rPr>
+          <w:rFonts w:ascii="Times New Roman" w:hAnsi="Times New Roman" w:cs="Times New Roman"/>
+          <w:sz w:val="24"/>
+          <w:szCs w:val="24"/>
+        </w:rPr>
+        <w:t xml:space="preserve">        //variable to access value store at </w:t>
+      </w:r>
+      <w:proofErr w:type="spellStart"/>
+      <w:r>
+        <w:rPr>
+          <w:rFonts w:ascii="Times New Roman" w:hAnsi="Times New Roman" w:cs="Times New Roman"/>
+          <w:sz w:val="24"/>
+          <w:szCs w:val="24"/>
+        </w:rPr>
+        <w:t>indeces</w:t>
+      </w:r>
+      <w:proofErr w:type="spellEnd"/>
+      <w:r>
+        <w:rPr>
+          <w:rFonts w:ascii="Times New Roman" w:hAnsi="Times New Roman" w:cs="Times New Roman"/>
+          <w:sz w:val="24"/>
+          <w:szCs w:val="24"/>
+        </w:rPr>
+        <w:t xml:space="preserve"> before </w:t>
+      </w:r>
+      <w:proofErr w:type="spellStart"/>
+      <w:r>
+        <w:rPr>
+          <w:rFonts w:ascii="Times New Roman" w:hAnsi="Times New Roman" w:cs="Times New Roman"/>
+          <w:sz w:val="24"/>
+          <w:szCs w:val="24"/>
+        </w:rPr>
+        <w:t>i</w:t>
+      </w:r>
+      <w:proofErr w:type="spellEnd"/>
+      <w:r>
+        <w:rPr>
+          <w:rFonts w:ascii="Times New Roman" w:hAnsi="Times New Roman" w:cs="Times New Roman"/>
+          <w:sz w:val="24"/>
+          <w:szCs w:val="24"/>
+        </w:rPr>
+        <w:t xml:space="preserve"> starting at the index i-1</w:t>
+      </w:r>
+    </w:p>
+    <w:p>
+      <w:pPr>
+        <w:pStyle w:val="ListParagraph"/>
+        <w:rPr>
+          <w:rFonts w:ascii="Times New Roman" w:hAnsi="Times New Roman" w:cs="Times New Roman"/>
+          <w:sz w:val="24"/>
+          <w:szCs w:val="24"/>
+        </w:rPr>
+      </w:pPr>
+      <w:r>
+        <w:rPr>
+          <w:rFonts w:ascii="Times New Roman" w:hAnsi="Times New Roman" w:cs="Times New Roman"/>
+          <w:sz w:val="24"/>
+          <w:szCs w:val="24"/>
+        </w:rPr>
+        <w:t>        int j = i-</w:t>
+      </w:r>
+      <w:proofErr w:type="gramStart"/>
+      <w:r>
+        <w:rPr>
+          <w:rFonts w:ascii="Times New Roman" w:hAnsi="Times New Roman" w:cs="Times New Roman"/>
+          <w:sz w:val="24"/>
+          <w:szCs w:val="24"/>
+        </w:rPr>
+        <w:t>1;</w:t>
+      </w:r>
+      <w:proofErr w:type="gramEnd"/>
+    </w:p>
+    <w:p>
+      <w:pPr>
+        <w:pStyle w:val="ListParagraph"/>
+        <w:rPr>
+          <w:rFonts w:ascii="Times New Roman" w:hAnsi="Times New Roman" w:cs="Times New Roman"/>
+          <w:sz w:val="24"/>
+          <w:szCs w:val="24"/>
+        </w:rPr>
+      </w:pPr>
+    </w:p>
+    <w:p>
+      <w:pPr>
+        <w:pStyle w:val="ListParagraph"/>
+        <w:rPr>
+          <w:rFonts w:ascii="Times New Roman" w:hAnsi="Times New Roman" w:cs="Times New Roman"/>
+          <w:sz w:val="24"/>
+          <w:szCs w:val="24"/>
+        </w:rPr>
+      </w:pPr>
+      <w:r>
+        <w:rPr>
+          <w:rFonts w:ascii="Times New Roman" w:hAnsi="Times New Roman" w:cs="Times New Roman"/>
+          <w:sz w:val="24"/>
+          <w:szCs w:val="24"/>
+        </w:rPr>
+        <w:t>        //start while loop to move value towards front of array until j gets to beginning and the value is less than the previous value</w:t>
+      </w:r>
+    </w:p>
+    <w:p>
+      <w:pPr>
+        <w:pStyle w:val="ListParagraph"/>
+        <w:rPr>
+          <w:rFonts w:ascii="Times New Roman" w:hAnsi="Times New Roman" w:cs="Times New Roman"/>
+          <w:sz w:val="24"/>
+          <w:szCs w:val="24"/>
+        </w:rPr>
+      </w:pPr>
+      <w:r>
+        <w:rPr>
+          <w:rFonts w:ascii="Times New Roman" w:hAnsi="Times New Roman" w:cs="Times New Roman"/>
+          <w:sz w:val="24"/>
+          <w:szCs w:val="24"/>
+        </w:rPr>
+        <w:t>        while (j&gt; -1 &amp;&amp; temp &lt; array[j</w:t>
+      </w:r>
+      <w:proofErr w:type="gramStart"/>
+      <w:r>
+        <w:rPr>
+          <w:rFonts w:ascii="Times New Roman" w:hAnsi="Times New Roman" w:cs="Times New Roman"/>
+          <w:sz w:val="24"/>
+          <w:szCs w:val="24"/>
+        </w:rPr>
+        <w:t>]){</w:t>
+      </w:r>
+      <w:proofErr w:type="gramEnd"/>
+    </w:p>
+    <w:p>
+      <w:pPr>
+        <w:pStyle w:val="ListParagraph"/>
+        <w:rPr>
+          <w:rFonts w:ascii="Times New Roman" w:hAnsi="Times New Roman" w:cs="Times New Roman"/>
+          <w:sz w:val="24"/>
+          <w:szCs w:val="24"/>
+        </w:rPr>
+      </w:pPr>
+      <w:r>
+        <w:rPr>
+          <w:rFonts w:ascii="Times New Roman" w:hAnsi="Times New Roman" w:cs="Times New Roman"/>
+          <w:sz w:val="24"/>
+          <w:szCs w:val="24"/>
+        </w:rPr>
+        <w:t>            // set previous = to current</w:t>
+      </w:r>
+    </w:p>
+    <w:p>
+      <w:pPr>
+        <w:pStyle w:val="ListParagraph"/>
+        <w:rPr>
+          <w:rFonts w:ascii="Times New Roman" w:hAnsi="Times New Roman" w:cs="Times New Roman"/>
+          <w:sz w:val="24"/>
+          <w:szCs w:val="24"/>
+        </w:rPr>
+      </w:pPr>
+      <w:r>
+        <w:rPr>
+          <w:rFonts w:ascii="Times New Roman" w:hAnsi="Times New Roman" w:cs="Times New Roman"/>
+          <w:sz w:val="24"/>
+          <w:szCs w:val="24"/>
+        </w:rPr>
+        <w:t>           array[j+1] = array[j</w:t>
+      </w:r>
+      <w:proofErr w:type="gramStart"/>
+      <w:r>
+        <w:rPr>
+          <w:rFonts w:ascii="Times New Roman" w:hAnsi="Times New Roman" w:cs="Times New Roman"/>
+          <w:sz w:val="24"/>
+          <w:szCs w:val="24"/>
+        </w:rPr>
+        <w:t>];</w:t>
+      </w:r>
+      <w:proofErr w:type="gramEnd"/>
+      <w:r>
+        <w:rPr>
+          <w:rFonts w:ascii="Times New Roman" w:hAnsi="Times New Roman" w:cs="Times New Roman"/>
+          <w:sz w:val="24"/>
+          <w:szCs w:val="24"/>
+        </w:rPr>
+        <w:t xml:space="preserve"> </w:t>
+      </w:r>
+    </w:p>
+    <w:p>
+      <w:pPr>
+        <w:pStyle w:val="ListParagraph"/>
+        <w:rPr>
+          <w:rFonts w:ascii="Times New Roman" w:hAnsi="Times New Roman" w:cs="Times New Roman"/>
+          <w:sz w:val="24"/>
+          <w:szCs w:val="24"/>
+        </w:rPr>
+      </w:pPr>
+      <w:r>
+        <w:rPr>
+          <w:rFonts w:ascii="Times New Roman" w:hAnsi="Times New Roman" w:cs="Times New Roman"/>
+          <w:sz w:val="24"/>
+          <w:szCs w:val="24"/>
+        </w:rPr>
+        <w:t>           //set current = previous</w:t>
+      </w:r>
+    </w:p>
+    <w:p>
+      <w:pPr>
+        <w:pStyle w:val="ListParagraph"/>
+        <w:rPr>
+          <w:rFonts w:ascii="Times New Roman" w:hAnsi="Times New Roman" w:cs="Times New Roman"/>
+          <w:sz w:val="24"/>
+          <w:szCs w:val="24"/>
+        </w:rPr>
+      </w:pPr>
+      <w:r>
+        <w:rPr>
+          <w:rFonts w:ascii="Times New Roman" w:hAnsi="Times New Roman" w:cs="Times New Roman"/>
+          <w:sz w:val="24"/>
+          <w:szCs w:val="24"/>
+        </w:rPr>
+        <w:t xml:space="preserve">           array[j] = </w:t>
+      </w:r>
+      <w:proofErr w:type="gramStart"/>
+      <w:r>
+        <w:rPr>
+          <w:rFonts w:ascii="Times New Roman" w:hAnsi="Times New Roman" w:cs="Times New Roman"/>
+          <w:sz w:val="24"/>
+          <w:szCs w:val="24"/>
+        </w:rPr>
+        <w:t>temp;</w:t>
+      </w:r>
+      <w:proofErr w:type="gramEnd"/>
+    </w:p>
+    <w:p>
+      <w:pPr>
+        <w:pStyle w:val="ListParagraph"/>
+        <w:rPr>
+          <w:rFonts w:ascii="Times New Roman" w:hAnsi="Times New Roman" w:cs="Times New Roman"/>
+          <w:sz w:val="24"/>
+          <w:szCs w:val="24"/>
+        </w:rPr>
+      </w:pPr>
+      <w:r>
+        <w:rPr>
+          <w:rFonts w:ascii="Times New Roman" w:hAnsi="Times New Roman" w:cs="Times New Roman"/>
+          <w:sz w:val="24"/>
+          <w:szCs w:val="24"/>
+        </w:rPr>
+        <w:t>           //increment j</w:t>
+      </w:r>
+    </w:p>
+    <w:p>
+      <w:pPr>
+        <w:pStyle w:val="ListParagraph"/>
+        <w:rPr>
+          <w:rFonts w:ascii="Times New Roman" w:hAnsi="Times New Roman" w:cs="Times New Roman"/>
+          <w:sz w:val="24"/>
+          <w:szCs w:val="24"/>
+        </w:rPr>
+      </w:pPr>
+      <w:r>
+        <w:rPr>
+          <w:rFonts w:ascii="Times New Roman" w:hAnsi="Times New Roman" w:cs="Times New Roman"/>
+          <w:sz w:val="24"/>
+          <w:szCs w:val="24"/>
+        </w:rPr>
+        <w:t>           j-</w:t>
+      </w:r>
+      <w:proofErr w:type="gramStart"/>
+      <w:r>
+        <w:rPr>
+          <w:rFonts w:ascii="Times New Roman" w:hAnsi="Times New Roman" w:cs="Times New Roman"/>
+          <w:sz w:val="24"/>
+          <w:szCs w:val="24"/>
+        </w:rPr>
+        <w:t>-;</w:t>
+      </w:r>
+      <w:proofErr w:type="gramEnd"/>
+    </w:p>
+    <w:p>
+      <w:pPr>
+        <w:pStyle w:val="ListParagraph"/>
+        <w:rPr>
+          <w:rFonts w:ascii="Times New Roman" w:hAnsi="Times New Roman" w:cs="Times New Roman"/>
+          <w:sz w:val="24"/>
+          <w:szCs w:val="24"/>
+        </w:rPr>
+      </w:pPr>
+    </w:p>
+    <w:p>
+      <w:pPr>
+        <w:pStyle w:val="ListParagraph"/>
+        <w:rPr>
+          <w:rFonts w:ascii="Times New Roman" w:hAnsi="Times New Roman" w:cs="Times New Roman"/>
+          <w:sz w:val="24"/>
+          <w:szCs w:val="24"/>
+        </w:rPr>
+      </w:pPr>
+      <w:r>
+        <w:rPr>
+          <w:rFonts w:ascii="Times New Roman" w:hAnsi="Times New Roman" w:cs="Times New Roman"/>
+          <w:sz w:val="24"/>
+          <w:szCs w:val="24"/>
+        </w:rPr>
+        <w:t>        }</w:t>
+      </w:r>
+    </w:p>
+    <w:p>
+      <w:pPr>
+        <w:pStyle w:val="ListParagraph"/>
+        <w:rPr>
+          <w:rFonts w:ascii="Times New Roman" w:hAnsi="Times New Roman" w:cs="Times New Roman"/>
+          <w:sz w:val="24"/>
+          <w:szCs w:val="24"/>
+        </w:rPr>
+      </w:pPr>
+      <w:r>
+        <w:rPr>
+          <w:rFonts w:ascii="Times New Roman" w:hAnsi="Times New Roman" w:cs="Times New Roman"/>
+          <w:sz w:val="24"/>
+          <w:szCs w:val="24"/>
+        </w:rPr>
+        <w:t>    }</w:t>
+      </w:r>
+    </w:p>
+    <w:p>
+      <w:pPr>
+        <w:pStyle w:val="ListParagraph"/>
+        <w:rPr>
+          <w:rFonts w:ascii="Times New Roman" w:hAnsi="Times New Roman" w:cs="Times New Roman"/>
+          <w:sz w:val="24"/>
+          <w:szCs w:val="24"/>
+        </w:rPr>
+      </w:pPr>
+      <w:r>
+        <w:rPr>
+          <w:rFonts w:ascii="Times New Roman" w:hAnsi="Times New Roman" w:cs="Times New Roman"/>
+          <w:sz w:val="24"/>
+          <w:szCs w:val="24"/>
+        </w:rPr>
+        <w:t>  }</w:t>
+      </w:r>
+    </w:p>
+    <w:p>
+      <w:pPr>
+        <w:pStyle w:val="ListParagraph"/>
+        <w:rPr>
+          <w:rFonts w:ascii="Times New Roman" w:hAnsi="Times New Roman" w:cs="Times New Roman"/>
+          <w:sz w:val="24"/>
+          <w:szCs w:val="24"/>
+        </w:rPr>
+      </w:pPr>
+    </w:p>
+    <w:p>
+      <w:pPr>
+        <w:pStyle w:val="ListParagraph"/>
+        <w:rPr>
+          <w:rFonts w:ascii="Times New Roman" w:hAnsi="Times New Roman" w:cs="Times New Roman"/>
+          <w:sz w:val="24"/>
+          <w:szCs w:val="24"/>
+        </w:rPr>
+      </w:pPr>
+      <w:r>
+        <w:rPr>
+          <w:rFonts w:ascii="Times New Roman" w:hAnsi="Times New Roman" w:cs="Times New Roman"/>
+          <w:sz w:val="24"/>
+          <w:szCs w:val="24"/>
+        </w:rPr>
+        <w:t>}</w:t>
+      </w:r>
+    </w:p>
+    <w:p>
+      <w:pPr>
+        <w:pStyle w:val="ListParagraph"/>
+        <w:rPr>
+          <w:rFonts w:ascii="Times New Roman" w:hAnsi="Times New Roman" w:cs="Times New Roman"/>
+          <w:sz w:val="24"/>
+          <w:szCs w:val="24"/>
+        </w:rPr>
+      </w:pPr>
+    </w:p>
+    <w:p>
+      <w:pPr>
+        <w:pStyle w:val="ListParagraph"/>
+        <w:jc w:val="center"/>
+        <w:rPr>
+          <w:rFonts w:ascii="Times New Roman" w:hAnsi="Times New Roman" w:cs="Times New Roman"/>
+          <w:b/>
+          <w:bCs/>
+          <w:sz w:val="24"/>
+          <w:szCs w:val="24"/>
+          <w:u w:val="single"/>
+        </w:rPr>
+      </w:pPr>
+      <w:r>
+        <w:rPr>
+          <w:rFonts w:ascii="Times New Roman" w:hAnsi="Times New Roman" w:cs="Times New Roman"/>
+          <w:b/>
+          <w:bCs/>
+          <w:sz w:val="24"/>
+          <w:szCs w:val="24"/>
+          <w:u w:val="single"/>
+        </w:rPr>
+        <w:t>Output</w:t>
+      </w:r>
+    </w:p>
+    <w:p>
+      <w:pPr>
+        <w:pStyle w:val="ListParagraph"/>
+        <w:rPr>
+          <w:rFonts w:ascii="Times New Roman" w:hAnsi="Times New Roman" w:cs="Times New Roman"/>
+          <w:sz w:val="24"/>
+          <w:szCs w:val="24"/>
+        </w:rPr>
+      </w:pPr>
+      <w:r>
+        <w:rPr>
+          <w:rFonts w:ascii="Times New Roman" w:hAnsi="Times New Roman" w:cs="Times New Roman"/>
+          <w:sz w:val="24"/>
+          <w:szCs w:val="24"/>
+        </w:rPr>
+        <w:drawing>
+          <wp:inline distT="0" distB="0" distL="0" distR="0" wp14:anchorId="11088452" wp14:editId="0EC8F7B6">
+            <wp:extent cx="4296375" cy="1009791"/>
+            <wp:effectExtent l="0" t="0" r="9525" b="0"/>
+            <wp:docPr id="1425269532" name="Picture 1"/>
+            <wp:cNvGraphicFramePr>
+              <a:graphicFrameLocks xmlns:a="http://schemas.openxmlformats.org/drawingml/2006/main" noChangeAspect="1"/>
+            </wp:cNvGraphicFramePr>
+            <a:graphic xmlns:a="http://schemas.openxmlformats.org/drawingml/2006/main">
+              <a:graphicData uri="http://schemas.openxmlformats.org/drawingml/2006/picture">
+                <pic:pic xmlns:pic="http://schemas.openxmlformats.org/drawingml/2006/picture">
+                  <pic:nvPicPr>
+                    <pic:cNvPr id="1425269532" name=""/>
+                    <pic:cNvPicPr/>
+                  </pic:nvPicPr>
+                  <pic:blipFill>
+                    <a:blip r:embed="rId12"/>
+                    <a:stretch>
+                      <a:fillRect/>
+                    </a:stretch>
+                  </pic:blipFill>
+                  <pic:spPr>
+                    <a:xfrm>
+                      <a:off x="0" y="0"/>
+                      <a:ext cx="4296375" cy="1009791"/>
+                    </a:xfrm>
+                    <a:prstGeom prst="rect">
+                      <a:avLst/>
+                    </a:prstGeom>
+                  </pic:spPr>
+                </pic:pic>
+              </a:graphicData>
+            </a:graphic>
+          </wp:inline>
+        </w:drawing>
+      </w:r>
+    </w:p>
+    <w:p>
+      <w:pPr>
+        <w:pStyle w:val="ListParagraph"/>
+        <w:rPr>
+          <w:rFonts w:ascii="Times New Roman" w:hAnsi="Times New Roman" w:cs="Times New Roman"/>
+          <w:sz w:val="24"/>
+          <w:szCs w:val="24"/>
+        </w:rPr>
+      </w:pPr>
+    </w:p>
+    <w:p>
+      <w:pPr>
+        <w:pStyle w:val="ListParagraph"/>
+        <w:jc w:val="center"/>
+        <w:rPr>
+          <w:rFonts w:ascii="Times New Roman" w:hAnsi="Times New Roman" w:cs="Times New Roman"/>
+          <w:b/>
+          <w:bCs/>
+          <w:sz w:val="24"/>
+          <w:szCs w:val="24"/>
+          <w:u w:val="single"/>
+        </w:rPr>
+      </w:pPr>
+      <w:r>
+        <w:rPr>
+          <w:rFonts w:ascii="Times New Roman" w:hAnsi="Times New Roman" w:cs="Times New Roman"/>
+          <w:b/>
+          <w:bCs/>
+          <w:sz w:val="24"/>
+          <w:szCs w:val="24"/>
+          <w:u w:val="single"/>
+        </w:rPr>
+        <w:t xml:space="preserve">Complexity </w:t>
+      </w:r>
+      <w:r>
+        <w:rPr>
+          <w:rFonts w:ascii="Times New Roman" w:hAnsi="Times New Roman" w:cs="Times New Roman"/>
+          <w:b/>
+          <w:bCs/>
+          <w:sz w:val="24"/>
+          <w:szCs w:val="24"/>
+          <w:u w:val="single"/>
+        </w:rPr>
+        <w:t>Analysis</w:t>
+      </w:r>
+    </w:p>
+    <w:p>
+      <w:pPr>
+        <w:pStyle w:val="ListParagraph"/>
+        <w:jc w:val="center"/>
+        <w:rPr>
+          <w:rFonts w:ascii="Times New Roman" w:hAnsi="Times New Roman" w:cs="Times New Roman"/>
+          <w:sz w:val="24"/>
+          <w:szCs w:val="24"/>
+        </w:rPr>
+      </w:pPr>
+      <w:r>
+        <w:rPr>
+          <w:rFonts w:ascii="Times New Roman" w:hAnsi="Times New Roman" w:cs="Times New Roman"/>
+          <w:sz w:val="24"/>
+          <w:szCs w:val="24"/>
+        </w:rPr>
+        <w:t>Insertion Sort best case: O(n)</w:t>
+      </w:r>
+    </w:p>
+    <w:p>
+      <w:pPr>
+        <w:pStyle w:val="ListParagraph"/>
+        <w:jc w:val="center"/>
+        <w:rPr>
+          <w:rFonts w:ascii="Times New Roman" w:hAnsi="Times New Roman" w:cs="Times New Roman"/>
+          <w:sz w:val="24"/>
+          <w:szCs w:val="24"/>
+        </w:rPr>
+      </w:pPr>
+      <w:r>
+        <w:rPr>
+          <w:rFonts w:ascii="Times New Roman" w:hAnsi="Times New Roman" w:cs="Times New Roman"/>
+          <w:sz w:val="24"/>
+          <w:szCs w:val="24"/>
+        </w:rPr>
+        <w:t>Insertion Sort typical case: O(n^2)</w:t>
+      </w:r>
+    </w:p>
+    <w:p>
+      <w:pPr>
+        <w:pStyle w:val="ListParagraph"/>
+        <w:jc w:val="center"/>
+        <w:rPr>
+          <w:rFonts w:ascii="Times New Roman" w:hAnsi="Times New Roman" w:cs="Times New Roman"/>
+          <w:sz w:val="24"/>
+          <w:szCs w:val="24"/>
+        </w:rPr>
+      </w:pPr>
+      <w:r>
+        <w:rPr>
+          <w:rFonts w:ascii="Times New Roman" w:hAnsi="Times New Roman" w:cs="Times New Roman"/>
+          <w:sz w:val="24"/>
+          <w:szCs w:val="24"/>
+        </w:rPr>
+        <w:t>Insertion Sort worst case: O(n^2)</w:t>
+      </w:r>
+    </w:p>
+    <w:p>
+      <w:pPr>
+        <w:pStyle w:val="ListParagraph"/>
+        <w:jc w:val="center"/>
+        <w:rPr>
+          <w:rFonts w:ascii="Times New Roman" w:hAnsi="Times New Roman" w:cs="Times New Roman"/>
+          <w:sz w:val="24"/>
+          <w:szCs w:val="24"/>
+        </w:rPr>
+      </w:pPr>
+      <w:r>
+        <w:rPr>
+          <w:rFonts w:ascii="Times New Roman" w:hAnsi="Times New Roman" w:cs="Times New Roman"/>
+          <w:sz w:val="24"/>
+          <w:szCs w:val="24"/>
+        </w:rPr>
+        <w:t>Primitive</w:t>
+      </w:r>
+      <w:r>
+        <w:rPr>
+          <w:rFonts w:ascii="Times New Roman" w:hAnsi="Times New Roman" w:cs="Times New Roman"/>
+          <w:sz w:val="24"/>
+          <w:szCs w:val="24"/>
+        </w:rPr>
+        <w:t xml:space="preserve"> (double-pivot)</w:t>
+      </w:r>
+      <w:r>
+        <w:rPr>
+          <w:rFonts w:ascii="Times New Roman" w:hAnsi="Times New Roman" w:cs="Times New Roman"/>
+          <w:sz w:val="24"/>
+          <w:szCs w:val="24"/>
+        </w:rPr>
+        <w:t xml:space="preserve"> Sort Best Case: </w:t>
+      </w:r>
+      <w:proofErr w:type="gramStart"/>
+      <w:r>
+        <w:rPr>
+          <w:rFonts w:ascii="Times New Roman" w:hAnsi="Times New Roman" w:cs="Times New Roman"/>
+          <w:sz w:val="24"/>
+          <w:szCs w:val="24"/>
+        </w:rPr>
+        <w:t>O(</w:t>
+      </w:r>
+      <w:proofErr w:type="gramEnd"/>
+      <w:r>
+        <w:rPr>
+          <w:rFonts w:ascii="Times New Roman" w:hAnsi="Times New Roman" w:cs="Times New Roman"/>
+          <w:sz w:val="24"/>
+          <w:szCs w:val="24"/>
+        </w:rPr>
+        <w:t xml:space="preserve">n </w:t>
+      </w:r>
+      <w:proofErr w:type="spellStart"/>
+      <w:r>
+        <w:rPr>
+          <w:rFonts w:ascii="Times New Roman" w:hAnsi="Times New Roman" w:cs="Times New Roman"/>
+          <w:sz w:val="24"/>
+          <w:szCs w:val="24"/>
+        </w:rPr>
+        <w:t>logn</w:t>
+      </w:r>
+      <w:proofErr w:type="spellEnd"/>
+      <w:r>
+        <w:rPr>
+          <w:rFonts w:ascii="Times New Roman" w:hAnsi="Times New Roman" w:cs="Times New Roman"/>
+          <w:sz w:val="24"/>
+          <w:szCs w:val="24"/>
+        </w:rPr>
+        <w:t>)</w:t>
+      </w:r>
+    </w:p>
+    <w:p>
+      <w:pPr>
+        <w:pStyle w:val="ListParagraph"/>
+        <w:jc w:val="center"/>
+        <w:rPr>
+          <w:rFonts w:ascii="Times New Roman" w:hAnsi="Times New Roman" w:cs="Times New Roman"/>
+          <w:sz w:val="24"/>
+          <w:szCs w:val="24"/>
+        </w:rPr>
+      </w:pPr>
+      <w:r>
+        <w:rPr>
+          <w:rFonts w:ascii="Times New Roman" w:hAnsi="Times New Roman" w:cs="Times New Roman"/>
+          <w:sz w:val="24"/>
+          <w:szCs w:val="24"/>
+        </w:rPr>
+        <w:t>Primitive</w:t>
+      </w:r>
+      <w:r>
+        <w:rPr>
+          <w:rFonts w:ascii="Times New Roman" w:hAnsi="Times New Roman" w:cs="Times New Roman"/>
+          <w:sz w:val="24"/>
+          <w:szCs w:val="24"/>
+        </w:rPr>
+        <w:t xml:space="preserve"> </w:t>
+      </w:r>
+      <w:r>
+        <w:rPr>
+          <w:rFonts w:ascii="Times New Roman" w:hAnsi="Times New Roman" w:cs="Times New Roman"/>
+          <w:sz w:val="24"/>
+          <w:szCs w:val="24"/>
+        </w:rPr>
+        <w:t xml:space="preserve">(double-pivot) </w:t>
+      </w:r>
+      <w:r>
+        <w:rPr>
+          <w:rFonts w:ascii="Times New Roman" w:hAnsi="Times New Roman" w:cs="Times New Roman"/>
+          <w:sz w:val="24"/>
+          <w:szCs w:val="24"/>
+        </w:rPr>
+        <w:t xml:space="preserve">Sort typical case: </w:t>
+      </w:r>
+      <w:proofErr w:type="gramStart"/>
+      <w:r>
+        <w:rPr>
+          <w:rFonts w:ascii="Times New Roman" w:hAnsi="Times New Roman" w:cs="Times New Roman"/>
+          <w:sz w:val="24"/>
+          <w:szCs w:val="24"/>
+        </w:rPr>
+        <w:t>O(</w:t>
+      </w:r>
+      <w:proofErr w:type="gramEnd"/>
+      <w:r>
+        <w:rPr>
+          <w:rFonts w:ascii="Times New Roman" w:hAnsi="Times New Roman" w:cs="Times New Roman"/>
+          <w:sz w:val="24"/>
+          <w:szCs w:val="24"/>
+        </w:rPr>
+        <w:t xml:space="preserve">n </w:t>
+      </w:r>
+      <w:proofErr w:type="spellStart"/>
+      <w:r>
+        <w:rPr>
+          <w:rFonts w:ascii="Times New Roman" w:hAnsi="Times New Roman" w:cs="Times New Roman"/>
+          <w:sz w:val="24"/>
+          <w:szCs w:val="24"/>
+        </w:rPr>
+        <w:t>logn</w:t>
+      </w:r>
+      <w:proofErr w:type="spellEnd"/>
+      <w:r>
+        <w:rPr>
+          <w:rFonts w:ascii="Times New Roman" w:hAnsi="Times New Roman" w:cs="Times New Roman"/>
+          <w:sz w:val="24"/>
+          <w:szCs w:val="24"/>
+        </w:rPr>
+        <w:t>)</w:t>
+      </w:r>
+    </w:p>
+    <w:p>
+      <w:pPr>
+        <w:pStyle w:val="ListParagraph"/>
+        <w:jc w:val="center"/>
+        <w:rPr>
+          <w:rFonts w:ascii="Times New Roman" w:hAnsi="Times New Roman" w:cs="Times New Roman"/>
+          <w:sz w:val="24"/>
+          <w:szCs w:val="24"/>
+        </w:rPr>
+      </w:pPr>
+      <w:r>
+        <w:rPr>
+          <w:rFonts w:ascii="Times New Roman" w:hAnsi="Times New Roman" w:cs="Times New Roman"/>
+          <w:sz w:val="24"/>
+          <w:szCs w:val="24"/>
+        </w:rPr>
+        <w:t>Primitive</w:t>
+      </w:r>
+      <w:r>
+        <w:rPr>
+          <w:rFonts w:ascii="Times New Roman" w:hAnsi="Times New Roman" w:cs="Times New Roman"/>
+          <w:sz w:val="24"/>
+          <w:szCs w:val="24"/>
+        </w:rPr>
+        <w:t xml:space="preserve"> </w:t>
+      </w:r>
+      <w:r>
+        <w:rPr>
+          <w:rFonts w:ascii="Times New Roman" w:hAnsi="Times New Roman" w:cs="Times New Roman"/>
+          <w:sz w:val="24"/>
+          <w:szCs w:val="24"/>
+        </w:rPr>
+        <w:t>(</w:t>
+      </w:r>
+      <w:proofErr w:type="gramStart"/>
+      <w:r>
+        <w:rPr>
+          <w:rFonts w:ascii="Times New Roman" w:hAnsi="Times New Roman" w:cs="Times New Roman"/>
+          <w:sz w:val="24"/>
+          <w:szCs w:val="24"/>
+        </w:rPr>
+        <w:t>double-pivot</w:t>
+      </w:r>
+      <w:proofErr w:type="gramEnd"/>
+      <w:r>
+        <w:rPr>
+          <w:rFonts w:ascii="Times New Roman" w:hAnsi="Times New Roman" w:cs="Times New Roman"/>
+          <w:sz w:val="24"/>
+          <w:szCs w:val="24"/>
+        </w:rPr>
+        <w:t>)</w:t>
+      </w:r>
+      <w:r>
+        <w:rPr>
+          <w:rFonts w:ascii="Times New Roman" w:hAnsi="Times New Roman" w:cs="Times New Roman"/>
+          <w:sz w:val="24"/>
+          <w:szCs w:val="24"/>
+        </w:rPr>
+        <w:t xml:space="preserve"> Sort worst case: O(n^2)</w:t>
+      </w:r>
+    </w:p>
+    <w:p>
+      <w:pPr>
+        <w:pStyle w:val="ListParagraph"/>
+        <w:jc w:val="center"/>
+        <w:rPr>
+          <w:rFonts w:ascii="Times New Roman" w:hAnsi="Times New Roman" w:cs="Times New Roman"/>
+          <w:sz w:val="24"/>
+          <w:szCs w:val="24"/>
+        </w:rPr>
+      </w:pPr>
+      <w:r>
+        <w:rPr>
+          <w:rFonts w:ascii="Times New Roman" w:hAnsi="Times New Roman" w:cs="Times New Roman"/>
+          <w:sz w:val="24"/>
+          <w:szCs w:val="24"/>
+        </w:rPr>
+        <w:t xml:space="preserve">Parallel Sort best case: </w:t>
+      </w:r>
+      <w:proofErr w:type="gramStart"/>
+      <w:r>
+        <w:rPr>
+          <w:rFonts w:ascii="Times New Roman" w:hAnsi="Times New Roman" w:cs="Times New Roman"/>
+          <w:sz w:val="24"/>
+          <w:szCs w:val="24"/>
+        </w:rPr>
+        <w:t>O(</w:t>
+      </w:r>
+      <w:proofErr w:type="gramEnd"/>
+      <w:r>
+        <w:rPr>
+          <w:rFonts w:ascii="Times New Roman" w:hAnsi="Times New Roman" w:cs="Times New Roman"/>
+          <w:sz w:val="24"/>
+          <w:szCs w:val="24"/>
+        </w:rPr>
+        <w:t xml:space="preserve">n </w:t>
+      </w:r>
+      <w:proofErr w:type="spellStart"/>
+      <w:r>
+        <w:rPr>
+          <w:rFonts w:ascii="Times New Roman" w:hAnsi="Times New Roman" w:cs="Times New Roman"/>
+          <w:sz w:val="24"/>
+          <w:szCs w:val="24"/>
+        </w:rPr>
+        <w:t>logn</w:t>
+      </w:r>
+      <w:proofErr w:type="spellEnd"/>
+      <w:r>
+        <w:rPr>
+          <w:rFonts w:ascii="Times New Roman" w:hAnsi="Times New Roman" w:cs="Times New Roman"/>
+          <w:sz w:val="24"/>
+          <w:szCs w:val="24"/>
+        </w:rPr>
+        <w:t>)</w:t>
+      </w:r>
+    </w:p>
+    <w:p>
+      <w:pPr>
+        <w:pStyle w:val="ListParagraph"/>
+        <w:jc w:val="center"/>
+        <w:rPr>
+          <w:rFonts w:ascii="Times New Roman" w:hAnsi="Times New Roman" w:cs="Times New Roman"/>
+          <w:sz w:val="24"/>
+          <w:szCs w:val="24"/>
+        </w:rPr>
+      </w:pPr>
+      <w:r>
+        <w:rPr>
+          <w:rFonts w:ascii="Times New Roman" w:hAnsi="Times New Roman" w:cs="Times New Roman"/>
+          <w:sz w:val="24"/>
+          <w:szCs w:val="24"/>
+        </w:rPr>
+        <w:t xml:space="preserve">Parallel Sort </w:t>
+      </w:r>
+      <w:r>
+        <w:rPr>
+          <w:rFonts w:ascii="Times New Roman" w:hAnsi="Times New Roman" w:cs="Times New Roman"/>
+          <w:sz w:val="24"/>
+          <w:szCs w:val="24"/>
+        </w:rPr>
+        <w:t>typical</w:t>
+      </w:r>
+      <w:r>
+        <w:rPr>
+          <w:rFonts w:ascii="Times New Roman" w:hAnsi="Times New Roman" w:cs="Times New Roman"/>
+          <w:sz w:val="24"/>
+          <w:szCs w:val="24"/>
+        </w:rPr>
+        <w:t xml:space="preserve"> case: </w:t>
+      </w:r>
+      <w:proofErr w:type="gramStart"/>
+      <w:r>
+        <w:rPr>
+          <w:rFonts w:ascii="Times New Roman" w:hAnsi="Times New Roman" w:cs="Times New Roman"/>
+          <w:sz w:val="24"/>
+          <w:szCs w:val="24"/>
+        </w:rPr>
+        <w:t>O(</w:t>
+      </w:r>
+      <w:proofErr w:type="gramEnd"/>
+      <w:r>
+        <w:rPr>
+          <w:rFonts w:ascii="Times New Roman" w:hAnsi="Times New Roman" w:cs="Times New Roman"/>
+          <w:sz w:val="24"/>
+          <w:szCs w:val="24"/>
+        </w:rPr>
+        <w:t xml:space="preserve">n </w:t>
+      </w:r>
+      <w:proofErr w:type="spellStart"/>
+      <w:r>
+        <w:rPr>
+          <w:rFonts w:ascii="Times New Roman" w:hAnsi="Times New Roman" w:cs="Times New Roman"/>
+          <w:sz w:val="24"/>
+          <w:szCs w:val="24"/>
+        </w:rPr>
+        <w:t>logn</w:t>
+      </w:r>
+      <w:proofErr w:type="spellEnd"/>
+      <w:r>
+        <w:rPr>
+          <w:rFonts w:ascii="Times New Roman" w:hAnsi="Times New Roman" w:cs="Times New Roman"/>
+          <w:sz w:val="24"/>
+          <w:szCs w:val="24"/>
+        </w:rPr>
+        <w:t>)</w:t>
+      </w:r>
+    </w:p>
+    <w:p>
+      <w:pPr>
+        <w:pStyle w:val="ListParagraph"/>
+        <w:jc w:val="center"/>
+        <w:rPr>
+          <w:rFonts w:ascii="Times New Roman" w:hAnsi="Times New Roman" w:cs="Times New Roman"/>
+          <w:sz w:val="24"/>
+          <w:szCs w:val="24"/>
+        </w:rPr>
+      </w:pPr>
+      <w:r>
+        <w:rPr>
+          <w:rFonts w:ascii="Times New Roman" w:hAnsi="Times New Roman" w:cs="Times New Roman"/>
+          <w:sz w:val="24"/>
+          <w:szCs w:val="24"/>
+        </w:rPr>
+        <w:t xml:space="preserve">Parallel Sort </w:t>
+      </w:r>
+      <w:r>
+        <w:rPr>
+          <w:rFonts w:ascii="Times New Roman" w:hAnsi="Times New Roman" w:cs="Times New Roman"/>
+          <w:sz w:val="24"/>
+          <w:szCs w:val="24"/>
+        </w:rPr>
+        <w:t>worst</w:t>
+      </w:r>
+      <w:r>
+        <w:rPr>
+          <w:rFonts w:ascii="Times New Roman" w:hAnsi="Times New Roman" w:cs="Times New Roman"/>
+          <w:sz w:val="24"/>
+          <w:szCs w:val="24"/>
+        </w:rPr>
+        <w:t xml:space="preserve"> case: </w:t>
+      </w:r>
+      <w:proofErr w:type="gramStart"/>
+      <w:r>
+        <w:rPr>
+          <w:rFonts w:ascii="Times New Roman" w:hAnsi="Times New Roman" w:cs="Times New Roman"/>
+          <w:sz w:val="24"/>
+          <w:szCs w:val="24"/>
+        </w:rPr>
+        <w:t>O(</w:t>
+      </w:r>
+      <w:proofErr w:type="gramEnd"/>
+      <w:r>
+        <w:rPr>
+          <w:rFonts w:ascii="Times New Roman" w:hAnsi="Times New Roman" w:cs="Times New Roman"/>
+          <w:sz w:val="24"/>
+          <w:szCs w:val="24"/>
+        </w:rPr>
+        <w:t xml:space="preserve">n </w:t>
+      </w:r>
+      <w:proofErr w:type="spellStart"/>
+      <w:r>
+        <w:rPr>
+          <w:rFonts w:ascii="Times New Roman" w:hAnsi="Times New Roman" w:cs="Times New Roman"/>
+          <w:sz w:val="24"/>
+          <w:szCs w:val="24"/>
+        </w:rPr>
+        <w:t>logn</w:t>
+      </w:r>
+      <w:proofErr w:type="spellEnd"/>
+      <w:r>
+        <w:rPr>
+          <w:rFonts w:ascii="Times New Roman" w:hAnsi="Times New Roman" w:cs="Times New Roman"/>
+          <w:sz w:val="24"/>
+          <w:szCs w:val="24"/>
+        </w:rPr>
+        <w:t>)</w:t>
+      </w:r>
+    </w:p>
+    <w:p>
+      <w:pPr>
+        <w:pStyle w:val="ListParagraph"/>
+        <w:jc w:val="center"/>
+        <w:rPr>
+          <w:rFonts w:ascii="Times New Roman" w:hAnsi="Times New Roman" w:cs="Times New Roman"/>
+          <w:sz w:val="24"/>
+          <w:szCs w:val="24"/>
+        </w:rPr>
+      </w:pPr>
+    </w:p>
+    <w:p>
+      <w:pPr>
+        <w:pStyle w:val="ListParagraph"/>
+        <w:jc w:val="center"/>
+        <w:rPr>
+          <w:rFonts w:ascii="Times New Roman" w:hAnsi="Times New Roman" w:cs="Times New Roman"/>
+          <w:sz w:val="24"/>
+          <w:szCs w:val="24"/>
+        </w:rPr>
+      </w:pPr>
+    </w:p>
+    <w:p>
+      <w:pPr>
+        <w:pStyle w:val="ListParagraph"/>
+        <w:rPr>
+          <w:rFonts w:ascii="Times New Roman" w:hAnsi="Times New Roman" w:cs="Times New Roman"/>
+          <w:sz w:val="24"/>
+          <w:szCs w:val="24"/>
+        </w:rPr>
+      </w:pPr>
+    </w:p>
+    <w:p>
+      <w:pPr>
+        <w:pStyle w:val="ListParagraph"/>
+        <w:rPr>
+          <w:rFonts w:ascii="Times New Roman" w:hAnsi="Times New Roman" w:cs="Times New Roman"/>
+          <w:sz w:val="24"/>
+          <w:szCs w:val="24"/>
+        </w:rPr>
+      </w:pPr>
+    </w:p>
+    <w:p>
+      <w:pPr>
+        <w:pStyle w:val="ListParagraph"/>
+        <w:rPr>
+          <w:rFonts w:ascii="Times New Roman" w:hAnsi="Times New Roman" w:cs="Times New Roman"/>
+          <w:sz w:val="24"/>
+          <w:szCs w:val="24"/>
+        </w:rPr>
+      </w:pPr>
+    </w:p>
+    <w:p>
+      <w:pPr>
+        <w:pStyle w:val="ListParagraph"/>
+        <w:rPr>
+          <w:rFonts w:ascii="Times New Roman" w:hAnsi="Times New Roman" w:cs="Times New Roman"/>
+          <w:sz w:val="24"/>
+          <w:szCs w:val="24"/>
+        </w:rPr>
+      </w:pPr>
+    </w:p>
+    <w:p>
+      <w:pPr>
+        <w:pStyle w:val="ListParagraph"/>
+        <w:rPr>
+          <w:rFonts w:ascii="Times New Roman" w:hAnsi="Times New Roman" w:cs="Times New Roman"/>
+          <w:sz w:val="24"/>
+          <w:szCs w:val="24"/>
+        </w:rPr>
+      </w:pPr>
+    </w:p>
+    <w:p>
+      <w:pPr>
+        <w:pStyle w:val="ListParagraph"/>
+        <w:rPr>
+          <w:rFonts w:ascii="Times New Roman" w:hAnsi="Times New Roman" w:cs="Times New Roman"/>
+          <w:sz w:val="24"/>
+          <w:szCs w:val="24"/>
+        </w:rPr>
+      </w:pPr>
+    </w:p>
+    <w:p>
+      <w:pPr>
+        <w:pStyle w:val="ListParagraph"/>
+        <w:rPr>
+          <w:rFonts w:ascii="Times New Roman" w:hAnsi="Times New Roman" w:cs="Times New Roman"/>
+          <w:sz w:val="24"/>
+          <w:szCs w:val="24"/>
+        </w:rPr>
+      </w:pPr>
+      <w:r>
+        <w:rPr>
+          <w:rFonts w:ascii="Times New Roman" w:hAnsi="Times New Roman" w:cs="Times New Roman"/>
+          <w:sz w:val="24"/>
+          <w:szCs w:val="24"/>
+        </w:rPr>
+        <w:tab/>
+      </w:r>
     </w:p>
     <w:p>
       <w:pPr>
@@ -5598,7 +9092,7 @@
                     <pic:cNvPicPr/>
                   </pic:nvPicPr>
                   <pic:blipFill>
-                    <a:blip r:embed="rId12"/>
+                    <a:blip r:embed="rId13"/>
                     <a:stretch>
                       <a:fillRect/>
                     </a:stretch>
@@ -9547,7 +13041,7 @@
             </wp:anchor>
           </w:drawing>
         </mc:Choice>
-        <mc:Fallback xmlns:w16sdtfl="http://schemas.microsoft.com/office/word/2024/wordml/sdtformatlock" xmlns:w16du="http://schemas.microsoft.com/office/word/2023/wordml/word16du">
+        <mc:Fallback xmlns:w16du="http://schemas.microsoft.com/office/word/2023/wordml/word16du" xmlns:w16sdtfl="http://schemas.microsoft.com/office/word/2024/wordml/sdtformatlock">
           <w:pict>
             <v:line w14:anchorId="6E23BF16" id="Straight Connector 6" o:spid="_x0000_s1026" style="position:absolute;z-index:251659264;visibility:visible;mso-wrap-style:square;mso-width-percent:0;mso-height-percent:0;mso-wrap-distance-left:9pt;mso-wrap-distance-top:-3e-5mm;mso-wrap-distance-right:9pt;mso-wrap-distance-bottom:-3e-5mm;mso-position-horizontal:absolute;mso-position-horizontal-relative:text;mso-position-vertical:absolute;mso-position-vertical-relative:text;mso-width-percent:0;mso-height-percent:0;mso-width-relative:page;mso-height-relative:page" from="-68.95pt,-666.45pt" to="489.05pt,-666.45pt" o:gfxdata="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" strokecolor="#4f81bd" strokeweight="2pt">
               <v:shadow on="t" opacity="24903f" origin=",.5" offset="0,.55556mm"/>
@@ -15032,16 +18526,16 @@
 </file>
 
 <file path=customXml/item2.xml><?xml version="1.0" encoding="utf-8"?>
-<b:Sources xmlns:b="http://schemas.openxmlformats.org/officeDocument/2006/bibliography" SelectedStyle="\APA.XSL" StyleName="APA"/>
-</file>
-
-<file path=customXml/item3.xml><?xml version="1.0" encoding="utf-8"?>
 <?mso-contentType ?>
 <FormTemplates xmlns="http://schemas.microsoft.com/sharepoint/v3/contenttype/forms">
   <Display>DocumentLibraryForm</Display>
   <Edit>AssetEditForm</Edit>
   <New>DocumentLibraryForm</New>
 </FormTemplates>
+</file>
+
+<file path=customXml/item3.xml><?xml version="1.0" encoding="utf-8"?>
+<b:Sources xmlns:b="http://schemas.openxmlformats.org/officeDocument/2006/bibliography" SelectedStyle="\APA.XSL" StyleName="APA"/>
 </file>
 
 <file path=customXml/itemProps1.xml><?xml version="1.0" encoding="utf-8"?>
@@ -15053,17 +18547,17 @@
 </file>
 
 <file path=customXml/itemProps2.xml><?xml version="1.0" encoding="utf-8"?>
+<ds:datastoreItem xmlns:ds="http://schemas.openxmlformats.org/officeDocument/2006/customXml" ds:itemID="{E34C63B7-A026-4A37-9535-4FBB4C03A11D}">
+  <ds:schemaRefs>
+    <ds:schemaRef ds:uri="http://schemas.microsoft.com/sharepoint/v3/contenttype/forms"/>
+  </ds:schemaRefs>
+</ds:datastoreItem>
+</file>
+
+<file path=customXml/itemProps3.xml><?xml version="1.0" encoding="utf-8"?>
 <ds:datastoreItem xmlns:ds="http://schemas.openxmlformats.org/officeDocument/2006/customXml" ds:itemID="{546CFA27-0520-4C6C-A024-61297FAC9E0C}">
   <ds:schemaRefs>
     <ds:schemaRef ds:uri="http://schemas.openxmlformats.org/officeDocument/2006/bibliography"/>
   </ds:schemaRefs>
 </ds:datastoreItem>
-</file>
-
-<file path=customXml/itemProps3.xml><?xml version="1.0" encoding="utf-8"?>
-<ds:datastoreItem xmlns:ds="http://schemas.openxmlformats.org/officeDocument/2006/customXml" ds:itemID="{E34C63B7-A026-4A37-9535-4FBB4C03A11D}">
-  <ds:schemaRefs>
-    <ds:schemaRef ds:uri="http://schemas.microsoft.com/sharepoint/v3/contenttype/forms"/>
-  </ds:schemaRefs>
-</ds:datastoreItem>
 </file>
--- a/CSC-575-DSA/Assignments/Project 1/PROJECT Assignment.docx
+++ b/CSC-575-DSA/Assignments/Project 1/PROJECT Assignment.docx
@@ -1,6 +1,6 @@
 
 <file path=word/document.xml><?xml version="1.0" encoding="utf-8"?>
-<w:document xmlns:wpc="http://schemas.microsoft.com/office/word/2010/wordprocessingCanvas" xmlns:cx="http://schemas.microsoft.com/office/drawing/2014/chartex" xmlns:cx1="http://schemas.microsoft.com/office/drawing/2015/9/8/chartex" xmlns:cx2="http://schemas.microsoft.com/office/drawing/2015/10/21/chartex" xmlns:cx3="http://schemas.microsoft.com/office/drawing/2016/5/9/chartex" xmlns:cx4="http://schemas.microsoft.com/office/drawing/2016/5/10/chartex" xmlns:cx5="http://schemas.microsoft.com/office/drawing/2016/5/11/chartex" xmlns:cx6="http://schemas.microsoft.com/office/drawing/2016/5/12/chartex" xmlns:cx7="http://schemas.microsoft.com/office/drawing/2016/5/13/chartex" xmlns:cx8="http://schemas.microsoft.com/office/drawing/2016/5/14/chartex" xmlns:mc="http://schemas.openxmlformats.org/markup-compatibility/2006" xmlns:aink="http://schemas.microsoft.com/office/drawing/2016/ink" xmlns:am3d="http://schemas.microsoft.com/office/drawing/2017/model3d" xmlns:o="urn:schemas-microsoft-com:office:office" xmlns:oel="http://schemas.microsoft.com/office/2019/extlst" xmlns:r="http://schemas.openxmlformats.org/officeDocument/2006/relationships" xmlns:m="http://schemas.openxmlformats.org/officeDocument/2006/math" xmlns:v="urn:schemas-microsoft-com:vml" xmlns:wp14="http://schemas.microsoft.com/office/word/2010/wordprocessingDrawing" xmlns:wp="http://schemas.openxmlformats.org/drawingml/2006/wordprocessingDrawing" xmlns:w10="urn:schemas-microsoft-com:office:word" xmlns:w="http://schemas.openxmlformats.org/wordprocessingml/2006/main" xmlns:w14="http://schemas.microsoft.com/office/word/2010/wordml" xmlns:w15="http://schemas.microsoft.com/office/word/2012/wordml" xmlns:w16cex="http://schemas.microsoft.com/office/word/2018/wordml/cex" xmlns:w16cid="http://schemas.microsoft.com/office/word/2016/wordml/cid" xmlns:w16="http://schemas.microsoft.com/office/word/2018/wordml" xmlns:w16sdtdh="http://schemas.microsoft.com/office/word/2020/wordml/sdtdatahash" xmlns:w16se="http://schemas.microsoft.com/office/word/2015/wordml/symex" xmlns:wpg="http://schemas.microsoft.com/office/word/2010/wordprocessingGroup" xmlns:wpi="http://schemas.microsoft.com/office/word/2010/wordprocessingInk" xmlns:wne="http://schemas.microsoft.com/office/word/2006/wordml" xmlns:wps="http://schemas.microsoft.com/office/word/2010/wordprocessingShape" mc:Ignorable="w14 w15 w16se w16cid w16 w16cex w16sdtdh wp14">
+<w:document xmlns:wpc="http://schemas.microsoft.com/office/word/2010/wordprocessingCanvas" xmlns:cx="http://schemas.microsoft.com/office/drawing/2014/chartex" xmlns:cx1="http://schemas.microsoft.com/office/drawing/2015/9/8/chartex" xmlns:cx2="http://schemas.microsoft.com/office/drawing/2015/10/21/chartex" xmlns:cx3="http://schemas.microsoft.com/office/drawing/2016/5/9/chartex" xmlns:cx4="http://schemas.microsoft.com/office/drawing/2016/5/10/chartex" xmlns:cx5="http://schemas.microsoft.com/office/drawing/2016/5/11/chartex" xmlns:cx6="http://schemas.microsoft.com/office/drawing/2016/5/12/chartex" xmlns:cx7="http://schemas.microsoft.com/office/drawing/2016/5/13/chartex" xmlns:cx8="http://schemas.microsoft.com/office/drawing/2016/5/14/chartex" xmlns:mc="http://schemas.openxmlformats.org/markup-compatibility/2006" xmlns:aink="http://schemas.microsoft.com/office/drawing/2016/ink" xmlns:am3d="http://schemas.microsoft.com/office/drawing/2017/model3d" xmlns:o="urn:schemas-microsoft-com:office:office" xmlns:oel="http://schemas.microsoft.com/office/2019/extlst" xmlns:r="http://schemas.openxmlformats.org/officeDocument/2006/relationships" xmlns:m="http://schemas.openxmlformats.org/officeDocument/2006/math" xmlns:v="urn:schemas-microsoft-com:vml" xmlns:wp14="http://schemas.microsoft.com/office/word/2010/wordprocessingDrawing" xmlns:wp="http://schemas.openxmlformats.org/drawingml/2006/wordprocessingDrawing" xmlns:w10="urn:schemas-microsoft-com:office:word" xmlns:w="http://schemas.openxmlformats.org/wordprocessingml/2006/main" xmlns:w14="http://schemas.microsoft.com/office/word/2010/wordml" xmlns:w15="http://schemas.microsoft.com/office/word/2012/wordml" xmlns:w16cex="http://schemas.microsoft.com/office/word/2018/wordml/cex" xmlns:w16cid="http://schemas.microsoft.com/office/word/2016/wordml/cid" xmlns:w16="http://schemas.microsoft.com/office/word/2018/wordml" xmlns:w16du="http://schemas.microsoft.com/office/word/2023/wordml/word16du" xmlns:w16sdtdh="http://schemas.microsoft.com/office/word/2020/wordml/sdtdatahash" xmlns:w16sdtfl="http://schemas.microsoft.com/office/word/2024/wordml/sdtformatlock" xmlns:w16se="http://schemas.microsoft.com/office/word/2015/wordml/symex" xmlns:wpg="http://schemas.microsoft.com/office/word/2010/wordprocessingGroup" xmlns:wpi="http://schemas.microsoft.com/office/word/2010/wordprocessingInk" xmlns:wne="http://schemas.microsoft.com/office/word/2006/wordml" xmlns:wps="http://schemas.microsoft.com/office/word/2010/wordprocessingShape" mc:Ignorable="w14 w15 w16se w16cid w16 w16cex w16sdtdh w16sdtfl w16du wp14">
   <w:body>
     <w:p>
       <w:r>
@@ -76,7 +76,6 @@
                               <w:dataBinding w:prefixMappings="xmlns:ns0='http://purl.org/dc/elements/1.1/' xmlns:ns1='http://schemas.openxmlformats.org/package/2006/metadata/core-properties' " w:xpath="/ns1:coreProperties[1]/ns0:title[1]" w:storeItemID="{6C3C8BC8-F283-45AE-878A-BAB7291924A1}"/>
                               <w:text/>
                             </w:sdtPr>
-                            <w:sdtEndPr/>
                             <w:sdtContent>
                               <w:p>
                                 <w:pPr>
@@ -148,7 +147,6 @@
                                 <w:dataBinding w:prefixMappings="xmlns:ns0='http://purl.org/dc/elements/1.1/' xmlns:ns1='http://schemas.openxmlformats.org/package/2006/metadata/core-properties' " w:xpath="/ns1:coreProperties[1]/ns0:subject[1]" w:storeItemID="{6C3C8BC8-F283-45AE-878A-BAB7291924A1}"/>
                                 <w:text/>
                               </w:sdtPr>
-                              <w:sdtEndPr/>
                               <w:sdtContent>
                                 <w:r>
                                   <w:rPr>
@@ -279,7 +277,6 @@
                                 <w:dataBinding w:prefixMappings="xmlns:ns0='http://schemas.microsoft.com/office/2006/coverPageProps'" w:xpath="/ns0:CoverPageProperties[1]/ns0:Abstract[1]" w:storeItemID="{55AF091B-3C7A-41E3-B477-F2FDAA23CFDA}"/>
                                 <w:text/>
                               </w:sdtPr>
-                              <w:sdtEndPr/>
                               <w:sdtContent>
                                 <w:r>
                                   <w:rPr>
@@ -377,7 +374,6 @@
                         <w:dataBinding w:prefixMappings="xmlns:ns0='http://purl.org/dc/elements/1.1/' xmlns:ns1='http://schemas.openxmlformats.org/package/2006/metadata/core-properties' " w:xpath="/ns1:coreProperties[1]/ns0:title[1]" w:storeItemID="{6C3C8BC8-F283-45AE-878A-BAB7291924A1}"/>
                         <w:text/>
                       </w:sdtPr>
-                      <w:sdtEndPr/>
                       <w:sdtContent>
                         <w:p>
                           <w:pPr>
@@ -449,7 +445,6 @@
                           <w:dataBinding w:prefixMappings="xmlns:ns0='http://purl.org/dc/elements/1.1/' xmlns:ns1='http://schemas.openxmlformats.org/package/2006/metadata/core-properties' " w:xpath="/ns1:coreProperties[1]/ns0:subject[1]" w:storeItemID="{6C3C8BC8-F283-45AE-878A-BAB7291924A1}"/>
                           <w:text/>
                         </w:sdtPr>
-                        <w:sdtEndPr/>
                         <w:sdtContent>
                           <w:r>
                             <w:rPr>
@@ -580,7 +575,6 @@
                           <w:dataBinding w:prefixMappings="xmlns:ns0='http://schemas.microsoft.com/office/2006/coverPageProps'" w:xpath="/ns0:CoverPageProperties[1]/ns0:Abstract[1]" w:storeItemID="{55AF091B-3C7A-41E3-B477-F2FDAA23CFDA}"/>
                           <w:text/>
                         </w:sdtPr>
-                        <w:sdtEndPr/>
                         <w:sdtContent>
                           <w:r>
                             <w:rPr>
@@ -1001,7 +995,6 @@
                                 <w:dataBinding w:prefixMappings="xmlns:ns0='http://schemas.openxmlformats.org/officeDocument/2006/extended-properties' " w:xpath="/ns0:Properties[1]/ns0:Company[1]" w:storeItemID="{6668398D-A668-4E3E-A5EB-62B293D839F1}"/>
                                 <w:text/>
                               </w:sdtPr>
-                              <w:sdtEndPr/>
                               <w:sdtContent>
                                 <w:r>
                                   <w:rPr>
@@ -1131,7 +1124,16 @@
                                       <w:sz w:val="24"/>
                                       <w:szCs w:val="24"/>
                                     </w:rPr>
-                                    <w:t xml:space="preserve"> Student1 </w:t>
+                                    <w:t xml:space="preserve"> </w:t>
+                                  </w:r>
+                                  <w:r>
+                                    <w:rPr>
+                                      <w:rFonts w:ascii="Cambria" w:hAnsi="Cambria"/>
+                                      <w:color w:val="0070C0"/>
+                                      <w:sz w:val="24"/>
+                                      <w:szCs w:val="24"/>
+                                    </w:rPr>
+                                    <w:t>Bradley Moore</w:t>
                                   </w:r>
                                 </w:p>
                                 <w:p>
@@ -1156,6 +1158,24 @@
                                       <w:szCs w:val="24"/>
                                     </w:rPr>
                                     <w:t>CRN:</w:t>
+                                  </w:r>
+                                  <w:r>
+                                    <w:rPr>
+                                      <w:rFonts w:ascii="Barlow" w:hAnsi="Barlow"/>
+                                      <w:color w:val="131516"/>
+                                    </w:rPr>
+                                    <w:t xml:space="preserve"> </w:t>
+                                  </w:r>
+                                  <w:r>
+                                    <w:rPr>
+                                      <w:rFonts w:ascii="Cambria" w:hAnsi="Cambria"/>
+                                      <w:b/>
+                                      <w:bCs/>
+                                      <w:color w:val="0070C0"/>
+                                      <w:sz w:val="24"/>
+                                      <w:szCs w:val="24"/>
+                                    </w:rPr>
+                                    <w:t>35737785</w:t>
                                   </w:r>
                                 </w:p>
                               </w:tc>
@@ -1192,6 +1212,15 @@
                                       <w:szCs w:val="24"/>
                                     </w:rPr>
                                     <w:t xml:space="preserve">ID: </w:t>
+                                  </w:r>
+                                  <w:r>
+                                    <w:rPr>
+                                      <w:rFonts w:ascii="Cambria" w:hAnsi="Cambria"/>
+                                      <w:color w:val="0070C0"/>
+                                      <w:sz w:val="24"/>
+                                      <w:szCs w:val="24"/>
+                                    </w:rPr>
+                                    <w:t>CSC-580</w:t>
                                   </w:r>
                                 </w:p>
                                 <w:p>
@@ -1318,7 +1347,6 @@
                           <w:dataBinding w:prefixMappings="xmlns:ns0='http://schemas.openxmlformats.org/officeDocument/2006/extended-properties' " w:xpath="/ns0:Properties[1]/ns0:Company[1]" w:storeItemID="{6668398D-A668-4E3E-A5EB-62B293D839F1}"/>
                           <w:text/>
                         </w:sdtPr>
-                        <w:sdtEndPr/>
                         <w:sdtContent>
                           <w:r>
                             <w:rPr>
@@ -1448,7 +1476,16 @@
                                 <w:sz w:val="24"/>
                                 <w:szCs w:val="24"/>
                               </w:rPr>
-                              <w:t xml:space="preserve"> Student1 </w:t>
+                              <w:t xml:space="preserve"> </w:t>
+                            </w:r>
+                            <w:r>
+                              <w:rPr>
+                                <w:rFonts w:ascii="Cambria" w:hAnsi="Cambria"/>
+                                <w:color w:val="0070C0"/>
+                                <w:sz w:val="24"/>
+                                <w:szCs w:val="24"/>
+                              </w:rPr>
+                              <w:t>Bradley Moore</w:t>
                             </w:r>
                           </w:p>
                           <w:p>
@@ -1473,6 +1510,24 @@
                                 <w:szCs w:val="24"/>
                               </w:rPr>
                               <w:t>CRN:</w:t>
+                            </w:r>
+                            <w:r>
+                              <w:rPr>
+                                <w:rFonts w:ascii="Barlow" w:hAnsi="Barlow"/>
+                                <w:color w:val="131516"/>
+                              </w:rPr>
+                              <w:t xml:space="preserve"> </w:t>
+                            </w:r>
+                            <w:r>
+                              <w:rPr>
+                                <w:rFonts w:ascii="Cambria" w:hAnsi="Cambria"/>
+                                <w:b/>
+                                <w:bCs/>
+                                <w:color w:val="0070C0"/>
+                                <w:sz w:val="24"/>
+                                <w:szCs w:val="24"/>
+                              </w:rPr>
+                              <w:t>35737785</w:t>
                             </w:r>
                           </w:p>
                         </w:tc>
@@ -1509,6 +1564,15 @@
                                 <w:szCs w:val="24"/>
                               </w:rPr>
                               <w:t xml:space="preserve">ID: </w:t>
+                            </w:r>
+                            <w:r>
+                              <w:rPr>
+                                <w:rFonts w:ascii="Cambria" w:hAnsi="Cambria"/>
+                                <w:color w:val="0070C0"/>
+                                <w:sz w:val="24"/>
+                                <w:szCs w:val="24"/>
+                              </w:rPr>
+                              <w:t>CSC-580</w:t>
                             </w:r>
                           </w:p>
                           <w:p>
@@ -1618,7 +1682,12 @@
           <w:tab w:val="left" w:pos="2385"/>
         </w:tabs>
         <w:sectPr>
-          <w:headerReference w:type="first" r:id="rId10"/>
+          <w:headerReference w:type="even" r:id="rId10"/>
+          <w:headerReference w:type="default" r:id="rId11"/>
+          <w:footerReference w:type="even" r:id="rId12"/>
+          <w:footerReference w:type="default" r:id="rId13"/>
+          <w:headerReference w:type="first" r:id="rId14"/>
+          <w:footerReference w:type="first" r:id="rId15"/>
           <w:pgSz w:w="12240" w:h="15840" w:code="1"/>
           <w:pgMar w:top="1080" w:right="720" w:bottom="720" w:left="3096" w:header="1080" w:footer="720" w:gutter="0"/>
           <w:pgNumType w:fmt="lowerRoman" w:start="0"/>
@@ -3003,11 +3072,11 @@
           <w:sz w:val="24"/>
           <w:szCs w:val="24"/>
         </w:rPr>
-        <w:t xml:space="preserve">public class </w:t>
-      </w:r>
-      <w:proofErr w:type="spellStart"/>
-      <w:proofErr w:type="gramStart"/>
-      <w:r>
+        <w:t>public class RecursiveSum{</w:t>
+      </w:r>
+    </w:p>
+    <w:p>
+      <w:pPr>
         <w:rPr>
           <w:rFonts w:ascii="Times New Roman" w:hAnsi="Times New Roman" w:cs="Times New Roman"/>
           <w:b/>
@@ -3015,9 +3084,7 @@
           <w:sz w:val="24"/>
           <w:szCs w:val="24"/>
         </w:rPr>
-        <w:t>RecursiveSum</w:t>
-      </w:r>
-      <w:proofErr w:type="spellEnd"/>
+      </w:pPr>
       <w:r>
         <w:rPr>
           <w:rFonts w:ascii="Times New Roman" w:hAnsi="Times New Roman" w:cs="Times New Roman"/>
@@ -3026,9 +3093,8 @@
           <w:sz w:val="24"/>
           <w:szCs w:val="24"/>
         </w:rPr>
-        <w:t>{</w:t>
-      </w:r>
-      <w:proofErr w:type="gramEnd"/>
+        <w:t>    public static void main(String[] args) {</w:t>
+      </w:r>
     </w:p>
     <w:p>
       <w:pPr>
@@ -3040,7 +3106,9 @@
           <w:szCs w:val="24"/>
         </w:rPr>
       </w:pPr>
-      <w:r>
+    </w:p>
+    <w:p>
+      <w:pPr>
         <w:rPr>
           <w:rFonts w:ascii="Times New Roman" w:hAnsi="Times New Roman" w:cs="Times New Roman"/>
           <w:b/>
@@ -3048,9 +3116,7 @@
           <w:sz w:val="24"/>
           <w:szCs w:val="24"/>
         </w:rPr>
-        <w:t xml:space="preserve">    public static void </w:t>
-      </w:r>
-      <w:proofErr w:type="gramStart"/>
+      </w:pPr>
       <w:r>
         <w:rPr>
           <w:rFonts w:ascii="Times New Roman" w:hAnsi="Times New Roman" w:cs="Times New Roman"/>
@@ -3059,10 +3125,11 @@
           <w:sz w:val="24"/>
           <w:szCs w:val="24"/>
         </w:rPr>
-        <w:t>main(</w:t>
-      </w:r>
-      <w:proofErr w:type="gramEnd"/>
-      <w:r>
+        <w:t>        int[] numbers = {11,22,33,44,55,66,77}; // Define array</w:t>
+      </w:r>
+    </w:p>
+    <w:p>
+      <w:pPr>
         <w:rPr>
           <w:rFonts w:ascii="Times New Roman" w:hAnsi="Times New Roman" w:cs="Times New Roman"/>
           <w:b/>
@@ -3070,10 +3137,10 @@
           <w:sz w:val="24"/>
           <w:szCs w:val="24"/>
         </w:rPr>
-        <w:t xml:space="preserve">String[] </w:t>
-      </w:r>
-      <w:proofErr w:type="spellStart"/>
-      <w:r>
+      </w:pPr>
+    </w:p>
+    <w:p>
+      <w:pPr>
         <w:rPr>
           <w:rFonts w:ascii="Times New Roman" w:hAnsi="Times New Roman" w:cs="Times New Roman"/>
           <w:b/>
@@ -3081,9 +3148,7 @@
           <w:sz w:val="24"/>
           <w:szCs w:val="24"/>
         </w:rPr>
-        <w:t>args</w:t>
-      </w:r>
-      <w:proofErr w:type="spellEnd"/>
+      </w:pPr>
       <w:r>
         <w:rPr>
           <w:rFonts w:ascii="Times New Roman" w:hAnsi="Times New Roman" w:cs="Times New Roman"/>
@@ -3092,7 +3157,7 @@
           <w:sz w:val="24"/>
           <w:szCs w:val="24"/>
         </w:rPr>
-        <w:t>) {</w:t>
+        <w:t>        int sum = recursiveSum(numbers, 0); // Call Recursive Function starting at the beginning of the array</w:t>
       </w:r>
     </w:p>
     <w:p>
@@ -3124,10 +3189,11 @@
           <w:sz w:val="24"/>
           <w:szCs w:val="24"/>
         </w:rPr>
-        <w:t xml:space="preserve">        </w:t>
-      </w:r>
-      <w:proofErr w:type="gramStart"/>
-      <w:r>
+        <w:t>        System.out.println("The total of the array is: " + sum);//Print output</w:t>
+      </w:r>
+    </w:p>
+    <w:p>
+      <w:pPr>
         <w:rPr>
           <w:rFonts w:ascii="Times New Roman" w:hAnsi="Times New Roman" w:cs="Times New Roman"/>
           <w:b/>
@@ -3135,9 +3201,7 @@
           <w:sz w:val="24"/>
           <w:szCs w:val="24"/>
         </w:rPr>
-        <w:t>int[</w:t>
-      </w:r>
-      <w:proofErr w:type="gramEnd"/>
+      </w:pPr>
       <w:r>
         <w:rPr>
           <w:rFonts w:ascii="Times New Roman" w:hAnsi="Times New Roman" w:cs="Times New Roman"/>
@@ -3146,7 +3210,7 @@
           <w:sz w:val="24"/>
           <w:szCs w:val="24"/>
         </w:rPr>
-        <w:t>] numbers = {11,22,33,44,55,66,77}; // Define array</w:t>
+        <w:t xml:space="preserve">        </w:t>
       </w:r>
     </w:p>
     <w:p>
@@ -3159,9 +3223,7 @@
           <w:szCs w:val="24"/>
         </w:rPr>
       </w:pPr>
-    </w:p>
-    <w:p>
-      <w:pPr>
+      <w:r>
         <w:rPr>
           <w:rFonts w:ascii="Times New Roman" w:hAnsi="Times New Roman" w:cs="Times New Roman"/>
           <w:b/>
@@ -3169,8 +3231,11 @@
           <w:sz w:val="24"/>
           <w:szCs w:val="24"/>
         </w:rPr>
-      </w:pPr>
-      <w:r>
+        <w:t>    }</w:t>
+      </w:r>
+    </w:p>
+    <w:p>
+      <w:pPr>
         <w:rPr>
           <w:rFonts w:ascii="Times New Roman" w:hAnsi="Times New Roman" w:cs="Times New Roman"/>
           <w:b/>
@@ -3178,10 +3243,7 @@
           <w:sz w:val="24"/>
           <w:szCs w:val="24"/>
         </w:rPr>
-        <w:t xml:space="preserve">        int sum = </w:t>
-      </w:r>
-      <w:proofErr w:type="spellStart"/>
-      <w:proofErr w:type="gramStart"/>
+      </w:pPr>
       <w:r>
         <w:rPr>
           <w:rFonts w:ascii="Times New Roman" w:hAnsi="Times New Roman" w:cs="Times New Roman"/>
@@ -3190,10 +3252,11 @@
           <w:sz w:val="24"/>
           <w:szCs w:val="24"/>
         </w:rPr>
-        <w:t>recursiveSum</w:t>
-      </w:r>
-      <w:proofErr w:type="spellEnd"/>
-      <w:r>
+        <w:t>    /**</w:t>
+      </w:r>
+    </w:p>
+    <w:p>
+      <w:pPr>
         <w:rPr>
           <w:rFonts w:ascii="Times New Roman" w:hAnsi="Times New Roman" w:cs="Times New Roman"/>
           <w:b/>
@@ -3201,9 +3264,7 @@
           <w:sz w:val="24"/>
           <w:szCs w:val="24"/>
         </w:rPr>
-        <w:t>(</w:t>
-      </w:r>
-      <w:proofErr w:type="gramEnd"/>
+      </w:pPr>
       <w:r>
         <w:rPr>
           <w:rFonts w:ascii="Times New Roman" w:hAnsi="Times New Roman" w:cs="Times New Roman"/>
@@ -3212,7 +3273,7 @@
           <w:sz w:val="24"/>
           <w:szCs w:val="24"/>
         </w:rPr>
-        <w:t>numbers, 0); // Call Recursive Function starting at the beginning of the array</w:t>
+        <w:t>     * Function Name: recursiveSum</w:t>
       </w:r>
     </w:p>
     <w:p>
@@ -3225,9 +3286,7 @@
           <w:szCs w:val="24"/>
         </w:rPr>
       </w:pPr>
-    </w:p>
-    <w:p>
-      <w:pPr>
+      <w:r>
         <w:rPr>
           <w:rFonts w:ascii="Times New Roman" w:hAnsi="Times New Roman" w:cs="Times New Roman"/>
           <w:b/>
@@ -3235,8 +3294,11 @@
           <w:sz w:val="24"/>
           <w:szCs w:val="24"/>
         </w:rPr>
-      </w:pPr>
-      <w:r>
+        <w:t xml:space="preserve">     * </w:t>
+      </w:r>
+    </w:p>
+    <w:p>
+      <w:pPr>
         <w:rPr>
           <w:rFonts w:ascii="Times New Roman" w:hAnsi="Times New Roman" w:cs="Times New Roman"/>
           <w:b/>
@@ -3244,9 +3306,7 @@
           <w:sz w:val="24"/>
           <w:szCs w:val="24"/>
         </w:rPr>
-        <w:t xml:space="preserve">        </w:t>
-      </w:r>
-      <w:proofErr w:type="spellStart"/>
+      </w:pPr>
       <w:r>
         <w:rPr>
           <w:rFonts w:ascii="Times New Roman" w:hAnsi="Times New Roman" w:cs="Times New Roman"/>
@@ -3255,10 +3315,11 @@
           <w:sz w:val="24"/>
           <w:szCs w:val="24"/>
         </w:rPr>
-        <w:t>System.out.println</w:t>
-      </w:r>
-      <w:proofErr w:type="spellEnd"/>
-      <w:r>
+        <w:t>     * @param array</w:t>
+      </w:r>
+    </w:p>
+    <w:p>
+      <w:pPr>
         <w:rPr>
           <w:rFonts w:ascii="Times New Roman" w:hAnsi="Times New Roman" w:cs="Times New Roman"/>
           <w:b/>
@@ -3266,9 +3327,7 @@
           <w:sz w:val="24"/>
           <w:szCs w:val="24"/>
         </w:rPr>
-        <w:t xml:space="preserve">("The total of the array is: " + </w:t>
-      </w:r>
-      <w:proofErr w:type="gramStart"/>
+      </w:pPr>
       <w:r>
         <w:rPr>
           <w:rFonts w:ascii="Times New Roman" w:hAnsi="Times New Roman" w:cs="Times New Roman"/>
@@ -3277,10 +3336,11 @@
           <w:sz w:val="24"/>
           <w:szCs w:val="24"/>
         </w:rPr>
-        <w:t>sum);/</w:t>
-      </w:r>
-      <w:proofErr w:type="gramEnd"/>
-      <w:r>
+        <w:t>     * @param index</w:t>
+      </w:r>
+    </w:p>
+    <w:p>
+      <w:pPr>
         <w:rPr>
           <w:rFonts w:ascii="Times New Roman" w:hAnsi="Times New Roman" w:cs="Times New Roman"/>
           <w:b/>
@@ -3288,11 +3348,8 @@
           <w:sz w:val="24"/>
           <w:szCs w:val="24"/>
         </w:rPr>
-        <w:t>/Print output</w:t>
-      </w:r>
-    </w:p>
-    <w:p>
-      <w:pPr>
+      </w:pPr>
+      <w:r>
         <w:rPr>
           <w:rFonts w:ascii="Times New Roman" w:hAnsi="Times New Roman" w:cs="Times New Roman"/>
           <w:b/>
@@ -3300,8 +3357,11 @@
           <w:sz w:val="24"/>
           <w:szCs w:val="24"/>
         </w:rPr>
-      </w:pPr>
-      <w:r>
+        <w:t>     * @return</w:t>
+      </w:r>
+    </w:p>
+    <w:p>
+      <w:pPr>
         <w:rPr>
           <w:rFonts w:ascii="Times New Roman" w:hAnsi="Times New Roman" w:cs="Times New Roman"/>
           <w:b/>
@@ -3309,11 +3369,8 @@
           <w:sz w:val="24"/>
           <w:szCs w:val="24"/>
         </w:rPr>
-        <w:t xml:space="preserve">        </w:t>
-      </w:r>
-    </w:p>
-    <w:p>
-      <w:pPr>
+      </w:pPr>
+      <w:r>
         <w:rPr>
           <w:rFonts w:ascii="Times New Roman" w:hAnsi="Times New Roman" w:cs="Times New Roman"/>
           <w:b/>
@@ -3321,8 +3378,11 @@
           <w:sz w:val="24"/>
           <w:szCs w:val="24"/>
         </w:rPr>
-      </w:pPr>
-      <w:r>
+        <w:t xml:space="preserve">     * </w:t>
+      </w:r>
+    </w:p>
+    <w:p>
+      <w:pPr>
         <w:rPr>
           <w:rFonts w:ascii="Times New Roman" w:hAnsi="Times New Roman" w:cs="Times New Roman"/>
           <w:b/>
@@ -3330,11 +3390,8 @@
           <w:sz w:val="24"/>
           <w:szCs w:val="24"/>
         </w:rPr>
-        <w:t>    }</w:t>
-      </w:r>
-    </w:p>
-    <w:p>
-      <w:pPr>
+      </w:pPr>
+      <w:r>
         <w:rPr>
           <w:rFonts w:ascii="Times New Roman" w:hAnsi="Times New Roman" w:cs="Times New Roman"/>
           <w:b/>
@@ -3342,8 +3399,11 @@
           <w:sz w:val="24"/>
           <w:szCs w:val="24"/>
         </w:rPr>
-      </w:pPr>
-      <w:r>
+        <w:t>     * Inside the function:</w:t>
+      </w:r>
+    </w:p>
+    <w:p>
+      <w:pPr>
         <w:rPr>
           <w:rFonts w:ascii="Times New Roman" w:hAnsi="Times New Roman" w:cs="Times New Roman"/>
           <w:b/>
@@ -3351,11 +3411,8 @@
           <w:sz w:val="24"/>
           <w:szCs w:val="24"/>
         </w:rPr>
-        <w:t>    /**</w:t>
-      </w:r>
-    </w:p>
-    <w:p>
-      <w:pPr>
+      </w:pPr>
+      <w:r>
         <w:rPr>
           <w:rFonts w:ascii="Times New Roman" w:hAnsi="Times New Roman" w:cs="Times New Roman"/>
           <w:b/>
@@ -3363,8 +3420,12 @@
           <w:sz w:val="24"/>
           <w:szCs w:val="24"/>
         </w:rPr>
-      </w:pPr>
-      <w:r>
+        <w:lastRenderedPageBreak/>
+        <w:t>     * 1. establishes base case for recursion, returning 0 when all indeces have been gone through</w:t>
+      </w:r>
+    </w:p>
+    <w:p>
+      <w:pPr>
         <w:rPr>
           <w:rFonts w:ascii="Times New Roman" w:hAnsi="Times New Roman" w:cs="Times New Roman"/>
           <w:b/>
@@ -3372,9 +3433,7 @@
           <w:sz w:val="24"/>
           <w:szCs w:val="24"/>
         </w:rPr>
-        <w:t xml:space="preserve">     * Function Name: </w:t>
-      </w:r>
-      <w:proofErr w:type="spellStart"/>
+      </w:pPr>
       <w:r>
         <w:rPr>
           <w:rFonts w:ascii="Times New Roman" w:hAnsi="Times New Roman" w:cs="Times New Roman"/>
@@ -3383,9 +3442,8 @@
           <w:sz w:val="24"/>
           <w:szCs w:val="24"/>
         </w:rPr>
-        <w:t>recursiveSum</w:t>
-      </w:r>
-      <w:proofErr w:type="spellEnd"/>
+        <w:t>     * 2. recursive call to sum all integers. Moves to next index in recursion</w:t>
+      </w:r>
     </w:p>
     <w:p>
       <w:pPr>
@@ -3426,7 +3484,7 @@
           <w:sz w:val="24"/>
           <w:szCs w:val="24"/>
         </w:rPr>
-        <w:t>     * @param array</w:t>
+        <w:t>     */</w:t>
       </w:r>
     </w:p>
     <w:p>
@@ -3447,7 +3505,7 @@
           <w:sz w:val="24"/>
           <w:szCs w:val="24"/>
         </w:rPr>
-        <w:t>     * @param index</w:t>
+        <w:t>    public static int recursiveSum(int[]array, int index){</w:t>
       </w:r>
     </w:p>
     <w:p>
@@ -3468,7 +3526,7 @@
           <w:sz w:val="24"/>
           <w:szCs w:val="24"/>
         </w:rPr>
-        <w:t>     * @return</w:t>
+        <w:t>        if (index == array.length){</w:t>
       </w:r>
     </w:p>
     <w:p>
@@ -3489,7 +3547,7 @@
           <w:sz w:val="24"/>
           <w:szCs w:val="24"/>
         </w:rPr>
-        <w:t xml:space="preserve">     * </w:t>
+        <w:t>            return 0;</w:t>
       </w:r>
     </w:p>
     <w:p>
@@ -3510,7 +3568,7 @@
           <w:sz w:val="24"/>
           <w:szCs w:val="24"/>
         </w:rPr>
-        <w:t>     * Inside the function:</w:t>
+        <w:t>        }</w:t>
       </w:r>
     </w:p>
     <w:p>
@@ -3531,312 +3589,7 @@
           <w:sz w:val="24"/>
           <w:szCs w:val="24"/>
         </w:rPr>
-        <w:lastRenderedPageBreak/>
-        <w:t xml:space="preserve">     * 1. establishes base case for recursion, returning 0 when all </w:t>
-      </w:r>
-      <w:proofErr w:type="spellStart"/>
-      <w:r>
-        <w:rPr>
-          <w:rFonts w:ascii="Times New Roman" w:hAnsi="Times New Roman" w:cs="Times New Roman"/>
-          <w:b/>
-          <w:bCs/>
-          <w:sz w:val="24"/>
-          <w:szCs w:val="24"/>
-        </w:rPr>
-        <w:t>indeces</w:t>
-      </w:r>
-      <w:proofErr w:type="spellEnd"/>
-      <w:r>
-        <w:rPr>
-          <w:rFonts w:ascii="Times New Roman" w:hAnsi="Times New Roman" w:cs="Times New Roman"/>
-          <w:b/>
-          <w:bCs/>
-          <w:sz w:val="24"/>
-          <w:szCs w:val="24"/>
-        </w:rPr>
-        <w:t xml:space="preserve"> have been gone through</w:t>
-      </w:r>
-    </w:p>
-    <w:p>
-      <w:pPr>
-        <w:rPr>
-          <w:rFonts w:ascii="Times New Roman" w:hAnsi="Times New Roman" w:cs="Times New Roman"/>
-          <w:b/>
-          <w:bCs/>
-          <w:sz w:val="24"/>
-          <w:szCs w:val="24"/>
-        </w:rPr>
-      </w:pPr>
-      <w:r>
-        <w:rPr>
-          <w:rFonts w:ascii="Times New Roman" w:hAnsi="Times New Roman" w:cs="Times New Roman"/>
-          <w:b/>
-          <w:bCs/>
-          <w:sz w:val="24"/>
-          <w:szCs w:val="24"/>
-        </w:rPr>
-        <w:t>     * 2. recursive call to sum all integers. Moves to next index in recursion</w:t>
-      </w:r>
-    </w:p>
-    <w:p>
-      <w:pPr>
-        <w:rPr>
-          <w:rFonts w:ascii="Times New Roman" w:hAnsi="Times New Roman" w:cs="Times New Roman"/>
-          <w:b/>
-          <w:bCs/>
-          <w:sz w:val="24"/>
-          <w:szCs w:val="24"/>
-        </w:rPr>
-      </w:pPr>
-      <w:r>
-        <w:rPr>
-          <w:rFonts w:ascii="Times New Roman" w:hAnsi="Times New Roman" w:cs="Times New Roman"/>
-          <w:b/>
-          <w:bCs/>
-          <w:sz w:val="24"/>
-          <w:szCs w:val="24"/>
-        </w:rPr>
-        <w:t xml:space="preserve">     * </w:t>
-      </w:r>
-    </w:p>
-    <w:p>
-      <w:pPr>
-        <w:rPr>
-          <w:rFonts w:ascii="Times New Roman" w:hAnsi="Times New Roman" w:cs="Times New Roman"/>
-          <w:b/>
-          <w:bCs/>
-          <w:sz w:val="24"/>
-          <w:szCs w:val="24"/>
-        </w:rPr>
-      </w:pPr>
-      <w:r>
-        <w:rPr>
-          <w:rFonts w:ascii="Times New Roman" w:hAnsi="Times New Roman" w:cs="Times New Roman"/>
-          <w:b/>
-          <w:bCs/>
-          <w:sz w:val="24"/>
-          <w:szCs w:val="24"/>
-        </w:rPr>
-        <w:t>     */</w:t>
-      </w:r>
-    </w:p>
-    <w:p>
-      <w:pPr>
-        <w:rPr>
-          <w:rFonts w:ascii="Times New Roman" w:hAnsi="Times New Roman" w:cs="Times New Roman"/>
-          <w:b/>
-          <w:bCs/>
-          <w:sz w:val="24"/>
-          <w:szCs w:val="24"/>
-        </w:rPr>
-      </w:pPr>
-      <w:r>
-        <w:rPr>
-          <w:rFonts w:ascii="Times New Roman" w:hAnsi="Times New Roman" w:cs="Times New Roman"/>
-          <w:b/>
-          <w:bCs/>
-          <w:sz w:val="24"/>
-          <w:szCs w:val="24"/>
-        </w:rPr>
-        <w:t xml:space="preserve">    public static int </w:t>
-      </w:r>
-      <w:proofErr w:type="spellStart"/>
-      <w:r>
-        <w:rPr>
-          <w:rFonts w:ascii="Times New Roman" w:hAnsi="Times New Roman" w:cs="Times New Roman"/>
-          <w:b/>
-          <w:bCs/>
-          <w:sz w:val="24"/>
-          <w:szCs w:val="24"/>
-        </w:rPr>
-        <w:t>recursiveSum</w:t>
-      </w:r>
-      <w:proofErr w:type="spellEnd"/>
-      <w:r>
-        <w:rPr>
-          <w:rFonts w:ascii="Times New Roman" w:hAnsi="Times New Roman" w:cs="Times New Roman"/>
-          <w:b/>
-          <w:bCs/>
-          <w:sz w:val="24"/>
-          <w:szCs w:val="24"/>
-        </w:rPr>
-        <w:t>(</w:t>
-      </w:r>
-      <w:proofErr w:type="gramStart"/>
-      <w:r>
-        <w:rPr>
-          <w:rFonts w:ascii="Times New Roman" w:hAnsi="Times New Roman" w:cs="Times New Roman"/>
-          <w:b/>
-          <w:bCs/>
-          <w:sz w:val="24"/>
-          <w:szCs w:val="24"/>
-        </w:rPr>
-        <w:t>int[</w:t>
-      </w:r>
-      <w:proofErr w:type="gramEnd"/>
-      <w:r>
-        <w:rPr>
-          <w:rFonts w:ascii="Times New Roman" w:hAnsi="Times New Roman" w:cs="Times New Roman"/>
-          <w:b/>
-          <w:bCs/>
-          <w:sz w:val="24"/>
-          <w:szCs w:val="24"/>
-        </w:rPr>
-        <w:t>]array, int index){</w:t>
-      </w:r>
-    </w:p>
-    <w:p>
-      <w:pPr>
-        <w:rPr>
-          <w:rFonts w:ascii="Times New Roman" w:hAnsi="Times New Roman" w:cs="Times New Roman"/>
-          <w:b/>
-          <w:bCs/>
-          <w:sz w:val="24"/>
-          <w:szCs w:val="24"/>
-        </w:rPr>
-      </w:pPr>
-      <w:r>
-        <w:rPr>
-          <w:rFonts w:ascii="Times New Roman" w:hAnsi="Times New Roman" w:cs="Times New Roman"/>
-          <w:b/>
-          <w:bCs/>
-          <w:sz w:val="24"/>
-          <w:szCs w:val="24"/>
-        </w:rPr>
-        <w:t xml:space="preserve">        if (index == </w:t>
-      </w:r>
-      <w:proofErr w:type="spellStart"/>
-      <w:proofErr w:type="gramStart"/>
-      <w:r>
-        <w:rPr>
-          <w:rFonts w:ascii="Times New Roman" w:hAnsi="Times New Roman" w:cs="Times New Roman"/>
-          <w:b/>
-          <w:bCs/>
-          <w:sz w:val="24"/>
-          <w:szCs w:val="24"/>
-        </w:rPr>
-        <w:t>array.length</w:t>
-      </w:r>
-      <w:proofErr w:type="spellEnd"/>
-      <w:proofErr w:type="gramEnd"/>
-      <w:r>
-        <w:rPr>
-          <w:rFonts w:ascii="Times New Roman" w:hAnsi="Times New Roman" w:cs="Times New Roman"/>
-          <w:b/>
-          <w:bCs/>
-          <w:sz w:val="24"/>
-          <w:szCs w:val="24"/>
-        </w:rPr>
-        <w:t>){</w:t>
-      </w:r>
-    </w:p>
-    <w:p>
-      <w:pPr>
-        <w:rPr>
-          <w:rFonts w:ascii="Times New Roman" w:hAnsi="Times New Roman" w:cs="Times New Roman"/>
-          <w:b/>
-          <w:bCs/>
-          <w:sz w:val="24"/>
-          <w:szCs w:val="24"/>
-        </w:rPr>
-      </w:pPr>
-      <w:r>
-        <w:rPr>
-          <w:rFonts w:ascii="Times New Roman" w:hAnsi="Times New Roman" w:cs="Times New Roman"/>
-          <w:b/>
-          <w:bCs/>
-          <w:sz w:val="24"/>
-          <w:szCs w:val="24"/>
-        </w:rPr>
-        <w:t xml:space="preserve">            return </w:t>
-      </w:r>
-      <w:proofErr w:type="gramStart"/>
-      <w:r>
-        <w:rPr>
-          <w:rFonts w:ascii="Times New Roman" w:hAnsi="Times New Roman" w:cs="Times New Roman"/>
-          <w:b/>
-          <w:bCs/>
-          <w:sz w:val="24"/>
-          <w:szCs w:val="24"/>
-        </w:rPr>
-        <w:t>0;</w:t>
-      </w:r>
-      <w:proofErr w:type="gramEnd"/>
-    </w:p>
-    <w:p>
-      <w:pPr>
-        <w:rPr>
-          <w:rFonts w:ascii="Times New Roman" w:hAnsi="Times New Roman" w:cs="Times New Roman"/>
-          <w:b/>
-          <w:bCs/>
-          <w:sz w:val="24"/>
-          <w:szCs w:val="24"/>
-        </w:rPr>
-      </w:pPr>
-      <w:r>
-        <w:rPr>
-          <w:rFonts w:ascii="Times New Roman" w:hAnsi="Times New Roman" w:cs="Times New Roman"/>
-          <w:b/>
-          <w:bCs/>
-          <w:sz w:val="24"/>
-          <w:szCs w:val="24"/>
-        </w:rPr>
-        <w:t>        }</w:t>
-      </w:r>
-    </w:p>
-    <w:p>
-      <w:pPr>
-        <w:rPr>
-          <w:rFonts w:ascii="Times New Roman" w:hAnsi="Times New Roman" w:cs="Times New Roman"/>
-          <w:b/>
-          <w:bCs/>
-          <w:sz w:val="24"/>
-          <w:szCs w:val="24"/>
-        </w:rPr>
-      </w:pPr>
-      <w:r>
-        <w:rPr>
-          <w:rFonts w:ascii="Times New Roman" w:hAnsi="Times New Roman" w:cs="Times New Roman"/>
-          <w:b/>
-          <w:bCs/>
-          <w:sz w:val="24"/>
-          <w:szCs w:val="24"/>
-        </w:rPr>
-        <w:t xml:space="preserve">        return array[index] + </w:t>
-      </w:r>
-      <w:proofErr w:type="spellStart"/>
-      <w:proofErr w:type="gramStart"/>
-      <w:r>
-        <w:rPr>
-          <w:rFonts w:ascii="Times New Roman" w:hAnsi="Times New Roman" w:cs="Times New Roman"/>
-          <w:b/>
-          <w:bCs/>
-          <w:sz w:val="24"/>
-          <w:szCs w:val="24"/>
-        </w:rPr>
-        <w:t>recursiveSum</w:t>
-      </w:r>
-      <w:proofErr w:type="spellEnd"/>
-      <w:r>
-        <w:rPr>
-          <w:rFonts w:ascii="Times New Roman" w:hAnsi="Times New Roman" w:cs="Times New Roman"/>
-          <w:b/>
-          <w:bCs/>
-          <w:sz w:val="24"/>
-          <w:szCs w:val="24"/>
-        </w:rPr>
-        <w:t>(</w:t>
-      </w:r>
-      <w:proofErr w:type="gramEnd"/>
-      <w:r>
-        <w:rPr>
-          <w:rFonts w:ascii="Times New Roman" w:hAnsi="Times New Roman" w:cs="Times New Roman"/>
-          <w:b/>
-          <w:bCs/>
-          <w:sz w:val="24"/>
-          <w:szCs w:val="24"/>
-        </w:rPr>
-        <w:t>array, index+1);</w:t>
+        <w:t>        return array[index] + recursiveSum(array, index+1);</w:t>
       </w:r>
     </w:p>
     <w:p>
@@ -3916,7 +3669,7 @@
                     <pic:cNvPicPr/>
                   </pic:nvPicPr>
                   <pic:blipFill>
-                    <a:blip r:embed="rId11"/>
+                    <a:blip r:embed="rId16"/>
                     <a:stretch>
                       <a:fillRect/>
                     </a:stretch>
@@ -4310,7 +4063,6 @@
         </w:rPr>
         <w:t xml:space="preserve"> </w:t>
       </w:r>
-      <w:proofErr w:type="gramStart"/>
       <w:r>
         <w:rPr>
           <w:rFonts w:ascii="Consolas" w:eastAsia="Times New Roman" w:hAnsi="Consolas" w:cs="Times New Roman"/>
@@ -4327,9 +4079,17 @@
           <w:sz w:val="21"/>
           <w:szCs w:val="21"/>
         </w:rPr>
-        <w:t>[</w:t>
-      </w:r>
-      <w:proofErr w:type="gramEnd"/>
+        <w:t>[] RandomArrayGenerator(</w:t>
+      </w:r>
+      <w:r>
+        <w:rPr>
+          <w:rFonts w:ascii="Consolas" w:eastAsia="Times New Roman" w:hAnsi="Consolas" w:cs="Times New Roman"/>
+          <w:color w:val="0000FF"/>
+          <w:sz w:val="21"/>
+          <w:szCs w:val="21"/>
+        </w:rPr>
+        <w:t>int</w:t>
+      </w:r>
       <w:r>
         <w:rPr>
           <w:rFonts w:ascii="Consolas" w:eastAsia="Times New Roman" w:hAnsi="Consolas" w:cs="Times New Roman"/>
@@ -4337,19 +4097,20 @@
           <w:sz w:val="21"/>
           <w:szCs w:val="21"/>
         </w:rPr>
-        <w:t xml:space="preserve">] </w:t>
-      </w:r>
-      <w:proofErr w:type="spellStart"/>
-      <w:r>
+        <w:t xml:space="preserve"> n) </w:t>
+      </w:r>
+    </w:p>
+    <w:p>
+      <w:pPr>
+        <w:shd w:val="clear" w:color="auto" w:fill="FFFFFE"/>
+        <w:spacing w:after="0" w:line="285" w:lineRule="atLeast"/>
         <w:rPr>
           <w:rFonts w:ascii="Consolas" w:eastAsia="Times New Roman" w:hAnsi="Consolas" w:cs="Times New Roman"/>
           <w:color w:val="000000"/>
           <w:sz w:val="21"/>
           <w:szCs w:val="21"/>
         </w:rPr>
-        <w:t>RandomArrayGenerator</w:t>
-      </w:r>
-      <w:proofErr w:type="spellEnd"/>
+      </w:pPr>
       <w:r>
         <w:rPr>
           <w:rFonts w:ascii="Consolas" w:eastAsia="Times New Roman" w:hAnsi="Consolas" w:cs="Times New Roman"/>
@@ -4357,7 +4118,37 @@
           <w:sz w:val="21"/>
           <w:szCs w:val="21"/>
         </w:rPr>
-        <w:t>(</w:t>
+        <w:t xml:space="preserve">  </w:t>
+      </w:r>
+      <w:r>
+        <w:rPr>
+          <w:rFonts w:ascii="Consolas" w:eastAsia="Times New Roman" w:hAnsi="Consolas" w:cs="Times New Roman"/>
+          <w:color w:val="000000"/>
+          <w:sz w:val="21"/>
+          <w:szCs w:val="21"/>
+        </w:rPr>
+        <w:t>{</w:t>
+      </w:r>
+    </w:p>
+    <w:p>
+      <w:pPr>
+        <w:shd w:val="clear" w:color="auto" w:fill="FFFFFE"/>
+        <w:spacing w:after="0" w:line="285" w:lineRule="atLeast"/>
+        <w:rPr>
+          <w:rFonts w:ascii="Consolas" w:eastAsia="Times New Roman" w:hAnsi="Consolas" w:cs="Times New Roman"/>
+          <w:color w:val="000000"/>
+          <w:sz w:val="21"/>
+          <w:szCs w:val="21"/>
+        </w:rPr>
+      </w:pPr>
+      <w:r>
+        <w:rPr>
+          <w:rFonts w:ascii="Consolas" w:eastAsia="Times New Roman" w:hAnsi="Consolas" w:cs="Times New Roman"/>
+          <w:color w:val="000000"/>
+          <w:sz w:val="21"/>
+          <w:szCs w:val="21"/>
+        </w:rPr>
+        <w:t xml:space="preserve">    </w:t>
       </w:r>
       <w:r>
         <w:rPr>
@@ -4375,20 +4166,35 @@
           <w:sz w:val="21"/>
           <w:szCs w:val="21"/>
         </w:rPr>
-        <w:t xml:space="preserve"> n) </w:t>
-      </w:r>
-    </w:p>
-    <w:p>
-      <w:pPr>
-        <w:shd w:val="clear" w:color="auto" w:fill="FFFFFE"/>
-        <w:spacing w:after="0" w:line="285" w:lineRule="atLeast"/>
+        <w:t xml:space="preserve">[] Array = </w:t>
+      </w:r>
+      <w:r>
+        <w:rPr>
+          <w:rFonts w:ascii="Consolas" w:eastAsia="Times New Roman" w:hAnsi="Consolas" w:cs="Times New Roman"/>
+          <w:color w:val="0000FF"/>
+          <w:sz w:val="21"/>
+          <w:szCs w:val="21"/>
+        </w:rPr>
+        <w:t>new</w:t>
+      </w:r>
+      <w:r>
         <w:rPr>
           <w:rFonts w:ascii="Consolas" w:eastAsia="Times New Roman" w:hAnsi="Consolas" w:cs="Times New Roman"/>
           <w:color w:val="000000"/>
           <w:sz w:val="21"/>
           <w:szCs w:val="21"/>
         </w:rPr>
-      </w:pPr>
+        <w:t xml:space="preserve"> </w:t>
+      </w:r>
+      <w:r>
+        <w:rPr>
+          <w:rFonts w:ascii="Consolas" w:eastAsia="Times New Roman" w:hAnsi="Consolas" w:cs="Times New Roman"/>
+          <w:color w:val="0000FF"/>
+          <w:sz w:val="21"/>
+          <w:szCs w:val="21"/>
+        </w:rPr>
+        <w:t>int</w:t>
+      </w:r>
       <w:r>
         <w:rPr>
           <w:rFonts w:ascii="Consolas" w:eastAsia="Times New Roman" w:hAnsi="Consolas" w:cs="Times New Roman"/>
@@ -4396,29 +4202,38 @@
           <w:sz w:val="21"/>
           <w:szCs w:val="21"/>
         </w:rPr>
-        <w:t xml:space="preserve">  </w:t>
-      </w:r>
-      <w:r>
+        <w:t>[n];</w:t>
+      </w:r>
+    </w:p>
+    <w:p>
+      <w:pPr>
+        <w:shd w:val="clear" w:color="auto" w:fill="FFFFFE"/>
+        <w:spacing w:after="0" w:line="285" w:lineRule="atLeast"/>
         <w:rPr>
           <w:rFonts w:ascii="Consolas" w:eastAsia="Times New Roman" w:hAnsi="Consolas" w:cs="Times New Roman"/>
           <w:color w:val="000000"/>
           <w:sz w:val="21"/>
           <w:szCs w:val="21"/>
         </w:rPr>
-        <w:t>{</w:t>
-      </w:r>
-    </w:p>
-    <w:p>
-      <w:pPr>
-        <w:shd w:val="clear" w:color="auto" w:fill="FFFFFE"/>
-        <w:spacing w:after="0" w:line="285" w:lineRule="atLeast"/>
+      </w:pPr>
+      <w:r>
         <w:rPr>
           <w:rFonts w:ascii="Consolas" w:eastAsia="Times New Roman" w:hAnsi="Consolas" w:cs="Times New Roman"/>
           <w:color w:val="000000"/>
           <w:sz w:val="21"/>
           <w:szCs w:val="21"/>
         </w:rPr>
-      </w:pPr>
+        <w:t xml:space="preserve">    Random r = </w:t>
+      </w:r>
+      <w:r>
+        <w:rPr>
+          <w:rFonts w:ascii="Consolas" w:eastAsia="Times New Roman" w:hAnsi="Consolas" w:cs="Times New Roman"/>
+          <w:color w:val="0000FF"/>
+          <w:sz w:val="21"/>
+          <w:szCs w:val="21"/>
+        </w:rPr>
+        <w:t>new</w:t>
+      </w:r>
       <w:r>
         <w:rPr>
           <w:rFonts w:ascii="Consolas" w:eastAsia="Times New Roman" w:hAnsi="Consolas" w:cs="Times New Roman"/>
@@ -4426,9 +4241,29 @@
           <w:sz w:val="21"/>
           <w:szCs w:val="21"/>
         </w:rPr>
+        <w:t xml:space="preserve"> Random();</w:t>
+      </w:r>
+    </w:p>
+    <w:p>
+      <w:pPr>
+        <w:shd w:val="clear" w:color="auto" w:fill="FFFFFE"/>
+        <w:spacing w:after="0" w:line="285" w:lineRule="atLeast"/>
+        <w:rPr>
+          <w:rFonts w:ascii="Consolas" w:eastAsia="Times New Roman" w:hAnsi="Consolas" w:cs="Times New Roman"/>
+          <w:color w:val="000000"/>
+          <w:sz w:val="21"/>
+          <w:szCs w:val="21"/>
+        </w:rPr>
+      </w:pPr>
+      <w:r>
+        <w:rPr>
+          <w:rFonts w:ascii="Consolas" w:eastAsia="Times New Roman" w:hAnsi="Consolas" w:cs="Times New Roman"/>
+          <w:color w:val="000000"/>
+          <w:sz w:val="21"/>
+          <w:szCs w:val="21"/>
+        </w:rPr>
         <w:t xml:space="preserve">    </w:t>
       </w:r>
-      <w:proofErr w:type="gramStart"/>
       <w:r>
         <w:rPr>
           <w:rFonts w:ascii="Consolas" w:eastAsia="Times New Roman" w:hAnsi="Consolas" w:cs="Times New Roman"/>
@@ -4436,7 +4271,7 @@
           <w:sz w:val="21"/>
           <w:szCs w:val="21"/>
         </w:rPr>
-        <w:t>int</w:t>
+        <w:t>for</w:t>
       </w:r>
       <w:r>
         <w:rPr>
@@ -4445,9 +4280,17 @@
           <w:sz w:val="21"/>
           <w:szCs w:val="21"/>
         </w:rPr>
-        <w:t>[</w:t>
-      </w:r>
-      <w:proofErr w:type="gramEnd"/>
+        <w:t>(</w:t>
+      </w:r>
+      <w:r>
+        <w:rPr>
+          <w:rFonts w:ascii="Consolas" w:eastAsia="Times New Roman" w:hAnsi="Consolas" w:cs="Times New Roman"/>
+          <w:color w:val="0000FF"/>
+          <w:sz w:val="21"/>
+          <w:szCs w:val="21"/>
+        </w:rPr>
+        <w:t>int</w:t>
+      </w:r>
       <w:r>
         <w:rPr>
           <w:rFonts w:ascii="Consolas" w:eastAsia="Times New Roman" w:hAnsi="Consolas" w:cs="Times New Roman"/>
@@ -4455,7 +4298,127 @@
           <w:sz w:val="21"/>
           <w:szCs w:val="21"/>
         </w:rPr>
-        <w:t xml:space="preserve">] Array = </w:t>
+        <w:t xml:space="preserve"> i=</w:t>
+      </w:r>
+      <w:r>
+        <w:rPr>
+          <w:rFonts w:ascii="Consolas" w:eastAsia="Times New Roman" w:hAnsi="Consolas" w:cs="Times New Roman"/>
+          <w:color w:val="09885A"/>
+          <w:sz w:val="21"/>
+          <w:szCs w:val="21"/>
+        </w:rPr>
+        <w:t>0</w:t>
+      </w:r>
+      <w:r>
+        <w:rPr>
+          <w:rFonts w:ascii="Consolas" w:eastAsia="Times New Roman" w:hAnsi="Consolas" w:cs="Times New Roman"/>
+          <w:color w:val="000000"/>
+          <w:sz w:val="21"/>
+          <w:szCs w:val="21"/>
+        </w:rPr>
+        <w:t>;i&lt;n;i++)</w:t>
+      </w:r>
+    </w:p>
+    <w:p>
+      <w:pPr>
+        <w:shd w:val="clear" w:color="auto" w:fill="FFFFFE"/>
+        <w:spacing w:after="0" w:line="285" w:lineRule="atLeast"/>
+        <w:rPr>
+          <w:rFonts w:ascii="Consolas" w:eastAsia="Times New Roman" w:hAnsi="Consolas" w:cs="Times New Roman"/>
+          <w:color w:val="000000"/>
+          <w:sz w:val="21"/>
+          <w:szCs w:val="21"/>
+        </w:rPr>
+      </w:pPr>
+      <w:r>
+        <w:rPr>
+          <w:rFonts w:ascii="Consolas" w:eastAsia="Times New Roman" w:hAnsi="Consolas" w:cs="Times New Roman"/>
+          <w:color w:val="000000"/>
+          <w:sz w:val="21"/>
+          <w:szCs w:val="21"/>
+        </w:rPr>
+        <w:t xml:space="preserve">    {</w:t>
+      </w:r>
+    </w:p>
+    <w:p>
+      <w:pPr>
+        <w:shd w:val="clear" w:color="auto" w:fill="FFFFFE"/>
+        <w:spacing w:after="0" w:line="285" w:lineRule="atLeast"/>
+        <w:rPr>
+          <w:rFonts w:ascii="Consolas" w:eastAsia="Times New Roman" w:hAnsi="Consolas" w:cs="Times New Roman"/>
+          <w:color w:val="000000"/>
+          <w:sz w:val="21"/>
+          <w:szCs w:val="21"/>
+        </w:rPr>
+      </w:pPr>
+      <w:r>
+        <w:rPr>
+          <w:rFonts w:ascii="Consolas" w:eastAsia="Times New Roman" w:hAnsi="Consolas" w:cs="Times New Roman"/>
+          <w:color w:val="000000"/>
+          <w:sz w:val="21"/>
+          <w:szCs w:val="21"/>
+        </w:rPr>
+        <w:t xml:space="preserve">      Array[i] = r.nextInt(</w:t>
+      </w:r>
+      <w:r>
+        <w:rPr>
+          <w:rFonts w:ascii="Consolas" w:eastAsia="Times New Roman" w:hAnsi="Consolas" w:cs="Times New Roman"/>
+          <w:color w:val="09885A"/>
+          <w:sz w:val="21"/>
+          <w:szCs w:val="21"/>
+        </w:rPr>
+        <w:t>1000</w:t>
+      </w:r>
+      <w:r>
+        <w:rPr>
+          <w:rFonts w:ascii="Consolas" w:eastAsia="Times New Roman" w:hAnsi="Consolas" w:cs="Times New Roman"/>
+          <w:color w:val="000000"/>
+          <w:sz w:val="21"/>
+          <w:szCs w:val="21"/>
+        </w:rPr>
+        <w:t>);</w:t>
+      </w:r>
+    </w:p>
+    <w:p>
+      <w:pPr>
+        <w:shd w:val="clear" w:color="auto" w:fill="FFFFFE"/>
+        <w:spacing w:after="0" w:line="285" w:lineRule="atLeast"/>
+        <w:rPr>
+          <w:rFonts w:ascii="Consolas" w:eastAsia="Times New Roman" w:hAnsi="Consolas" w:cs="Times New Roman"/>
+          <w:color w:val="000000"/>
+          <w:sz w:val="21"/>
+          <w:szCs w:val="21"/>
+        </w:rPr>
+      </w:pPr>
+      <w:r>
+        <w:rPr>
+          <w:rFonts w:ascii="Consolas" w:eastAsia="Times New Roman" w:hAnsi="Consolas" w:cs="Times New Roman"/>
+          <w:color w:val="000000"/>
+          <w:sz w:val="21"/>
+          <w:szCs w:val="21"/>
+        </w:rPr>
+        <w:t xml:space="preserve">    }</w:t>
+      </w:r>
+    </w:p>
+    <w:p>
+      <w:pPr>
+        <w:shd w:val="clear" w:color="auto" w:fill="FFFFFE"/>
+        <w:spacing w:after="0" w:line="285" w:lineRule="atLeast"/>
+        <w:rPr>
+          <w:rFonts w:ascii="Consolas" w:eastAsia="Times New Roman" w:hAnsi="Consolas" w:cs="Times New Roman"/>
+          <w:color w:val="000000"/>
+          <w:sz w:val="21"/>
+          <w:szCs w:val="21"/>
+        </w:rPr>
+      </w:pPr>
+      <w:r>
+        <w:rPr>
+          <w:rFonts w:ascii="Consolas" w:eastAsia="Times New Roman" w:hAnsi="Consolas" w:cs="Times New Roman"/>
+          <w:color w:val="000000"/>
+          <w:sz w:val="21"/>
+          <w:szCs w:val="21"/>
+        </w:rPr>
+        <w:t xml:space="preserve">    </w:t>
       </w:r>
       <w:r>
         <w:rPr>
@@ -4464,7 +4427,7 @@
           <w:sz w:val="21"/>
           <w:szCs w:val="21"/>
         </w:rPr>
-        <w:t>new</w:t>
+        <w:t>return</w:t>
       </w:r>
       <w:r>
         <w:rPr>
@@ -4473,381 +4436,25 @@
           <w:sz w:val="21"/>
           <w:szCs w:val="21"/>
         </w:rPr>
-        <w:t xml:space="preserve"> </w:t>
-      </w:r>
-      <w:r>
-        <w:rPr>
-          <w:rFonts w:ascii="Consolas" w:eastAsia="Times New Roman" w:hAnsi="Consolas" w:cs="Times New Roman"/>
-          <w:color w:val="0000FF"/>
-          <w:sz w:val="21"/>
-          <w:szCs w:val="21"/>
-        </w:rPr>
-        <w:t>int</w:t>
-      </w:r>
-      <w:r>
+        <w:t xml:space="preserve"> Array;</w:t>
+      </w:r>
+    </w:p>
+    <w:p>
+      <w:pPr>
         <w:rPr>
           <w:rFonts w:ascii="Consolas" w:eastAsia="Times New Roman" w:hAnsi="Consolas" w:cs="Times New Roman"/>
           <w:color w:val="000000"/>
           <w:sz w:val="21"/>
           <w:szCs w:val="21"/>
         </w:rPr>
-        <w:t>[n];</w:t>
-      </w:r>
-    </w:p>
-    <w:p>
-      <w:pPr>
-        <w:shd w:val="clear" w:color="auto" w:fill="FFFFFE"/>
-        <w:spacing w:after="0" w:line="285" w:lineRule="atLeast"/>
+      </w:pPr>
+      <w:r>
         <w:rPr>
           <w:rFonts w:ascii="Consolas" w:eastAsia="Times New Roman" w:hAnsi="Consolas" w:cs="Times New Roman"/>
           <w:color w:val="000000"/>
           <w:sz w:val="21"/>
           <w:szCs w:val="21"/>
         </w:rPr>
-      </w:pPr>
-      <w:r>
-        <w:rPr>
-          <w:rFonts w:ascii="Consolas" w:eastAsia="Times New Roman" w:hAnsi="Consolas" w:cs="Times New Roman"/>
-          <w:color w:val="000000"/>
-          <w:sz w:val="21"/>
-          <w:szCs w:val="21"/>
-        </w:rPr>
-        <w:t xml:space="preserve">    Random r = </w:t>
-      </w:r>
-      <w:r>
-        <w:rPr>
-          <w:rFonts w:ascii="Consolas" w:eastAsia="Times New Roman" w:hAnsi="Consolas" w:cs="Times New Roman"/>
-          <w:color w:val="0000FF"/>
-          <w:sz w:val="21"/>
-          <w:szCs w:val="21"/>
-        </w:rPr>
-        <w:t>new</w:t>
-      </w:r>
-      <w:r>
-        <w:rPr>
-          <w:rFonts w:ascii="Consolas" w:eastAsia="Times New Roman" w:hAnsi="Consolas" w:cs="Times New Roman"/>
-          <w:color w:val="000000"/>
-          <w:sz w:val="21"/>
-          <w:szCs w:val="21"/>
-        </w:rPr>
-        <w:t xml:space="preserve"> </w:t>
-      </w:r>
-      <w:proofErr w:type="gramStart"/>
-      <w:r>
-        <w:rPr>
-          <w:rFonts w:ascii="Consolas" w:eastAsia="Times New Roman" w:hAnsi="Consolas" w:cs="Times New Roman"/>
-          <w:color w:val="000000"/>
-          <w:sz w:val="21"/>
-          <w:szCs w:val="21"/>
-        </w:rPr>
-        <w:t>Random(</w:t>
-      </w:r>
-      <w:proofErr w:type="gramEnd"/>
-      <w:r>
-        <w:rPr>
-          <w:rFonts w:ascii="Consolas" w:eastAsia="Times New Roman" w:hAnsi="Consolas" w:cs="Times New Roman"/>
-          <w:color w:val="000000"/>
-          <w:sz w:val="21"/>
-          <w:szCs w:val="21"/>
-        </w:rPr>
-        <w:t>);</w:t>
-      </w:r>
-    </w:p>
-    <w:p>
-      <w:pPr>
-        <w:shd w:val="clear" w:color="auto" w:fill="FFFFFE"/>
-        <w:spacing w:after="0" w:line="285" w:lineRule="atLeast"/>
-        <w:rPr>
-          <w:rFonts w:ascii="Consolas" w:eastAsia="Times New Roman" w:hAnsi="Consolas" w:cs="Times New Roman"/>
-          <w:color w:val="000000"/>
-          <w:sz w:val="21"/>
-          <w:szCs w:val="21"/>
-        </w:rPr>
-      </w:pPr>
-      <w:r>
-        <w:rPr>
-          <w:rFonts w:ascii="Consolas" w:eastAsia="Times New Roman" w:hAnsi="Consolas" w:cs="Times New Roman"/>
-          <w:color w:val="000000"/>
-          <w:sz w:val="21"/>
-          <w:szCs w:val="21"/>
-        </w:rPr>
-        <w:t xml:space="preserve">    </w:t>
-      </w:r>
-      <w:proofErr w:type="gramStart"/>
-      <w:r>
-        <w:rPr>
-          <w:rFonts w:ascii="Consolas" w:eastAsia="Times New Roman" w:hAnsi="Consolas" w:cs="Times New Roman"/>
-          <w:color w:val="0000FF"/>
-          <w:sz w:val="21"/>
-          <w:szCs w:val="21"/>
-        </w:rPr>
-        <w:t>for</w:t>
-      </w:r>
-      <w:r>
-        <w:rPr>
-          <w:rFonts w:ascii="Consolas" w:eastAsia="Times New Roman" w:hAnsi="Consolas" w:cs="Times New Roman"/>
-          <w:color w:val="000000"/>
-          <w:sz w:val="21"/>
-          <w:szCs w:val="21"/>
-        </w:rPr>
-        <w:t>(</w:t>
-      </w:r>
-      <w:proofErr w:type="gramEnd"/>
-      <w:r>
-        <w:rPr>
-          <w:rFonts w:ascii="Consolas" w:eastAsia="Times New Roman" w:hAnsi="Consolas" w:cs="Times New Roman"/>
-          <w:color w:val="0000FF"/>
-          <w:sz w:val="21"/>
-          <w:szCs w:val="21"/>
-        </w:rPr>
-        <w:t>int</w:t>
-      </w:r>
-      <w:r>
-        <w:rPr>
-          <w:rFonts w:ascii="Consolas" w:eastAsia="Times New Roman" w:hAnsi="Consolas" w:cs="Times New Roman"/>
-          <w:color w:val="000000"/>
-          <w:sz w:val="21"/>
-          <w:szCs w:val="21"/>
-        </w:rPr>
-        <w:t xml:space="preserve"> </w:t>
-      </w:r>
-      <w:proofErr w:type="spellStart"/>
-      <w:r>
-        <w:rPr>
-          <w:rFonts w:ascii="Consolas" w:eastAsia="Times New Roman" w:hAnsi="Consolas" w:cs="Times New Roman"/>
-          <w:color w:val="000000"/>
-          <w:sz w:val="21"/>
-          <w:szCs w:val="21"/>
-        </w:rPr>
-        <w:t>i</w:t>
-      </w:r>
-      <w:proofErr w:type="spellEnd"/>
-      <w:r>
-        <w:rPr>
-          <w:rFonts w:ascii="Consolas" w:eastAsia="Times New Roman" w:hAnsi="Consolas" w:cs="Times New Roman"/>
-          <w:color w:val="000000"/>
-          <w:sz w:val="21"/>
-          <w:szCs w:val="21"/>
-        </w:rPr>
-        <w:t>=</w:t>
-      </w:r>
-      <w:r>
-        <w:rPr>
-          <w:rFonts w:ascii="Consolas" w:eastAsia="Times New Roman" w:hAnsi="Consolas" w:cs="Times New Roman"/>
-          <w:color w:val="09885A"/>
-          <w:sz w:val="21"/>
-          <w:szCs w:val="21"/>
-        </w:rPr>
-        <w:t>0</w:t>
-      </w:r>
-      <w:r>
-        <w:rPr>
-          <w:rFonts w:ascii="Consolas" w:eastAsia="Times New Roman" w:hAnsi="Consolas" w:cs="Times New Roman"/>
-          <w:color w:val="000000"/>
-          <w:sz w:val="21"/>
-          <w:szCs w:val="21"/>
-        </w:rPr>
-        <w:t>;i&lt;</w:t>
-      </w:r>
-      <w:proofErr w:type="spellStart"/>
-      <w:r>
-        <w:rPr>
-          <w:rFonts w:ascii="Consolas" w:eastAsia="Times New Roman" w:hAnsi="Consolas" w:cs="Times New Roman"/>
-          <w:color w:val="000000"/>
-          <w:sz w:val="21"/>
-          <w:szCs w:val="21"/>
-        </w:rPr>
-        <w:t>n;i</w:t>
-      </w:r>
-      <w:proofErr w:type="spellEnd"/>
-      <w:r>
-        <w:rPr>
-          <w:rFonts w:ascii="Consolas" w:eastAsia="Times New Roman" w:hAnsi="Consolas" w:cs="Times New Roman"/>
-          <w:color w:val="000000"/>
-          <w:sz w:val="21"/>
-          <w:szCs w:val="21"/>
-        </w:rPr>
-        <w:t>++)</w:t>
-      </w:r>
-    </w:p>
-    <w:p>
-      <w:pPr>
-        <w:shd w:val="clear" w:color="auto" w:fill="FFFFFE"/>
-        <w:spacing w:after="0" w:line="285" w:lineRule="atLeast"/>
-        <w:rPr>
-          <w:rFonts w:ascii="Consolas" w:eastAsia="Times New Roman" w:hAnsi="Consolas" w:cs="Times New Roman"/>
-          <w:color w:val="000000"/>
-          <w:sz w:val="21"/>
-          <w:szCs w:val="21"/>
-        </w:rPr>
-      </w:pPr>
-      <w:r>
-        <w:rPr>
-          <w:rFonts w:ascii="Consolas" w:eastAsia="Times New Roman" w:hAnsi="Consolas" w:cs="Times New Roman"/>
-          <w:color w:val="000000"/>
-          <w:sz w:val="21"/>
-          <w:szCs w:val="21"/>
-        </w:rPr>
-        <w:t xml:space="preserve">    {</w:t>
-      </w:r>
-    </w:p>
-    <w:p>
-      <w:pPr>
-        <w:shd w:val="clear" w:color="auto" w:fill="FFFFFE"/>
-        <w:spacing w:after="0" w:line="285" w:lineRule="atLeast"/>
-        <w:rPr>
-          <w:rFonts w:ascii="Consolas" w:eastAsia="Times New Roman" w:hAnsi="Consolas" w:cs="Times New Roman"/>
-          <w:color w:val="000000"/>
-          <w:sz w:val="21"/>
-          <w:szCs w:val="21"/>
-        </w:rPr>
-      </w:pPr>
-      <w:r>
-        <w:rPr>
-          <w:rFonts w:ascii="Consolas" w:eastAsia="Times New Roman" w:hAnsi="Consolas" w:cs="Times New Roman"/>
-          <w:color w:val="000000"/>
-          <w:sz w:val="21"/>
-          <w:szCs w:val="21"/>
-        </w:rPr>
-        <w:t xml:space="preserve">      Array[</w:t>
-      </w:r>
-      <w:proofErr w:type="spellStart"/>
-      <w:r>
-        <w:rPr>
-          <w:rFonts w:ascii="Consolas" w:eastAsia="Times New Roman" w:hAnsi="Consolas" w:cs="Times New Roman"/>
-          <w:color w:val="000000"/>
-          <w:sz w:val="21"/>
-          <w:szCs w:val="21"/>
-        </w:rPr>
-        <w:t>i</w:t>
-      </w:r>
-      <w:proofErr w:type="spellEnd"/>
-      <w:r>
-        <w:rPr>
-          <w:rFonts w:ascii="Consolas" w:eastAsia="Times New Roman" w:hAnsi="Consolas" w:cs="Times New Roman"/>
-          <w:color w:val="000000"/>
-          <w:sz w:val="21"/>
-          <w:szCs w:val="21"/>
-        </w:rPr>
-        <w:t xml:space="preserve">] = </w:t>
-      </w:r>
-      <w:proofErr w:type="spellStart"/>
-      <w:proofErr w:type="gramStart"/>
-      <w:r>
-        <w:rPr>
-          <w:rFonts w:ascii="Consolas" w:eastAsia="Times New Roman" w:hAnsi="Consolas" w:cs="Times New Roman"/>
-          <w:color w:val="000000"/>
-          <w:sz w:val="21"/>
-          <w:szCs w:val="21"/>
-        </w:rPr>
-        <w:t>r.nextInt</w:t>
-      </w:r>
-      <w:proofErr w:type="spellEnd"/>
-      <w:proofErr w:type="gramEnd"/>
-      <w:r>
-        <w:rPr>
-          <w:rFonts w:ascii="Consolas" w:eastAsia="Times New Roman" w:hAnsi="Consolas" w:cs="Times New Roman"/>
-          <w:color w:val="000000"/>
-          <w:sz w:val="21"/>
-          <w:szCs w:val="21"/>
-        </w:rPr>
-        <w:t>(</w:t>
-      </w:r>
-      <w:r>
-        <w:rPr>
-          <w:rFonts w:ascii="Consolas" w:eastAsia="Times New Roman" w:hAnsi="Consolas" w:cs="Times New Roman"/>
-          <w:color w:val="09885A"/>
-          <w:sz w:val="21"/>
-          <w:szCs w:val="21"/>
-        </w:rPr>
-        <w:t>1000</w:t>
-      </w:r>
-      <w:r>
-        <w:rPr>
-          <w:rFonts w:ascii="Consolas" w:eastAsia="Times New Roman" w:hAnsi="Consolas" w:cs="Times New Roman"/>
-          <w:color w:val="000000"/>
-          <w:sz w:val="21"/>
-          <w:szCs w:val="21"/>
-        </w:rPr>
-        <w:t>);</w:t>
-      </w:r>
-    </w:p>
-    <w:p>
-      <w:pPr>
-        <w:shd w:val="clear" w:color="auto" w:fill="FFFFFE"/>
-        <w:spacing w:after="0" w:line="285" w:lineRule="atLeast"/>
-        <w:rPr>
-          <w:rFonts w:ascii="Consolas" w:eastAsia="Times New Roman" w:hAnsi="Consolas" w:cs="Times New Roman"/>
-          <w:color w:val="000000"/>
-          <w:sz w:val="21"/>
-          <w:szCs w:val="21"/>
-        </w:rPr>
-      </w:pPr>
-      <w:r>
-        <w:rPr>
-          <w:rFonts w:ascii="Consolas" w:eastAsia="Times New Roman" w:hAnsi="Consolas" w:cs="Times New Roman"/>
-          <w:color w:val="000000"/>
-          <w:sz w:val="21"/>
-          <w:szCs w:val="21"/>
-        </w:rPr>
-        <w:t xml:space="preserve">    }</w:t>
-      </w:r>
-    </w:p>
-    <w:p>
-      <w:pPr>
-        <w:shd w:val="clear" w:color="auto" w:fill="FFFFFE"/>
-        <w:spacing w:after="0" w:line="285" w:lineRule="atLeast"/>
-        <w:rPr>
-          <w:rFonts w:ascii="Consolas" w:eastAsia="Times New Roman" w:hAnsi="Consolas" w:cs="Times New Roman"/>
-          <w:color w:val="000000"/>
-          <w:sz w:val="21"/>
-          <w:szCs w:val="21"/>
-        </w:rPr>
-      </w:pPr>
-      <w:r>
-        <w:rPr>
-          <w:rFonts w:ascii="Consolas" w:eastAsia="Times New Roman" w:hAnsi="Consolas" w:cs="Times New Roman"/>
-          <w:color w:val="000000"/>
-          <w:sz w:val="21"/>
-          <w:szCs w:val="21"/>
-        </w:rPr>
-        <w:t xml:space="preserve">    </w:t>
-      </w:r>
-      <w:r>
-        <w:rPr>
-          <w:rFonts w:ascii="Consolas" w:eastAsia="Times New Roman" w:hAnsi="Consolas" w:cs="Times New Roman"/>
-          <w:color w:val="0000FF"/>
-          <w:sz w:val="21"/>
-          <w:szCs w:val="21"/>
-        </w:rPr>
-        <w:t>return</w:t>
-      </w:r>
-      <w:r>
-        <w:rPr>
-          <w:rFonts w:ascii="Consolas" w:eastAsia="Times New Roman" w:hAnsi="Consolas" w:cs="Times New Roman"/>
-          <w:color w:val="000000"/>
-          <w:sz w:val="21"/>
-          <w:szCs w:val="21"/>
-        </w:rPr>
-        <w:t xml:space="preserve"> Array;</w:t>
-      </w:r>
-    </w:p>
-    <w:p>
-      <w:pPr>
-        <w:rPr>
-          <w:rFonts w:ascii="Consolas" w:eastAsia="Times New Roman" w:hAnsi="Consolas" w:cs="Times New Roman"/>
-          <w:color w:val="000000"/>
-          <w:sz w:val="21"/>
-          <w:szCs w:val="21"/>
-        </w:rPr>
-      </w:pPr>
-      <w:r>
-        <w:rPr>
-          <w:rFonts w:ascii="Consolas" w:eastAsia="Times New Roman" w:hAnsi="Consolas" w:cs="Times New Roman"/>
-          <w:color w:val="000000"/>
-          <w:sz w:val="21"/>
-          <w:szCs w:val="21"/>
-        </w:rPr>
         <w:t xml:space="preserve">  }</w:t>
       </w:r>
     </w:p>
@@ -4875,35 +4482,7 @@
           <w:sz w:val="24"/>
           <w:szCs w:val="24"/>
         </w:rPr>
-        <w:t xml:space="preserve">Note that by using </w:t>
-      </w:r>
-      <w:proofErr w:type="spellStart"/>
-      <w:proofErr w:type="gramStart"/>
-      <w:r>
-        <w:rPr>
-          <w:rFonts w:ascii="Times New Roman" w:hAnsi="Times New Roman" w:cs="Times New Roman"/>
-          <w:sz w:val="24"/>
-          <w:szCs w:val="24"/>
-        </w:rPr>
-        <w:t>nextInt</w:t>
-      </w:r>
-      <w:proofErr w:type="spellEnd"/>
-      <w:r>
-        <w:rPr>
-          <w:rFonts w:ascii="Times New Roman" w:hAnsi="Times New Roman" w:cs="Times New Roman"/>
-          <w:sz w:val="24"/>
-          <w:szCs w:val="24"/>
-        </w:rPr>
-        <w:t>(</w:t>
-      </w:r>
-      <w:proofErr w:type="gramEnd"/>
-      <w:r>
-        <w:rPr>
-          <w:rFonts w:ascii="Times New Roman" w:hAnsi="Times New Roman" w:cs="Times New Roman"/>
-          <w:sz w:val="24"/>
-          <w:szCs w:val="24"/>
-        </w:rPr>
-        <w:t>100) you will generate an integer between 0 and  100.]</w:t>
+        <w:t>Note that by using nextInt(100) you will generate an integer between 0 and  100.]</w:t>
       </w:r>
     </w:p>
     <w:p>
@@ -4947,25 +4526,7 @@
           <w:sz w:val="24"/>
           <w:szCs w:val="24"/>
         </w:rPr>
-        <w:t xml:space="preserve">Use </w:t>
-      </w:r>
-      <w:proofErr w:type="spellStart"/>
-      <w:r>
-        <w:rPr>
-          <w:rFonts w:ascii="Times New Roman" w:hAnsi="Times New Roman" w:cs="Times New Roman"/>
-          <w:sz w:val="24"/>
-          <w:szCs w:val="24"/>
-        </w:rPr>
-        <w:t>RandomArrayGenerator</w:t>
-      </w:r>
-      <w:proofErr w:type="spellEnd"/>
-      <w:r>
-        <w:rPr>
-          <w:rFonts w:ascii="Times New Roman" w:hAnsi="Times New Roman" w:cs="Times New Roman"/>
-          <w:sz w:val="24"/>
-          <w:szCs w:val="24"/>
-        </w:rPr>
-        <w:t xml:space="preserve"> again to create arr2 containing 5000 randomly generated element.</w:t>
+        <w:t>Use RandomArrayGenerator again to create arr2 containing 5000 randomly generated element.</w:t>
       </w:r>
     </w:p>
     <w:p>
@@ -5027,43 +4588,7 @@
           <w:sz w:val="24"/>
           <w:szCs w:val="24"/>
         </w:rPr>
-        <w:t xml:space="preserve">long </w:t>
-      </w:r>
-      <w:proofErr w:type="spellStart"/>
-      <w:r>
-        <w:rPr>
-          <w:rFonts w:ascii="Times New Roman" w:hAnsi="Times New Roman" w:cs="Times New Roman"/>
-          <w:sz w:val="24"/>
-          <w:szCs w:val="24"/>
-        </w:rPr>
-        <w:t>startTime</w:t>
-      </w:r>
-      <w:proofErr w:type="spellEnd"/>
-      <w:r>
-        <w:rPr>
-          <w:rFonts w:ascii="Times New Roman" w:hAnsi="Times New Roman" w:cs="Times New Roman"/>
-          <w:sz w:val="24"/>
-          <w:szCs w:val="24"/>
-        </w:rPr>
-        <w:t xml:space="preserve"> = </w:t>
-      </w:r>
-      <w:proofErr w:type="spellStart"/>
-      <w:r>
-        <w:rPr>
-          <w:rFonts w:ascii="Times New Roman" w:hAnsi="Times New Roman" w:cs="Times New Roman"/>
-          <w:sz w:val="24"/>
-          <w:szCs w:val="24"/>
-        </w:rPr>
-        <w:t>System.currentTimeMillis</w:t>
-      </w:r>
-      <w:proofErr w:type="spellEnd"/>
-      <w:r>
-        <w:rPr>
-          <w:rFonts w:ascii="Times New Roman" w:hAnsi="Times New Roman" w:cs="Times New Roman"/>
-          <w:sz w:val="24"/>
-          <w:szCs w:val="24"/>
-        </w:rPr>
-        <w:t>();</w:t>
+        <w:t>long startTime = System.currentTimeMillis();</w:t>
       </w:r>
     </w:p>
     <w:p>
@@ -5099,54 +4624,8 @@
           <w:sz w:val="24"/>
           <w:szCs w:val="24"/>
         </w:rPr>
-        <w:t xml:space="preserve">long </w:t>
-      </w:r>
-      <w:proofErr w:type="spellStart"/>
-      <w:r>
-        <w:rPr>
-          <w:rFonts w:ascii="Times New Roman" w:hAnsi="Times New Roman" w:cs="Times New Roman"/>
-          <w:sz w:val="24"/>
-          <w:szCs w:val="24"/>
-        </w:rPr>
-        <w:t>endTime</w:t>
-      </w:r>
-      <w:proofErr w:type="spellEnd"/>
-      <w:r>
-        <w:rPr>
-          <w:rFonts w:ascii="Times New Roman" w:hAnsi="Times New Roman" w:cs="Times New Roman"/>
-          <w:sz w:val="24"/>
-          <w:szCs w:val="24"/>
-        </w:rPr>
-        <w:t xml:space="preserve"> = </w:t>
-      </w:r>
-      <w:proofErr w:type="spellStart"/>
-      <w:r>
-        <w:rPr>
-          <w:rFonts w:ascii="Times New Roman" w:hAnsi="Times New Roman" w:cs="Times New Roman"/>
-          <w:sz w:val="24"/>
-          <w:szCs w:val="24"/>
-        </w:rPr>
-        <w:t>System.currentTimeMillis</w:t>
-      </w:r>
-      <w:proofErr w:type="spellEnd"/>
-      <w:r>
-        <w:rPr>
-          <w:rFonts w:ascii="Times New Roman" w:hAnsi="Times New Roman" w:cs="Times New Roman"/>
-          <w:sz w:val="24"/>
-          <w:szCs w:val="24"/>
-        </w:rPr>
-        <w:t>(</w:t>
-      </w:r>
-      <w:proofErr w:type="gramStart"/>
-      <w:r>
-        <w:rPr>
-          <w:rFonts w:ascii="Times New Roman" w:hAnsi="Times New Roman" w:cs="Times New Roman"/>
-          <w:sz w:val="24"/>
-          <w:szCs w:val="24"/>
-        </w:rPr>
-        <w:t>);</w:t>
-      </w:r>
-      <w:proofErr w:type="gramEnd"/>
+        <w:t>long endTime = System.currentTimeMillis();</w:t>
+      </w:r>
     </w:p>
     <w:p>
       <w:pPr>
@@ -5284,35 +4763,7 @@
           <w:sz w:val="24"/>
           <w:szCs w:val="24"/>
         </w:rPr>
-        <w:t xml:space="preserve">import </w:t>
-      </w:r>
-      <w:proofErr w:type="spellStart"/>
-      <w:proofErr w:type="gramStart"/>
-      <w:r>
-        <w:rPr>
-          <w:rFonts w:ascii="Times New Roman" w:hAnsi="Times New Roman" w:cs="Times New Roman"/>
-          <w:sz w:val="24"/>
-          <w:szCs w:val="24"/>
-        </w:rPr>
-        <w:t>java.util</w:t>
-      </w:r>
-      <w:proofErr w:type="gramEnd"/>
-      <w:r>
-        <w:rPr>
-          <w:rFonts w:ascii="Times New Roman" w:hAnsi="Times New Roman" w:cs="Times New Roman"/>
-          <w:sz w:val="24"/>
-          <w:szCs w:val="24"/>
-        </w:rPr>
-        <w:t>.Random</w:t>
-      </w:r>
-      <w:proofErr w:type="spellEnd"/>
-      <w:r>
-        <w:rPr>
-          <w:rFonts w:ascii="Times New Roman" w:hAnsi="Times New Roman" w:cs="Times New Roman"/>
-          <w:sz w:val="24"/>
-          <w:szCs w:val="24"/>
-        </w:rPr>
-        <w:t>;</w:t>
+        <w:t>import java.util.Random;</w:t>
       </w:r>
     </w:p>
     <w:p>
@@ -5358,35 +4809,7 @@
           <w:sz w:val="24"/>
           <w:szCs w:val="24"/>
         </w:rPr>
-        <w:t xml:space="preserve">import </w:t>
-      </w:r>
-      <w:proofErr w:type="spellStart"/>
-      <w:proofErr w:type="gramStart"/>
-      <w:r>
-        <w:rPr>
-          <w:rFonts w:ascii="Times New Roman" w:hAnsi="Times New Roman" w:cs="Times New Roman"/>
-          <w:sz w:val="24"/>
-          <w:szCs w:val="24"/>
-        </w:rPr>
-        <w:t>java.util</w:t>
-      </w:r>
-      <w:proofErr w:type="gramEnd"/>
-      <w:r>
-        <w:rPr>
-          <w:rFonts w:ascii="Times New Roman" w:hAnsi="Times New Roman" w:cs="Times New Roman"/>
-          <w:sz w:val="24"/>
-          <w:szCs w:val="24"/>
-        </w:rPr>
-        <w:t>.Arrays</w:t>
-      </w:r>
-      <w:proofErr w:type="spellEnd"/>
-      <w:r>
-        <w:rPr>
-          <w:rFonts w:ascii="Times New Roman" w:hAnsi="Times New Roman" w:cs="Times New Roman"/>
-          <w:sz w:val="24"/>
-          <w:szCs w:val="24"/>
-        </w:rPr>
-        <w:t>;</w:t>
+        <w:t>import java.util.Arrays;</w:t>
       </w:r>
     </w:p>
     <w:p>
@@ -5414,28 +4837,8 @@
           <w:sz w:val="24"/>
           <w:szCs w:val="24"/>
         </w:rPr>
-        <w:t xml:space="preserve">public class </w:t>
-      </w:r>
-      <w:proofErr w:type="spellStart"/>
-      <w:proofErr w:type="gramStart"/>
-      <w:r>
-        <w:rPr>
-          <w:rFonts w:ascii="Times New Roman" w:hAnsi="Times New Roman" w:cs="Times New Roman"/>
-          <w:sz w:val="24"/>
-          <w:szCs w:val="24"/>
-        </w:rPr>
-        <w:t>RandomArrays</w:t>
-      </w:r>
-      <w:proofErr w:type="spellEnd"/>
-      <w:r>
-        <w:rPr>
-          <w:rFonts w:ascii="Times New Roman" w:hAnsi="Times New Roman" w:cs="Times New Roman"/>
-          <w:sz w:val="24"/>
-          <w:szCs w:val="24"/>
-        </w:rPr>
-        <w:t>{</w:t>
-      </w:r>
-      <w:proofErr w:type="gramEnd"/>
+        <w:t>public class RandomArrays{</w:t>
+      </w:r>
     </w:p>
     <w:p>
       <w:pPr>
@@ -5452,43 +4855,7 @@
           <w:sz w:val="24"/>
           <w:szCs w:val="24"/>
         </w:rPr>
-        <w:t xml:space="preserve">    public static void </w:t>
-      </w:r>
-      <w:proofErr w:type="gramStart"/>
-      <w:r>
-        <w:rPr>
-          <w:rFonts w:ascii="Times New Roman" w:hAnsi="Times New Roman" w:cs="Times New Roman"/>
-          <w:sz w:val="24"/>
-          <w:szCs w:val="24"/>
-        </w:rPr>
-        <w:t>main(</w:t>
-      </w:r>
-      <w:proofErr w:type="gramEnd"/>
-      <w:r>
-        <w:rPr>
-          <w:rFonts w:ascii="Times New Roman" w:hAnsi="Times New Roman" w:cs="Times New Roman"/>
-          <w:sz w:val="24"/>
-          <w:szCs w:val="24"/>
-        </w:rPr>
-        <w:t xml:space="preserve">String[] </w:t>
-      </w:r>
-      <w:proofErr w:type="spellStart"/>
-      <w:r>
-        <w:rPr>
-          <w:rFonts w:ascii="Times New Roman" w:hAnsi="Times New Roman" w:cs="Times New Roman"/>
-          <w:sz w:val="24"/>
-          <w:szCs w:val="24"/>
-        </w:rPr>
-        <w:t>args</w:t>
-      </w:r>
-      <w:proofErr w:type="spellEnd"/>
-      <w:r>
-        <w:rPr>
-          <w:rFonts w:ascii="Times New Roman" w:hAnsi="Times New Roman" w:cs="Times New Roman"/>
-          <w:sz w:val="24"/>
-          <w:szCs w:val="24"/>
-        </w:rPr>
-        <w:t>) {</w:t>
+        <w:t>    public static void main(String[] args) {</w:t>
       </w:r>
     </w:p>
     <w:p>
@@ -5534,44 +4901,164 @@
           <w:sz w:val="24"/>
           <w:szCs w:val="24"/>
         </w:rPr>
+        <w:t>        int[] arr1 = RandomArrayGenerator(5000);</w:t>
+      </w:r>
+    </w:p>
+    <w:p>
+      <w:pPr>
+        <w:pStyle w:val="ListParagraph"/>
+        <w:rPr>
+          <w:rFonts w:ascii="Times New Roman" w:hAnsi="Times New Roman" w:cs="Times New Roman"/>
+          <w:sz w:val="24"/>
+          <w:szCs w:val="24"/>
+        </w:rPr>
+      </w:pPr>
+    </w:p>
+    <w:p>
+      <w:pPr>
+        <w:pStyle w:val="ListParagraph"/>
+        <w:rPr>
+          <w:rFonts w:ascii="Times New Roman" w:hAnsi="Times New Roman" w:cs="Times New Roman"/>
+          <w:sz w:val="24"/>
+          <w:szCs w:val="24"/>
+        </w:rPr>
+      </w:pPr>
+      <w:r>
+        <w:rPr>
+          <w:rFonts w:ascii="Times New Roman" w:hAnsi="Times New Roman" w:cs="Times New Roman"/>
+          <w:sz w:val="24"/>
+          <w:szCs w:val="24"/>
+        </w:rPr>
+        <w:t>        //Start timer</w:t>
+      </w:r>
+    </w:p>
+    <w:p>
+      <w:pPr>
+        <w:pStyle w:val="ListParagraph"/>
+        <w:rPr>
+          <w:rFonts w:ascii="Times New Roman" w:hAnsi="Times New Roman" w:cs="Times New Roman"/>
+          <w:sz w:val="24"/>
+          <w:szCs w:val="24"/>
+        </w:rPr>
+      </w:pPr>
+      <w:r>
+        <w:rPr>
+          <w:rFonts w:ascii="Times New Roman" w:hAnsi="Times New Roman" w:cs="Times New Roman"/>
+          <w:sz w:val="24"/>
+          <w:szCs w:val="24"/>
+        </w:rPr>
+        <w:t>        long startTime1 = System.currentTimeMillis();</w:t>
+      </w:r>
+    </w:p>
+    <w:p>
+      <w:pPr>
+        <w:pStyle w:val="ListParagraph"/>
+        <w:rPr>
+          <w:rFonts w:ascii="Times New Roman" w:hAnsi="Times New Roman" w:cs="Times New Roman"/>
+          <w:sz w:val="24"/>
+          <w:szCs w:val="24"/>
+        </w:rPr>
+      </w:pPr>
+    </w:p>
+    <w:p>
+      <w:pPr>
+        <w:pStyle w:val="ListParagraph"/>
+        <w:rPr>
+          <w:rFonts w:ascii="Times New Roman" w:hAnsi="Times New Roman" w:cs="Times New Roman"/>
+          <w:sz w:val="24"/>
+          <w:szCs w:val="24"/>
+        </w:rPr>
+      </w:pPr>
+      <w:r>
+        <w:rPr>
+          <w:rFonts w:ascii="Times New Roman" w:hAnsi="Times New Roman" w:cs="Times New Roman"/>
+          <w:sz w:val="24"/>
+          <w:szCs w:val="24"/>
+        </w:rPr>
+        <w:t>        //call insertion sort</w:t>
+      </w:r>
+    </w:p>
+    <w:p>
+      <w:pPr>
+        <w:pStyle w:val="ListParagraph"/>
+        <w:rPr>
+          <w:rFonts w:ascii="Times New Roman" w:hAnsi="Times New Roman" w:cs="Times New Roman"/>
+          <w:sz w:val="24"/>
+          <w:szCs w:val="24"/>
+        </w:rPr>
+      </w:pPr>
+      <w:r>
+        <w:rPr>
+          <w:rFonts w:ascii="Times New Roman" w:hAnsi="Times New Roman" w:cs="Times New Roman"/>
+          <w:sz w:val="24"/>
+          <w:szCs w:val="24"/>
+        </w:rPr>
+        <w:t>        insertionSort(arr1);</w:t>
+      </w:r>
+    </w:p>
+    <w:p>
+      <w:pPr>
+        <w:pStyle w:val="ListParagraph"/>
+        <w:rPr>
+          <w:rFonts w:ascii="Times New Roman" w:hAnsi="Times New Roman" w:cs="Times New Roman"/>
+          <w:sz w:val="24"/>
+          <w:szCs w:val="24"/>
+        </w:rPr>
+      </w:pPr>
+    </w:p>
+    <w:p>
+      <w:pPr>
+        <w:pStyle w:val="ListParagraph"/>
+        <w:rPr>
+          <w:rFonts w:ascii="Times New Roman" w:hAnsi="Times New Roman" w:cs="Times New Roman"/>
+          <w:sz w:val="24"/>
+          <w:szCs w:val="24"/>
+        </w:rPr>
+      </w:pPr>
+      <w:r>
+        <w:rPr>
+          <w:rFonts w:ascii="Times New Roman" w:hAnsi="Times New Roman" w:cs="Times New Roman"/>
+          <w:sz w:val="24"/>
+          <w:szCs w:val="24"/>
+        </w:rPr>
+        <w:t>        //End Timer</w:t>
+      </w:r>
+    </w:p>
+    <w:p>
+      <w:pPr>
+        <w:pStyle w:val="ListParagraph"/>
+        <w:rPr>
+          <w:rFonts w:ascii="Times New Roman" w:hAnsi="Times New Roman" w:cs="Times New Roman"/>
+          <w:sz w:val="24"/>
+          <w:szCs w:val="24"/>
+        </w:rPr>
+      </w:pPr>
+      <w:r>
+        <w:rPr>
+          <w:rFonts w:ascii="Times New Roman" w:hAnsi="Times New Roman" w:cs="Times New Roman"/>
+          <w:sz w:val="24"/>
+          <w:szCs w:val="24"/>
+        </w:rPr>
+        <w:t>        long endTime1 = System.currentTimeMillis();</w:t>
+      </w:r>
+    </w:p>
+    <w:p>
+      <w:pPr>
+        <w:pStyle w:val="ListParagraph"/>
+        <w:rPr>
+          <w:rFonts w:ascii="Times New Roman" w:hAnsi="Times New Roman" w:cs="Times New Roman"/>
+          <w:sz w:val="24"/>
+          <w:szCs w:val="24"/>
+        </w:rPr>
+      </w:pPr>
+      <w:r>
+        <w:rPr>
+          <w:rFonts w:ascii="Times New Roman" w:hAnsi="Times New Roman" w:cs="Times New Roman"/>
+          <w:sz w:val="24"/>
+          <w:szCs w:val="24"/>
+        </w:rPr>
         <w:t xml:space="preserve">        </w:t>
       </w:r>
-      <w:proofErr w:type="gramStart"/>
-      <w:r>
-        <w:rPr>
-          <w:rFonts w:ascii="Times New Roman" w:hAnsi="Times New Roman" w:cs="Times New Roman"/>
-          <w:sz w:val="24"/>
-          <w:szCs w:val="24"/>
-        </w:rPr>
-        <w:t>int[</w:t>
-      </w:r>
-      <w:proofErr w:type="gramEnd"/>
-      <w:r>
-        <w:rPr>
-          <w:rFonts w:ascii="Times New Roman" w:hAnsi="Times New Roman" w:cs="Times New Roman"/>
-          <w:sz w:val="24"/>
-          <w:szCs w:val="24"/>
-        </w:rPr>
-        <w:t xml:space="preserve">] arr1 = </w:t>
-      </w:r>
-      <w:proofErr w:type="spellStart"/>
-      <w:r>
-        <w:rPr>
-          <w:rFonts w:ascii="Times New Roman" w:hAnsi="Times New Roman" w:cs="Times New Roman"/>
-          <w:sz w:val="24"/>
-          <w:szCs w:val="24"/>
-        </w:rPr>
-        <w:t>RandomArrayGenerator</w:t>
-      </w:r>
-      <w:proofErr w:type="spellEnd"/>
-      <w:r>
-        <w:rPr>
-          <w:rFonts w:ascii="Times New Roman" w:hAnsi="Times New Roman" w:cs="Times New Roman"/>
-          <w:sz w:val="24"/>
-          <w:szCs w:val="24"/>
-        </w:rPr>
-        <w:t>(5000);</w:t>
-      </w:r>
     </w:p>
     <w:p>
       <w:pPr>
@@ -5582,6 +5069,14 @@
           <w:szCs w:val="24"/>
         </w:rPr>
       </w:pPr>
+      <w:r>
+        <w:rPr>
+          <w:rFonts w:ascii="Times New Roman" w:hAnsi="Times New Roman" w:cs="Times New Roman"/>
+          <w:sz w:val="24"/>
+          <w:szCs w:val="24"/>
+        </w:rPr>
+        <w:t>        //save elapsed time1</w:t>
+      </w:r>
     </w:p>
     <w:p>
       <w:pPr>
@@ -5598,7 +5093,7 @@
           <w:sz w:val="24"/>
           <w:szCs w:val="24"/>
         </w:rPr>
-        <w:t>        //Start timer</w:t>
+        <w:t>        long elapsedTime1 = endTime1 - startTime1;</w:t>
       </w:r>
     </w:p>
     <w:p>
@@ -5610,42 +5105,6 @@
           <w:szCs w:val="24"/>
         </w:rPr>
       </w:pPr>
-      <w:r>
-        <w:rPr>
-          <w:rFonts w:ascii="Times New Roman" w:hAnsi="Times New Roman" w:cs="Times New Roman"/>
-          <w:sz w:val="24"/>
-          <w:szCs w:val="24"/>
-        </w:rPr>
-        <w:t xml:space="preserve">        long startTime1 = </w:t>
-      </w:r>
-      <w:proofErr w:type="spellStart"/>
-      <w:r>
-        <w:rPr>
-          <w:rFonts w:ascii="Times New Roman" w:hAnsi="Times New Roman" w:cs="Times New Roman"/>
-          <w:sz w:val="24"/>
-          <w:szCs w:val="24"/>
-        </w:rPr>
-        <w:t>System.currentTimeMillis</w:t>
-      </w:r>
-      <w:proofErr w:type="spellEnd"/>
-      <w:r>
-        <w:rPr>
-          <w:rFonts w:ascii="Times New Roman" w:hAnsi="Times New Roman" w:cs="Times New Roman"/>
-          <w:sz w:val="24"/>
-          <w:szCs w:val="24"/>
-        </w:rPr>
-        <w:t>(</w:t>
-      </w:r>
-      <w:proofErr w:type="gramStart"/>
-      <w:r>
-        <w:rPr>
-          <w:rFonts w:ascii="Times New Roman" w:hAnsi="Times New Roman" w:cs="Times New Roman"/>
-          <w:sz w:val="24"/>
-          <w:szCs w:val="24"/>
-        </w:rPr>
-        <w:t>);</w:t>
-      </w:r>
-      <w:proofErr w:type="gramEnd"/>
     </w:p>
     <w:p>
       <w:pPr>
@@ -5656,6 +5115,14 @@
           <w:szCs w:val="24"/>
         </w:rPr>
       </w:pPr>
+      <w:r>
+        <w:rPr>
+          <w:rFonts w:ascii="Times New Roman" w:hAnsi="Times New Roman" w:cs="Times New Roman"/>
+          <w:sz w:val="24"/>
+          <w:szCs w:val="24"/>
+        </w:rPr>
+        <w:t>        //Generate array2 of 5000 random elements</w:t>
+      </w:r>
     </w:p>
     <w:p>
       <w:pPr>
@@ -5672,7 +5139,7 @@
           <w:sz w:val="24"/>
           <w:szCs w:val="24"/>
         </w:rPr>
-        <w:t>        //call insertion sort</w:t>
+        <w:t>        int[] arr2 = RandomArrayGenerator(5000);</w:t>
       </w:r>
     </w:p>
     <w:p>
@@ -5684,42 +5151,6 @@
           <w:szCs w:val="24"/>
         </w:rPr>
       </w:pPr>
-      <w:r>
-        <w:rPr>
-          <w:rFonts w:ascii="Times New Roman" w:hAnsi="Times New Roman" w:cs="Times New Roman"/>
-          <w:sz w:val="24"/>
-          <w:szCs w:val="24"/>
-        </w:rPr>
-        <w:t xml:space="preserve">        </w:t>
-      </w:r>
-      <w:proofErr w:type="spellStart"/>
-      <w:r>
-        <w:rPr>
-          <w:rFonts w:ascii="Times New Roman" w:hAnsi="Times New Roman" w:cs="Times New Roman"/>
-          <w:sz w:val="24"/>
-          <w:szCs w:val="24"/>
-        </w:rPr>
-        <w:t>insertionSort</w:t>
-      </w:r>
-      <w:proofErr w:type="spellEnd"/>
-      <w:r>
-        <w:rPr>
-          <w:rFonts w:ascii="Times New Roman" w:hAnsi="Times New Roman" w:cs="Times New Roman"/>
-          <w:sz w:val="24"/>
-          <w:szCs w:val="24"/>
-        </w:rPr>
-        <w:t>(arr1</w:t>
-      </w:r>
-      <w:proofErr w:type="gramStart"/>
-      <w:r>
-        <w:rPr>
-          <w:rFonts w:ascii="Times New Roman" w:hAnsi="Times New Roman" w:cs="Times New Roman"/>
-          <w:sz w:val="24"/>
-          <w:szCs w:val="24"/>
-        </w:rPr>
-        <w:t>);</w:t>
-      </w:r>
-      <w:proofErr w:type="gramEnd"/>
     </w:p>
     <w:p>
       <w:pPr>
@@ -5730,6 +5161,14 @@
           <w:szCs w:val="24"/>
         </w:rPr>
       </w:pPr>
+      <w:r>
+        <w:rPr>
+          <w:rFonts w:ascii="Times New Roman" w:hAnsi="Times New Roman" w:cs="Times New Roman"/>
+          <w:sz w:val="24"/>
+          <w:szCs w:val="24"/>
+        </w:rPr>
+        <w:t>        //start Timer</w:t>
+      </w:r>
     </w:p>
     <w:p>
       <w:pPr>
@@ -5746,7 +5185,7 @@
           <w:sz w:val="24"/>
           <w:szCs w:val="24"/>
         </w:rPr>
-        <w:t>        //End Timer</w:t>
+        <w:t>        long startTime2 = System.currentTimeMillis();</w:t>
       </w:r>
     </w:p>
     <w:p>
@@ -5758,42 +5197,6 @@
           <w:szCs w:val="24"/>
         </w:rPr>
       </w:pPr>
-      <w:r>
-        <w:rPr>
-          <w:rFonts w:ascii="Times New Roman" w:hAnsi="Times New Roman" w:cs="Times New Roman"/>
-          <w:sz w:val="24"/>
-          <w:szCs w:val="24"/>
-        </w:rPr>
-        <w:t xml:space="preserve">        long endTime1 = </w:t>
-      </w:r>
-      <w:proofErr w:type="spellStart"/>
-      <w:r>
-        <w:rPr>
-          <w:rFonts w:ascii="Times New Roman" w:hAnsi="Times New Roman" w:cs="Times New Roman"/>
-          <w:sz w:val="24"/>
-          <w:szCs w:val="24"/>
-        </w:rPr>
-        <w:t>System.currentTimeMillis</w:t>
-      </w:r>
-      <w:proofErr w:type="spellEnd"/>
-      <w:r>
-        <w:rPr>
-          <w:rFonts w:ascii="Times New Roman" w:hAnsi="Times New Roman" w:cs="Times New Roman"/>
-          <w:sz w:val="24"/>
-          <w:szCs w:val="24"/>
-        </w:rPr>
-        <w:t>(</w:t>
-      </w:r>
-      <w:proofErr w:type="gramStart"/>
-      <w:r>
-        <w:rPr>
-          <w:rFonts w:ascii="Times New Roman" w:hAnsi="Times New Roman" w:cs="Times New Roman"/>
-          <w:sz w:val="24"/>
-          <w:szCs w:val="24"/>
-        </w:rPr>
-        <w:t>);</w:t>
-      </w:r>
-      <w:proofErr w:type="gramEnd"/>
     </w:p>
     <w:p>
       <w:pPr>
@@ -5810,7 +5213,23 @@
           <w:sz w:val="24"/>
           <w:szCs w:val="24"/>
         </w:rPr>
-        <w:t xml:space="preserve">        </w:t>
+        <w:t xml:space="preserve">        //call primitive </w:t>
+      </w:r>
+      <w:r>
+        <w:rPr>
+          <w:rFonts w:ascii="Times New Roman" w:hAnsi="Times New Roman" w:cs="Times New Roman"/>
+          <w:sz w:val="24"/>
+          <w:szCs w:val="24"/>
+        </w:rPr>
+        <w:t xml:space="preserve">(double-pivot) </w:t>
+      </w:r>
+      <w:r>
+        <w:rPr>
+          <w:rFonts w:ascii="Times New Roman" w:hAnsi="Times New Roman" w:cs="Times New Roman"/>
+          <w:sz w:val="24"/>
+          <w:szCs w:val="24"/>
+        </w:rPr>
+        <w:t>array sorting</w:t>
       </w:r>
     </w:p>
     <w:p>
@@ -5828,7 +5247,7 @@
           <w:sz w:val="24"/>
           <w:szCs w:val="24"/>
         </w:rPr>
-        <w:t>        //save elapsed time1</w:t>
+        <w:t>        Arrays.sort(arr2);</w:t>
       </w:r>
     </w:p>
     <w:p>
@@ -5840,24 +5259,6 @@
           <w:szCs w:val="24"/>
         </w:rPr>
       </w:pPr>
-      <w:r>
-        <w:rPr>
-          <w:rFonts w:ascii="Times New Roman" w:hAnsi="Times New Roman" w:cs="Times New Roman"/>
-          <w:sz w:val="24"/>
-          <w:szCs w:val="24"/>
-        </w:rPr>
-        <w:t xml:space="preserve">        long elapsedTime1 = endTime1 - </w:t>
-      </w:r>
-      <w:proofErr w:type="gramStart"/>
-      <w:r>
-        <w:rPr>
-          <w:rFonts w:ascii="Times New Roman" w:hAnsi="Times New Roman" w:cs="Times New Roman"/>
-          <w:sz w:val="24"/>
-          <w:szCs w:val="24"/>
-        </w:rPr>
-        <w:t>startTime1;</w:t>
-      </w:r>
-      <w:proofErr w:type="gramEnd"/>
     </w:p>
     <w:p>
       <w:pPr>
@@ -5868,6 +5269,14 @@
           <w:szCs w:val="24"/>
         </w:rPr>
       </w:pPr>
+      <w:r>
+        <w:rPr>
+          <w:rFonts w:ascii="Times New Roman" w:hAnsi="Times New Roman" w:cs="Times New Roman"/>
+          <w:sz w:val="24"/>
+          <w:szCs w:val="24"/>
+        </w:rPr>
+        <w:t>        //save run time</w:t>
+      </w:r>
     </w:p>
     <w:p>
       <w:pPr>
@@ -5884,7 +5293,7 @@
           <w:sz w:val="24"/>
           <w:szCs w:val="24"/>
         </w:rPr>
-        <w:t>        //Generate array2 of 5000 random elements</w:t>
+        <w:t>        long endTime2 = System.currentTimeMillis();</w:t>
       </w:r>
     </w:p>
     <w:p>
@@ -5896,50 +5305,6 @@
           <w:szCs w:val="24"/>
         </w:rPr>
       </w:pPr>
-      <w:r>
-        <w:rPr>
-          <w:rFonts w:ascii="Times New Roman" w:hAnsi="Times New Roman" w:cs="Times New Roman"/>
-          <w:sz w:val="24"/>
-          <w:szCs w:val="24"/>
-        </w:rPr>
-        <w:t xml:space="preserve">        </w:t>
-      </w:r>
-      <w:proofErr w:type="gramStart"/>
-      <w:r>
-        <w:rPr>
-          <w:rFonts w:ascii="Times New Roman" w:hAnsi="Times New Roman" w:cs="Times New Roman"/>
-          <w:sz w:val="24"/>
-          <w:szCs w:val="24"/>
-        </w:rPr>
-        <w:t>int[</w:t>
-      </w:r>
-      <w:proofErr w:type="gramEnd"/>
-      <w:r>
-        <w:rPr>
-          <w:rFonts w:ascii="Times New Roman" w:hAnsi="Times New Roman" w:cs="Times New Roman"/>
-          <w:sz w:val="24"/>
-          <w:szCs w:val="24"/>
-        </w:rPr>
-        <w:t xml:space="preserve">] arr2 = </w:t>
-      </w:r>
-      <w:proofErr w:type="spellStart"/>
-      <w:r>
-        <w:rPr>
-          <w:rFonts w:ascii="Times New Roman" w:hAnsi="Times New Roman" w:cs="Times New Roman"/>
-          <w:sz w:val="24"/>
-          <w:szCs w:val="24"/>
-        </w:rPr>
-        <w:t>RandomArrayGenerator</w:t>
-      </w:r>
-      <w:proofErr w:type="spellEnd"/>
-      <w:r>
-        <w:rPr>
-          <w:rFonts w:ascii="Times New Roman" w:hAnsi="Times New Roman" w:cs="Times New Roman"/>
-          <w:sz w:val="24"/>
-          <w:szCs w:val="24"/>
-        </w:rPr>
-        <w:t>(5000);</w:t>
-      </w:r>
     </w:p>
     <w:p>
       <w:pPr>
@@ -5950,6 +5315,14 @@
           <w:szCs w:val="24"/>
         </w:rPr>
       </w:pPr>
+      <w:r>
+        <w:rPr>
+          <w:rFonts w:ascii="Times New Roman" w:hAnsi="Times New Roman" w:cs="Times New Roman"/>
+          <w:sz w:val="24"/>
+          <w:szCs w:val="24"/>
+        </w:rPr>
+        <w:t>        //save elapsed time2</w:t>
+      </w:r>
     </w:p>
     <w:p>
       <w:pPr>
@@ -5966,6 +5339,80 @@
           <w:sz w:val="24"/>
           <w:szCs w:val="24"/>
         </w:rPr>
+        <w:t>        long elapsedTime2 = endTime2 - startTime2;</w:t>
+      </w:r>
+    </w:p>
+    <w:p>
+      <w:pPr>
+        <w:pStyle w:val="ListParagraph"/>
+        <w:rPr>
+          <w:rFonts w:ascii="Times New Roman" w:hAnsi="Times New Roman" w:cs="Times New Roman"/>
+          <w:sz w:val="24"/>
+          <w:szCs w:val="24"/>
+        </w:rPr>
+      </w:pPr>
+    </w:p>
+    <w:p>
+      <w:pPr>
+        <w:pStyle w:val="ListParagraph"/>
+        <w:rPr>
+          <w:rFonts w:ascii="Times New Roman" w:hAnsi="Times New Roman" w:cs="Times New Roman"/>
+          <w:sz w:val="24"/>
+          <w:szCs w:val="24"/>
+        </w:rPr>
+      </w:pPr>
+      <w:r>
+        <w:rPr>
+          <w:rFonts w:ascii="Times New Roman" w:hAnsi="Times New Roman" w:cs="Times New Roman"/>
+          <w:sz w:val="24"/>
+          <w:szCs w:val="24"/>
+        </w:rPr>
+        <w:t>        //Generate array3 of 5000 random elements</w:t>
+      </w:r>
+    </w:p>
+    <w:p>
+      <w:pPr>
+        <w:pStyle w:val="ListParagraph"/>
+        <w:rPr>
+          <w:rFonts w:ascii="Times New Roman" w:hAnsi="Times New Roman" w:cs="Times New Roman"/>
+          <w:sz w:val="24"/>
+          <w:szCs w:val="24"/>
+        </w:rPr>
+      </w:pPr>
+      <w:r>
+        <w:rPr>
+          <w:rFonts w:ascii="Times New Roman" w:hAnsi="Times New Roman" w:cs="Times New Roman"/>
+          <w:sz w:val="24"/>
+          <w:szCs w:val="24"/>
+        </w:rPr>
+        <w:t>        int[] arr3 = RandomArrayGenerator(5000);</w:t>
+      </w:r>
+    </w:p>
+    <w:p>
+      <w:pPr>
+        <w:pStyle w:val="ListParagraph"/>
+        <w:rPr>
+          <w:rFonts w:ascii="Times New Roman" w:hAnsi="Times New Roman" w:cs="Times New Roman"/>
+          <w:sz w:val="24"/>
+          <w:szCs w:val="24"/>
+        </w:rPr>
+      </w:pPr>
+    </w:p>
+    <w:p>
+      <w:pPr>
+        <w:pStyle w:val="ListParagraph"/>
+        <w:rPr>
+          <w:rFonts w:ascii="Times New Roman" w:hAnsi="Times New Roman" w:cs="Times New Roman"/>
+          <w:sz w:val="24"/>
+          <w:szCs w:val="24"/>
+        </w:rPr>
+      </w:pPr>
+      <w:r>
+        <w:rPr>
+          <w:rFonts w:ascii="Times New Roman" w:hAnsi="Times New Roman" w:cs="Times New Roman"/>
+          <w:sz w:val="24"/>
+          <w:szCs w:val="24"/>
+        </w:rPr>
         <w:t>        //start Timer</w:t>
       </w:r>
     </w:p>
@@ -5984,36 +5431,8 @@
           <w:sz w:val="24"/>
           <w:szCs w:val="24"/>
         </w:rPr>
-        <w:t xml:space="preserve">        long startTime2 = </w:t>
-      </w:r>
-      <w:proofErr w:type="spellStart"/>
-      <w:r>
-        <w:rPr>
-          <w:rFonts w:ascii="Times New Roman" w:hAnsi="Times New Roman" w:cs="Times New Roman"/>
-          <w:sz w:val="24"/>
-          <w:szCs w:val="24"/>
-        </w:rPr>
-        <w:t>System.currentTimeMillis</w:t>
-      </w:r>
-      <w:proofErr w:type="spellEnd"/>
-      <w:r>
-        <w:rPr>
-          <w:rFonts w:ascii="Times New Roman" w:hAnsi="Times New Roman" w:cs="Times New Roman"/>
-          <w:sz w:val="24"/>
-          <w:szCs w:val="24"/>
-        </w:rPr>
-        <w:t>(</w:t>
-      </w:r>
-      <w:proofErr w:type="gramStart"/>
-      <w:r>
-        <w:rPr>
-          <w:rFonts w:ascii="Times New Roman" w:hAnsi="Times New Roman" w:cs="Times New Roman"/>
-          <w:sz w:val="24"/>
-          <w:szCs w:val="24"/>
-        </w:rPr>
-        <w:t>);</w:t>
-      </w:r>
-      <w:proofErr w:type="gramEnd"/>
+        <w:t>        long startTime3 = System.currentTimeMillis();</w:t>
+      </w:r>
     </w:p>
     <w:p>
       <w:pPr>
@@ -6040,41 +5459,7 @@
           <w:sz w:val="24"/>
           <w:szCs w:val="24"/>
         </w:rPr>
-        <w:t xml:space="preserve">        //call primitive </w:t>
-      </w:r>
-      <w:r>
-        <w:rPr>
-          <w:rFonts w:ascii="Times New Roman" w:hAnsi="Times New Roman" w:cs="Times New Roman"/>
-          <w:sz w:val="24"/>
-          <w:szCs w:val="24"/>
-        </w:rPr>
-        <w:t>(</w:t>
-      </w:r>
-      <w:proofErr w:type="gramStart"/>
-      <w:r>
-        <w:rPr>
-          <w:rFonts w:ascii="Times New Roman" w:hAnsi="Times New Roman" w:cs="Times New Roman"/>
-          <w:sz w:val="24"/>
-          <w:szCs w:val="24"/>
-        </w:rPr>
-        <w:t>double-pivot</w:t>
-      </w:r>
-      <w:proofErr w:type="gramEnd"/>
-      <w:r>
-        <w:rPr>
-          <w:rFonts w:ascii="Times New Roman" w:hAnsi="Times New Roman" w:cs="Times New Roman"/>
-          <w:sz w:val="24"/>
-          <w:szCs w:val="24"/>
-        </w:rPr>
-        <w:t xml:space="preserve">) </w:t>
-      </w:r>
-      <w:r>
-        <w:rPr>
-          <w:rFonts w:ascii="Times New Roman" w:hAnsi="Times New Roman" w:cs="Times New Roman"/>
-          <w:sz w:val="24"/>
-          <w:szCs w:val="24"/>
-        </w:rPr>
-        <w:t>array sorting</w:t>
+        <w:t>        //call parralel array sorting</w:t>
       </w:r>
     </w:p>
     <w:p>
@@ -6092,36 +5477,8 @@
           <w:sz w:val="24"/>
           <w:szCs w:val="24"/>
         </w:rPr>
-        <w:t xml:space="preserve">        </w:t>
-      </w:r>
-      <w:proofErr w:type="spellStart"/>
-      <w:r>
-        <w:rPr>
-          <w:rFonts w:ascii="Times New Roman" w:hAnsi="Times New Roman" w:cs="Times New Roman"/>
-          <w:sz w:val="24"/>
-          <w:szCs w:val="24"/>
-        </w:rPr>
-        <w:t>Arrays.sort</w:t>
-      </w:r>
-      <w:proofErr w:type="spellEnd"/>
-      <w:r>
-        <w:rPr>
-          <w:rFonts w:ascii="Times New Roman" w:hAnsi="Times New Roman" w:cs="Times New Roman"/>
-          <w:sz w:val="24"/>
-          <w:szCs w:val="24"/>
-        </w:rPr>
-        <w:t>(arr2</w:t>
-      </w:r>
-      <w:proofErr w:type="gramStart"/>
-      <w:r>
-        <w:rPr>
-          <w:rFonts w:ascii="Times New Roman" w:hAnsi="Times New Roman" w:cs="Times New Roman"/>
-          <w:sz w:val="24"/>
-          <w:szCs w:val="24"/>
-        </w:rPr>
-        <w:t>);</w:t>
-      </w:r>
-      <w:proofErr w:type="gramEnd"/>
+        <w:t>        Arrays.parallelSort(arr3);</w:t>
+      </w:r>
     </w:p>
     <w:p>
       <w:pPr>
@@ -6166,36 +5523,8 @@
           <w:sz w:val="24"/>
           <w:szCs w:val="24"/>
         </w:rPr>
-        <w:t xml:space="preserve">        long endTime2 = </w:t>
-      </w:r>
-      <w:proofErr w:type="spellStart"/>
-      <w:r>
-        <w:rPr>
-          <w:rFonts w:ascii="Times New Roman" w:hAnsi="Times New Roman" w:cs="Times New Roman"/>
-          <w:sz w:val="24"/>
-          <w:szCs w:val="24"/>
-        </w:rPr>
-        <w:t>System.currentTimeMillis</w:t>
-      </w:r>
-      <w:proofErr w:type="spellEnd"/>
-      <w:r>
-        <w:rPr>
-          <w:rFonts w:ascii="Times New Roman" w:hAnsi="Times New Roman" w:cs="Times New Roman"/>
-          <w:sz w:val="24"/>
-          <w:szCs w:val="24"/>
-        </w:rPr>
-        <w:t>(</w:t>
-      </w:r>
-      <w:proofErr w:type="gramStart"/>
-      <w:r>
-        <w:rPr>
-          <w:rFonts w:ascii="Times New Roman" w:hAnsi="Times New Roman" w:cs="Times New Roman"/>
-          <w:sz w:val="24"/>
-          <w:szCs w:val="24"/>
-        </w:rPr>
-        <w:t>);</w:t>
-      </w:r>
-      <w:proofErr w:type="gramEnd"/>
+        <w:t>        long endTime3 = System.currentTimeMillis();</w:t>
+      </w:r>
     </w:p>
     <w:p>
       <w:pPr>
@@ -6240,18 +5569,8 @@
           <w:sz w:val="24"/>
           <w:szCs w:val="24"/>
         </w:rPr>
-        <w:t xml:space="preserve">        long elapsedTime2 = endTime2 - </w:t>
-      </w:r>
-      <w:proofErr w:type="gramStart"/>
-      <w:r>
-        <w:rPr>
-          <w:rFonts w:ascii="Times New Roman" w:hAnsi="Times New Roman" w:cs="Times New Roman"/>
-          <w:sz w:val="24"/>
-          <w:szCs w:val="24"/>
-        </w:rPr>
-        <w:t>startTime2;</w:t>
-      </w:r>
-      <w:proofErr w:type="gramEnd"/>
+        <w:t>        long elapsedTime3 = endTime3 - startTime3;</w:t>
+      </w:r>
     </w:p>
     <w:p>
       <w:pPr>
@@ -6278,7 +5597,7 @@
           <w:sz w:val="24"/>
           <w:szCs w:val="24"/>
         </w:rPr>
-        <w:t>        //Generate array3 of 5000 random elements</w:t>
+        <w:t>        //print message</w:t>
       </w:r>
     </w:p>
     <w:p>
@@ -6296,43 +5615,7 @@
           <w:sz w:val="24"/>
           <w:szCs w:val="24"/>
         </w:rPr>
-        <w:t xml:space="preserve">        </w:t>
-      </w:r>
-      <w:proofErr w:type="gramStart"/>
-      <w:r>
-        <w:rPr>
-          <w:rFonts w:ascii="Times New Roman" w:hAnsi="Times New Roman" w:cs="Times New Roman"/>
-          <w:sz w:val="24"/>
-          <w:szCs w:val="24"/>
-        </w:rPr>
-        <w:t>int[</w:t>
-      </w:r>
-      <w:proofErr w:type="gramEnd"/>
-      <w:r>
-        <w:rPr>
-          <w:rFonts w:ascii="Times New Roman" w:hAnsi="Times New Roman" w:cs="Times New Roman"/>
-          <w:sz w:val="24"/>
-          <w:szCs w:val="24"/>
-        </w:rPr>
-        <w:t xml:space="preserve">] arr3 = </w:t>
-      </w:r>
-      <w:proofErr w:type="spellStart"/>
-      <w:r>
-        <w:rPr>
-          <w:rFonts w:ascii="Times New Roman" w:hAnsi="Times New Roman" w:cs="Times New Roman"/>
-          <w:sz w:val="24"/>
-          <w:szCs w:val="24"/>
-        </w:rPr>
-        <w:t>RandomArrayGenerator</w:t>
-      </w:r>
-      <w:proofErr w:type="spellEnd"/>
-      <w:r>
-        <w:rPr>
-          <w:rFonts w:ascii="Times New Roman" w:hAnsi="Times New Roman" w:cs="Times New Roman"/>
-          <w:sz w:val="24"/>
-          <w:szCs w:val="24"/>
-        </w:rPr>
-        <w:t>(5000);</w:t>
+        <w:t>        System.out.println("Insertion Sort time = " + elapsedTime1+"ms");</w:t>
       </w:r>
     </w:p>
     <w:p>
@@ -6344,6 +5627,14 @@
           <w:szCs w:val="24"/>
         </w:rPr>
       </w:pPr>
+      <w:r>
+        <w:rPr>
+          <w:rFonts w:ascii="Times New Roman" w:hAnsi="Times New Roman" w:cs="Times New Roman"/>
+          <w:sz w:val="24"/>
+          <w:szCs w:val="24"/>
+        </w:rPr>
+        <w:t>        System.out.println("Primitive Sort time = "+ elapsedTime2+"ms");</w:t>
+      </w:r>
     </w:p>
     <w:p>
       <w:pPr>
@@ -6360,7 +5651,7 @@
           <w:sz w:val="24"/>
           <w:szCs w:val="24"/>
         </w:rPr>
-        <w:t>        //start Timer</w:t>
+        <w:t>        System.out.println("Parallel Sort time = "+ elapsedTime3+"ms");</w:t>
       </w:r>
     </w:p>
     <w:p>
@@ -6378,36 +5669,8 @@
           <w:sz w:val="24"/>
           <w:szCs w:val="24"/>
         </w:rPr>
-        <w:t xml:space="preserve">        long startTime3 = </w:t>
-      </w:r>
-      <w:proofErr w:type="spellStart"/>
-      <w:r>
-        <w:rPr>
-          <w:rFonts w:ascii="Times New Roman" w:hAnsi="Times New Roman" w:cs="Times New Roman"/>
-          <w:sz w:val="24"/>
-          <w:szCs w:val="24"/>
-        </w:rPr>
-        <w:t>System.currentTimeMillis</w:t>
-      </w:r>
-      <w:proofErr w:type="spellEnd"/>
-      <w:r>
-        <w:rPr>
-          <w:rFonts w:ascii="Times New Roman" w:hAnsi="Times New Roman" w:cs="Times New Roman"/>
-          <w:sz w:val="24"/>
-          <w:szCs w:val="24"/>
-        </w:rPr>
-        <w:t>(</w:t>
-      </w:r>
-      <w:proofErr w:type="gramStart"/>
-      <w:r>
-        <w:rPr>
-          <w:rFonts w:ascii="Times New Roman" w:hAnsi="Times New Roman" w:cs="Times New Roman"/>
-          <w:sz w:val="24"/>
-          <w:szCs w:val="24"/>
-        </w:rPr>
-        <w:t>);</w:t>
-      </w:r>
-      <w:proofErr w:type="gramEnd"/>
+        <w:t>    }</w:t>
+      </w:r>
     </w:p>
     <w:p>
       <w:pPr>
@@ -6418,6 +5681,14 @@
           <w:szCs w:val="24"/>
         </w:rPr>
       </w:pPr>
+      <w:r>
+        <w:rPr>
+          <w:rFonts w:ascii="Times New Roman" w:hAnsi="Times New Roman" w:cs="Times New Roman"/>
+          <w:sz w:val="24"/>
+          <w:szCs w:val="24"/>
+        </w:rPr>
+        <w:t xml:space="preserve">    public static int[] RandomArrayGenerator(int n) </w:t>
+      </w:r>
     </w:p>
     <w:p>
       <w:pPr>
@@ -6434,25 +5705,7 @@
           <w:sz w:val="24"/>
           <w:szCs w:val="24"/>
         </w:rPr>
-        <w:t xml:space="preserve">        //call </w:t>
-      </w:r>
-      <w:proofErr w:type="spellStart"/>
-      <w:r>
-        <w:rPr>
-          <w:rFonts w:ascii="Times New Roman" w:hAnsi="Times New Roman" w:cs="Times New Roman"/>
-          <w:sz w:val="24"/>
-          <w:szCs w:val="24"/>
-        </w:rPr>
-        <w:t>parralel</w:t>
-      </w:r>
-      <w:proofErr w:type="spellEnd"/>
-      <w:r>
-        <w:rPr>
-          <w:rFonts w:ascii="Times New Roman" w:hAnsi="Times New Roman" w:cs="Times New Roman"/>
-          <w:sz w:val="24"/>
-          <w:szCs w:val="24"/>
-        </w:rPr>
-        <w:t xml:space="preserve"> array sorting</w:t>
+        <w:t>  {</w:t>
       </w:r>
     </w:p>
     <w:p>
@@ -6470,36 +5723,8 @@
           <w:sz w:val="24"/>
           <w:szCs w:val="24"/>
         </w:rPr>
-        <w:t xml:space="preserve">        </w:t>
-      </w:r>
-      <w:proofErr w:type="spellStart"/>
-      <w:r>
-        <w:rPr>
-          <w:rFonts w:ascii="Times New Roman" w:hAnsi="Times New Roman" w:cs="Times New Roman"/>
-          <w:sz w:val="24"/>
-          <w:szCs w:val="24"/>
-        </w:rPr>
-        <w:t>Arrays.parallelSort</w:t>
-      </w:r>
-      <w:proofErr w:type="spellEnd"/>
-      <w:r>
-        <w:rPr>
-          <w:rFonts w:ascii="Times New Roman" w:hAnsi="Times New Roman" w:cs="Times New Roman"/>
-          <w:sz w:val="24"/>
-          <w:szCs w:val="24"/>
-        </w:rPr>
-        <w:t>(arr3</w:t>
-      </w:r>
-      <w:proofErr w:type="gramStart"/>
-      <w:r>
-        <w:rPr>
-          <w:rFonts w:ascii="Times New Roman" w:hAnsi="Times New Roman" w:cs="Times New Roman"/>
-          <w:sz w:val="24"/>
-          <w:szCs w:val="24"/>
-        </w:rPr>
-        <w:t>);</w:t>
-      </w:r>
-      <w:proofErr w:type="gramEnd"/>
+        <w:t>    int[] Array = new int[n];</w:t>
+      </w:r>
     </w:p>
     <w:p>
       <w:pPr>
@@ -6510,6 +5735,14 @@
           <w:szCs w:val="24"/>
         </w:rPr>
       </w:pPr>
+      <w:r>
+        <w:rPr>
+          <w:rFonts w:ascii="Times New Roman" w:hAnsi="Times New Roman" w:cs="Times New Roman"/>
+          <w:sz w:val="24"/>
+          <w:szCs w:val="24"/>
+        </w:rPr>
+        <w:t>    Random r = new Random();</w:t>
+      </w:r>
     </w:p>
     <w:p>
       <w:pPr>
@@ -6526,7 +5759,7 @@
           <w:sz w:val="24"/>
           <w:szCs w:val="24"/>
         </w:rPr>
-        <w:t>        //save run time</w:t>
+        <w:t>    for(int i=0;i&lt;n;i++)</w:t>
       </w:r>
     </w:p>
     <w:p>
@@ -6544,36 +5777,8 @@
           <w:sz w:val="24"/>
           <w:szCs w:val="24"/>
         </w:rPr>
-        <w:t xml:space="preserve">        long endTime3 = </w:t>
-      </w:r>
-      <w:proofErr w:type="spellStart"/>
-      <w:r>
-        <w:rPr>
-          <w:rFonts w:ascii="Times New Roman" w:hAnsi="Times New Roman" w:cs="Times New Roman"/>
-          <w:sz w:val="24"/>
-          <w:szCs w:val="24"/>
-        </w:rPr>
-        <w:t>System.currentTimeMillis</w:t>
-      </w:r>
-      <w:proofErr w:type="spellEnd"/>
-      <w:r>
-        <w:rPr>
-          <w:rFonts w:ascii="Times New Roman" w:hAnsi="Times New Roman" w:cs="Times New Roman"/>
-          <w:sz w:val="24"/>
-          <w:szCs w:val="24"/>
-        </w:rPr>
-        <w:t>(</w:t>
-      </w:r>
-      <w:proofErr w:type="gramStart"/>
-      <w:r>
-        <w:rPr>
-          <w:rFonts w:ascii="Times New Roman" w:hAnsi="Times New Roman" w:cs="Times New Roman"/>
-          <w:sz w:val="24"/>
-          <w:szCs w:val="24"/>
-        </w:rPr>
-        <w:t>);</w:t>
-      </w:r>
-      <w:proofErr w:type="gramEnd"/>
+        <w:t>    {</w:t>
+      </w:r>
     </w:p>
     <w:p>
       <w:pPr>
@@ -6584,6 +5789,15 @@
           <w:szCs w:val="24"/>
         </w:rPr>
       </w:pPr>
+      <w:r>
+        <w:rPr>
+          <w:rFonts w:ascii="Times New Roman" w:hAnsi="Times New Roman" w:cs="Times New Roman"/>
+          <w:sz w:val="24"/>
+          <w:szCs w:val="24"/>
+        </w:rPr>
+        <w:lastRenderedPageBreak/>
+        <w:t>      Array[i] = r.nextInt(1000);</w:t>
+      </w:r>
     </w:p>
     <w:p>
       <w:pPr>
@@ -6600,7 +5814,7 @@
           <w:sz w:val="24"/>
           <w:szCs w:val="24"/>
         </w:rPr>
-        <w:t>        //save elapsed time2</w:t>
+        <w:t>    }</w:t>
       </w:r>
     </w:p>
     <w:p>
@@ -6618,18 +5832,8 @@
           <w:sz w:val="24"/>
           <w:szCs w:val="24"/>
         </w:rPr>
-        <w:t xml:space="preserve">        long elapsedTime3 = endTime3 - </w:t>
-      </w:r>
-      <w:proofErr w:type="gramStart"/>
-      <w:r>
-        <w:rPr>
-          <w:rFonts w:ascii="Times New Roman" w:hAnsi="Times New Roman" w:cs="Times New Roman"/>
-          <w:sz w:val="24"/>
-          <w:szCs w:val="24"/>
-        </w:rPr>
-        <w:t>startTime3;</w:t>
-      </w:r>
-      <w:proofErr w:type="gramEnd"/>
+        <w:t>    return Array;</w:t>
+      </w:r>
     </w:p>
     <w:p>
       <w:pPr>
@@ -6640,6 +5844,14 @@
           <w:szCs w:val="24"/>
         </w:rPr>
       </w:pPr>
+      <w:r>
+        <w:rPr>
+          <w:rFonts w:ascii="Times New Roman" w:hAnsi="Times New Roman" w:cs="Times New Roman"/>
+          <w:sz w:val="24"/>
+          <w:szCs w:val="24"/>
+        </w:rPr>
+        <w:t>  }</w:t>
+      </w:r>
     </w:p>
     <w:p>
       <w:pPr>
@@ -6650,14 +5862,6 @@
           <w:szCs w:val="24"/>
         </w:rPr>
       </w:pPr>
-      <w:r>
-        <w:rPr>
-          <w:rFonts w:ascii="Times New Roman" w:hAnsi="Times New Roman" w:cs="Times New Roman"/>
-          <w:sz w:val="24"/>
-          <w:szCs w:val="24"/>
-        </w:rPr>
-        <w:t>        //print message</w:t>
-      </w:r>
     </w:p>
     <w:p>
       <w:pPr>
@@ -6674,36 +5878,8 @@
           <w:sz w:val="24"/>
           <w:szCs w:val="24"/>
         </w:rPr>
-        <w:t xml:space="preserve">        </w:t>
-      </w:r>
-      <w:proofErr w:type="spellStart"/>
-      <w:r>
-        <w:rPr>
-          <w:rFonts w:ascii="Times New Roman" w:hAnsi="Times New Roman" w:cs="Times New Roman"/>
-          <w:sz w:val="24"/>
-          <w:szCs w:val="24"/>
-        </w:rPr>
-        <w:t>System.out.println</w:t>
-      </w:r>
-      <w:proofErr w:type="spellEnd"/>
-      <w:r>
-        <w:rPr>
-          <w:rFonts w:ascii="Times New Roman" w:hAnsi="Times New Roman" w:cs="Times New Roman"/>
-          <w:sz w:val="24"/>
-          <w:szCs w:val="24"/>
-        </w:rPr>
-        <w:t>("Insertion Sort time = " + elapsedTime1+"ms"</w:t>
-      </w:r>
-      <w:proofErr w:type="gramStart"/>
-      <w:r>
-        <w:rPr>
-          <w:rFonts w:ascii="Times New Roman" w:hAnsi="Times New Roman" w:cs="Times New Roman"/>
-          <w:sz w:val="24"/>
-          <w:szCs w:val="24"/>
-        </w:rPr>
-        <w:t>);</w:t>
-      </w:r>
-      <w:proofErr w:type="gramEnd"/>
+        <w:t>  /**</w:t>
+      </w:r>
     </w:p>
     <w:p>
       <w:pPr>
@@ -6720,36 +5896,8 @@
           <w:sz w:val="24"/>
           <w:szCs w:val="24"/>
         </w:rPr>
-        <w:t xml:space="preserve">        </w:t>
-      </w:r>
-      <w:proofErr w:type="spellStart"/>
-      <w:r>
-        <w:rPr>
-          <w:rFonts w:ascii="Times New Roman" w:hAnsi="Times New Roman" w:cs="Times New Roman"/>
-          <w:sz w:val="24"/>
-          <w:szCs w:val="24"/>
-        </w:rPr>
-        <w:t>System.out.println</w:t>
-      </w:r>
-      <w:proofErr w:type="spellEnd"/>
-      <w:r>
-        <w:rPr>
-          <w:rFonts w:ascii="Times New Roman" w:hAnsi="Times New Roman" w:cs="Times New Roman"/>
-          <w:sz w:val="24"/>
-          <w:szCs w:val="24"/>
-        </w:rPr>
-        <w:t>("Primitive Sort time = "+ elapsedTime2+"ms"</w:t>
-      </w:r>
-      <w:proofErr w:type="gramStart"/>
-      <w:r>
-        <w:rPr>
-          <w:rFonts w:ascii="Times New Roman" w:hAnsi="Times New Roman" w:cs="Times New Roman"/>
-          <w:sz w:val="24"/>
-          <w:szCs w:val="24"/>
-        </w:rPr>
-        <w:t>);</w:t>
-      </w:r>
-      <w:proofErr w:type="gramEnd"/>
+        <w:t>   * Function Name: Insertion Sort</w:t>
+      </w:r>
     </w:p>
     <w:p>
       <w:pPr>
@@ -6766,36 +5914,8 @@
           <w:sz w:val="24"/>
           <w:szCs w:val="24"/>
         </w:rPr>
-        <w:t xml:space="preserve">        </w:t>
-      </w:r>
-      <w:proofErr w:type="spellStart"/>
-      <w:r>
-        <w:rPr>
-          <w:rFonts w:ascii="Times New Roman" w:hAnsi="Times New Roman" w:cs="Times New Roman"/>
-          <w:sz w:val="24"/>
-          <w:szCs w:val="24"/>
-        </w:rPr>
-        <w:t>System.out.println</w:t>
-      </w:r>
-      <w:proofErr w:type="spellEnd"/>
-      <w:r>
-        <w:rPr>
-          <w:rFonts w:ascii="Times New Roman" w:hAnsi="Times New Roman" w:cs="Times New Roman"/>
-          <w:sz w:val="24"/>
-          <w:szCs w:val="24"/>
-        </w:rPr>
-        <w:t>("Parallel Sort time = "+ elapsedTime3+"ms"</w:t>
-      </w:r>
-      <w:proofErr w:type="gramStart"/>
-      <w:r>
-        <w:rPr>
-          <w:rFonts w:ascii="Times New Roman" w:hAnsi="Times New Roman" w:cs="Times New Roman"/>
-          <w:sz w:val="24"/>
-          <w:szCs w:val="24"/>
-        </w:rPr>
-        <w:t>);</w:t>
-      </w:r>
-      <w:proofErr w:type="gramEnd"/>
+        <w:t xml:space="preserve">   * </w:t>
+      </w:r>
     </w:p>
     <w:p>
       <w:pPr>
@@ -6812,7 +5932,7 @@
           <w:sz w:val="24"/>
           <w:szCs w:val="24"/>
         </w:rPr>
-        <w:t>    }</w:t>
+        <w:t>   * @param array</w:t>
       </w:r>
     </w:p>
     <w:p>
@@ -6830,43 +5950,7 @@
           <w:sz w:val="24"/>
           <w:szCs w:val="24"/>
         </w:rPr>
-        <w:t xml:space="preserve">    public static </w:t>
-      </w:r>
-      <w:proofErr w:type="gramStart"/>
-      <w:r>
-        <w:rPr>
-          <w:rFonts w:ascii="Times New Roman" w:hAnsi="Times New Roman" w:cs="Times New Roman"/>
-          <w:sz w:val="24"/>
-          <w:szCs w:val="24"/>
-        </w:rPr>
-        <w:t>int[</w:t>
-      </w:r>
-      <w:proofErr w:type="gramEnd"/>
-      <w:r>
-        <w:rPr>
-          <w:rFonts w:ascii="Times New Roman" w:hAnsi="Times New Roman" w:cs="Times New Roman"/>
-          <w:sz w:val="24"/>
-          <w:szCs w:val="24"/>
-        </w:rPr>
-        <w:t xml:space="preserve">] </w:t>
-      </w:r>
-      <w:proofErr w:type="spellStart"/>
-      <w:r>
-        <w:rPr>
-          <w:rFonts w:ascii="Times New Roman" w:hAnsi="Times New Roman" w:cs="Times New Roman"/>
-          <w:sz w:val="24"/>
-          <w:szCs w:val="24"/>
-        </w:rPr>
-        <w:t>RandomArrayGenerator</w:t>
-      </w:r>
-      <w:proofErr w:type="spellEnd"/>
-      <w:r>
-        <w:rPr>
-          <w:rFonts w:ascii="Times New Roman" w:hAnsi="Times New Roman" w:cs="Times New Roman"/>
-          <w:sz w:val="24"/>
-          <w:szCs w:val="24"/>
-        </w:rPr>
-        <w:t xml:space="preserve">(int n) </w:t>
+        <w:t xml:space="preserve">   * </w:t>
       </w:r>
     </w:p>
     <w:p>
@@ -6884,7 +5968,7 @@
           <w:sz w:val="24"/>
           <w:szCs w:val="24"/>
         </w:rPr>
-        <w:t>  {</w:t>
+        <w:t>   * Inside The Function:</w:t>
       </w:r>
     </w:p>
     <w:p>
@@ -6902,25 +5986,7 @@
           <w:sz w:val="24"/>
           <w:szCs w:val="24"/>
         </w:rPr>
-        <w:t xml:space="preserve">    </w:t>
-      </w:r>
-      <w:proofErr w:type="gramStart"/>
-      <w:r>
-        <w:rPr>
-          <w:rFonts w:ascii="Times New Roman" w:hAnsi="Times New Roman" w:cs="Times New Roman"/>
-          <w:sz w:val="24"/>
-          <w:szCs w:val="24"/>
-        </w:rPr>
-        <w:t>int[</w:t>
-      </w:r>
-      <w:proofErr w:type="gramEnd"/>
-      <w:r>
-        <w:rPr>
-          <w:rFonts w:ascii="Times New Roman" w:hAnsi="Times New Roman" w:cs="Times New Roman"/>
-          <w:sz w:val="24"/>
-          <w:szCs w:val="24"/>
-        </w:rPr>
-        <w:t>] Array = new int[n];</w:t>
+        <w:t>   * 1. Loops through array comparing each value to the value at the previous index</w:t>
       </w:r>
     </w:p>
     <w:p>
@@ -6938,25 +6004,7 @@
           <w:sz w:val="24"/>
           <w:szCs w:val="24"/>
         </w:rPr>
-        <w:t xml:space="preserve">    Random r = new </w:t>
-      </w:r>
-      <w:proofErr w:type="gramStart"/>
-      <w:r>
-        <w:rPr>
-          <w:rFonts w:ascii="Times New Roman" w:hAnsi="Times New Roman" w:cs="Times New Roman"/>
-          <w:sz w:val="24"/>
-          <w:szCs w:val="24"/>
-        </w:rPr>
-        <w:t>Random(</w:t>
-      </w:r>
-      <w:proofErr w:type="gramEnd"/>
-      <w:r>
-        <w:rPr>
-          <w:rFonts w:ascii="Times New Roman" w:hAnsi="Times New Roman" w:cs="Times New Roman"/>
-          <w:sz w:val="24"/>
-          <w:szCs w:val="24"/>
-        </w:rPr>
-        <w:t>);</w:t>
+        <w:t>   * 2. inserts current value into proper index when it meets a value at a previosu index that is less</w:t>
       </w:r>
     </w:p>
     <w:p>
@@ -6974,61 +6022,7 @@
           <w:sz w:val="24"/>
           <w:szCs w:val="24"/>
         </w:rPr>
-        <w:t xml:space="preserve">    </w:t>
-      </w:r>
-      <w:proofErr w:type="gramStart"/>
-      <w:r>
-        <w:rPr>
-          <w:rFonts w:ascii="Times New Roman" w:hAnsi="Times New Roman" w:cs="Times New Roman"/>
-          <w:sz w:val="24"/>
-          <w:szCs w:val="24"/>
-        </w:rPr>
-        <w:t>for(</w:t>
-      </w:r>
-      <w:proofErr w:type="gramEnd"/>
-      <w:r>
-        <w:rPr>
-          <w:rFonts w:ascii="Times New Roman" w:hAnsi="Times New Roman" w:cs="Times New Roman"/>
-          <w:sz w:val="24"/>
-          <w:szCs w:val="24"/>
-        </w:rPr>
-        <w:t xml:space="preserve">int </w:t>
-      </w:r>
-      <w:proofErr w:type="spellStart"/>
-      <w:r>
-        <w:rPr>
-          <w:rFonts w:ascii="Times New Roman" w:hAnsi="Times New Roman" w:cs="Times New Roman"/>
-          <w:sz w:val="24"/>
-          <w:szCs w:val="24"/>
-        </w:rPr>
-        <w:t>i</w:t>
-      </w:r>
-      <w:proofErr w:type="spellEnd"/>
-      <w:r>
-        <w:rPr>
-          <w:rFonts w:ascii="Times New Roman" w:hAnsi="Times New Roman" w:cs="Times New Roman"/>
-          <w:sz w:val="24"/>
-          <w:szCs w:val="24"/>
-        </w:rPr>
-        <w:t>=0;i&lt;</w:t>
-      </w:r>
-      <w:proofErr w:type="spellStart"/>
-      <w:r>
-        <w:rPr>
-          <w:rFonts w:ascii="Times New Roman" w:hAnsi="Times New Roman" w:cs="Times New Roman"/>
-          <w:sz w:val="24"/>
-          <w:szCs w:val="24"/>
-        </w:rPr>
-        <w:t>n;i</w:t>
-      </w:r>
-      <w:proofErr w:type="spellEnd"/>
-      <w:r>
-        <w:rPr>
-          <w:rFonts w:ascii="Times New Roman" w:hAnsi="Times New Roman" w:cs="Times New Roman"/>
-          <w:sz w:val="24"/>
-          <w:szCs w:val="24"/>
-        </w:rPr>
-        <w:t>++)</w:t>
+        <w:t xml:space="preserve">   * </w:t>
       </w:r>
     </w:p>
     <w:p>
@@ -7046,7 +6040,7 @@
           <w:sz w:val="24"/>
           <w:szCs w:val="24"/>
         </w:rPr>
-        <w:t>    {</w:t>
+        <w:t>   */</w:t>
       </w:r>
     </w:p>
     <w:p>
@@ -7064,46 +6058,7 @@
           <w:sz w:val="24"/>
           <w:szCs w:val="24"/>
         </w:rPr>
-        <w:lastRenderedPageBreak/>
-        <w:t>      Array[</w:t>
-      </w:r>
-      <w:proofErr w:type="spellStart"/>
-      <w:r>
-        <w:rPr>
-          <w:rFonts w:ascii="Times New Roman" w:hAnsi="Times New Roman" w:cs="Times New Roman"/>
-          <w:sz w:val="24"/>
-          <w:szCs w:val="24"/>
-        </w:rPr>
-        <w:t>i</w:t>
-      </w:r>
-      <w:proofErr w:type="spellEnd"/>
-      <w:r>
-        <w:rPr>
-          <w:rFonts w:ascii="Times New Roman" w:hAnsi="Times New Roman" w:cs="Times New Roman"/>
-          <w:sz w:val="24"/>
-          <w:szCs w:val="24"/>
-        </w:rPr>
-        <w:t xml:space="preserve">] = </w:t>
-      </w:r>
-      <w:proofErr w:type="spellStart"/>
-      <w:proofErr w:type="gramStart"/>
-      <w:r>
-        <w:rPr>
-          <w:rFonts w:ascii="Times New Roman" w:hAnsi="Times New Roman" w:cs="Times New Roman"/>
-          <w:sz w:val="24"/>
-          <w:szCs w:val="24"/>
-        </w:rPr>
-        <w:t>r.nextInt</w:t>
-      </w:r>
-      <w:proofErr w:type="spellEnd"/>
-      <w:proofErr w:type="gramEnd"/>
-      <w:r>
-        <w:rPr>
-          <w:rFonts w:ascii="Times New Roman" w:hAnsi="Times New Roman" w:cs="Times New Roman"/>
-          <w:sz w:val="24"/>
-          <w:szCs w:val="24"/>
-        </w:rPr>
-        <w:t>(1000);</w:t>
+        <w:t>  public static void insertionSort(int[] array){</w:t>
       </w:r>
     </w:p>
     <w:p>
@@ -7121,7 +6076,7 @@
           <w:sz w:val="24"/>
           <w:szCs w:val="24"/>
         </w:rPr>
-        <w:t>    }</w:t>
+        <w:t>    //loop through the array starting at the second index</w:t>
       </w:r>
     </w:p>
     <w:p>
@@ -7139,18 +6094,8 @@
           <w:sz w:val="24"/>
           <w:szCs w:val="24"/>
         </w:rPr>
-        <w:t xml:space="preserve">    return </w:t>
-      </w:r>
-      <w:proofErr w:type="gramStart"/>
-      <w:r>
-        <w:rPr>
-          <w:rFonts w:ascii="Times New Roman" w:hAnsi="Times New Roman" w:cs="Times New Roman"/>
-          <w:sz w:val="24"/>
-          <w:szCs w:val="24"/>
-        </w:rPr>
-        <w:t>Array;</w:t>
-      </w:r>
-      <w:proofErr w:type="gramEnd"/>
+        <w:t>    for (int i=1; i&lt;array.length; i++){</w:t>
+      </w:r>
     </w:p>
     <w:p>
       <w:pPr>
@@ -7167,7 +6112,7 @@
           <w:sz w:val="24"/>
           <w:szCs w:val="24"/>
         </w:rPr>
-        <w:t>  }</w:t>
+        <w:t>        //temp variable to store value at index</w:t>
       </w:r>
     </w:p>
     <w:p>
@@ -7179,6 +6124,14 @@
           <w:szCs w:val="24"/>
         </w:rPr>
       </w:pPr>
+      <w:r>
+        <w:rPr>
+          <w:rFonts w:ascii="Times New Roman" w:hAnsi="Times New Roman" w:cs="Times New Roman"/>
+          <w:sz w:val="24"/>
+          <w:szCs w:val="24"/>
+        </w:rPr>
+        <w:t>        int temp = array[i];</w:t>
+      </w:r>
     </w:p>
     <w:p>
       <w:pPr>
@@ -7195,7 +6148,7 @@
           <w:sz w:val="24"/>
           <w:szCs w:val="24"/>
         </w:rPr>
-        <w:t>  /**</w:t>
+        <w:t>        //variable to access value store at indeces before i starting at the index i-1</w:t>
       </w:r>
     </w:p>
     <w:p>
@@ -7213,7 +6166,7 @@
           <w:sz w:val="24"/>
           <w:szCs w:val="24"/>
         </w:rPr>
-        <w:t>   * Function Name: Insertion Sort</w:t>
+        <w:t>        int j = i-1;</w:t>
       </w:r>
     </w:p>
     <w:p>
@@ -7225,14 +6178,6 @@
           <w:szCs w:val="24"/>
         </w:rPr>
       </w:pPr>
-      <w:r>
-        <w:rPr>
-          <w:rFonts w:ascii="Times New Roman" w:hAnsi="Times New Roman" w:cs="Times New Roman"/>
-          <w:sz w:val="24"/>
-          <w:szCs w:val="24"/>
-        </w:rPr>
-        <w:t xml:space="preserve">   * </w:t>
-      </w:r>
     </w:p>
     <w:p>
       <w:pPr>
@@ -7249,7 +6194,7 @@
           <w:sz w:val="24"/>
           <w:szCs w:val="24"/>
         </w:rPr>
-        <w:t>   * @param array</w:t>
+        <w:t>        //start while loop to move value towards front of array until j gets to beginning and the value is less than the previous value</w:t>
       </w:r>
     </w:p>
     <w:p>
@@ -7267,7 +6212,7 @@
           <w:sz w:val="24"/>
           <w:szCs w:val="24"/>
         </w:rPr>
-        <w:t xml:space="preserve">   * </w:t>
+        <w:t>        while (j&gt; -1 &amp;&amp; temp &lt; array[j]){</w:t>
       </w:r>
     </w:p>
     <w:p>
@@ -7285,7 +6230,7 @@
           <w:sz w:val="24"/>
           <w:szCs w:val="24"/>
         </w:rPr>
-        <w:t>   * Inside The Function:</w:t>
+        <w:t>            // set previous = to current</w:t>
       </w:r>
     </w:p>
     <w:p>
@@ -7303,7 +6248,7 @@
           <w:sz w:val="24"/>
           <w:szCs w:val="24"/>
         </w:rPr>
-        <w:t>   * 1. Loops through array comparing each value to the value at the previous index</w:t>
+        <w:t xml:space="preserve">           array[j+1] = array[j]; </w:t>
       </w:r>
     </w:p>
     <w:p>
@@ -7321,25 +6266,7 @@
           <w:sz w:val="24"/>
           <w:szCs w:val="24"/>
         </w:rPr>
-        <w:t xml:space="preserve">   * 2. inserts current value into proper index when it meets a value at a </w:t>
-      </w:r>
-      <w:proofErr w:type="spellStart"/>
-      <w:r>
-        <w:rPr>
-          <w:rFonts w:ascii="Times New Roman" w:hAnsi="Times New Roman" w:cs="Times New Roman"/>
-          <w:sz w:val="24"/>
-          <w:szCs w:val="24"/>
-        </w:rPr>
-        <w:t>previosu</w:t>
-      </w:r>
-      <w:proofErr w:type="spellEnd"/>
-      <w:r>
-        <w:rPr>
-          <w:rFonts w:ascii="Times New Roman" w:hAnsi="Times New Roman" w:cs="Times New Roman"/>
-          <w:sz w:val="24"/>
-          <w:szCs w:val="24"/>
-        </w:rPr>
-        <w:t xml:space="preserve"> index that is less</w:t>
+        <w:t>           //set current = previous</w:t>
       </w:r>
     </w:p>
     <w:p>
@@ -7357,7 +6284,7 @@
           <w:sz w:val="24"/>
           <w:szCs w:val="24"/>
         </w:rPr>
-        <w:t xml:space="preserve">   * </w:t>
+        <w:t>           array[j] = temp;</w:t>
       </w:r>
     </w:p>
     <w:p>
@@ -7375,7 +6302,7 @@
           <w:sz w:val="24"/>
           <w:szCs w:val="24"/>
         </w:rPr>
-        <w:t>   */</w:t>
+        <w:t>           //increment j</w:t>
       </w:r>
     </w:p>
     <w:p>
@@ -7393,494 +6320,8 @@
           <w:sz w:val="24"/>
           <w:szCs w:val="24"/>
         </w:rPr>
-        <w:t xml:space="preserve">  public static void </w:t>
-      </w:r>
-      <w:proofErr w:type="spellStart"/>
-      <w:r>
-        <w:rPr>
-          <w:rFonts w:ascii="Times New Roman" w:hAnsi="Times New Roman" w:cs="Times New Roman"/>
-          <w:sz w:val="24"/>
-          <w:szCs w:val="24"/>
-        </w:rPr>
-        <w:t>insertionSort</w:t>
-      </w:r>
-      <w:proofErr w:type="spellEnd"/>
-      <w:r>
-        <w:rPr>
-          <w:rFonts w:ascii="Times New Roman" w:hAnsi="Times New Roman" w:cs="Times New Roman"/>
-          <w:sz w:val="24"/>
-          <w:szCs w:val="24"/>
-        </w:rPr>
-        <w:t>(</w:t>
-      </w:r>
-      <w:proofErr w:type="gramStart"/>
-      <w:r>
-        <w:rPr>
-          <w:rFonts w:ascii="Times New Roman" w:hAnsi="Times New Roman" w:cs="Times New Roman"/>
-          <w:sz w:val="24"/>
-          <w:szCs w:val="24"/>
-        </w:rPr>
-        <w:t>int[</w:t>
-      </w:r>
-      <w:proofErr w:type="gramEnd"/>
-      <w:r>
-        <w:rPr>
-          <w:rFonts w:ascii="Times New Roman" w:hAnsi="Times New Roman" w:cs="Times New Roman"/>
-          <w:sz w:val="24"/>
-          <w:szCs w:val="24"/>
-        </w:rPr>
-        <w:t>] array){</w:t>
-      </w:r>
-    </w:p>
-    <w:p>
-      <w:pPr>
-        <w:pStyle w:val="ListParagraph"/>
-        <w:rPr>
-          <w:rFonts w:ascii="Times New Roman" w:hAnsi="Times New Roman" w:cs="Times New Roman"/>
-          <w:sz w:val="24"/>
-          <w:szCs w:val="24"/>
-        </w:rPr>
-      </w:pPr>
-      <w:r>
-        <w:rPr>
-          <w:rFonts w:ascii="Times New Roman" w:hAnsi="Times New Roman" w:cs="Times New Roman"/>
-          <w:sz w:val="24"/>
-          <w:szCs w:val="24"/>
-        </w:rPr>
-        <w:t>    //loop through the array starting at the second index</w:t>
-      </w:r>
-    </w:p>
-    <w:p>
-      <w:pPr>
-        <w:pStyle w:val="ListParagraph"/>
-        <w:rPr>
-          <w:rFonts w:ascii="Times New Roman" w:hAnsi="Times New Roman" w:cs="Times New Roman"/>
-          <w:sz w:val="24"/>
-          <w:szCs w:val="24"/>
-        </w:rPr>
-      </w:pPr>
-      <w:r>
-        <w:rPr>
-          <w:rFonts w:ascii="Times New Roman" w:hAnsi="Times New Roman" w:cs="Times New Roman"/>
-          <w:sz w:val="24"/>
-          <w:szCs w:val="24"/>
-        </w:rPr>
-        <w:t xml:space="preserve">    for (int </w:t>
-      </w:r>
-      <w:proofErr w:type="spellStart"/>
-      <w:r>
-        <w:rPr>
-          <w:rFonts w:ascii="Times New Roman" w:hAnsi="Times New Roman" w:cs="Times New Roman"/>
-          <w:sz w:val="24"/>
-          <w:szCs w:val="24"/>
-        </w:rPr>
-        <w:t>i</w:t>
-      </w:r>
-      <w:proofErr w:type="spellEnd"/>
-      <w:r>
-        <w:rPr>
-          <w:rFonts w:ascii="Times New Roman" w:hAnsi="Times New Roman" w:cs="Times New Roman"/>
-          <w:sz w:val="24"/>
-          <w:szCs w:val="24"/>
-        </w:rPr>
-        <w:t xml:space="preserve">=1; </w:t>
-      </w:r>
-      <w:proofErr w:type="spellStart"/>
-      <w:r>
-        <w:rPr>
-          <w:rFonts w:ascii="Times New Roman" w:hAnsi="Times New Roman" w:cs="Times New Roman"/>
-          <w:sz w:val="24"/>
-          <w:szCs w:val="24"/>
-        </w:rPr>
-        <w:t>i</w:t>
-      </w:r>
-      <w:proofErr w:type="spellEnd"/>
-      <w:r>
-        <w:rPr>
-          <w:rFonts w:ascii="Times New Roman" w:hAnsi="Times New Roman" w:cs="Times New Roman"/>
-          <w:sz w:val="24"/>
-          <w:szCs w:val="24"/>
-        </w:rPr>
-        <w:t>&lt;</w:t>
-      </w:r>
-      <w:proofErr w:type="spellStart"/>
-      <w:proofErr w:type="gramStart"/>
-      <w:r>
-        <w:rPr>
-          <w:rFonts w:ascii="Times New Roman" w:hAnsi="Times New Roman" w:cs="Times New Roman"/>
-          <w:sz w:val="24"/>
-          <w:szCs w:val="24"/>
-        </w:rPr>
-        <w:t>array.length</w:t>
-      </w:r>
-      <w:proofErr w:type="spellEnd"/>
-      <w:proofErr w:type="gramEnd"/>
-      <w:r>
-        <w:rPr>
-          <w:rFonts w:ascii="Times New Roman" w:hAnsi="Times New Roman" w:cs="Times New Roman"/>
-          <w:sz w:val="24"/>
-          <w:szCs w:val="24"/>
-        </w:rPr>
-        <w:t xml:space="preserve">; </w:t>
-      </w:r>
-      <w:proofErr w:type="spellStart"/>
-      <w:r>
-        <w:rPr>
-          <w:rFonts w:ascii="Times New Roman" w:hAnsi="Times New Roman" w:cs="Times New Roman"/>
-          <w:sz w:val="24"/>
-          <w:szCs w:val="24"/>
-        </w:rPr>
-        <w:t>i</w:t>
-      </w:r>
-      <w:proofErr w:type="spellEnd"/>
-      <w:r>
-        <w:rPr>
-          <w:rFonts w:ascii="Times New Roman" w:hAnsi="Times New Roman" w:cs="Times New Roman"/>
-          <w:sz w:val="24"/>
-          <w:szCs w:val="24"/>
-        </w:rPr>
-        <w:t>++){</w:t>
-      </w:r>
-    </w:p>
-    <w:p>
-      <w:pPr>
-        <w:pStyle w:val="ListParagraph"/>
-        <w:rPr>
-          <w:rFonts w:ascii="Times New Roman" w:hAnsi="Times New Roman" w:cs="Times New Roman"/>
-          <w:sz w:val="24"/>
-          <w:szCs w:val="24"/>
-        </w:rPr>
-      </w:pPr>
-      <w:r>
-        <w:rPr>
-          <w:rFonts w:ascii="Times New Roman" w:hAnsi="Times New Roman" w:cs="Times New Roman"/>
-          <w:sz w:val="24"/>
-          <w:szCs w:val="24"/>
-        </w:rPr>
-        <w:t>        //temp variable to store value at index</w:t>
-      </w:r>
-    </w:p>
-    <w:p>
-      <w:pPr>
-        <w:pStyle w:val="ListParagraph"/>
-        <w:rPr>
-          <w:rFonts w:ascii="Times New Roman" w:hAnsi="Times New Roman" w:cs="Times New Roman"/>
-          <w:sz w:val="24"/>
-          <w:szCs w:val="24"/>
-        </w:rPr>
-      </w:pPr>
-      <w:r>
-        <w:rPr>
-          <w:rFonts w:ascii="Times New Roman" w:hAnsi="Times New Roman" w:cs="Times New Roman"/>
-          <w:sz w:val="24"/>
-          <w:szCs w:val="24"/>
-        </w:rPr>
-        <w:t>        int temp = array[</w:t>
-      </w:r>
-      <w:proofErr w:type="spellStart"/>
-      <w:r>
-        <w:rPr>
-          <w:rFonts w:ascii="Times New Roman" w:hAnsi="Times New Roman" w:cs="Times New Roman"/>
-          <w:sz w:val="24"/>
-          <w:szCs w:val="24"/>
-        </w:rPr>
-        <w:t>i</w:t>
-      </w:r>
-      <w:proofErr w:type="spellEnd"/>
-      <w:proofErr w:type="gramStart"/>
-      <w:r>
-        <w:rPr>
-          <w:rFonts w:ascii="Times New Roman" w:hAnsi="Times New Roman" w:cs="Times New Roman"/>
-          <w:sz w:val="24"/>
-          <w:szCs w:val="24"/>
-        </w:rPr>
-        <w:t>];</w:t>
-      </w:r>
-      <w:proofErr w:type="gramEnd"/>
-    </w:p>
-    <w:p>
-      <w:pPr>
-        <w:pStyle w:val="ListParagraph"/>
-        <w:rPr>
-          <w:rFonts w:ascii="Times New Roman" w:hAnsi="Times New Roman" w:cs="Times New Roman"/>
-          <w:sz w:val="24"/>
-          <w:szCs w:val="24"/>
-        </w:rPr>
-      </w:pPr>
-      <w:r>
-        <w:rPr>
-          <w:rFonts w:ascii="Times New Roman" w:hAnsi="Times New Roman" w:cs="Times New Roman"/>
-          <w:sz w:val="24"/>
-          <w:szCs w:val="24"/>
-        </w:rPr>
-        <w:t xml:space="preserve">        //variable to access value store at </w:t>
-      </w:r>
-      <w:proofErr w:type="spellStart"/>
-      <w:r>
-        <w:rPr>
-          <w:rFonts w:ascii="Times New Roman" w:hAnsi="Times New Roman" w:cs="Times New Roman"/>
-          <w:sz w:val="24"/>
-          <w:szCs w:val="24"/>
-        </w:rPr>
-        <w:t>indeces</w:t>
-      </w:r>
-      <w:proofErr w:type="spellEnd"/>
-      <w:r>
-        <w:rPr>
-          <w:rFonts w:ascii="Times New Roman" w:hAnsi="Times New Roman" w:cs="Times New Roman"/>
-          <w:sz w:val="24"/>
-          <w:szCs w:val="24"/>
-        </w:rPr>
-        <w:t xml:space="preserve"> before </w:t>
-      </w:r>
-      <w:proofErr w:type="spellStart"/>
-      <w:r>
-        <w:rPr>
-          <w:rFonts w:ascii="Times New Roman" w:hAnsi="Times New Roman" w:cs="Times New Roman"/>
-          <w:sz w:val="24"/>
-          <w:szCs w:val="24"/>
-        </w:rPr>
-        <w:t>i</w:t>
-      </w:r>
-      <w:proofErr w:type="spellEnd"/>
-      <w:r>
-        <w:rPr>
-          <w:rFonts w:ascii="Times New Roman" w:hAnsi="Times New Roman" w:cs="Times New Roman"/>
-          <w:sz w:val="24"/>
-          <w:szCs w:val="24"/>
-        </w:rPr>
-        <w:t xml:space="preserve"> starting at the index i-1</w:t>
-      </w:r>
-    </w:p>
-    <w:p>
-      <w:pPr>
-        <w:pStyle w:val="ListParagraph"/>
-        <w:rPr>
-          <w:rFonts w:ascii="Times New Roman" w:hAnsi="Times New Roman" w:cs="Times New Roman"/>
-          <w:sz w:val="24"/>
-          <w:szCs w:val="24"/>
-        </w:rPr>
-      </w:pPr>
-      <w:r>
-        <w:rPr>
-          <w:rFonts w:ascii="Times New Roman" w:hAnsi="Times New Roman" w:cs="Times New Roman"/>
-          <w:sz w:val="24"/>
-          <w:szCs w:val="24"/>
-        </w:rPr>
-        <w:t>        int j = i-</w:t>
-      </w:r>
-      <w:proofErr w:type="gramStart"/>
-      <w:r>
-        <w:rPr>
-          <w:rFonts w:ascii="Times New Roman" w:hAnsi="Times New Roman" w:cs="Times New Roman"/>
-          <w:sz w:val="24"/>
-          <w:szCs w:val="24"/>
-        </w:rPr>
-        <w:t>1;</w:t>
-      </w:r>
-      <w:proofErr w:type="gramEnd"/>
-    </w:p>
-    <w:p>
-      <w:pPr>
-        <w:pStyle w:val="ListParagraph"/>
-        <w:rPr>
-          <w:rFonts w:ascii="Times New Roman" w:hAnsi="Times New Roman" w:cs="Times New Roman"/>
-          <w:sz w:val="24"/>
-          <w:szCs w:val="24"/>
-        </w:rPr>
-      </w:pPr>
-    </w:p>
-    <w:p>
-      <w:pPr>
-        <w:pStyle w:val="ListParagraph"/>
-        <w:rPr>
-          <w:rFonts w:ascii="Times New Roman" w:hAnsi="Times New Roman" w:cs="Times New Roman"/>
-          <w:sz w:val="24"/>
-          <w:szCs w:val="24"/>
-        </w:rPr>
-      </w:pPr>
-      <w:r>
-        <w:rPr>
-          <w:rFonts w:ascii="Times New Roman" w:hAnsi="Times New Roman" w:cs="Times New Roman"/>
-          <w:sz w:val="24"/>
-          <w:szCs w:val="24"/>
-        </w:rPr>
-        <w:t>        //start while loop to move value towards front of array until j gets to beginning and the value is less than the previous value</w:t>
-      </w:r>
-    </w:p>
-    <w:p>
-      <w:pPr>
-        <w:pStyle w:val="ListParagraph"/>
-        <w:rPr>
-          <w:rFonts w:ascii="Times New Roman" w:hAnsi="Times New Roman" w:cs="Times New Roman"/>
-          <w:sz w:val="24"/>
-          <w:szCs w:val="24"/>
-        </w:rPr>
-      </w:pPr>
-      <w:r>
-        <w:rPr>
-          <w:rFonts w:ascii="Times New Roman" w:hAnsi="Times New Roman" w:cs="Times New Roman"/>
-          <w:sz w:val="24"/>
-          <w:szCs w:val="24"/>
-        </w:rPr>
-        <w:t>        while (j&gt; -1 &amp;&amp; temp &lt; array[j</w:t>
-      </w:r>
-      <w:proofErr w:type="gramStart"/>
-      <w:r>
-        <w:rPr>
-          <w:rFonts w:ascii="Times New Roman" w:hAnsi="Times New Roman" w:cs="Times New Roman"/>
-          <w:sz w:val="24"/>
-          <w:szCs w:val="24"/>
-        </w:rPr>
-        <w:t>]){</w:t>
-      </w:r>
-      <w:proofErr w:type="gramEnd"/>
-    </w:p>
-    <w:p>
-      <w:pPr>
-        <w:pStyle w:val="ListParagraph"/>
-        <w:rPr>
-          <w:rFonts w:ascii="Times New Roman" w:hAnsi="Times New Roman" w:cs="Times New Roman"/>
-          <w:sz w:val="24"/>
-          <w:szCs w:val="24"/>
-        </w:rPr>
-      </w:pPr>
-      <w:r>
-        <w:rPr>
-          <w:rFonts w:ascii="Times New Roman" w:hAnsi="Times New Roman" w:cs="Times New Roman"/>
-          <w:sz w:val="24"/>
-          <w:szCs w:val="24"/>
-        </w:rPr>
-        <w:t>            // set previous = to current</w:t>
-      </w:r>
-    </w:p>
-    <w:p>
-      <w:pPr>
-        <w:pStyle w:val="ListParagraph"/>
-        <w:rPr>
-          <w:rFonts w:ascii="Times New Roman" w:hAnsi="Times New Roman" w:cs="Times New Roman"/>
-          <w:sz w:val="24"/>
-          <w:szCs w:val="24"/>
-        </w:rPr>
-      </w:pPr>
-      <w:r>
-        <w:rPr>
-          <w:rFonts w:ascii="Times New Roman" w:hAnsi="Times New Roman" w:cs="Times New Roman"/>
-          <w:sz w:val="24"/>
-          <w:szCs w:val="24"/>
-        </w:rPr>
-        <w:t>           array[j+1] = array[j</w:t>
-      </w:r>
-      <w:proofErr w:type="gramStart"/>
-      <w:r>
-        <w:rPr>
-          <w:rFonts w:ascii="Times New Roman" w:hAnsi="Times New Roman" w:cs="Times New Roman"/>
-          <w:sz w:val="24"/>
-          <w:szCs w:val="24"/>
-        </w:rPr>
-        <w:t>];</w:t>
-      </w:r>
-      <w:proofErr w:type="gramEnd"/>
-      <w:r>
-        <w:rPr>
-          <w:rFonts w:ascii="Times New Roman" w:hAnsi="Times New Roman" w:cs="Times New Roman"/>
-          <w:sz w:val="24"/>
-          <w:szCs w:val="24"/>
-        </w:rPr>
-        <w:t xml:space="preserve"> </w:t>
-      </w:r>
-    </w:p>
-    <w:p>
-      <w:pPr>
-        <w:pStyle w:val="ListParagraph"/>
-        <w:rPr>
-          <w:rFonts w:ascii="Times New Roman" w:hAnsi="Times New Roman" w:cs="Times New Roman"/>
-          <w:sz w:val="24"/>
-          <w:szCs w:val="24"/>
-        </w:rPr>
-      </w:pPr>
-      <w:r>
-        <w:rPr>
-          <w:rFonts w:ascii="Times New Roman" w:hAnsi="Times New Roman" w:cs="Times New Roman"/>
-          <w:sz w:val="24"/>
-          <w:szCs w:val="24"/>
-        </w:rPr>
-        <w:t>           //set current = previous</w:t>
-      </w:r>
-    </w:p>
-    <w:p>
-      <w:pPr>
-        <w:pStyle w:val="ListParagraph"/>
-        <w:rPr>
-          <w:rFonts w:ascii="Times New Roman" w:hAnsi="Times New Roman" w:cs="Times New Roman"/>
-          <w:sz w:val="24"/>
-          <w:szCs w:val="24"/>
-        </w:rPr>
-      </w:pPr>
-      <w:r>
-        <w:rPr>
-          <w:rFonts w:ascii="Times New Roman" w:hAnsi="Times New Roman" w:cs="Times New Roman"/>
-          <w:sz w:val="24"/>
-          <w:szCs w:val="24"/>
-        </w:rPr>
-        <w:t xml:space="preserve">           array[j] = </w:t>
-      </w:r>
-      <w:proofErr w:type="gramStart"/>
-      <w:r>
-        <w:rPr>
-          <w:rFonts w:ascii="Times New Roman" w:hAnsi="Times New Roman" w:cs="Times New Roman"/>
-          <w:sz w:val="24"/>
-          <w:szCs w:val="24"/>
-        </w:rPr>
-        <w:t>temp;</w:t>
-      </w:r>
-      <w:proofErr w:type="gramEnd"/>
-    </w:p>
-    <w:p>
-      <w:pPr>
-        <w:pStyle w:val="ListParagraph"/>
-        <w:rPr>
-          <w:rFonts w:ascii="Times New Roman" w:hAnsi="Times New Roman" w:cs="Times New Roman"/>
-          <w:sz w:val="24"/>
-          <w:szCs w:val="24"/>
-        </w:rPr>
-      </w:pPr>
-      <w:r>
-        <w:rPr>
-          <w:rFonts w:ascii="Times New Roman" w:hAnsi="Times New Roman" w:cs="Times New Roman"/>
-          <w:sz w:val="24"/>
-          <w:szCs w:val="24"/>
-        </w:rPr>
-        <w:t>           //increment j</w:t>
-      </w:r>
-    </w:p>
-    <w:p>
-      <w:pPr>
-        <w:pStyle w:val="ListParagraph"/>
-        <w:rPr>
-          <w:rFonts w:ascii="Times New Roman" w:hAnsi="Times New Roman" w:cs="Times New Roman"/>
-          <w:sz w:val="24"/>
-          <w:szCs w:val="24"/>
-        </w:rPr>
-      </w:pPr>
-      <w:r>
-        <w:rPr>
-          <w:rFonts w:ascii="Times New Roman" w:hAnsi="Times New Roman" w:cs="Times New Roman"/>
-          <w:sz w:val="24"/>
-          <w:szCs w:val="24"/>
-        </w:rPr>
-        <w:t>           j-</w:t>
-      </w:r>
-      <w:proofErr w:type="gramStart"/>
-      <w:r>
-        <w:rPr>
-          <w:rFonts w:ascii="Times New Roman" w:hAnsi="Times New Roman" w:cs="Times New Roman"/>
-          <w:sz w:val="24"/>
-          <w:szCs w:val="24"/>
-        </w:rPr>
-        <w:t>-;</w:t>
-      </w:r>
-      <w:proofErr w:type="gramEnd"/>
+        <w:t>           j--;</w:t>
+      </w:r>
     </w:p>
     <w:p>
       <w:pPr>
@@ -8021,6 +6462,7 @@
       <w:r>
         <w:rPr>
           <w:rFonts w:ascii="Times New Roman" w:hAnsi="Times New Roman" w:cs="Times New Roman"/>
+          <w:noProof/>
           <w:sz w:val="24"/>
           <w:szCs w:val="24"/>
         </w:rPr>
@@ -8040,7 +6482,7 @@
                     <pic:cNvPicPr/>
                   </pic:nvPicPr>
                   <pic:blipFill>
-                    <a:blip r:embed="rId12"/>
+                    <a:blip r:embed="rId17"/>
                     <a:stretch>
                       <a:fillRect/>
                     </a:stretch>
@@ -8196,43 +6638,7 @@
           <w:sz w:val="24"/>
           <w:szCs w:val="24"/>
         </w:rPr>
-        <w:t xml:space="preserve"> Sort Best Case: </w:t>
-      </w:r>
-      <w:proofErr w:type="gramStart"/>
-      <w:r>
-        <w:rPr>
-          <w:rFonts w:ascii="Times New Roman" w:hAnsi="Times New Roman" w:cs="Times New Roman"/>
-          <w:sz w:val="24"/>
-          <w:szCs w:val="24"/>
-        </w:rPr>
-        <w:t>O(</w:t>
-      </w:r>
-      <w:proofErr w:type="gramEnd"/>
-      <w:r>
-        <w:rPr>
-          <w:rFonts w:ascii="Times New Roman" w:hAnsi="Times New Roman" w:cs="Times New Roman"/>
-          <w:sz w:val="24"/>
-          <w:szCs w:val="24"/>
-        </w:rPr>
-        <w:t xml:space="preserve">n </w:t>
-      </w:r>
-      <w:proofErr w:type="spellStart"/>
-      <w:r>
-        <w:rPr>
-          <w:rFonts w:ascii="Times New Roman" w:hAnsi="Times New Roman" w:cs="Times New Roman"/>
-          <w:sz w:val="24"/>
-          <w:szCs w:val="24"/>
-        </w:rPr>
-        <w:t>logn</w:t>
-      </w:r>
-      <w:proofErr w:type="spellEnd"/>
-      <w:r>
-        <w:rPr>
-          <w:rFonts w:ascii="Times New Roman" w:hAnsi="Times New Roman" w:cs="Times New Roman"/>
-          <w:sz w:val="24"/>
-          <w:szCs w:val="24"/>
-        </w:rPr>
-        <w:t>)</w:t>
+        <w:t xml:space="preserve"> Sort Best Case: O(n logn)</w:t>
       </w:r>
     </w:p>
     <w:p>
@@ -8259,59 +6665,15 @@
           <w:sz w:val="24"/>
           <w:szCs w:val="24"/>
         </w:rPr>
-        <w:t xml:space="preserve"> </w:t>
-      </w:r>
-      <w:r>
-        <w:rPr>
-          <w:rFonts w:ascii="Times New Roman" w:hAnsi="Times New Roman" w:cs="Times New Roman"/>
-          <w:sz w:val="24"/>
-          <w:szCs w:val="24"/>
-        </w:rPr>
-        <w:t xml:space="preserve">(double-pivot) </w:t>
-      </w:r>
-      <w:r>
-        <w:rPr>
-          <w:rFonts w:ascii="Times New Roman" w:hAnsi="Times New Roman" w:cs="Times New Roman"/>
-          <w:sz w:val="24"/>
-          <w:szCs w:val="24"/>
-        </w:rPr>
-        <w:t xml:space="preserve">Sort typical case: </w:t>
-      </w:r>
-      <w:proofErr w:type="gramStart"/>
-      <w:r>
-        <w:rPr>
-          <w:rFonts w:ascii="Times New Roman" w:hAnsi="Times New Roman" w:cs="Times New Roman"/>
-          <w:sz w:val="24"/>
-          <w:szCs w:val="24"/>
-        </w:rPr>
-        <w:t>O(</w:t>
-      </w:r>
-      <w:proofErr w:type="gramEnd"/>
-      <w:r>
-        <w:rPr>
-          <w:rFonts w:ascii="Times New Roman" w:hAnsi="Times New Roman" w:cs="Times New Roman"/>
-          <w:sz w:val="24"/>
-          <w:szCs w:val="24"/>
-        </w:rPr>
-        <w:t xml:space="preserve">n </w:t>
-      </w:r>
-      <w:proofErr w:type="spellStart"/>
-      <w:r>
-        <w:rPr>
-          <w:rFonts w:ascii="Times New Roman" w:hAnsi="Times New Roman" w:cs="Times New Roman"/>
-          <w:sz w:val="24"/>
-          <w:szCs w:val="24"/>
-        </w:rPr>
-        <w:t>logn</w:t>
-      </w:r>
-      <w:proofErr w:type="spellEnd"/>
-      <w:r>
-        <w:rPr>
-          <w:rFonts w:ascii="Times New Roman" w:hAnsi="Times New Roman" w:cs="Times New Roman"/>
-          <w:sz w:val="24"/>
-          <w:szCs w:val="24"/>
-        </w:rPr>
-        <w:t>)</w:t>
+        <w:t xml:space="preserve"> (double-pivot) </w:t>
+      </w:r>
+      <w:r>
+        <w:rPr>
+          <w:rFonts w:ascii="Times New Roman" w:hAnsi="Times New Roman" w:cs="Times New Roman"/>
+          <w:sz w:val="24"/>
+          <w:szCs w:val="24"/>
+        </w:rPr>
+        <w:t>Sort typical case: O(n logn)</w:t>
       </w:r>
     </w:p>
     <w:p>
@@ -8338,33 +6700,7 @@
           <w:sz w:val="24"/>
           <w:szCs w:val="24"/>
         </w:rPr>
-        <w:t xml:space="preserve"> </w:t>
-      </w:r>
-      <w:r>
-        <w:rPr>
-          <w:rFonts w:ascii="Times New Roman" w:hAnsi="Times New Roman" w:cs="Times New Roman"/>
-          <w:sz w:val="24"/>
-          <w:szCs w:val="24"/>
-        </w:rPr>
-        <w:t>(</w:t>
-      </w:r>
-      <w:proofErr w:type="gramStart"/>
-      <w:r>
-        <w:rPr>
-          <w:rFonts w:ascii="Times New Roman" w:hAnsi="Times New Roman" w:cs="Times New Roman"/>
-          <w:sz w:val="24"/>
-          <w:szCs w:val="24"/>
-        </w:rPr>
-        <w:t>double-pivot</w:t>
-      </w:r>
-      <w:proofErr w:type="gramEnd"/>
-      <w:r>
-        <w:rPr>
-          <w:rFonts w:ascii="Times New Roman" w:hAnsi="Times New Roman" w:cs="Times New Roman"/>
-          <w:sz w:val="24"/>
-          <w:szCs w:val="24"/>
-        </w:rPr>
-        <w:t>)</w:t>
+        <w:t xml:space="preserve"> (double-pivot)</w:t>
       </w:r>
       <w:r>
         <w:rPr>
@@ -8391,43 +6727,7 @@
           <w:sz w:val="24"/>
           <w:szCs w:val="24"/>
         </w:rPr>
-        <w:t xml:space="preserve">Parallel Sort best case: </w:t>
-      </w:r>
-      <w:proofErr w:type="gramStart"/>
-      <w:r>
-        <w:rPr>
-          <w:rFonts w:ascii="Times New Roman" w:hAnsi="Times New Roman" w:cs="Times New Roman"/>
-          <w:sz w:val="24"/>
-          <w:szCs w:val="24"/>
-        </w:rPr>
-        <w:t>O(</w:t>
-      </w:r>
-      <w:proofErr w:type="gramEnd"/>
-      <w:r>
-        <w:rPr>
-          <w:rFonts w:ascii="Times New Roman" w:hAnsi="Times New Roman" w:cs="Times New Roman"/>
-          <w:sz w:val="24"/>
-          <w:szCs w:val="24"/>
-        </w:rPr>
-        <w:t xml:space="preserve">n </w:t>
-      </w:r>
-      <w:proofErr w:type="spellStart"/>
-      <w:r>
-        <w:rPr>
-          <w:rFonts w:ascii="Times New Roman" w:hAnsi="Times New Roman" w:cs="Times New Roman"/>
-          <w:sz w:val="24"/>
-          <w:szCs w:val="24"/>
-        </w:rPr>
-        <w:t>logn</w:t>
-      </w:r>
-      <w:proofErr w:type="spellEnd"/>
-      <w:r>
-        <w:rPr>
-          <w:rFonts w:ascii="Times New Roman" w:hAnsi="Times New Roman" w:cs="Times New Roman"/>
-          <w:sz w:val="24"/>
-          <w:szCs w:val="24"/>
-        </w:rPr>
-        <w:t>)</w:t>
+        <w:t>Parallel Sort best case: O(n logn)</w:t>
       </w:r>
     </w:p>
     <w:p>
@@ -8446,59 +6746,7 @@
           <w:sz w:val="24"/>
           <w:szCs w:val="24"/>
         </w:rPr>
-        <w:t xml:space="preserve">Parallel Sort </w:t>
-      </w:r>
-      <w:r>
-        <w:rPr>
-          <w:rFonts w:ascii="Times New Roman" w:hAnsi="Times New Roman" w:cs="Times New Roman"/>
-          <w:sz w:val="24"/>
-          <w:szCs w:val="24"/>
-        </w:rPr>
-        <w:t>typical</w:t>
-      </w:r>
-      <w:r>
-        <w:rPr>
-          <w:rFonts w:ascii="Times New Roman" w:hAnsi="Times New Roman" w:cs="Times New Roman"/>
-          <w:sz w:val="24"/>
-          <w:szCs w:val="24"/>
-        </w:rPr>
-        <w:t xml:space="preserve"> case: </w:t>
-      </w:r>
-      <w:proofErr w:type="gramStart"/>
-      <w:r>
-        <w:rPr>
-          <w:rFonts w:ascii="Times New Roman" w:hAnsi="Times New Roman" w:cs="Times New Roman"/>
-          <w:sz w:val="24"/>
-          <w:szCs w:val="24"/>
-        </w:rPr>
-        <w:t>O(</w:t>
-      </w:r>
-      <w:proofErr w:type="gramEnd"/>
-      <w:r>
-        <w:rPr>
-          <w:rFonts w:ascii="Times New Roman" w:hAnsi="Times New Roman" w:cs="Times New Roman"/>
-          <w:sz w:val="24"/>
-          <w:szCs w:val="24"/>
-        </w:rPr>
-        <w:t xml:space="preserve">n </w:t>
-      </w:r>
-      <w:proofErr w:type="spellStart"/>
-      <w:r>
-        <w:rPr>
-          <w:rFonts w:ascii="Times New Roman" w:hAnsi="Times New Roman" w:cs="Times New Roman"/>
-          <w:sz w:val="24"/>
-          <w:szCs w:val="24"/>
-        </w:rPr>
-        <w:t>logn</w:t>
-      </w:r>
-      <w:proofErr w:type="spellEnd"/>
-      <w:r>
-        <w:rPr>
-          <w:rFonts w:ascii="Times New Roman" w:hAnsi="Times New Roman" w:cs="Times New Roman"/>
-          <w:sz w:val="24"/>
-          <w:szCs w:val="24"/>
-        </w:rPr>
-        <w:t>)</w:t>
+        <w:t>Parallel Sort typical case: O(n logn)</w:t>
       </w:r>
     </w:p>
     <w:p>
@@ -8517,59 +6765,7 @@
           <w:sz w:val="24"/>
           <w:szCs w:val="24"/>
         </w:rPr>
-        <w:t xml:space="preserve">Parallel Sort </w:t>
-      </w:r>
-      <w:r>
-        <w:rPr>
-          <w:rFonts w:ascii="Times New Roman" w:hAnsi="Times New Roman" w:cs="Times New Roman"/>
-          <w:sz w:val="24"/>
-          <w:szCs w:val="24"/>
-        </w:rPr>
-        <w:t>worst</w:t>
-      </w:r>
-      <w:r>
-        <w:rPr>
-          <w:rFonts w:ascii="Times New Roman" w:hAnsi="Times New Roman" w:cs="Times New Roman"/>
-          <w:sz w:val="24"/>
-          <w:szCs w:val="24"/>
-        </w:rPr>
-        <w:t xml:space="preserve"> case: </w:t>
-      </w:r>
-      <w:proofErr w:type="gramStart"/>
-      <w:r>
-        <w:rPr>
-          <w:rFonts w:ascii="Times New Roman" w:hAnsi="Times New Roman" w:cs="Times New Roman"/>
-          <w:sz w:val="24"/>
-          <w:szCs w:val="24"/>
-        </w:rPr>
-        <w:t>O(</w:t>
-      </w:r>
-      <w:proofErr w:type="gramEnd"/>
-      <w:r>
-        <w:rPr>
-          <w:rFonts w:ascii="Times New Roman" w:hAnsi="Times New Roman" w:cs="Times New Roman"/>
-          <w:sz w:val="24"/>
-          <w:szCs w:val="24"/>
-        </w:rPr>
-        <w:t xml:space="preserve">n </w:t>
-      </w:r>
-      <w:proofErr w:type="spellStart"/>
-      <w:r>
-        <w:rPr>
-          <w:rFonts w:ascii="Times New Roman" w:hAnsi="Times New Roman" w:cs="Times New Roman"/>
-          <w:sz w:val="24"/>
-          <w:szCs w:val="24"/>
-        </w:rPr>
-        <w:t>logn</w:t>
-      </w:r>
-      <w:proofErr w:type="spellEnd"/>
-      <w:r>
-        <w:rPr>
-          <w:rFonts w:ascii="Times New Roman" w:hAnsi="Times New Roman" w:cs="Times New Roman"/>
-          <w:sz w:val="24"/>
-          <w:szCs w:val="24"/>
-        </w:rPr>
-        <w:t>)</w:t>
+        <w:t>Parallel Sort worst case: O(n logn)</w:t>
       </w:r>
     </w:p>
     <w:p>
@@ -9092,7 +7288,7 @@
                     <pic:cNvPicPr/>
                   </pic:nvPicPr>
                   <pic:blipFill>
-                    <a:blip r:embed="rId13"/>
+                    <a:blip r:embed="rId18"/>
                     <a:stretch>
                       <a:fillRect/>
                     </a:stretch>
@@ -9216,25 +7412,7 @@
           <w:sz w:val="24"/>
           <w:szCs w:val="24"/>
         </w:rPr>
-        <w:t xml:space="preserve">The Null reference can be used to show that a pointer has reached the end of the linked list as well. A pointer would know when it reaches the end of the list when </w:t>
-      </w:r>
-      <w:proofErr w:type="spellStart"/>
-      <w:r>
-        <w:rPr>
-          <w:rFonts w:ascii="Times New Roman" w:hAnsi="Times New Roman" w:cs="Times New Roman"/>
-          <w:sz w:val="24"/>
-          <w:szCs w:val="24"/>
-        </w:rPr>
-        <w:t>Pointer.next</w:t>
-      </w:r>
-      <w:proofErr w:type="spellEnd"/>
-      <w:r>
-        <w:rPr>
-          <w:rFonts w:ascii="Times New Roman" w:hAnsi="Times New Roman" w:cs="Times New Roman"/>
-          <w:sz w:val="24"/>
-          <w:szCs w:val="24"/>
-        </w:rPr>
-        <w:t xml:space="preserve"> == Null</w:t>
+        <w:t>The Null reference can be used to show that a pointer has reached the end of the linked list as well. A pointer would know when it reaches the end of the list when Pointer.next == Null</w:t>
       </w:r>
     </w:p>
     <w:p>
@@ -9256,25 +7434,7 @@
           <w:sz w:val="24"/>
           <w:szCs w:val="24"/>
         </w:rPr>
-        <w:t xml:space="preserve">One more reason why tracking the Null reference is useful is because it allows you to Remove and Insert Nodes effectively. When removing a Node, </w:t>
-      </w:r>
-      <w:proofErr w:type="gramStart"/>
-      <w:r>
-        <w:rPr>
-          <w:rFonts w:ascii="Times New Roman" w:hAnsi="Times New Roman" w:cs="Times New Roman"/>
-          <w:sz w:val="24"/>
-          <w:szCs w:val="24"/>
-        </w:rPr>
-        <w:t>it’s .next</w:t>
-      </w:r>
-      <w:proofErr w:type="gramEnd"/>
-      <w:r>
-        <w:rPr>
-          <w:rFonts w:ascii="Times New Roman" w:hAnsi="Times New Roman" w:cs="Times New Roman"/>
-          <w:sz w:val="24"/>
-          <w:szCs w:val="24"/>
-        </w:rPr>
-        <w:t xml:space="preserve"> attribute needs to be set to Null, while when appending a Node to a Linked List you will need to set the .next Null reference of the tail to the New Node while the New Node’s .next reference is set to Null.</w:t>
+        <w:t>One more reason why tracking the Null reference is useful is because it allows you to Remove and Insert Nodes effectively. When removing a Node, it’s .next attribute needs to be set to Null, while when appending a Node to a Linked List you will need to set the .next Null reference of the tail to the New Node while the New Node’s .next reference is set to Null.</w:t>
       </w:r>
     </w:p>
     <w:p>
@@ -9643,20 +7803,30 @@
           <w:sz w:val="21"/>
           <w:szCs w:val="21"/>
         </w:rPr>
-        <w:t xml:space="preserve"> </w:t>
-      </w:r>
-      <w:proofErr w:type="spellStart"/>
-      <w:proofErr w:type="gramStart"/>
-      <w:r>
+        <w:t xml:space="preserve"> java.util.LinkedList;</w:t>
+      </w:r>
+    </w:p>
+    <w:p>
+      <w:pPr>
+        <w:shd w:val="clear" w:color="auto" w:fill="FFFFFE"/>
+        <w:spacing w:after="0" w:line="285" w:lineRule="atLeast"/>
+        <w:ind w:left="720"/>
         <w:rPr>
           <w:rFonts w:ascii="Consolas" w:eastAsia="Times New Roman" w:hAnsi="Consolas" w:cs="Times New Roman"/>
           <w:color w:val="000000"/>
           <w:sz w:val="21"/>
           <w:szCs w:val="21"/>
         </w:rPr>
-        <w:t>java.util</w:t>
-      </w:r>
-      <w:proofErr w:type="gramEnd"/>
+      </w:pPr>
+      <w:r>
+        <w:rPr>
+          <w:rFonts w:ascii="Consolas" w:eastAsia="Times New Roman" w:hAnsi="Consolas" w:cs="Times New Roman"/>
+          <w:color w:val="0000FF"/>
+          <w:sz w:val="21"/>
+          <w:szCs w:val="21"/>
+        </w:rPr>
+        <w:t>import</w:t>
+      </w:r>
       <w:r>
         <w:rPr>
           <w:rFonts w:ascii="Consolas" w:eastAsia="Times New Roman" w:hAnsi="Consolas" w:cs="Times New Roman"/>
@@ -9664,31 +7834,61 @@
           <w:sz w:val="21"/>
           <w:szCs w:val="21"/>
         </w:rPr>
-        <w:t>.LinkedList</w:t>
-      </w:r>
-      <w:proofErr w:type="spellEnd"/>
-      <w:r>
+        <w:t xml:space="preserve"> java.util.ListIterator;</w:t>
+      </w:r>
+    </w:p>
+    <w:p>
+      <w:pPr>
+        <w:shd w:val="clear" w:color="auto" w:fill="FFFFFE"/>
+        <w:spacing w:after="0" w:line="285" w:lineRule="atLeast"/>
+        <w:ind w:left="720"/>
         <w:rPr>
           <w:rFonts w:ascii="Consolas" w:eastAsia="Times New Roman" w:hAnsi="Consolas" w:cs="Times New Roman"/>
           <w:color w:val="000000"/>
           <w:sz w:val="21"/>
           <w:szCs w:val="21"/>
         </w:rPr>
-        <w:t>;</w:t>
-      </w:r>
-    </w:p>
-    <w:p>
-      <w:pPr>
-        <w:shd w:val="clear" w:color="auto" w:fill="FFFFFE"/>
-        <w:spacing w:after="0" w:line="285" w:lineRule="atLeast"/>
-        <w:ind w:left="720"/>
+      </w:pPr>
+      <w:r>
+        <w:rPr>
+          <w:rFonts w:ascii="Consolas" w:eastAsia="Times New Roman" w:hAnsi="Consolas" w:cs="Times New Roman"/>
+          <w:color w:val="0000FF"/>
+          <w:sz w:val="21"/>
+          <w:szCs w:val="21"/>
+        </w:rPr>
+        <w:t>class</w:t>
+      </w:r>
+      <w:r>
         <w:rPr>
           <w:rFonts w:ascii="Consolas" w:eastAsia="Times New Roman" w:hAnsi="Consolas" w:cs="Times New Roman"/>
           <w:color w:val="000000"/>
           <w:sz w:val="21"/>
           <w:szCs w:val="21"/>
         </w:rPr>
-      </w:pPr>
+        <w:t xml:space="preserve"> Main {</w:t>
+      </w:r>
+    </w:p>
+    <w:p>
+      <w:pPr>
+        <w:shd w:val="clear" w:color="auto" w:fill="FFFFFE"/>
+        <w:spacing w:after="0" w:line="285" w:lineRule="atLeast"/>
+        <w:ind w:left="720"/>
+        <w:rPr>
+          <w:rFonts w:ascii="Consolas" w:eastAsia="Times New Roman" w:hAnsi="Consolas" w:cs="Times New Roman"/>
+          <w:color w:val="000000"/>
+          <w:sz w:val="21"/>
+          <w:szCs w:val="21"/>
+        </w:rPr>
+      </w:pPr>
+      <w:r>
+        <w:rPr>
+          <w:rFonts w:ascii="Consolas" w:eastAsia="Times New Roman" w:hAnsi="Consolas" w:cs="Times New Roman"/>
+          <w:color w:val="000000"/>
+          <w:sz w:val="21"/>
+          <w:szCs w:val="21"/>
+        </w:rPr>
+        <w:t xml:space="preserve">  </w:t>
+      </w:r>
       <w:r>
         <w:rPr>
           <w:rFonts w:ascii="Consolas" w:eastAsia="Times New Roman" w:hAnsi="Consolas" w:cs="Times New Roman"/>
@@ -9696,7 +7896,7 @@
           <w:sz w:val="21"/>
           <w:szCs w:val="21"/>
         </w:rPr>
-        <w:t>import</w:t>
+        <w:t>public</w:t>
       </w:r>
       <w:r>
         <w:rPr>
@@ -9707,8 +7907,15 @@
         </w:rPr>
         <w:t xml:space="preserve"> </w:t>
       </w:r>
-      <w:proofErr w:type="spellStart"/>
-      <w:proofErr w:type="gramStart"/>
+      <w:r>
+        <w:rPr>
+          <w:rFonts w:ascii="Consolas" w:eastAsia="Times New Roman" w:hAnsi="Consolas" w:cs="Times New Roman"/>
+          <w:color w:val="0000FF"/>
+          <w:sz w:val="21"/>
+          <w:szCs w:val="21"/>
+        </w:rPr>
+        <w:t>static</w:t>
+      </w:r>
       <w:r>
         <w:rPr>
           <w:rFonts w:ascii="Consolas" w:eastAsia="Times New Roman" w:hAnsi="Consolas" w:cs="Times New Roman"/>
@@ -9716,9 +7923,17 @@
           <w:sz w:val="21"/>
           <w:szCs w:val="21"/>
         </w:rPr>
-        <w:t>java.util</w:t>
-      </w:r>
-      <w:proofErr w:type="gramEnd"/>
+        <w:t xml:space="preserve"> </w:t>
+      </w:r>
+      <w:r>
+        <w:rPr>
+          <w:rFonts w:ascii="Consolas" w:eastAsia="Times New Roman" w:hAnsi="Consolas" w:cs="Times New Roman"/>
+          <w:color w:val="0000FF"/>
+          <w:sz w:val="21"/>
+          <w:szCs w:val="21"/>
+        </w:rPr>
+        <w:t>void</w:t>
+      </w:r>
       <w:r>
         <w:rPr>
           <w:rFonts w:ascii="Consolas" w:eastAsia="Times New Roman" w:hAnsi="Consolas" w:cs="Times New Roman"/>
@@ -9726,31 +7941,30 @@
           <w:sz w:val="21"/>
           <w:szCs w:val="21"/>
         </w:rPr>
-        <w:t>.ListIterator</w:t>
-      </w:r>
-      <w:proofErr w:type="spellEnd"/>
-      <w:r>
+        <w:t xml:space="preserve"> main(String[] args) {</w:t>
+      </w:r>
+    </w:p>
+    <w:p>
+      <w:pPr>
+        <w:shd w:val="clear" w:color="auto" w:fill="FFFFFE"/>
+        <w:spacing w:after="0" w:line="285" w:lineRule="atLeast"/>
+        <w:ind w:left="720"/>
         <w:rPr>
           <w:rFonts w:ascii="Consolas" w:eastAsia="Times New Roman" w:hAnsi="Consolas" w:cs="Times New Roman"/>
           <w:color w:val="000000"/>
           <w:sz w:val="21"/>
           <w:szCs w:val="21"/>
         </w:rPr>
-        <w:t>;</w:t>
-      </w:r>
-    </w:p>
-    <w:p>
-      <w:pPr>
-        <w:shd w:val="clear" w:color="auto" w:fill="FFFFFE"/>
-        <w:spacing w:after="0" w:line="285" w:lineRule="atLeast"/>
-        <w:ind w:left="720"/>
+      </w:pPr>
+      <w:r>
         <w:rPr>
           <w:rFonts w:ascii="Consolas" w:eastAsia="Times New Roman" w:hAnsi="Consolas" w:cs="Times New Roman"/>
           <w:color w:val="000000"/>
           <w:sz w:val="21"/>
           <w:szCs w:val="21"/>
         </w:rPr>
-      </w:pPr>
+        <w:t xml:space="preserve">LinkedList&lt;String&gt; myLList = </w:t>
+      </w:r>
       <w:r>
         <w:rPr>
           <w:rFonts w:ascii="Consolas" w:eastAsia="Times New Roman" w:hAnsi="Consolas" w:cs="Times New Roman"/>
@@ -9758,7 +7972,7 @@
           <w:sz w:val="21"/>
           <w:szCs w:val="21"/>
         </w:rPr>
-        <w:t>class</w:t>
+        <w:t>new</w:t>
       </w:r>
       <w:r>
         <w:rPr>
@@ -9767,7 +7981,7 @@
           <w:sz w:val="21"/>
           <w:szCs w:val="21"/>
         </w:rPr>
-        <w:t xml:space="preserve"> Main {</w:t>
+        <w:t xml:space="preserve"> LinkedList&lt;String&gt;();</w:t>
       </w:r>
     </w:p>
     <w:p>
@@ -9789,7 +8003,539 @@
           <w:sz w:val="21"/>
           <w:szCs w:val="21"/>
         </w:rPr>
-        <w:t xml:space="preserve">  </w:t>
+        <w:t>myLList.addFirst(</w:t>
+      </w:r>
+      <w:r>
+        <w:rPr>
+          <w:rFonts w:ascii="Consolas" w:eastAsia="Times New Roman" w:hAnsi="Consolas" w:cs="Times New Roman"/>
+          <w:color w:val="A31515"/>
+          <w:sz w:val="21"/>
+          <w:szCs w:val="21"/>
+        </w:rPr>
+        <w:t>"</w:t>
+      </w:r>
+      <w:r>
+        <w:rPr>
+          <w:rFonts w:ascii="Consolas" w:eastAsia="Times New Roman" w:hAnsi="Consolas" w:cs="Times New Roman"/>
+          <w:color w:val="A31515"/>
+          <w:sz w:val="21"/>
+          <w:szCs w:val="21"/>
+        </w:rPr>
+        <w:t>Christophe</w:t>
+      </w:r>
+      <w:r>
+        <w:rPr>
+          <w:rFonts w:ascii="Consolas" w:eastAsia="Times New Roman" w:hAnsi="Consolas" w:cs="Times New Roman"/>
+          <w:color w:val="A31515"/>
+          <w:sz w:val="21"/>
+          <w:szCs w:val="21"/>
+        </w:rPr>
+        <w:t>"</w:t>
+      </w:r>
+      <w:r>
+        <w:rPr>
+          <w:rFonts w:ascii="Consolas" w:eastAsia="Times New Roman" w:hAnsi="Consolas" w:cs="Times New Roman"/>
+          <w:color w:val="000000"/>
+          <w:sz w:val="21"/>
+          <w:szCs w:val="21"/>
+        </w:rPr>
+        <w:t>);</w:t>
+      </w:r>
+    </w:p>
+    <w:p>
+      <w:pPr>
+        <w:shd w:val="clear" w:color="auto" w:fill="FFFFFE"/>
+        <w:spacing w:after="0" w:line="285" w:lineRule="atLeast"/>
+        <w:ind w:left="720"/>
+        <w:rPr>
+          <w:rFonts w:ascii="Consolas" w:eastAsia="Times New Roman" w:hAnsi="Consolas" w:cs="Times New Roman"/>
+          <w:color w:val="000000"/>
+          <w:sz w:val="21"/>
+          <w:szCs w:val="21"/>
+        </w:rPr>
+      </w:pPr>
+      <w:r>
+        <w:rPr>
+          <w:rFonts w:ascii="Consolas" w:eastAsia="Times New Roman" w:hAnsi="Consolas" w:cs="Times New Roman"/>
+          <w:color w:val="000000"/>
+          <w:sz w:val="21"/>
+          <w:szCs w:val="21"/>
+        </w:rPr>
+        <w:t>myLList.addFirst(</w:t>
+      </w:r>
+      <w:r>
+        <w:rPr>
+          <w:rFonts w:ascii="Consolas" w:eastAsia="Times New Roman" w:hAnsi="Consolas" w:cs="Times New Roman"/>
+          <w:color w:val="A31515"/>
+          <w:sz w:val="21"/>
+          <w:szCs w:val="21"/>
+        </w:rPr>
+        <w:t>"</w:t>
+      </w:r>
+      <w:r>
+        <w:rPr>
+          <w:rFonts w:ascii="Consolas" w:eastAsia="Times New Roman" w:hAnsi="Consolas" w:cs="Times New Roman"/>
+          <w:color w:val="A31515"/>
+          <w:sz w:val="21"/>
+          <w:szCs w:val="21"/>
+        </w:rPr>
+        <w:t>Stephen</w:t>
+      </w:r>
+      <w:r>
+        <w:rPr>
+          <w:rFonts w:ascii="Consolas" w:eastAsia="Times New Roman" w:hAnsi="Consolas" w:cs="Times New Roman"/>
+          <w:color w:val="A31515"/>
+          <w:sz w:val="21"/>
+          <w:szCs w:val="21"/>
+        </w:rPr>
+        <w:t>"</w:t>
+      </w:r>
+      <w:r>
+        <w:rPr>
+          <w:rFonts w:ascii="Consolas" w:eastAsia="Times New Roman" w:hAnsi="Consolas" w:cs="Times New Roman"/>
+          <w:color w:val="000000"/>
+          <w:sz w:val="21"/>
+          <w:szCs w:val="21"/>
+        </w:rPr>
+        <w:t>);</w:t>
+      </w:r>
+    </w:p>
+    <w:p>
+      <w:pPr>
+        <w:shd w:val="clear" w:color="auto" w:fill="FFFFFE"/>
+        <w:spacing w:after="0" w:line="285" w:lineRule="atLeast"/>
+        <w:ind w:left="720"/>
+        <w:rPr>
+          <w:rFonts w:ascii="Consolas" w:eastAsia="Times New Roman" w:hAnsi="Consolas" w:cs="Times New Roman"/>
+          <w:color w:val="000000"/>
+          <w:sz w:val="21"/>
+          <w:szCs w:val="21"/>
+        </w:rPr>
+      </w:pPr>
+      <w:r>
+        <w:rPr>
+          <w:rFonts w:ascii="Consolas" w:eastAsia="Times New Roman" w:hAnsi="Consolas" w:cs="Times New Roman"/>
+          <w:color w:val="000000"/>
+          <w:sz w:val="21"/>
+          <w:szCs w:val="21"/>
+        </w:rPr>
+        <w:t>myLList.addLast(</w:t>
+      </w:r>
+      <w:r>
+        <w:rPr>
+          <w:rFonts w:ascii="Consolas" w:eastAsia="Times New Roman" w:hAnsi="Consolas" w:cs="Times New Roman"/>
+          <w:color w:val="A31515"/>
+          <w:sz w:val="21"/>
+          <w:szCs w:val="21"/>
+        </w:rPr>
+        <w:t>"</w:t>
+      </w:r>
+      <w:r>
+        <w:rPr>
+          <w:rFonts w:ascii="Consolas" w:eastAsia="Times New Roman" w:hAnsi="Consolas" w:cs="Times New Roman"/>
+          <w:color w:val="A31515"/>
+          <w:sz w:val="21"/>
+          <w:szCs w:val="21"/>
+        </w:rPr>
+        <w:t>Christina</w:t>
+      </w:r>
+      <w:r>
+        <w:rPr>
+          <w:rFonts w:ascii="Consolas" w:eastAsia="Times New Roman" w:hAnsi="Consolas" w:cs="Times New Roman"/>
+          <w:color w:val="A31515"/>
+          <w:sz w:val="21"/>
+          <w:szCs w:val="21"/>
+        </w:rPr>
+        <w:t>"</w:t>
+      </w:r>
+      <w:r>
+        <w:rPr>
+          <w:rFonts w:ascii="Consolas" w:eastAsia="Times New Roman" w:hAnsi="Consolas" w:cs="Times New Roman"/>
+          <w:color w:val="000000"/>
+          <w:sz w:val="21"/>
+          <w:szCs w:val="21"/>
+        </w:rPr>
+        <w:t>);</w:t>
+      </w:r>
+    </w:p>
+    <w:p>
+      <w:pPr>
+        <w:shd w:val="clear" w:color="auto" w:fill="FFFFFE"/>
+        <w:spacing w:after="0" w:line="285" w:lineRule="atLeast"/>
+        <w:ind w:left="720"/>
+        <w:rPr>
+          <w:rFonts w:ascii="Consolas" w:eastAsia="Times New Roman" w:hAnsi="Consolas" w:cs="Times New Roman"/>
+          <w:color w:val="000000"/>
+          <w:sz w:val="21"/>
+          <w:szCs w:val="21"/>
+        </w:rPr>
+      </w:pPr>
+      <w:r>
+        <w:rPr>
+          <w:rFonts w:ascii="Consolas" w:eastAsia="Times New Roman" w:hAnsi="Consolas" w:cs="Times New Roman"/>
+          <w:color w:val="000000"/>
+          <w:sz w:val="21"/>
+          <w:szCs w:val="21"/>
+        </w:rPr>
+        <w:t>ListIterator&lt;String&gt; myiterator = myLList.listIterator();</w:t>
+      </w:r>
+    </w:p>
+    <w:p>
+      <w:pPr>
+        <w:shd w:val="clear" w:color="auto" w:fill="FFFFFE"/>
+        <w:spacing w:after="0" w:line="285" w:lineRule="atLeast"/>
+        <w:ind w:left="720"/>
+        <w:rPr>
+          <w:rFonts w:ascii="Consolas" w:eastAsia="Times New Roman" w:hAnsi="Consolas" w:cs="Times New Roman"/>
+          <w:color w:val="000000"/>
+          <w:sz w:val="21"/>
+          <w:szCs w:val="21"/>
+        </w:rPr>
+      </w:pPr>
+      <w:r>
+        <w:rPr>
+          <w:rFonts w:ascii="Consolas" w:eastAsia="Times New Roman" w:hAnsi="Consolas" w:cs="Times New Roman"/>
+          <w:color w:val="000000"/>
+          <w:sz w:val="21"/>
+          <w:szCs w:val="21"/>
+        </w:rPr>
+        <w:t>myiterator.next();</w:t>
+      </w:r>
+    </w:p>
+    <w:p>
+      <w:pPr>
+        <w:shd w:val="clear" w:color="auto" w:fill="FFFFFE"/>
+        <w:spacing w:after="0" w:line="285" w:lineRule="atLeast"/>
+        <w:ind w:left="720"/>
+        <w:rPr>
+          <w:rFonts w:ascii="Consolas" w:eastAsia="Times New Roman" w:hAnsi="Consolas" w:cs="Times New Roman"/>
+          <w:color w:val="000000"/>
+          <w:sz w:val="21"/>
+          <w:szCs w:val="21"/>
+        </w:rPr>
+      </w:pPr>
+      <w:r>
+        <w:rPr>
+          <w:rFonts w:ascii="Consolas" w:eastAsia="Times New Roman" w:hAnsi="Consolas" w:cs="Times New Roman"/>
+          <w:color w:val="000000"/>
+          <w:sz w:val="21"/>
+          <w:szCs w:val="21"/>
+        </w:rPr>
+        <w:t>myiterator.next();</w:t>
+      </w:r>
+    </w:p>
+    <w:p>
+      <w:pPr>
+        <w:shd w:val="clear" w:color="auto" w:fill="FFFFFE"/>
+        <w:spacing w:after="0" w:line="285" w:lineRule="atLeast"/>
+        <w:ind w:left="720"/>
+        <w:rPr>
+          <w:rFonts w:ascii="Consolas" w:eastAsia="Times New Roman" w:hAnsi="Consolas" w:cs="Times New Roman"/>
+          <w:color w:val="000000"/>
+          <w:sz w:val="21"/>
+          <w:szCs w:val="21"/>
+        </w:rPr>
+      </w:pPr>
+      <w:r>
+        <w:rPr>
+          <w:rFonts w:ascii="Consolas" w:eastAsia="Times New Roman" w:hAnsi="Consolas" w:cs="Times New Roman"/>
+          <w:color w:val="000000"/>
+          <w:sz w:val="21"/>
+          <w:szCs w:val="21"/>
+        </w:rPr>
+        <w:t>myiterator.add(</w:t>
+      </w:r>
+      <w:r>
+        <w:rPr>
+          <w:rFonts w:ascii="Consolas" w:eastAsia="Times New Roman" w:hAnsi="Consolas" w:cs="Times New Roman"/>
+          <w:color w:val="A31515"/>
+          <w:sz w:val="21"/>
+          <w:szCs w:val="21"/>
+        </w:rPr>
+        <w:t>"Reem"</w:t>
+      </w:r>
+      <w:r>
+        <w:rPr>
+          <w:rFonts w:ascii="Consolas" w:eastAsia="Times New Roman" w:hAnsi="Consolas" w:cs="Times New Roman"/>
+          <w:color w:val="000000"/>
+          <w:sz w:val="21"/>
+          <w:szCs w:val="21"/>
+        </w:rPr>
+        <w:t>);</w:t>
+      </w:r>
+    </w:p>
+    <w:p>
+      <w:pPr>
+        <w:shd w:val="clear" w:color="auto" w:fill="FFFFFE"/>
+        <w:spacing w:after="0" w:line="285" w:lineRule="atLeast"/>
+        <w:ind w:left="720"/>
+        <w:rPr>
+          <w:rFonts w:ascii="Consolas" w:eastAsia="Times New Roman" w:hAnsi="Consolas" w:cs="Times New Roman"/>
+          <w:color w:val="000000"/>
+          <w:sz w:val="21"/>
+          <w:szCs w:val="21"/>
+        </w:rPr>
+      </w:pPr>
+      <w:r>
+        <w:rPr>
+          <w:rFonts w:ascii="Consolas" w:eastAsia="Times New Roman" w:hAnsi="Consolas" w:cs="Times New Roman"/>
+          <w:color w:val="000000"/>
+          <w:sz w:val="21"/>
+          <w:szCs w:val="21"/>
+        </w:rPr>
+        <w:t>myiterator.previous();</w:t>
+      </w:r>
+    </w:p>
+    <w:p>
+      <w:pPr>
+        <w:shd w:val="clear" w:color="auto" w:fill="FFFFFE"/>
+        <w:spacing w:after="0" w:line="285" w:lineRule="atLeast"/>
+        <w:ind w:left="720"/>
+        <w:rPr>
+          <w:rFonts w:ascii="Consolas" w:eastAsia="Times New Roman" w:hAnsi="Consolas" w:cs="Times New Roman"/>
+          <w:color w:val="000000"/>
+          <w:sz w:val="21"/>
+          <w:szCs w:val="21"/>
+        </w:rPr>
+      </w:pPr>
+      <w:r>
+        <w:rPr>
+          <w:rFonts w:ascii="Consolas" w:eastAsia="Times New Roman" w:hAnsi="Consolas" w:cs="Times New Roman"/>
+          <w:color w:val="000000"/>
+          <w:sz w:val="21"/>
+          <w:szCs w:val="21"/>
+        </w:rPr>
+        <w:t>myiterator.add(</w:t>
+      </w:r>
+      <w:r>
+        <w:rPr>
+          <w:rFonts w:ascii="Consolas" w:eastAsia="Times New Roman" w:hAnsi="Consolas" w:cs="Times New Roman"/>
+          <w:color w:val="A31515"/>
+          <w:sz w:val="21"/>
+          <w:szCs w:val="21"/>
+        </w:rPr>
+        <w:t>"Ahmad"</w:t>
+      </w:r>
+      <w:r>
+        <w:rPr>
+          <w:rFonts w:ascii="Consolas" w:eastAsia="Times New Roman" w:hAnsi="Consolas" w:cs="Times New Roman"/>
+          <w:color w:val="000000"/>
+          <w:sz w:val="21"/>
+          <w:szCs w:val="21"/>
+        </w:rPr>
+        <w:t>);</w:t>
+      </w:r>
+    </w:p>
+    <w:p>
+      <w:pPr>
+        <w:shd w:val="clear" w:color="auto" w:fill="FFFFFE"/>
+        <w:spacing w:after="0" w:line="285" w:lineRule="atLeast"/>
+        <w:ind w:left="720"/>
+        <w:rPr>
+          <w:rFonts w:ascii="Consolas" w:eastAsia="Times New Roman" w:hAnsi="Consolas" w:cs="Times New Roman"/>
+          <w:color w:val="000000"/>
+          <w:sz w:val="21"/>
+          <w:szCs w:val="21"/>
+        </w:rPr>
+      </w:pPr>
+      <w:r>
+        <w:rPr>
+          <w:rFonts w:ascii="Consolas" w:eastAsia="Times New Roman" w:hAnsi="Consolas" w:cs="Times New Roman"/>
+          <w:color w:val="000000"/>
+          <w:sz w:val="21"/>
+          <w:szCs w:val="21"/>
+        </w:rPr>
+        <w:t>myiterator.add(</w:t>
+      </w:r>
+      <w:r>
+        <w:rPr>
+          <w:rFonts w:ascii="Consolas" w:eastAsia="Times New Roman" w:hAnsi="Consolas" w:cs="Times New Roman"/>
+          <w:color w:val="A31515"/>
+          <w:sz w:val="21"/>
+          <w:szCs w:val="21"/>
+        </w:rPr>
+        <w:t>"Khaled"</w:t>
+      </w:r>
+      <w:r>
+        <w:rPr>
+          <w:rFonts w:ascii="Consolas" w:eastAsia="Times New Roman" w:hAnsi="Consolas" w:cs="Times New Roman"/>
+          <w:color w:val="000000"/>
+          <w:sz w:val="21"/>
+          <w:szCs w:val="21"/>
+        </w:rPr>
+        <w:t>);</w:t>
+      </w:r>
+    </w:p>
+    <w:p>
+      <w:pPr>
+        <w:shd w:val="clear" w:color="auto" w:fill="FFFFFE"/>
+        <w:spacing w:after="0" w:line="285" w:lineRule="atLeast"/>
+        <w:ind w:left="720"/>
+        <w:rPr>
+          <w:rFonts w:ascii="Consolas" w:eastAsia="Times New Roman" w:hAnsi="Consolas" w:cs="Times New Roman"/>
+          <w:color w:val="000000"/>
+          <w:sz w:val="21"/>
+          <w:szCs w:val="21"/>
+        </w:rPr>
+      </w:pPr>
+      <w:r>
+        <w:rPr>
+          <w:rFonts w:ascii="Consolas" w:eastAsia="Times New Roman" w:hAnsi="Consolas" w:cs="Times New Roman"/>
+          <w:color w:val="000000"/>
+          <w:sz w:val="21"/>
+          <w:szCs w:val="21"/>
+        </w:rPr>
+        <w:t>myiterator.previous();</w:t>
+      </w:r>
+    </w:p>
+    <w:p>
+      <w:pPr>
+        <w:shd w:val="clear" w:color="auto" w:fill="FFFFFE"/>
+        <w:spacing w:after="0" w:line="285" w:lineRule="atLeast"/>
+        <w:ind w:left="720"/>
+        <w:rPr>
+          <w:rFonts w:ascii="Consolas" w:eastAsia="Times New Roman" w:hAnsi="Consolas" w:cs="Times New Roman"/>
+          <w:color w:val="000000"/>
+          <w:sz w:val="21"/>
+          <w:szCs w:val="21"/>
+        </w:rPr>
+      </w:pPr>
+      <w:r>
+        <w:rPr>
+          <w:rFonts w:ascii="Consolas" w:eastAsia="Times New Roman" w:hAnsi="Consolas" w:cs="Times New Roman"/>
+          <w:color w:val="000000"/>
+          <w:sz w:val="21"/>
+          <w:szCs w:val="21"/>
+        </w:rPr>
+        <w:t>myiterator.remove();</w:t>
+      </w:r>
+    </w:p>
+    <w:p>
+      <w:pPr>
+        <w:shd w:val="clear" w:color="auto" w:fill="FFFFFE"/>
+        <w:spacing w:after="0" w:line="285" w:lineRule="atLeast"/>
+        <w:ind w:left="720"/>
+        <w:rPr>
+          <w:rFonts w:ascii="Consolas" w:eastAsia="Times New Roman" w:hAnsi="Consolas" w:cs="Times New Roman"/>
+          <w:color w:val="000000"/>
+          <w:sz w:val="21"/>
+          <w:szCs w:val="21"/>
+        </w:rPr>
+      </w:pPr>
+      <w:r>
+        <w:rPr>
+          <w:rFonts w:ascii="Consolas" w:eastAsia="Times New Roman" w:hAnsi="Consolas" w:cs="Times New Roman"/>
+          <w:color w:val="000000"/>
+          <w:sz w:val="21"/>
+          <w:szCs w:val="21"/>
+        </w:rPr>
+        <w:t>System.out.println(myLList);</w:t>
+      </w:r>
+    </w:p>
+    <w:p>
+      <w:pPr>
+        <w:shd w:val="clear" w:color="auto" w:fill="FFFFFE"/>
+        <w:spacing w:after="0" w:line="285" w:lineRule="atLeast"/>
+        <w:ind w:left="720"/>
+        <w:rPr>
+          <w:rFonts w:ascii="Consolas" w:eastAsia="Times New Roman" w:hAnsi="Consolas" w:cs="Times New Roman"/>
+          <w:color w:val="000000"/>
+          <w:sz w:val="21"/>
+          <w:szCs w:val="21"/>
+        </w:rPr>
+      </w:pPr>
+      <w:r>
+        <w:rPr>
+          <w:rFonts w:ascii="Consolas" w:eastAsia="Times New Roman" w:hAnsi="Consolas" w:cs="Times New Roman"/>
+          <w:color w:val="000000"/>
+          <w:sz w:val="21"/>
+          <w:szCs w:val="21"/>
+        </w:rPr>
+        <w:t>myiterator.next();</w:t>
+      </w:r>
+    </w:p>
+    <w:p>
+      <w:pPr>
+        <w:shd w:val="clear" w:color="auto" w:fill="FFFFFE"/>
+        <w:spacing w:after="0" w:line="285" w:lineRule="atLeast"/>
+        <w:ind w:left="720"/>
+        <w:rPr>
+          <w:rFonts w:ascii="Consolas" w:eastAsia="Times New Roman" w:hAnsi="Consolas" w:cs="Times New Roman"/>
+          <w:color w:val="000000"/>
+          <w:sz w:val="21"/>
+          <w:szCs w:val="21"/>
+        </w:rPr>
+      </w:pPr>
+      <w:r>
+        <w:rPr>
+          <w:rFonts w:ascii="Consolas" w:eastAsia="Times New Roman" w:hAnsi="Consolas" w:cs="Times New Roman"/>
+          <w:color w:val="000000"/>
+          <w:sz w:val="21"/>
+          <w:szCs w:val="21"/>
+        </w:rPr>
+        <w:t>myiterator.next();</w:t>
+      </w:r>
+    </w:p>
+    <w:p>
+      <w:pPr>
+        <w:shd w:val="clear" w:color="auto" w:fill="FFFFFE"/>
+        <w:spacing w:after="0" w:line="285" w:lineRule="atLeast"/>
+        <w:ind w:left="720"/>
+        <w:rPr>
+          <w:rFonts w:ascii="Consolas" w:eastAsia="Times New Roman" w:hAnsi="Consolas" w:cs="Times New Roman"/>
+          <w:color w:val="000000"/>
+          <w:sz w:val="21"/>
+          <w:szCs w:val="21"/>
+        </w:rPr>
+      </w:pPr>
+      <w:r>
+        <w:rPr>
+          <w:rFonts w:ascii="Consolas" w:eastAsia="Times New Roman" w:hAnsi="Consolas" w:cs="Times New Roman"/>
+          <w:color w:val="000000"/>
+          <w:sz w:val="21"/>
+          <w:szCs w:val="21"/>
+        </w:rPr>
+        <w:t xml:space="preserve">    System.out.println(</w:t>
+      </w:r>
+      <w:r>
+        <w:rPr>
+          <w:rFonts w:ascii="Consolas" w:eastAsia="Times New Roman" w:hAnsi="Consolas" w:cs="Times New Roman"/>
+          <w:color w:val="A31515"/>
+          <w:sz w:val="21"/>
+          <w:szCs w:val="21"/>
+        </w:rPr>
+        <w:t>"MyList Backward iteration :"</w:t>
+      </w:r>
+      <w:r>
+        <w:rPr>
+          <w:rFonts w:ascii="Consolas" w:eastAsia="Times New Roman" w:hAnsi="Consolas" w:cs="Times New Roman"/>
+          <w:color w:val="000000"/>
+          <w:sz w:val="21"/>
+          <w:szCs w:val="21"/>
+        </w:rPr>
+        <w:t xml:space="preserve">); </w:t>
+      </w:r>
+    </w:p>
+    <w:p>
+      <w:pPr>
+        <w:shd w:val="clear" w:color="auto" w:fill="FFFFFE"/>
+        <w:spacing w:after="0" w:line="285" w:lineRule="atLeast"/>
+        <w:ind w:left="720"/>
+        <w:rPr>
+          <w:rFonts w:ascii="Consolas" w:eastAsia="Times New Roman" w:hAnsi="Consolas" w:cs="Times New Roman"/>
+          <w:color w:val="000000"/>
+          <w:sz w:val="21"/>
+          <w:szCs w:val="21"/>
+        </w:rPr>
+      </w:pPr>
+      <w:r>
+        <w:rPr>
+          <w:rFonts w:ascii="Consolas" w:eastAsia="Times New Roman" w:hAnsi="Consolas" w:cs="Times New Roman"/>
+          <w:color w:val="000000"/>
+          <w:sz w:val="21"/>
+          <w:szCs w:val="21"/>
+        </w:rPr>
+        <w:t xml:space="preserve">      </w:t>
       </w:r>
       <w:r>
         <w:rPr>
@@ -9798,7 +8544,7 @@
           <w:sz w:val="21"/>
           <w:szCs w:val="21"/>
         </w:rPr>
-        <w:t>public</w:t>
+        <w:t>while</w:t>
       </w:r>
       <w:r>
         <w:rPr>
@@ -9807,35 +8553,21 @@
           <w:sz w:val="21"/>
           <w:szCs w:val="21"/>
         </w:rPr>
-        <w:t xml:space="preserve"> </w:t>
-      </w:r>
-      <w:r>
-        <w:rPr>
-          <w:rFonts w:ascii="Consolas" w:eastAsia="Times New Roman" w:hAnsi="Consolas" w:cs="Times New Roman"/>
-          <w:color w:val="0000FF"/>
-          <w:sz w:val="21"/>
-          <w:szCs w:val="21"/>
-        </w:rPr>
-        <w:t>static</w:t>
-      </w:r>
-      <w:r>
+        <w:t xml:space="preserve">(myiterator.hasPrevious())    </w:t>
+      </w:r>
+    </w:p>
+    <w:p>
+      <w:pPr>
+        <w:shd w:val="clear" w:color="auto" w:fill="FFFFFE"/>
+        <w:spacing w:after="0" w:line="285" w:lineRule="atLeast"/>
+        <w:ind w:left="720"/>
         <w:rPr>
           <w:rFonts w:ascii="Consolas" w:eastAsia="Times New Roman" w:hAnsi="Consolas" w:cs="Times New Roman"/>
           <w:color w:val="000000"/>
           <w:sz w:val="21"/>
           <w:szCs w:val="21"/>
         </w:rPr>
-        <w:t xml:space="preserve"> </w:t>
-      </w:r>
-      <w:r>
-        <w:rPr>
-          <w:rFonts w:ascii="Consolas" w:eastAsia="Times New Roman" w:hAnsi="Consolas" w:cs="Times New Roman"/>
-          <w:color w:val="0000FF"/>
-          <w:sz w:val="21"/>
-          <w:szCs w:val="21"/>
-        </w:rPr>
-        <w:t>void</w:t>
-      </w:r>
+      </w:pPr>
       <w:r>
         <w:rPr>
           <w:rFonts w:ascii="Consolas" w:eastAsia="Times New Roman" w:hAnsi="Consolas" w:cs="Times New Roman"/>
@@ -9843,19 +8575,21 @@
           <w:sz w:val="21"/>
           <w:szCs w:val="21"/>
         </w:rPr>
-        <w:t xml:space="preserve"> </w:t>
-      </w:r>
-      <w:proofErr w:type="gramStart"/>
-      <w:r>
+        <w:t xml:space="preserve">      System.out.println(myiterator.previous());   </w:t>
+      </w:r>
+    </w:p>
+    <w:p>
+      <w:pPr>
+        <w:shd w:val="clear" w:color="auto" w:fill="FFFFFE"/>
+        <w:spacing w:after="0" w:line="285" w:lineRule="atLeast"/>
+        <w:ind w:left="720"/>
         <w:rPr>
           <w:rFonts w:ascii="Consolas" w:eastAsia="Times New Roman" w:hAnsi="Consolas" w:cs="Times New Roman"/>
           <w:color w:val="000000"/>
           <w:sz w:val="21"/>
           <w:szCs w:val="21"/>
         </w:rPr>
-        <w:t>main(</w:t>
-      </w:r>
-      <w:proofErr w:type="gramEnd"/>
+      </w:pPr>
       <w:r>
         <w:rPr>
           <w:rFonts w:ascii="Consolas" w:eastAsia="Times New Roman" w:hAnsi="Consolas" w:cs="Times New Roman"/>
@@ -9863,1106 +8597,7 @@
           <w:sz w:val="21"/>
           <w:szCs w:val="21"/>
         </w:rPr>
-        <w:t xml:space="preserve">String[] </w:t>
-      </w:r>
-      <w:proofErr w:type="spellStart"/>
-      <w:r>
-        <w:rPr>
-          <w:rFonts w:ascii="Consolas" w:eastAsia="Times New Roman" w:hAnsi="Consolas" w:cs="Times New Roman"/>
-          <w:color w:val="000000"/>
-          <w:sz w:val="21"/>
-          <w:szCs w:val="21"/>
-        </w:rPr>
-        <w:t>args</w:t>
-      </w:r>
-      <w:proofErr w:type="spellEnd"/>
-      <w:r>
-        <w:rPr>
-          <w:rFonts w:ascii="Consolas" w:eastAsia="Times New Roman" w:hAnsi="Consolas" w:cs="Times New Roman"/>
-          <w:color w:val="000000"/>
-          <w:sz w:val="21"/>
-          <w:szCs w:val="21"/>
-        </w:rPr>
-        <w:t>) {</w:t>
-      </w:r>
-    </w:p>
-    <w:p>
-      <w:pPr>
-        <w:shd w:val="clear" w:color="auto" w:fill="FFFFFE"/>
-        <w:spacing w:after="0" w:line="285" w:lineRule="atLeast"/>
-        <w:ind w:left="720"/>
-        <w:rPr>
-          <w:rFonts w:ascii="Consolas" w:eastAsia="Times New Roman" w:hAnsi="Consolas" w:cs="Times New Roman"/>
-          <w:color w:val="000000"/>
-          <w:sz w:val="21"/>
-          <w:szCs w:val="21"/>
-        </w:rPr>
-      </w:pPr>
-      <w:r>
-        <w:rPr>
-          <w:rFonts w:ascii="Consolas" w:eastAsia="Times New Roman" w:hAnsi="Consolas" w:cs="Times New Roman"/>
-          <w:color w:val="000000"/>
-          <w:sz w:val="21"/>
-          <w:szCs w:val="21"/>
-        </w:rPr>
-        <w:t xml:space="preserve">LinkedList&lt;String&gt; </w:t>
-      </w:r>
-      <w:proofErr w:type="spellStart"/>
-      <w:r>
-        <w:rPr>
-          <w:rFonts w:ascii="Consolas" w:eastAsia="Times New Roman" w:hAnsi="Consolas" w:cs="Times New Roman"/>
-          <w:color w:val="000000"/>
-          <w:sz w:val="21"/>
-          <w:szCs w:val="21"/>
-        </w:rPr>
-        <w:t>myLList</w:t>
-      </w:r>
-      <w:proofErr w:type="spellEnd"/>
-      <w:r>
-        <w:rPr>
-          <w:rFonts w:ascii="Consolas" w:eastAsia="Times New Roman" w:hAnsi="Consolas" w:cs="Times New Roman"/>
-          <w:color w:val="000000"/>
-          <w:sz w:val="21"/>
-          <w:szCs w:val="21"/>
-        </w:rPr>
-        <w:t xml:space="preserve"> = </w:t>
-      </w:r>
-      <w:r>
-        <w:rPr>
-          <w:rFonts w:ascii="Consolas" w:eastAsia="Times New Roman" w:hAnsi="Consolas" w:cs="Times New Roman"/>
-          <w:color w:val="0000FF"/>
-          <w:sz w:val="21"/>
-          <w:szCs w:val="21"/>
-        </w:rPr>
-        <w:t>new</w:t>
-      </w:r>
-      <w:r>
-        <w:rPr>
-          <w:rFonts w:ascii="Consolas" w:eastAsia="Times New Roman" w:hAnsi="Consolas" w:cs="Times New Roman"/>
-          <w:color w:val="000000"/>
-          <w:sz w:val="21"/>
-          <w:szCs w:val="21"/>
-        </w:rPr>
-        <w:t xml:space="preserve"> LinkedList&lt;String</w:t>
-      </w:r>
-      <w:proofErr w:type="gramStart"/>
-      <w:r>
-        <w:rPr>
-          <w:rFonts w:ascii="Consolas" w:eastAsia="Times New Roman" w:hAnsi="Consolas" w:cs="Times New Roman"/>
-          <w:color w:val="000000"/>
-          <w:sz w:val="21"/>
-          <w:szCs w:val="21"/>
-        </w:rPr>
-        <w:t>&gt;(</w:t>
-      </w:r>
-      <w:proofErr w:type="gramEnd"/>
-      <w:r>
-        <w:rPr>
-          <w:rFonts w:ascii="Consolas" w:eastAsia="Times New Roman" w:hAnsi="Consolas" w:cs="Times New Roman"/>
-          <w:color w:val="000000"/>
-          <w:sz w:val="21"/>
-          <w:szCs w:val="21"/>
-        </w:rPr>
-        <w:t>);</w:t>
-      </w:r>
-    </w:p>
-    <w:p>
-      <w:pPr>
-        <w:shd w:val="clear" w:color="auto" w:fill="FFFFFE"/>
-        <w:spacing w:after="0" w:line="285" w:lineRule="atLeast"/>
-        <w:ind w:left="720"/>
-        <w:rPr>
-          <w:rFonts w:ascii="Consolas" w:eastAsia="Times New Roman" w:hAnsi="Consolas" w:cs="Times New Roman"/>
-          <w:color w:val="000000"/>
-          <w:sz w:val="21"/>
-          <w:szCs w:val="21"/>
-        </w:rPr>
-      </w:pPr>
-      <w:proofErr w:type="spellStart"/>
-      <w:r>
-        <w:rPr>
-          <w:rFonts w:ascii="Consolas" w:eastAsia="Times New Roman" w:hAnsi="Consolas" w:cs="Times New Roman"/>
-          <w:color w:val="000000"/>
-          <w:sz w:val="21"/>
-          <w:szCs w:val="21"/>
-        </w:rPr>
-        <w:t>myLList.addFirst</w:t>
-      </w:r>
-      <w:proofErr w:type="spellEnd"/>
-      <w:r>
-        <w:rPr>
-          <w:rFonts w:ascii="Consolas" w:eastAsia="Times New Roman" w:hAnsi="Consolas" w:cs="Times New Roman"/>
-          <w:color w:val="000000"/>
-          <w:sz w:val="21"/>
-          <w:szCs w:val="21"/>
-        </w:rPr>
-        <w:t>(</w:t>
-      </w:r>
-      <w:r>
-        <w:rPr>
-          <w:rFonts w:ascii="Consolas" w:eastAsia="Times New Roman" w:hAnsi="Consolas" w:cs="Times New Roman"/>
-          <w:color w:val="A31515"/>
-          <w:sz w:val="21"/>
-          <w:szCs w:val="21"/>
-        </w:rPr>
-        <w:t>"</w:t>
-      </w:r>
-      <w:r>
-        <w:rPr>
-          <w:rFonts w:ascii="Consolas" w:eastAsia="Times New Roman" w:hAnsi="Consolas" w:cs="Times New Roman"/>
-          <w:color w:val="A31515"/>
-          <w:sz w:val="21"/>
-          <w:szCs w:val="21"/>
-        </w:rPr>
-        <w:t>Christophe</w:t>
-      </w:r>
-      <w:r>
-        <w:rPr>
-          <w:rFonts w:ascii="Consolas" w:eastAsia="Times New Roman" w:hAnsi="Consolas" w:cs="Times New Roman"/>
-          <w:color w:val="A31515"/>
-          <w:sz w:val="21"/>
-          <w:szCs w:val="21"/>
-        </w:rPr>
-        <w:t>"</w:t>
-      </w:r>
-      <w:r>
-        <w:rPr>
-          <w:rFonts w:ascii="Consolas" w:eastAsia="Times New Roman" w:hAnsi="Consolas" w:cs="Times New Roman"/>
-          <w:color w:val="000000"/>
-          <w:sz w:val="21"/>
-          <w:szCs w:val="21"/>
-        </w:rPr>
-        <w:t>);</w:t>
-      </w:r>
-    </w:p>
-    <w:p>
-      <w:pPr>
-        <w:shd w:val="clear" w:color="auto" w:fill="FFFFFE"/>
-        <w:spacing w:after="0" w:line="285" w:lineRule="atLeast"/>
-        <w:ind w:left="720"/>
-        <w:rPr>
-          <w:rFonts w:ascii="Consolas" w:eastAsia="Times New Roman" w:hAnsi="Consolas" w:cs="Times New Roman"/>
-          <w:color w:val="000000"/>
-          <w:sz w:val="21"/>
-          <w:szCs w:val="21"/>
-        </w:rPr>
-      </w:pPr>
-      <w:proofErr w:type="spellStart"/>
-      <w:r>
-        <w:rPr>
-          <w:rFonts w:ascii="Consolas" w:eastAsia="Times New Roman" w:hAnsi="Consolas" w:cs="Times New Roman"/>
-          <w:color w:val="000000"/>
-          <w:sz w:val="21"/>
-          <w:szCs w:val="21"/>
-        </w:rPr>
-        <w:t>myLList.addFirst</w:t>
-      </w:r>
-      <w:proofErr w:type="spellEnd"/>
-      <w:r>
-        <w:rPr>
-          <w:rFonts w:ascii="Consolas" w:eastAsia="Times New Roman" w:hAnsi="Consolas" w:cs="Times New Roman"/>
-          <w:color w:val="000000"/>
-          <w:sz w:val="21"/>
-          <w:szCs w:val="21"/>
-        </w:rPr>
-        <w:t>(</w:t>
-      </w:r>
-      <w:r>
-        <w:rPr>
-          <w:rFonts w:ascii="Consolas" w:eastAsia="Times New Roman" w:hAnsi="Consolas" w:cs="Times New Roman"/>
-          <w:color w:val="A31515"/>
-          <w:sz w:val="21"/>
-          <w:szCs w:val="21"/>
-        </w:rPr>
-        <w:t>"</w:t>
-      </w:r>
-      <w:r>
-        <w:rPr>
-          <w:rFonts w:ascii="Consolas" w:eastAsia="Times New Roman" w:hAnsi="Consolas" w:cs="Times New Roman"/>
-          <w:color w:val="A31515"/>
-          <w:sz w:val="21"/>
-          <w:szCs w:val="21"/>
-        </w:rPr>
-        <w:t>Stephen</w:t>
-      </w:r>
-      <w:r>
-        <w:rPr>
-          <w:rFonts w:ascii="Consolas" w:eastAsia="Times New Roman" w:hAnsi="Consolas" w:cs="Times New Roman"/>
-          <w:color w:val="A31515"/>
-          <w:sz w:val="21"/>
-          <w:szCs w:val="21"/>
-        </w:rPr>
-        <w:t>"</w:t>
-      </w:r>
-      <w:r>
-        <w:rPr>
-          <w:rFonts w:ascii="Consolas" w:eastAsia="Times New Roman" w:hAnsi="Consolas" w:cs="Times New Roman"/>
-          <w:color w:val="000000"/>
-          <w:sz w:val="21"/>
-          <w:szCs w:val="21"/>
-        </w:rPr>
-        <w:t>);</w:t>
-      </w:r>
-    </w:p>
-    <w:p>
-      <w:pPr>
-        <w:shd w:val="clear" w:color="auto" w:fill="FFFFFE"/>
-        <w:spacing w:after="0" w:line="285" w:lineRule="atLeast"/>
-        <w:ind w:left="720"/>
-        <w:rPr>
-          <w:rFonts w:ascii="Consolas" w:eastAsia="Times New Roman" w:hAnsi="Consolas" w:cs="Times New Roman"/>
-          <w:color w:val="000000"/>
-          <w:sz w:val="21"/>
-          <w:szCs w:val="21"/>
-        </w:rPr>
-      </w:pPr>
-      <w:proofErr w:type="spellStart"/>
-      <w:r>
-        <w:rPr>
-          <w:rFonts w:ascii="Consolas" w:eastAsia="Times New Roman" w:hAnsi="Consolas" w:cs="Times New Roman"/>
-          <w:color w:val="000000"/>
-          <w:sz w:val="21"/>
-          <w:szCs w:val="21"/>
-        </w:rPr>
-        <w:t>myLList.addLast</w:t>
-      </w:r>
-      <w:proofErr w:type="spellEnd"/>
-      <w:r>
-        <w:rPr>
-          <w:rFonts w:ascii="Consolas" w:eastAsia="Times New Roman" w:hAnsi="Consolas" w:cs="Times New Roman"/>
-          <w:color w:val="000000"/>
-          <w:sz w:val="21"/>
-          <w:szCs w:val="21"/>
-        </w:rPr>
-        <w:t>(</w:t>
-      </w:r>
-      <w:r>
-        <w:rPr>
-          <w:rFonts w:ascii="Consolas" w:eastAsia="Times New Roman" w:hAnsi="Consolas" w:cs="Times New Roman"/>
-          <w:color w:val="A31515"/>
-          <w:sz w:val="21"/>
-          <w:szCs w:val="21"/>
-        </w:rPr>
-        <w:t>"</w:t>
-      </w:r>
-      <w:r>
-        <w:rPr>
-          <w:rFonts w:ascii="Consolas" w:eastAsia="Times New Roman" w:hAnsi="Consolas" w:cs="Times New Roman"/>
-          <w:color w:val="A31515"/>
-          <w:sz w:val="21"/>
-          <w:szCs w:val="21"/>
-        </w:rPr>
-        <w:t>Christina</w:t>
-      </w:r>
-      <w:r>
-        <w:rPr>
-          <w:rFonts w:ascii="Consolas" w:eastAsia="Times New Roman" w:hAnsi="Consolas" w:cs="Times New Roman"/>
-          <w:color w:val="A31515"/>
-          <w:sz w:val="21"/>
-          <w:szCs w:val="21"/>
-        </w:rPr>
-        <w:t>"</w:t>
-      </w:r>
-      <w:r>
-        <w:rPr>
-          <w:rFonts w:ascii="Consolas" w:eastAsia="Times New Roman" w:hAnsi="Consolas" w:cs="Times New Roman"/>
-          <w:color w:val="000000"/>
-          <w:sz w:val="21"/>
-          <w:szCs w:val="21"/>
-        </w:rPr>
-        <w:t>);</w:t>
-      </w:r>
-    </w:p>
-    <w:p>
-      <w:pPr>
-        <w:shd w:val="clear" w:color="auto" w:fill="FFFFFE"/>
-        <w:spacing w:after="0" w:line="285" w:lineRule="atLeast"/>
-        <w:ind w:left="720"/>
-        <w:rPr>
-          <w:rFonts w:ascii="Consolas" w:eastAsia="Times New Roman" w:hAnsi="Consolas" w:cs="Times New Roman"/>
-          <w:color w:val="000000"/>
-          <w:sz w:val="21"/>
-          <w:szCs w:val="21"/>
-        </w:rPr>
-      </w:pPr>
-      <w:proofErr w:type="spellStart"/>
-      <w:r>
-        <w:rPr>
-          <w:rFonts w:ascii="Consolas" w:eastAsia="Times New Roman" w:hAnsi="Consolas" w:cs="Times New Roman"/>
-          <w:color w:val="000000"/>
-          <w:sz w:val="21"/>
-          <w:szCs w:val="21"/>
-        </w:rPr>
-        <w:t>ListIterator</w:t>
-      </w:r>
-      <w:proofErr w:type="spellEnd"/>
-      <w:r>
-        <w:rPr>
-          <w:rFonts w:ascii="Consolas" w:eastAsia="Times New Roman" w:hAnsi="Consolas" w:cs="Times New Roman"/>
-          <w:color w:val="000000"/>
-          <w:sz w:val="21"/>
-          <w:szCs w:val="21"/>
-        </w:rPr>
-        <w:t xml:space="preserve">&lt;String&gt; </w:t>
-      </w:r>
-      <w:proofErr w:type="spellStart"/>
-      <w:r>
-        <w:rPr>
-          <w:rFonts w:ascii="Consolas" w:eastAsia="Times New Roman" w:hAnsi="Consolas" w:cs="Times New Roman"/>
-          <w:color w:val="000000"/>
-          <w:sz w:val="21"/>
-          <w:szCs w:val="21"/>
-        </w:rPr>
-        <w:t>myiterator</w:t>
-      </w:r>
-      <w:proofErr w:type="spellEnd"/>
-      <w:r>
-        <w:rPr>
-          <w:rFonts w:ascii="Consolas" w:eastAsia="Times New Roman" w:hAnsi="Consolas" w:cs="Times New Roman"/>
-          <w:color w:val="000000"/>
-          <w:sz w:val="21"/>
-          <w:szCs w:val="21"/>
-        </w:rPr>
-        <w:t xml:space="preserve"> = </w:t>
-      </w:r>
-      <w:proofErr w:type="spellStart"/>
-      <w:r>
-        <w:rPr>
-          <w:rFonts w:ascii="Consolas" w:eastAsia="Times New Roman" w:hAnsi="Consolas" w:cs="Times New Roman"/>
-          <w:color w:val="000000"/>
-          <w:sz w:val="21"/>
-          <w:szCs w:val="21"/>
-        </w:rPr>
-        <w:t>myLList.listIterator</w:t>
-      </w:r>
-      <w:proofErr w:type="spellEnd"/>
-      <w:r>
-        <w:rPr>
-          <w:rFonts w:ascii="Consolas" w:eastAsia="Times New Roman" w:hAnsi="Consolas" w:cs="Times New Roman"/>
-          <w:color w:val="000000"/>
-          <w:sz w:val="21"/>
-          <w:szCs w:val="21"/>
-        </w:rPr>
-        <w:t>();</w:t>
-      </w:r>
-    </w:p>
-    <w:p>
-      <w:pPr>
-        <w:shd w:val="clear" w:color="auto" w:fill="FFFFFE"/>
-        <w:spacing w:after="0" w:line="285" w:lineRule="atLeast"/>
-        <w:ind w:left="720"/>
-        <w:rPr>
-          <w:rFonts w:ascii="Consolas" w:eastAsia="Times New Roman" w:hAnsi="Consolas" w:cs="Times New Roman"/>
-          <w:color w:val="000000"/>
-          <w:sz w:val="21"/>
-          <w:szCs w:val="21"/>
-        </w:rPr>
-      </w:pPr>
-      <w:proofErr w:type="spellStart"/>
-      <w:proofErr w:type="gramStart"/>
-      <w:r>
-        <w:rPr>
-          <w:rFonts w:ascii="Consolas" w:eastAsia="Times New Roman" w:hAnsi="Consolas" w:cs="Times New Roman"/>
-          <w:color w:val="000000"/>
-          <w:sz w:val="21"/>
-          <w:szCs w:val="21"/>
-        </w:rPr>
-        <w:t>myiterator.next</w:t>
-      </w:r>
-      <w:proofErr w:type="spellEnd"/>
-      <w:proofErr w:type="gramEnd"/>
-      <w:r>
-        <w:rPr>
-          <w:rFonts w:ascii="Consolas" w:eastAsia="Times New Roman" w:hAnsi="Consolas" w:cs="Times New Roman"/>
-          <w:color w:val="000000"/>
-          <w:sz w:val="21"/>
-          <w:szCs w:val="21"/>
-        </w:rPr>
-        <w:t>();</w:t>
-      </w:r>
-    </w:p>
-    <w:p>
-      <w:pPr>
-        <w:shd w:val="clear" w:color="auto" w:fill="FFFFFE"/>
-        <w:spacing w:after="0" w:line="285" w:lineRule="atLeast"/>
-        <w:ind w:left="720"/>
-        <w:rPr>
-          <w:rFonts w:ascii="Consolas" w:eastAsia="Times New Roman" w:hAnsi="Consolas" w:cs="Times New Roman"/>
-          <w:color w:val="000000"/>
-          <w:sz w:val="21"/>
-          <w:szCs w:val="21"/>
-        </w:rPr>
-      </w:pPr>
-      <w:proofErr w:type="spellStart"/>
-      <w:proofErr w:type="gramStart"/>
-      <w:r>
-        <w:rPr>
-          <w:rFonts w:ascii="Consolas" w:eastAsia="Times New Roman" w:hAnsi="Consolas" w:cs="Times New Roman"/>
-          <w:color w:val="000000"/>
-          <w:sz w:val="21"/>
-          <w:szCs w:val="21"/>
-        </w:rPr>
-        <w:t>myiterator.next</w:t>
-      </w:r>
-      <w:proofErr w:type="spellEnd"/>
-      <w:proofErr w:type="gramEnd"/>
-      <w:r>
-        <w:rPr>
-          <w:rFonts w:ascii="Consolas" w:eastAsia="Times New Roman" w:hAnsi="Consolas" w:cs="Times New Roman"/>
-          <w:color w:val="000000"/>
-          <w:sz w:val="21"/>
-          <w:szCs w:val="21"/>
-        </w:rPr>
-        <w:t>();</w:t>
-      </w:r>
-    </w:p>
-    <w:p>
-      <w:pPr>
-        <w:shd w:val="clear" w:color="auto" w:fill="FFFFFE"/>
-        <w:spacing w:after="0" w:line="285" w:lineRule="atLeast"/>
-        <w:ind w:left="720"/>
-        <w:rPr>
-          <w:rFonts w:ascii="Consolas" w:eastAsia="Times New Roman" w:hAnsi="Consolas" w:cs="Times New Roman"/>
-          <w:color w:val="000000"/>
-          <w:sz w:val="21"/>
-          <w:szCs w:val="21"/>
-        </w:rPr>
-      </w:pPr>
-      <w:proofErr w:type="spellStart"/>
-      <w:r>
-        <w:rPr>
-          <w:rFonts w:ascii="Consolas" w:eastAsia="Times New Roman" w:hAnsi="Consolas" w:cs="Times New Roman"/>
-          <w:color w:val="000000"/>
-          <w:sz w:val="21"/>
-          <w:szCs w:val="21"/>
-        </w:rPr>
-        <w:t>myiterator.add</w:t>
-      </w:r>
-      <w:proofErr w:type="spellEnd"/>
-      <w:r>
-        <w:rPr>
-          <w:rFonts w:ascii="Consolas" w:eastAsia="Times New Roman" w:hAnsi="Consolas" w:cs="Times New Roman"/>
-          <w:color w:val="000000"/>
-          <w:sz w:val="21"/>
-          <w:szCs w:val="21"/>
-        </w:rPr>
-        <w:t>(</w:t>
-      </w:r>
-      <w:r>
-        <w:rPr>
-          <w:rFonts w:ascii="Consolas" w:eastAsia="Times New Roman" w:hAnsi="Consolas" w:cs="Times New Roman"/>
-          <w:color w:val="A31515"/>
-          <w:sz w:val="21"/>
-          <w:szCs w:val="21"/>
-        </w:rPr>
-        <w:t>"Reem"</w:t>
-      </w:r>
-      <w:r>
-        <w:rPr>
-          <w:rFonts w:ascii="Consolas" w:eastAsia="Times New Roman" w:hAnsi="Consolas" w:cs="Times New Roman"/>
-          <w:color w:val="000000"/>
-          <w:sz w:val="21"/>
-          <w:szCs w:val="21"/>
-        </w:rPr>
-        <w:t>);</w:t>
-      </w:r>
-    </w:p>
-    <w:p>
-      <w:pPr>
-        <w:shd w:val="clear" w:color="auto" w:fill="FFFFFE"/>
-        <w:spacing w:after="0" w:line="285" w:lineRule="atLeast"/>
-        <w:ind w:left="720"/>
-        <w:rPr>
-          <w:rFonts w:ascii="Consolas" w:eastAsia="Times New Roman" w:hAnsi="Consolas" w:cs="Times New Roman"/>
-          <w:color w:val="000000"/>
-          <w:sz w:val="21"/>
-          <w:szCs w:val="21"/>
-        </w:rPr>
-      </w:pPr>
-      <w:proofErr w:type="spellStart"/>
-      <w:proofErr w:type="gramStart"/>
-      <w:r>
-        <w:rPr>
-          <w:rFonts w:ascii="Consolas" w:eastAsia="Times New Roman" w:hAnsi="Consolas" w:cs="Times New Roman"/>
-          <w:color w:val="000000"/>
-          <w:sz w:val="21"/>
-          <w:szCs w:val="21"/>
-        </w:rPr>
-        <w:t>myiterator.previous</w:t>
-      </w:r>
-      <w:proofErr w:type="spellEnd"/>
-      <w:proofErr w:type="gramEnd"/>
-      <w:r>
-        <w:rPr>
-          <w:rFonts w:ascii="Consolas" w:eastAsia="Times New Roman" w:hAnsi="Consolas" w:cs="Times New Roman"/>
-          <w:color w:val="000000"/>
-          <w:sz w:val="21"/>
-          <w:szCs w:val="21"/>
-        </w:rPr>
-        <w:t>();</w:t>
-      </w:r>
-    </w:p>
-    <w:p>
-      <w:pPr>
-        <w:shd w:val="clear" w:color="auto" w:fill="FFFFFE"/>
-        <w:spacing w:after="0" w:line="285" w:lineRule="atLeast"/>
-        <w:ind w:left="720"/>
-        <w:rPr>
-          <w:rFonts w:ascii="Consolas" w:eastAsia="Times New Roman" w:hAnsi="Consolas" w:cs="Times New Roman"/>
-          <w:color w:val="000000"/>
-          <w:sz w:val="21"/>
-          <w:szCs w:val="21"/>
-        </w:rPr>
-      </w:pPr>
-      <w:proofErr w:type="spellStart"/>
-      <w:r>
-        <w:rPr>
-          <w:rFonts w:ascii="Consolas" w:eastAsia="Times New Roman" w:hAnsi="Consolas" w:cs="Times New Roman"/>
-          <w:color w:val="000000"/>
-          <w:sz w:val="21"/>
-          <w:szCs w:val="21"/>
-        </w:rPr>
-        <w:t>myiterator.add</w:t>
-      </w:r>
-      <w:proofErr w:type="spellEnd"/>
-      <w:r>
-        <w:rPr>
-          <w:rFonts w:ascii="Consolas" w:eastAsia="Times New Roman" w:hAnsi="Consolas" w:cs="Times New Roman"/>
-          <w:color w:val="000000"/>
-          <w:sz w:val="21"/>
-          <w:szCs w:val="21"/>
-        </w:rPr>
-        <w:t>(</w:t>
-      </w:r>
-      <w:r>
-        <w:rPr>
-          <w:rFonts w:ascii="Consolas" w:eastAsia="Times New Roman" w:hAnsi="Consolas" w:cs="Times New Roman"/>
-          <w:color w:val="A31515"/>
-          <w:sz w:val="21"/>
-          <w:szCs w:val="21"/>
-        </w:rPr>
-        <w:t>"Ahmad"</w:t>
-      </w:r>
-      <w:r>
-        <w:rPr>
-          <w:rFonts w:ascii="Consolas" w:eastAsia="Times New Roman" w:hAnsi="Consolas" w:cs="Times New Roman"/>
-          <w:color w:val="000000"/>
-          <w:sz w:val="21"/>
-          <w:szCs w:val="21"/>
-        </w:rPr>
-        <w:t>);</w:t>
-      </w:r>
-    </w:p>
-    <w:p>
-      <w:pPr>
-        <w:shd w:val="clear" w:color="auto" w:fill="FFFFFE"/>
-        <w:spacing w:after="0" w:line="285" w:lineRule="atLeast"/>
-        <w:ind w:left="720"/>
-        <w:rPr>
-          <w:rFonts w:ascii="Consolas" w:eastAsia="Times New Roman" w:hAnsi="Consolas" w:cs="Times New Roman"/>
-          <w:color w:val="000000"/>
-          <w:sz w:val="21"/>
-          <w:szCs w:val="21"/>
-        </w:rPr>
-      </w:pPr>
-      <w:proofErr w:type="spellStart"/>
-      <w:r>
-        <w:rPr>
-          <w:rFonts w:ascii="Consolas" w:eastAsia="Times New Roman" w:hAnsi="Consolas" w:cs="Times New Roman"/>
-          <w:color w:val="000000"/>
-          <w:sz w:val="21"/>
-          <w:szCs w:val="21"/>
-        </w:rPr>
-        <w:t>myiterator.add</w:t>
-      </w:r>
-      <w:proofErr w:type="spellEnd"/>
-      <w:r>
-        <w:rPr>
-          <w:rFonts w:ascii="Consolas" w:eastAsia="Times New Roman" w:hAnsi="Consolas" w:cs="Times New Roman"/>
-          <w:color w:val="000000"/>
-          <w:sz w:val="21"/>
-          <w:szCs w:val="21"/>
-        </w:rPr>
-        <w:t>(</w:t>
-      </w:r>
-      <w:r>
-        <w:rPr>
-          <w:rFonts w:ascii="Consolas" w:eastAsia="Times New Roman" w:hAnsi="Consolas" w:cs="Times New Roman"/>
-          <w:color w:val="A31515"/>
-          <w:sz w:val="21"/>
-          <w:szCs w:val="21"/>
-        </w:rPr>
-        <w:t>"Khaled"</w:t>
-      </w:r>
-      <w:r>
-        <w:rPr>
-          <w:rFonts w:ascii="Consolas" w:eastAsia="Times New Roman" w:hAnsi="Consolas" w:cs="Times New Roman"/>
-          <w:color w:val="000000"/>
-          <w:sz w:val="21"/>
-          <w:szCs w:val="21"/>
-        </w:rPr>
-        <w:t>);</w:t>
-      </w:r>
-    </w:p>
-    <w:p>
-      <w:pPr>
-        <w:shd w:val="clear" w:color="auto" w:fill="FFFFFE"/>
-        <w:spacing w:after="0" w:line="285" w:lineRule="atLeast"/>
-        <w:ind w:left="720"/>
-        <w:rPr>
-          <w:rFonts w:ascii="Consolas" w:eastAsia="Times New Roman" w:hAnsi="Consolas" w:cs="Times New Roman"/>
-          <w:color w:val="000000"/>
-          <w:sz w:val="21"/>
-          <w:szCs w:val="21"/>
-        </w:rPr>
-      </w:pPr>
-      <w:proofErr w:type="spellStart"/>
-      <w:proofErr w:type="gramStart"/>
-      <w:r>
-        <w:rPr>
-          <w:rFonts w:ascii="Consolas" w:eastAsia="Times New Roman" w:hAnsi="Consolas" w:cs="Times New Roman"/>
-          <w:color w:val="000000"/>
-          <w:sz w:val="21"/>
-          <w:szCs w:val="21"/>
-        </w:rPr>
-        <w:t>myiterator.previous</w:t>
-      </w:r>
-      <w:proofErr w:type="spellEnd"/>
-      <w:proofErr w:type="gramEnd"/>
-      <w:r>
-        <w:rPr>
-          <w:rFonts w:ascii="Consolas" w:eastAsia="Times New Roman" w:hAnsi="Consolas" w:cs="Times New Roman"/>
-          <w:color w:val="000000"/>
-          <w:sz w:val="21"/>
-          <w:szCs w:val="21"/>
-        </w:rPr>
-        <w:t>();</w:t>
-      </w:r>
-    </w:p>
-    <w:p>
-      <w:pPr>
-        <w:shd w:val="clear" w:color="auto" w:fill="FFFFFE"/>
-        <w:spacing w:after="0" w:line="285" w:lineRule="atLeast"/>
-        <w:ind w:left="720"/>
-        <w:rPr>
-          <w:rFonts w:ascii="Consolas" w:eastAsia="Times New Roman" w:hAnsi="Consolas" w:cs="Times New Roman"/>
-          <w:color w:val="000000"/>
-          <w:sz w:val="21"/>
-          <w:szCs w:val="21"/>
-        </w:rPr>
-      </w:pPr>
-      <w:proofErr w:type="spellStart"/>
-      <w:proofErr w:type="gramStart"/>
-      <w:r>
-        <w:rPr>
-          <w:rFonts w:ascii="Consolas" w:eastAsia="Times New Roman" w:hAnsi="Consolas" w:cs="Times New Roman"/>
-          <w:color w:val="000000"/>
-          <w:sz w:val="21"/>
-          <w:szCs w:val="21"/>
-        </w:rPr>
-        <w:t>myiterator.remove</w:t>
-      </w:r>
-      <w:proofErr w:type="spellEnd"/>
-      <w:proofErr w:type="gramEnd"/>
-      <w:r>
-        <w:rPr>
-          <w:rFonts w:ascii="Consolas" w:eastAsia="Times New Roman" w:hAnsi="Consolas" w:cs="Times New Roman"/>
-          <w:color w:val="000000"/>
-          <w:sz w:val="21"/>
-          <w:szCs w:val="21"/>
-        </w:rPr>
-        <w:t>();</w:t>
-      </w:r>
-    </w:p>
-    <w:p>
-      <w:pPr>
-        <w:shd w:val="clear" w:color="auto" w:fill="FFFFFE"/>
-        <w:spacing w:after="0" w:line="285" w:lineRule="atLeast"/>
-        <w:ind w:left="720"/>
-        <w:rPr>
-          <w:rFonts w:ascii="Consolas" w:eastAsia="Times New Roman" w:hAnsi="Consolas" w:cs="Times New Roman"/>
-          <w:color w:val="000000"/>
-          <w:sz w:val="21"/>
-          <w:szCs w:val="21"/>
-        </w:rPr>
-      </w:pPr>
-      <w:proofErr w:type="spellStart"/>
-      <w:r>
-        <w:rPr>
-          <w:rFonts w:ascii="Consolas" w:eastAsia="Times New Roman" w:hAnsi="Consolas" w:cs="Times New Roman"/>
-          <w:color w:val="000000"/>
-          <w:sz w:val="21"/>
-          <w:szCs w:val="21"/>
-        </w:rPr>
-        <w:t>System.out.println</w:t>
-      </w:r>
-      <w:proofErr w:type="spellEnd"/>
-      <w:r>
-        <w:rPr>
-          <w:rFonts w:ascii="Consolas" w:eastAsia="Times New Roman" w:hAnsi="Consolas" w:cs="Times New Roman"/>
-          <w:color w:val="000000"/>
-          <w:sz w:val="21"/>
-          <w:szCs w:val="21"/>
-        </w:rPr>
-        <w:t>(</w:t>
-      </w:r>
-      <w:proofErr w:type="spellStart"/>
-      <w:r>
-        <w:rPr>
-          <w:rFonts w:ascii="Consolas" w:eastAsia="Times New Roman" w:hAnsi="Consolas" w:cs="Times New Roman"/>
-          <w:color w:val="000000"/>
-          <w:sz w:val="21"/>
-          <w:szCs w:val="21"/>
-        </w:rPr>
-        <w:t>myLList</w:t>
-      </w:r>
-      <w:proofErr w:type="spellEnd"/>
-      <w:r>
-        <w:rPr>
-          <w:rFonts w:ascii="Consolas" w:eastAsia="Times New Roman" w:hAnsi="Consolas" w:cs="Times New Roman"/>
-          <w:color w:val="000000"/>
-          <w:sz w:val="21"/>
-          <w:szCs w:val="21"/>
-        </w:rPr>
-        <w:t>);</w:t>
-      </w:r>
-    </w:p>
-    <w:p>
-      <w:pPr>
-        <w:shd w:val="clear" w:color="auto" w:fill="FFFFFE"/>
-        <w:spacing w:after="0" w:line="285" w:lineRule="atLeast"/>
-        <w:ind w:left="720"/>
-        <w:rPr>
-          <w:rFonts w:ascii="Consolas" w:eastAsia="Times New Roman" w:hAnsi="Consolas" w:cs="Times New Roman"/>
-          <w:color w:val="000000"/>
-          <w:sz w:val="21"/>
-          <w:szCs w:val="21"/>
-        </w:rPr>
-      </w:pPr>
-      <w:proofErr w:type="spellStart"/>
-      <w:proofErr w:type="gramStart"/>
-      <w:r>
-        <w:rPr>
-          <w:rFonts w:ascii="Consolas" w:eastAsia="Times New Roman" w:hAnsi="Consolas" w:cs="Times New Roman"/>
-          <w:color w:val="000000"/>
-          <w:sz w:val="21"/>
-          <w:szCs w:val="21"/>
-        </w:rPr>
-        <w:t>myiterator.next</w:t>
-      </w:r>
-      <w:proofErr w:type="spellEnd"/>
-      <w:proofErr w:type="gramEnd"/>
-      <w:r>
-        <w:rPr>
-          <w:rFonts w:ascii="Consolas" w:eastAsia="Times New Roman" w:hAnsi="Consolas" w:cs="Times New Roman"/>
-          <w:color w:val="000000"/>
-          <w:sz w:val="21"/>
-          <w:szCs w:val="21"/>
-        </w:rPr>
-        <w:t>();</w:t>
-      </w:r>
-    </w:p>
-    <w:p>
-      <w:pPr>
-        <w:shd w:val="clear" w:color="auto" w:fill="FFFFFE"/>
-        <w:spacing w:after="0" w:line="285" w:lineRule="atLeast"/>
-        <w:ind w:left="720"/>
-        <w:rPr>
-          <w:rFonts w:ascii="Consolas" w:eastAsia="Times New Roman" w:hAnsi="Consolas" w:cs="Times New Roman"/>
-          <w:color w:val="000000"/>
-          <w:sz w:val="21"/>
-          <w:szCs w:val="21"/>
-        </w:rPr>
-      </w:pPr>
-      <w:proofErr w:type="spellStart"/>
-      <w:proofErr w:type="gramStart"/>
-      <w:r>
-        <w:rPr>
-          <w:rFonts w:ascii="Consolas" w:eastAsia="Times New Roman" w:hAnsi="Consolas" w:cs="Times New Roman"/>
-          <w:color w:val="000000"/>
-          <w:sz w:val="21"/>
-          <w:szCs w:val="21"/>
-        </w:rPr>
-        <w:t>myiterator.next</w:t>
-      </w:r>
-      <w:proofErr w:type="spellEnd"/>
-      <w:proofErr w:type="gramEnd"/>
-      <w:r>
-        <w:rPr>
-          <w:rFonts w:ascii="Consolas" w:eastAsia="Times New Roman" w:hAnsi="Consolas" w:cs="Times New Roman"/>
-          <w:color w:val="000000"/>
-          <w:sz w:val="21"/>
-          <w:szCs w:val="21"/>
-        </w:rPr>
-        <w:t>();</w:t>
-      </w:r>
-    </w:p>
-    <w:p>
-      <w:pPr>
-        <w:shd w:val="clear" w:color="auto" w:fill="FFFFFE"/>
-        <w:spacing w:after="0" w:line="285" w:lineRule="atLeast"/>
-        <w:ind w:left="720"/>
-        <w:rPr>
-          <w:rFonts w:ascii="Consolas" w:eastAsia="Times New Roman" w:hAnsi="Consolas" w:cs="Times New Roman"/>
-          <w:color w:val="000000"/>
-          <w:sz w:val="21"/>
-          <w:szCs w:val="21"/>
-        </w:rPr>
-      </w:pPr>
-      <w:r>
-        <w:rPr>
-          <w:rFonts w:ascii="Consolas" w:eastAsia="Times New Roman" w:hAnsi="Consolas" w:cs="Times New Roman"/>
-          <w:color w:val="000000"/>
-          <w:sz w:val="21"/>
-          <w:szCs w:val="21"/>
-        </w:rPr>
-        <w:t xml:space="preserve">    </w:t>
-      </w:r>
-      <w:proofErr w:type="spellStart"/>
-      <w:r>
-        <w:rPr>
-          <w:rFonts w:ascii="Consolas" w:eastAsia="Times New Roman" w:hAnsi="Consolas" w:cs="Times New Roman"/>
-          <w:color w:val="000000"/>
-          <w:sz w:val="21"/>
-          <w:szCs w:val="21"/>
-        </w:rPr>
-        <w:t>System.out.println</w:t>
-      </w:r>
-      <w:proofErr w:type="spellEnd"/>
-      <w:r>
-        <w:rPr>
-          <w:rFonts w:ascii="Consolas" w:eastAsia="Times New Roman" w:hAnsi="Consolas" w:cs="Times New Roman"/>
-          <w:color w:val="000000"/>
-          <w:sz w:val="21"/>
-          <w:szCs w:val="21"/>
-        </w:rPr>
-        <w:t>(</w:t>
-      </w:r>
-      <w:r>
-        <w:rPr>
-          <w:rFonts w:ascii="Consolas" w:eastAsia="Times New Roman" w:hAnsi="Consolas" w:cs="Times New Roman"/>
-          <w:color w:val="A31515"/>
-          <w:sz w:val="21"/>
-          <w:szCs w:val="21"/>
-        </w:rPr>
-        <w:t>"</w:t>
-      </w:r>
-      <w:proofErr w:type="spellStart"/>
-      <w:r>
-        <w:rPr>
-          <w:rFonts w:ascii="Consolas" w:eastAsia="Times New Roman" w:hAnsi="Consolas" w:cs="Times New Roman"/>
-          <w:color w:val="A31515"/>
-          <w:sz w:val="21"/>
-          <w:szCs w:val="21"/>
-        </w:rPr>
-        <w:t>MyList</w:t>
-      </w:r>
-      <w:proofErr w:type="spellEnd"/>
-      <w:r>
-        <w:rPr>
-          <w:rFonts w:ascii="Consolas" w:eastAsia="Times New Roman" w:hAnsi="Consolas" w:cs="Times New Roman"/>
-          <w:color w:val="A31515"/>
-          <w:sz w:val="21"/>
-          <w:szCs w:val="21"/>
-        </w:rPr>
-        <w:t xml:space="preserve"> Backward </w:t>
-      </w:r>
-      <w:proofErr w:type="gramStart"/>
-      <w:r>
-        <w:rPr>
-          <w:rFonts w:ascii="Consolas" w:eastAsia="Times New Roman" w:hAnsi="Consolas" w:cs="Times New Roman"/>
-          <w:color w:val="A31515"/>
-          <w:sz w:val="21"/>
-          <w:szCs w:val="21"/>
-        </w:rPr>
-        <w:t>iteration :</w:t>
-      </w:r>
-      <w:proofErr w:type="gramEnd"/>
-      <w:r>
-        <w:rPr>
-          <w:rFonts w:ascii="Consolas" w:eastAsia="Times New Roman" w:hAnsi="Consolas" w:cs="Times New Roman"/>
-          <w:color w:val="A31515"/>
-          <w:sz w:val="21"/>
-          <w:szCs w:val="21"/>
-        </w:rPr>
-        <w:t>"</w:t>
-      </w:r>
-      <w:r>
-        <w:rPr>
-          <w:rFonts w:ascii="Consolas" w:eastAsia="Times New Roman" w:hAnsi="Consolas" w:cs="Times New Roman"/>
-          <w:color w:val="000000"/>
-          <w:sz w:val="21"/>
-          <w:szCs w:val="21"/>
-        </w:rPr>
-        <w:t xml:space="preserve">); </w:t>
-      </w:r>
-    </w:p>
-    <w:p>
-      <w:pPr>
-        <w:shd w:val="clear" w:color="auto" w:fill="FFFFFE"/>
-        <w:spacing w:after="0" w:line="285" w:lineRule="atLeast"/>
-        <w:ind w:left="720"/>
-        <w:rPr>
-          <w:rFonts w:ascii="Consolas" w:eastAsia="Times New Roman" w:hAnsi="Consolas" w:cs="Times New Roman"/>
-          <w:color w:val="000000"/>
-          <w:sz w:val="21"/>
-          <w:szCs w:val="21"/>
-        </w:rPr>
-      </w:pPr>
-      <w:r>
-        <w:rPr>
-          <w:rFonts w:ascii="Consolas" w:eastAsia="Times New Roman" w:hAnsi="Consolas" w:cs="Times New Roman"/>
-          <w:color w:val="000000"/>
-          <w:sz w:val="21"/>
-          <w:szCs w:val="21"/>
-        </w:rPr>
-        <w:t xml:space="preserve">      </w:t>
-      </w:r>
-      <w:r>
-        <w:rPr>
-          <w:rFonts w:ascii="Consolas" w:eastAsia="Times New Roman" w:hAnsi="Consolas" w:cs="Times New Roman"/>
-          <w:color w:val="0000FF"/>
-          <w:sz w:val="21"/>
-          <w:szCs w:val="21"/>
-        </w:rPr>
-        <w:t>while</w:t>
-      </w:r>
-      <w:r>
-        <w:rPr>
-          <w:rFonts w:ascii="Consolas" w:eastAsia="Times New Roman" w:hAnsi="Consolas" w:cs="Times New Roman"/>
-          <w:color w:val="000000"/>
-          <w:sz w:val="21"/>
-          <w:szCs w:val="21"/>
-        </w:rPr>
-        <w:t>(</w:t>
-      </w:r>
-      <w:proofErr w:type="spellStart"/>
-      <w:proofErr w:type="gramStart"/>
-      <w:r>
-        <w:rPr>
-          <w:rFonts w:ascii="Consolas" w:eastAsia="Times New Roman" w:hAnsi="Consolas" w:cs="Times New Roman"/>
-          <w:color w:val="000000"/>
-          <w:sz w:val="21"/>
-          <w:szCs w:val="21"/>
-        </w:rPr>
-        <w:t>myiterator.hasPrevious</w:t>
-      </w:r>
-      <w:proofErr w:type="spellEnd"/>
-      <w:proofErr w:type="gramEnd"/>
-      <w:r>
-        <w:rPr>
-          <w:rFonts w:ascii="Consolas" w:eastAsia="Times New Roman" w:hAnsi="Consolas" w:cs="Times New Roman"/>
-          <w:color w:val="000000"/>
-          <w:sz w:val="21"/>
-          <w:szCs w:val="21"/>
-        </w:rPr>
-        <w:t xml:space="preserve">())    </w:t>
-      </w:r>
-    </w:p>
-    <w:p>
-      <w:pPr>
-        <w:shd w:val="clear" w:color="auto" w:fill="FFFFFE"/>
-        <w:spacing w:after="0" w:line="285" w:lineRule="atLeast"/>
-        <w:ind w:left="720"/>
-        <w:rPr>
-          <w:rFonts w:ascii="Consolas" w:eastAsia="Times New Roman" w:hAnsi="Consolas" w:cs="Times New Roman"/>
-          <w:color w:val="000000"/>
-          <w:sz w:val="21"/>
-          <w:szCs w:val="21"/>
-        </w:rPr>
-      </w:pPr>
-      <w:r>
-        <w:rPr>
-          <w:rFonts w:ascii="Consolas" w:eastAsia="Times New Roman" w:hAnsi="Consolas" w:cs="Times New Roman"/>
-          <w:color w:val="000000"/>
-          <w:sz w:val="21"/>
-          <w:szCs w:val="21"/>
-        </w:rPr>
-        <w:t xml:space="preserve">      </w:t>
-      </w:r>
-      <w:proofErr w:type="spellStart"/>
-      <w:r>
-        <w:rPr>
-          <w:rFonts w:ascii="Consolas" w:eastAsia="Times New Roman" w:hAnsi="Consolas" w:cs="Times New Roman"/>
-          <w:color w:val="000000"/>
-          <w:sz w:val="21"/>
-          <w:szCs w:val="21"/>
-        </w:rPr>
-        <w:t>System.out.println</w:t>
-      </w:r>
-      <w:proofErr w:type="spellEnd"/>
-      <w:r>
-        <w:rPr>
-          <w:rFonts w:ascii="Consolas" w:eastAsia="Times New Roman" w:hAnsi="Consolas" w:cs="Times New Roman"/>
-          <w:color w:val="000000"/>
-          <w:sz w:val="21"/>
-          <w:szCs w:val="21"/>
-        </w:rPr>
-        <w:t>(</w:t>
-      </w:r>
-      <w:proofErr w:type="spellStart"/>
-      <w:proofErr w:type="gramStart"/>
-      <w:r>
-        <w:rPr>
-          <w:rFonts w:ascii="Consolas" w:eastAsia="Times New Roman" w:hAnsi="Consolas" w:cs="Times New Roman"/>
-          <w:color w:val="000000"/>
-          <w:sz w:val="21"/>
-          <w:szCs w:val="21"/>
-        </w:rPr>
-        <w:t>myiterator.previous</w:t>
-      </w:r>
-      <w:proofErr w:type="spellEnd"/>
-      <w:proofErr w:type="gramEnd"/>
-      <w:r>
-        <w:rPr>
-          <w:rFonts w:ascii="Consolas" w:eastAsia="Times New Roman" w:hAnsi="Consolas" w:cs="Times New Roman"/>
-          <w:color w:val="000000"/>
-          <w:sz w:val="21"/>
-          <w:szCs w:val="21"/>
-        </w:rPr>
-        <w:t xml:space="preserve">());   </w:t>
-      </w:r>
-    </w:p>
-    <w:p>
-      <w:pPr>
-        <w:shd w:val="clear" w:color="auto" w:fill="FFFFFE"/>
-        <w:spacing w:after="0" w:line="285" w:lineRule="atLeast"/>
-        <w:ind w:left="720"/>
-        <w:rPr>
-          <w:rFonts w:ascii="Consolas" w:eastAsia="Times New Roman" w:hAnsi="Consolas" w:cs="Times New Roman"/>
-          <w:color w:val="000000"/>
-          <w:sz w:val="21"/>
-          <w:szCs w:val="21"/>
-        </w:rPr>
-      </w:pPr>
-      <w:r>
-        <w:rPr>
-          <w:rFonts w:ascii="Consolas" w:eastAsia="Times New Roman" w:hAnsi="Consolas" w:cs="Times New Roman"/>
-          <w:color w:val="000000"/>
-          <w:sz w:val="21"/>
-          <w:szCs w:val="21"/>
-        </w:rPr>
-        <w:t xml:space="preserve">      </w:t>
-      </w:r>
-      <w:proofErr w:type="spellStart"/>
-      <w:r>
-        <w:rPr>
-          <w:rFonts w:ascii="Consolas" w:eastAsia="Times New Roman" w:hAnsi="Consolas" w:cs="Times New Roman"/>
-          <w:color w:val="000000"/>
-          <w:sz w:val="21"/>
-          <w:szCs w:val="21"/>
-        </w:rPr>
-        <w:t>System.out.println</w:t>
-      </w:r>
-      <w:proofErr w:type="spellEnd"/>
-      <w:r>
-        <w:rPr>
-          <w:rFonts w:ascii="Consolas" w:eastAsia="Times New Roman" w:hAnsi="Consolas" w:cs="Times New Roman"/>
-          <w:color w:val="000000"/>
-          <w:sz w:val="21"/>
-          <w:szCs w:val="21"/>
-        </w:rPr>
-        <w:t>(</w:t>
+        <w:t xml:space="preserve">      System.out.println(</w:t>
       </w:r>
       <w:r>
         <w:rPr>
@@ -11238,19 +8873,9 @@
         <w:ind w:firstLine="720"/>
         <w:jc w:val="both"/>
       </w:pPr>
-      <w:proofErr w:type="spellStart"/>
-      <w:r>
-        <w:t>MyList</w:t>
-      </w:r>
-      <w:proofErr w:type="spellEnd"/>
-      <w:r>
-        <w:t xml:space="preserve"> Backward </w:t>
-      </w:r>
-      <w:proofErr w:type="gramStart"/>
-      <w:r>
-        <w:t>iteration :</w:t>
-      </w:r>
-      <w:proofErr w:type="gramEnd"/>
+      <w:r>
+        <w:t>MyList Backward iteration :</w:t>
+      </w:r>
     </w:p>
     <w:p>
       <w:pPr>
@@ -11346,20 +8971,7 @@
         <w:ind w:firstLine="720"/>
       </w:pPr>
       <w:r>
-        <w:t xml:space="preserve">import </w:t>
-      </w:r>
-      <w:proofErr w:type="spellStart"/>
-      <w:proofErr w:type="gramStart"/>
-      <w:r>
-        <w:t>java.util</w:t>
-      </w:r>
-      <w:proofErr w:type="gramEnd"/>
-      <w:r>
-        <w:t>.LinkedList</w:t>
-      </w:r>
-      <w:proofErr w:type="spellEnd"/>
-      <w:r>
-        <w:t xml:space="preserve">; </w:t>
+        <w:t xml:space="preserve">import java.util.LinkedList; </w:t>
       </w:r>
       <w:r>
         <w:rPr>
@@ -11375,40 +8987,13 @@
         <w:ind w:firstLine="720"/>
       </w:pPr>
       <w:r>
-        <w:t xml:space="preserve">import </w:t>
-      </w:r>
-      <w:proofErr w:type="spellStart"/>
-      <w:proofErr w:type="gramStart"/>
-      <w:r>
-        <w:t>java.util</w:t>
-      </w:r>
-      <w:proofErr w:type="gramEnd"/>
-      <w:r>
-        <w:t>.ListIterator</w:t>
-      </w:r>
-      <w:proofErr w:type="spellEnd"/>
-      <w:r>
-        <w:t xml:space="preserve">; </w:t>
+        <w:t xml:space="preserve">import java.util.ListIterator; </w:t>
       </w:r>
       <w:r>
         <w:rPr>
           <w:color w:val="92D050"/>
         </w:rPr>
-        <w:t xml:space="preserve">// Import </w:t>
-      </w:r>
-      <w:proofErr w:type="spellStart"/>
-      <w:r>
-        <w:rPr>
-          <w:color w:val="92D050"/>
-        </w:rPr>
-        <w:t>ListIterator</w:t>
-      </w:r>
-      <w:proofErr w:type="spellEnd"/>
-      <w:r>
-        <w:rPr>
-          <w:color w:val="92D050"/>
-        </w:rPr>
-        <w:t xml:space="preserve"> Module</w:t>
+        <w:t>// Import ListIterator Module</w:t>
       </w:r>
     </w:p>
     <w:p>
@@ -11428,23 +9013,7 @@
         <w:ind w:firstLine="720"/>
       </w:pPr>
       <w:r>
-        <w:t xml:space="preserve">  public static void </w:t>
-      </w:r>
-      <w:proofErr w:type="gramStart"/>
-      <w:r>
-        <w:t>main(</w:t>
-      </w:r>
-      <w:proofErr w:type="gramEnd"/>
-      <w:r>
-        <w:t xml:space="preserve">String[] </w:t>
-      </w:r>
-      <w:proofErr w:type="spellStart"/>
-      <w:r>
-        <w:t>args</w:t>
-      </w:r>
-      <w:proofErr w:type="spellEnd"/>
-      <w:r>
-        <w:t>) {</w:t>
+        <w:t>  public static void main(String[] args) {</w:t>
       </w:r>
     </w:p>
     <w:p>
@@ -11460,16 +9029,8 @@
         <w:rPr>
           <w:color w:val="92D050"/>
         </w:rPr>
-        <w:t xml:space="preserve">//create LinkedList containing String Values called </w:t>
-      </w:r>
-      <w:proofErr w:type="spellStart"/>
-      <w:r>
-        <w:rPr>
-          <w:color w:val="92D050"/>
-        </w:rPr>
-        <w:t>myLList</w:t>
-      </w:r>
-      <w:proofErr w:type="spellEnd"/>
+        <w:t>//create LinkedList containing String Values called myLList</w:t>
+      </w:r>
     </w:p>
     <w:p>
       <w:pPr>
@@ -11478,23 +9039,7 @@
         <w:ind w:firstLine="720"/>
       </w:pPr>
       <w:r>
-        <w:t xml:space="preserve">LinkedList&lt;String&gt; </w:t>
-      </w:r>
-      <w:proofErr w:type="spellStart"/>
-      <w:r>
-        <w:t>myLList</w:t>
-      </w:r>
-      <w:proofErr w:type="spellEnd"/>
-      <w:r>
-        <w:t xml:space="preserve"> = new LinkedList&lt;String</w:t>
-      </w:r>
-      <w:proofErr w:type="gramStart"/>
-      <w:r>
-        <w:t>&gt;(</w:t>
-      </w:r>
-      <w:proofErr w:type="gramEnd"/>
-      <w:r>
-        <w:t>);</w:t>
+        <w:t>LinkedList&lt;String&gt; myLList = new LinkedList&lt;String&gt;();</w:t>
       </w:r>
     </w:p>
     <w:p>
@@ -11526,19 +9071,9 @@
         <w:spacing w:before="120" w:after="120"/>
         <w:ind w:firstLine="720"/>
       </w:pPr>
-      <w:proofErr w:type="spellStart"/>
-      <w:r>
-        <w:t>myLList.addFirst</w:t>
-      </w:r>
-      <w:proofErr w:type="spellEnd"/>
-      <w:r>
-        <w:t>("Christophe"</w:t>
-      </w:r>
-      <w:proofErr w:type="gramStart"/>
-      <w:r>
-        <w:t>);</w:t>
-      </w:r>
-      <w:proofErr w:type="gramEnd"/>
+      <w:r>
+        <w:t>myLList.addFirst("Christophe");</w:t>
+      </w:r>
     </w:p>
     <w:p>
       <w:pPr>
@@ -11569,19 +9104,9 @@
         <w:spacing w:before="120" w:after="120"/>
         <w:ind w:firstLine="720"/>
       </w:pPr>
-      <w:proofErr w:type="spellStart"/>
-      <w:r>
-        <w:t>myLList.addFirst</w:t>
-      </w:r>
-      <w:proofErr w:type="spellEnd"/>
-      <w:r>
-        <w:t>("Stephen"</w:t>
-      </w:r>
-      <w:proofErr w:type="gramStart"/>
-      <w:r>
-        <w:t>);</w:t>
-      </w:r>
-      <w:proofErr w:type="gramEnd"/>
+      <w:r>
+        <w:t>myLList.addFirst("Stephen");</w:t>
+      </w:r>
     </w:p>
     <w:p>
       <w:pPr>
@@ -11613,19 +9138,9 @@
         <w:spacing w:before="120" w:after="120"/>
         <w:ind w:firstLine="720"/>
       </w:pPr>
-      <w:proofErr w:type="spellStart"/>
-      <w:r>
-        <w:t>myLList.addLast</w:t>
-      </w:r>
-      <w:proofErr w:type="spellEnd"/>
-      <w:r>
-        <w:t>("Christina"</w:t>
-      </w:r>
-      <w:proofErr w:type="gramStart"/>
-      <w:r>
-        <w:t>);</w:t>
-      </w:r>
-      <w:proofErr w:type="gramEnd"/>
+      <w:r>
+        <w:t>myLList.addLast("Christina");</w:t>
+      </w:r>
     </w:p>
     <w:p>
       <w:pPr>
@@ -11647,16 +9162,8 @@
         <w:rPr>
           <w:color w:val="92D050"/>
         </w:rPr>
-        <w:t xml:space="preserve">//Create an iterator on </w:t>
-      </w:r>
-      <w:proofErr w:type="spellStart"/>
-      <w:r>
-        <w:rPr>
-          <w:color w:val="92D050"/>
-        </w:rPr>
-        <w:t>myLList</w:t>
-      </w:r>
-      <w:proofErr w:type="spellEnd"/>
+        <w:t>//Create an iterator on myLList</w:t>
+      </w:r>
     </w:p>
     <w:p>
       <w:pPr>
@@ -11664,35 +9171,9 @@
         <w:spacing w:before="120" w:after="120"/>
         <w:ind w:firstLine="720"/>
       </w:pPr>
-      <w:proofErr w:type="spellStart"/>
-      <w:r>
-        <w:t>ListIterator</w:t>
-      </w:r>
-      <w:proofErr w:type="spellEnd"/>
-      <w:r>
-        <w:t xml:space="preserve">&lt;String&gt; </w:t>
-      </w:r>
-      <w:proofErr w:type="spellStart"/>
-      <w:r>
-        <w:t>myiterator</w:t>
-      </w:r>
-      <w:proofErr w:type="spellEnd"/>
-      <w:r>
-        <w:t xml:space="preserve"> = </w:t>
-      </w:r>
-      <w:proofErr w:type="spellStart"/>
-      <w:r>
-        <w:t>myLList.listIterator</w:t>
-      </w:r>
-      <w:proofErr w:type="spellEnd"/>
-      <w:r>
-        <w:t>(</w:t>
-      </w:r>
-      <w:proofErr w:type="gramStart"/>
-      <w:r>
-        <w:t>);</w:t>
-      </w:r>
-      <w:proofErr w:type="gramEnd"/>
+      <w:r>
+        <w:t>ListIterator&lt;String&gt; myiterator = myLList.listIterator();</w:t>
+      </w:r>
     </w:p>
     <w:p>
       <w:pPr>
@@ -11723,15 +9204,8 @@
         <w:spacing w:before="120" w:after="120"/>
         <w:ind w:firstLine="720"/>
       </w:pPr>
-      <w:proofErr w:type="spellStart"/>
-      <w:proofErr w:type="gramStart"/>
-      <w:r>
-        <w:t>myiterator.next</w:t>
-      </w:r>
-      <w:proofErr w:type="spellEnd"/>
-      <w:proofErr w:type="gramEnd"/>
-      <w:r>
-        <w:t>();</w:t>
+      <w:r>
+        <w:t>myiterator.next();</w:t>
       </w:r>
     </w:p>
     <w:p>
@@ -11763,15 +9237,8 @@
         <w:spacing w:before="120" w:after="120"/>
         <w:ind w:firstLine="720"/>
       </w:pPr>
-      <w:proofErr w:type="spellStart"/>
-      <w:proofErr w:type="gramStart"/>
-      <w:r>
-        <w:t>myiterator.next</w:t>
-      </w:r>
-      <w:proofErr w:type="spellEnd"/>
-      <w:proofErr w:type="gramEnd"/>
-      <w:r>
-        <w:t>();</w:t>
+      <w:r>
+        <w:t>myiterator.next();</w:t>
       </w:r>
     </w:p>
     <w:p>
@@ -11819,19 +9286,9 @@
         <w:spacing w:before="120" w:after="120"/>
         <w:ind w:firstLine="720"/>
       </w:pPr>
-      <w:proofErr w:type="spellStart"/>
-      <w:r>
-        <w:t>myiterator.add</w:t>
-      </w:r>
-      <w:proofErr w:type="spellEnd"/>
-      <w:r>
-        <w:t>("Reem"</w:t>
-      </w:r>
-      <w:proofErr w:type="gramStart"/>
-      <w:r>
-        <w:t>);</w:t>
-      </w:r>
-      <w:proofErr w:type="gramEnd"/>
+      <w:r>
+        <w:t>myiterator.add("Reem");</w:t>
+      </w:r>
     </w:p>
     <w:p>
       <w:pPr>
@@ -11862,15 +9319,8 @@
         <w:spacing w:before="120" w:after="120"/>
         <w:ind w:firstLine="720"/>
       </w:pPr>
-      <w:proofErr w:type="spellStart"/>
-      <w:proofErr w:type="gramStart"/>
-      <w:r>
-        <w:t>myiterator.previous</w:t>
-      </w:r>
-      <w:proofErr w:type="spellEnd"/>
-      <w:proofErr w:type="gramEnd"/>
-      <w:r>
-        <w:t>();</w:t>
+      <w:r>
+        <w:t>myiterator.previous();</w:t>
       </w:r>
     </w:p>
     <w:p>
@@ -11918,19 +9368,9 @@
         <w:spacing w:before="120" w:after="120"/>
         <w:ind w:firstLine="720"/>
       </w:pPr>
-      <w:proofErr w:type="spellStart"/>
-      <w:r>
-        <w:t>myiterator.add</w:t>
-      </w:r>
-      <w:proofErr w:type="spellEnd"/>
-      <w:r>
-        <w:t>("Ahmad"</w:t>
-      </w:r>
-      <w:proofErr w:type="gramStart"/>
-      <w:r>
-        <w:t>);</w:t>
-      </w:r>
-      <w:proofErr w:type="gramEnd"/>
+      <w:r>
+        <w:t>myiterator.add("Ahmad");</w:t>
+      </w:r>
     </w:p>
     <w:p>
       <w:pPr>
@@ -11978,19 +9418,9 @@
         <w:spacing w:before="120" w:after="120"/>
         <w:ind w:firstLine="720"/>
       </w:pPr>
-      <w:proofErr w:type="spellStart"/>
-      <w:r>
-        <w:t>myiterator.add</w:t>
-      </w:r>
-      <w:proofErr w:type="spellEnd"/>
-      <w:r>
-        <w:t>("Khaled"</w:t>
-      </w:r>
-      <w:proofErr w:type="gramStart"/>
-      <w:r>
-        <w:t>);</w:t>
-      </w:r>
-      <w:proofErr w:type="gramEnd"/>
+      <w:r>
+        <w:t>myiterator.add("Khaled");</w:t>
+      </w:r>
     </w:p>
     <w:p>
       <w:pPr>
@@ -12021,15 +9451,8 @@
         <w:spacing w:before="120" w:after="120"/>
         <w:ind w:firstLine="720"/>
       </w:pPr>
-      <w:proofErr w:type="spellStart"/>
-      <w:proofErr w:type="gramStart"/>
-      <w:r>
-        <w:t>myiterator.previous</w:t>
-      </w:r>
-      <w:proofErr w:type="spellEnd"/>
-      <w:proofErr w:type="gramEnd"/>
-      <w:r>
-        <w:t>();</w:t>
+      <w:r>
+        <w:t>myiterator.previous();</w:t>
       </w:r>
     </w:p>
     <w:p>
@@ -12061,15 +9484,8 @@
         <w:spacing w:before="120" w:after="120"/>
         <w:ind w:firstLine="720"/>
       </w:pPr>
-      <w:proofErr w:type="spellStart"/>
-      <w:proofErr w:type="gramStart"/>
-      <w:r>
-        <w:t>myiterator.remove</w:t>
-      </w:r>
-      <w:proofErr w:type="spellEnd"/>
-      <w:proofErr w:type="gramEnd"/>
-      <w:r>
-        <w:t>();</w:t>
+      <w:r>
+        <w:t>myiterator.remove();</w:t>
       </w:r>
     </w:p>
     <w:p>
@@ -12092,21 +9508,7 @@
         <w:rPr>
           <w:color w:val="92D050"/>
         </w:rPr>
-        <w:t xml:space="preserve">// prints list in current state </w:t>
-      </w:r>
-      <w:proofErr w:type="spellStart"/>
-      <w:r>
-        <w:rPr>
-          <w:color w:val="92D050"/>
-        </w:rPr>
-        <w:t>Ouput</w:t>
-      </w:r>
-      <w:proofErr w:type="spellEnd"/>
-      <w:r>
-        <w:rPr>
-          <w:color w:val="92D050"/>
-        </w:rPr>
-        <w:t>: [Stephan, Christophe, Ahmad, Reem, Christina]</w:t>
+        <w:t>// prints list in current state Ouput: [Stephan, Christophe, Ahmad, Reem, Christina]</w:t>
       </w:r>
     </w:p>
     <w:p>
@@ -12115,24 +9517,9 @@
         <w:spacing w:before="120" w:after="120"/>
         <w:ind w:firstLine="720"/>
       </w:pPr>
-      <w:proofErr w:type="spellStart"/>
-      <w:r>
-        <w:t>System.out.println</w:t>
-      </w:r>
-      <w:proofErr w:type="spellEnd"/>
-      <w:r>
-        <w:t>(</w:t>
-      </w:r>
-      <w:proofErr w:type="spellStart"/>
-      <w:r>
-        <w:t>myLList</w:t>
-      </w:r>
-      <w:proofErr w:type="spellEnd"/>
-      <w:proofErr w:type="gramStart"/>
-      <w:r>
-        <w:t>);</w:t>
-      </w:r>
-      <w:proofErr w:type="gramEnd"/>
+      <w:r>
+        <w:t>System.out.println(myLList);</w:t>
+      </w:r>
     </w:p>
     <w:p>
       <w:pPr>
@@ -12163,15 +9550,8 @@
         <w:spacing w:before="120" w:after="120"/>
         <w:ind w:firstLine="720"/>
       </w:pPr>
-      <w:proofErr w:type="spellStart"/>
-      <w:proofErr w:type="gramStart"/>
-      <w:r>
-        <w:t>myiterator.next</w:t>
-      </w:r>
-      <w:proofErr w:type="spellEnd"/>
-      <w:proofErr w:type="gramEnd"/>
-      <w:r>
-        <w:t>();</w:t>
+      <w:r>
+        <w:t>myiterator.next();</w:t>
       </w:r>
     </w:p>
     <w:p>
@@ -12203,15 +9583,8 @@
         <w:spacing w:before="120" w:after="120"/>
         <w:ind w:firstLine="720"/>
       </w:pPr>
-      <w:proofErr w:type="spellStart"/>
-      <w:proofErr w:type="gramStart"/>
-      <w:r>
-        <w:t>myiterator.next</w:t>
-      </w:r>
-      <w:proofErr w:type="spellEnd"/>
-      <w:proofErr w:type="gramEnd"/>
-      <w:r>
-        <w:t>();</w:t>
+      <w:r>
+        <w:t>myiterator.next();</w:t>
       </w:r>
     </w:p>
     <w:p>
@@ -12237,35 +9610,7 @@
         <w:rPr>
           <w:color w:val="92D050"/>
         </w:rPr>
-        <w:t>//prints message "</w:t>
-      </w:r>
-      <w:proofErr w:type="spellStart"/>
-      <w:r>
-        <w:rPr>
-          <w:color w:val="92D050"/>
-        </w:rPr>
-        <w:t>MyList</w:t>
-      </w:r>
-      <w:proofErr w:type="spellEnd"/>
-      <w:r>
-        <w:rPr>
-          <w:color w:val="92D050"/>
-        </w:rPr>
-        <w:t xml:space="preserve"> Backward </w:t>
-      </w:r>
-      <w:proofErr w:type="gramStart"/>
-      <w:r>
-        <w:rPr>
-          <w:color w:val="92D050"/>
-        </w:rPr>
-        <w:t>iteration :</w:t>
-      </w:r>
-      <w:proofErr w:type="gramEnd"/>
-      <w:r>
-        <w:rPr>
-          <w:color w:val="92D050"/>
-        </w:rPr>
-        <w:t>"</w:t>
+        <w:t>//prints message "MyList Backward iteration :"</w:t>
       </w:r>
     </w:p>
     <w:p>
@@ -12275,31 +9620,7 @@
         <w:ind w:firstLine="720"/>
       </w:pPr>
       <w:r>
-        <w:t xml:space="preserve">    </w:t>
-      </w:r>
-      <w:proofErr w:type="spellStart"/>
-      <w:r>
-        <w:t>System.out.println</w:t>
-      </w:r>
-      <w:proofErr w:type="spellEnd"/>
-      <w:r>
-        <w:t>("</w:t>
-      </w:r>
-      <w:proofErr w:type="spellStart"/>
-      <w:r>
-        <w:t>MyList</w:t>
-      </w:r>
-      <w:proofErr w:type="spellEnd"/>
-      <w:r>
-        <w:t xml:space="preserve"> Backward </w:t>
-      </w:r>
-      <w:proofErr w:type="gramStart"/>
-      <w:r>
-        <w:t>iteration :</w:t>
-      </w:r>
-      <w:proofErr w:type="gramEnd"/>
-      <w:r>
-        <w:t xml:space="preserve">"); </w:t>
+        <w:t xml:space="preserve">    System.out.println("MyList Backward iteration :"); </w:t>
       </w:r>
     </w:p>
     <w:p>
@@ -12339,17 +9660,7 @@
         <w:ind w:firstLine="720"/>
       </w:pPr>
       <w:r>
-        <w:t>      while(</w:t>
-      </w:r>
-      <w:proofErr w:type="spellStart"/>
-      <w:proofErr w:type="gramStart"/>
-      <w:r>
-        <w:t>myiterator.hasPrevious</w:t>
-      </w:r>
-      <w:proofErr w:type="spellEnd"/>
-      <w:proofErr w:type="gramEnd"/>
-      <w:r>
-        <w:t>())    </w:t>
+        <w:t>      while(myiterator.hasPrevious())    </w:t>
       </w:r>
     </w:p>
     <w:p>
@@ -12385,25 +9696,7 @@
         <w:ind w:firstLine="720"/>
       </w:pPr>
       <w:r>
-        <w:t xml:space="preserve">      </w:t>
-      </w:r>
-      <w:proofErr w:type="spellStart"/>
-      <w:r>
-        <w:t>System.out.println</w:t>
-      </w:r>
-      <w:proofErr w:type="spellEnd"/>
-      <w:r>
-        <w:t>(</w:t>
-      </w:r>
-      <w:proofErr w:type="spellStart"/>
-      <w:proofErr w:type="gramStart"/>
-      <w:r>
-        <w:t>myiterator.previous</w:t>
-      </w:r>
-      <w:proofErr w:type="spellEnd"/>
-      <w:proofErr w:type="gramEnd"/>
-      <w:r>
-        <w:t xml:space="preserve">());   </w:t>
+        <w:t xml:space="preserve">      System.out.println(myiterator.previous());   </w:t>
       </w:r>
     </w:p>
     <w:p>
@@ -12429,21 +9722,7 @@
         <w:rPr>
           <w:color w:val="92D050"/>
         </w:rPr>
-        <w:t xml:space="preserve">//print </w:t>
-      </w:r>
-      <w:proofErr w:type="gramStart"/>
-      <w:r>
-        <w:rPr>
-          <w:color w:val="92D050"/>
-        </w:rPr>
-        <w:t>message :</w:t>
-      </w:r>
-      <w:proofErr w:type="gramEnd"/>
-      <w:r>
-        <w:rPr>
-          <w:color w:val="92D050"/>
-        </w:rPr>
-        <w:t xml:space="preserve"> "---------------------"</w:t>
+        <w:t>//print message : "---------------------"</w:t>
       </w:r>
     </w:p>
     <w:p>
@@ -12453,21 +9732,8 @@
         <w:ind w:firstLine="720"/>
       </w:pPr>
       <w:r>
-        <w:t xml:space="preserve">      </w:t>
-      </w:r>
-      <w:proofErr w:type="spellStart"/>
-      <w:r>
-        <w:t>System.out.println</w:t>
-      </w:r>
-      <w:proofErr w:type="spellEnd"/>
-      <w:r>
-        <w:t>("---------------------"</w:t>
-      </w:r>
-      <w:proofErr w:type="gramStart"/>
-      <w:r>
-        <w:t>);</w:t>
-      </w:r>
-      <w:proofErr w:type="gramEnd"/>
+        <w:t>      System.out.println("---------------------");</w:t>
+      </w:r>
     </w:p>
     <w:p>
       <w:pPr>
@@ -12842,7 +10108,7 @@
 </file>
 
 <file path=word/endnotes.xml><?xml version="1.0" encoding="utf-8"?>
-<w:endnotes xmlns:wpc="http://schemas.microsoft.com/office/word/2010/wordprocessingCanvas" xmlns:cx="http://schemas.microsoft.com/office/drawing/2014/chartex" xmlns:cx1="http://schemas.microsoft.com/office/drawing/2015/9/8/chartex" xmlns:cx2="http://schemas.microsoft.com/office/drawing/2015/10/21/chartex" xmlns:cx3="http://schemas.microsoft.com/office/drawing/2016/5/9/chartex" xmlns:cx4="http://schemas.microsoft.com/office/drawing/2016/5/10/chartex" xmlns:cx5="http://schemas.microsoft.com/office/drawing/2016/5/11/chartex" xmlns:cx6="http://schemas.microsoft.com/office/drawing/2016/5/12/chartex" xmlns:cx7="http://schemas.microsoft.com/office/drawing/2016/5/13/chartex" xmlns:cx8="http://schemas.microsoft.com/office/drawing/2016/5/14/chartex" xmlns:mc="http://schemas.openxmlformats.org/markup-compatibility/2006" xmlns:aink="http://schemas.microsoft.com/office/drawing/2016/ink" xmlns:am3d="http://schemas.microsoft.com/office/drawing/2017/model3d" xmlns:o="urn:schemas-microsoft-com:office:office" xmlns:oel="http://schemas.microsoft.com/office/2019/extlst" xmlns:r="http://schemas.openxmlformats.org/officeDocument/2006/relationships" xmlns:m="http://schemas.openxmlformats.org/officeDocument/2006/math" xmlns:v="urn:schemas-microsoft-com:vml" xmlns:wp14="http://schemas.microsoft.com/office/word/2010/wordprocessingDrawing" xmlns:wp="http://schemas.openxmlformats.org/drawingml/2006/wordprocessingDrawing" xmlns:w10="urn:schemas-microsoft-com:office:word" xmlns:w="http://schemas.openxmlformats.org/wordprocessingml/2006/main" xmlns:w14="http://schemas.microsoft.com/office/word/2010/wordml" xmlns:w15="http://schemas.microsoft.com/office/word/2012/wordml" xmlns:w16cex="http://schemas.microsoft.com/office/word/2018/wordml/cex" xmlns:w16cid="http://schemas.microsoft.com/office/word/2016/wordml/cid" xmlns:w16="http://schemas.microsoft.com/office/word/2018/wordml" xmlns:w16sdtdh="http://schemas.microsoft.com/office/word/2020/wordml/sdtdatahash" xmlns:w16se="http://schemas.microsoft.com/office/word/2015/wordml/symex" xmlns:wpg="http://schemas.microsoft.com/office/word/2010/wordprocessingGroup" xmlns:wpi="http://schemas.microsoft.com/office/word/2010/wordprocessingInk" xmlns:wne="http://schemas.microsoft.com/office/word/2006/wordml" xmlns:wps="http://schemas.microsoft.com/office/word/2010/wordprocessingShape" mc:Ignorable="w14 w15 w16se w16cid w16 w16cex w16sdtdh wp14">
+<w:endnotes xmlns:wpc="http://schemas.microsoft.com/office/word/2010/wordprocessingCanvas" xmlns:cx="http://schemas.microsoft.com/office/drawing/2014/chartex" xmlns:cx1="http://schemas.microsoft.com/office/drawing/2015/9/8/chartex" xmlns:cx2="http://schemas.microsoft.com/office/drawing/2015/10/21/chartex" xmlns:cx3="http://schemas.microsoft.com/office/drawing/2016/5/9/chartex" xmlns:cx4="http://schemas.microsoft.com/office/drawing/2016/5/10/chartex" xmlns:cx5="http://schemas.microsoft.com/office/drawing/2016/5/11/chartex" xmlns:cx6="http://schemas.microsoft.com/office/drawing/2016/5/12/chartex" xmlns:cx7="http://schemas.microsoft.com/office/drawing/2016/5/13/chartex" xmlns:cx8="http://schemas.microsoft.com/office/drawing/2016/5/14/chartex" xmlns:mc="http://schemas.openxmlformats.org/markup-compatibility/2006" xmlns:aink="http://schemas.microsoft.com/office/drawing/2016/ink" xmlns:am3d="http://schemas.microsoft.com/office/drawing/2017/model3d" xmlns:o="urn:schemas-microsoft-com:office:office" xmlns:oel="http://schemas.microsoft.com/office/2019/extlst" xmlns:r="http://schemas.openxmlformats.org/officeDocument/2006/relationships" xmlns:m="http://schemas.openxmlformats.org/officeDocument/2006/math" xmlns:v="urn:schemas-microsoft-com:vml" xmlns:wp14="http://schemas.microsoft.com/office/word/2010/wordprocessingDrawing" xmlns:wp="http://schemas.openxmlformats.org/drawingml/2006/wordprocessingDrawing" xmlns:w10="urn:schemas-microsoft-com:office:word" xmlns:w="http://schemas.openxmlformats.org/wordprocessingml/2006/main" xmlns:w14="http://schemas.microsoft.com/office/word/2010/wordml" xmlns:w15="http://schemas.microsoft.com/office/word/2012/wordml" xmlns:w16cex="http://schemas.microsoft.com/office/word/2018/wordml/cex" xmlns:w16cid="http://schemas.microsoft.com/office/word/2016/wordml/cid" xmlns:w16="http://schemas.microsoft.com/office/word/2018/wordml" xmlns:w16du="http://schemas.microsoft.com/office/word/2023/wordml/word16du" xmlns:w16sdtdh="http://schemas.microsoft.com/office/word/2020/wordml/sdtdatahash" xmlns:w16sdtfl="http://schemas.microsoft.com/office/word/2024/wordml/sdtformatlock" xmlns:w16se="http://schemas.microsoft.com/office/word/2015/wordml/symex" xmlns:wpg="http://schemas.microsoft.com/office/word/2010/wordprocessingGroup" xmlns:wpi="http://schemas.microsoft.com/office/word/2010/wordprocessingInk" xmlns:wne="http://schemas.microsoft.com/office/word/2006/wordml" xmlns:wps="http://schemas.microsoft.com/office/word/2010/wordprocessingShape" mc:Ignorable="w14 w15 w16se w16cid w16 w16cex w16sdtdh w16sdtfl w16du wp14">
   <w:endnote w:type="separator" w:id="-1">
     <w:p>
       <w:pPr>
@@ -12870,8 +10136,123 @@
 </w:endnotes>
 </file>
 
+<file path=word/footer1.xml><?xml version="1.0" encoding="utf-8"?>
+<w:ftr xmlns:wpc="http://schemas.microsoft.com/office/word/2010/wordprocessingCanvas" xmlns:cx="http://schemas.microsoft.com/office/drawing/2014/chartex" xmlns:cx1="http://schemas.microsoft.com/office/drawing/2015/9/8/chartex" xmlns:cx2="http://schemas.microsoft.com/office/drawing/2015/10/21/chartex" xmlns:cx3="http://schemas.microsoft.com/office/drawing/2016/5/9/chartex" xmlns:cx4="http://schemas.microsoft.com/office/drawing/2016/5/10/chartex" xmlns:cx5="http://schemas.microsoft.com/office/drawing/2016/5/11/chartex" xmlns:cx6="http://schemas.microsoft.com/office/drawing/2016/5/12/chartex" xmlns:cx7="http://schemas.microsoft.com/office/drawing/2016/5/13/chartex" xmlns:cx8="http://schemas.microsoft.com/office/drawing/2016/5/14/chartex" xmlns:mc="http://schemas.openxmlformats.org/markup-compatibility/2006" xmlns:aink="http://schemas.microsoft.com/office/drawing/2016/ink" xmlns:am3d="http://schemas.microsoft.com/office/drawing/2017/model3d" xmlns:o="urn:schemas-microsoft-com:office:office" xmlns:oel="http://schemas.microsoft.com/office/2019/extlst" xmlns:r="http://schemas.openxmlformats.org/officeDocument/2006/relationships" xmlns:m="http://schemas.openxmlformats.org/officeDocument/2006/math" xmlns:v="urn:schemas-microsoft-com:vml" xmlns:wp14="http://schemas.microsoft.com/office/word/2010/wordprocessingDrawing" xmlns:wp="http://schemas.openxmlformats.org/drawingml/2006/wordprocessingDrawing" xmlns:w10="urn:schemas-microsoft-com:office:word" xmlns:w="http://schemas.openxmlformats.org/wordprocessingml/2006/main" xmlns:w14="http://schemas.microsoft.com/office/word/2010/wordml" xmlns:w15="http://schemas.microsoft.com/office/word/2012/wordml" xmlns:w16cex="http://schemas.microsoft.com/office/word/2018/wordml/cex" xmlns:w16cid="http://schemas.microsoft.com/office/word/2016/wordml/cid" xmlns:w16="http://schemas.microsoft.com/office/word/2018/wordml" xmlns:w16du="http://schemas.microsoft.com/office/word/2023/wordml/word16du" xmlns:w16sdtdh="http://schemas.microsoft.com/office/word/2020/wordml/sdtdatahash" xmlns:w16sdtfl="http://schemas.microsoft.com/office/word/2024/wordml/sdtformatlock" xmlns:w16se="http://schemas.microsoft.com/office/word/2015/wordml/symex" xmlns:wpg="http://schemas.microsoft.com/office/word/2010/wordprocessingGroup" xmlns:wpi="http://schemas.microsoft.com/office/word/2010/wordprocessingInk" xmlns:wne="http://schemas.microsoft.com/office/word/2006/wordml" xmlns:wps="http://schemas.microsoft.com/office/word/2010/wordprocessingShape" mc:Ignorable="w14 w15 w16se w16cid w16 w16cex w16sdtdh w16sdtfl w16du wp14">
+  <w:p>
+    <w:pPr>
+      <w:pStyle w:val="Footer"/>
+    </w:pPr>
+  </w:p>
+</w:ftr>
+</file>
+
+<file path=word/footer2.xml><?xml version="1.0" encoding="utf-8"?>
+<w:ftr xmlns:wpc="http://schemas.microsoft.com/office/word/2010/wordprocessingCanvas" xmlns:cx="http://schemas.microsoft.com/office/drawing/2014/chartex" xmlns:cx1="http://schemas.microsoft.com/office/drawing/2015/9/8/chartex" xmlns:cx2="http://schemas.microsoft.com/office/drawing/2015/10/21/chartex" xmlns:cx3="http://schemas.microsoft.com/office/drawing/2016/5/9/chartex" xmlns:cx4="http://schemas.microsoft.com/office/drawing/2016/5/10/chartex" xmlns:cx5="http://schemas.microsoft.com/office/drawing/2016/5/11/chartex" xmlns:cx6="http://schemas.microsoft.com/office/drawing/2016/5/12/chartex" xmlns:cx7="http://schemas.microsoft.com/office/drawing/2016/5/13/chartex" xmlns:cx8="http://schemas.microsoft.com/office/drawing/2016/5/14/chartex" xmlns:mc="http://schemas.openxmlformats.org/markup-compatibility/2006" xmlns:aink="http://schemas.microsoft.com/office/drawing/2016/ink" xmlns:am3d="http://schemas.microsoft.com/office/drawing/2017/model3d" xmlns:o="urn:schemas-microsoft-com:office:office" xmlns:oel="http://schemas.microsoft.com/office/2019/extlst" xmlns:r="http://schemas.openxmlformats.org/officeDocument/2006/relationships" xmlns:m="http://schemas.openxmlformats.org/officeDocument/2006/math" xmlns:v="urn:schemas-microsoft-com:vml" xmlns:wp14="http://schemas.microsoft.com/office/word/2010/wordprocessingDrawing" xmlns:wp="http://schemas.openxmlformats.org/drawingml/2006/wordprocessingDrawing" xmlns:w10="urn:schemas-microsoft-com:office:word" xmlns:w="http://schemas.openxmlformats.org/wordprocessingml/2006/main" xmlns:w14="http://schemas.microsoft.com/office/word/2010/wordml" xmlns:w15="http://schemas.microsoft.com/office/word/2012/wordml" xmlns:w16cex="http://schemas.microsoft.com/office/word/2018/wordml/cex" xmlns:w16cid="http://schemas.microsoft.com/office/word/2016/wordml/cid" xmlns:w16="http://schemas.microsoft.com/office/word/2018/wordml" xmlns:w16du="http://schemas.microsoft.com/office/word/2023/wordml/word16du" xmlns:w16sdtdh="http://schemas.microsoft.com/office/word/2020/wordml/sdtdatahash" xmlns:w16sdtfl="http://schemas.microsoft.com/office/word/2024/wordml/sdtformatlock" xmlns:w16se="http://schemas.microsoft.com/office/word/2015/wordml/symex" xmlns:wpg="http://schemas.microsoft.com/office/word/2010/wordprocessingGroup" xmlns:wpi="http://schemas.microsoft.com/office/word/2010/wordprocessingInk" xmlns:wne="http://schemas.microsoft.com/office/word/2006/wordml" xmlns:wps="http://schemas.microsoft.com/office/word/2010/wordprocessingShape" mc:Ignorable="w14 w15 w16se w16cid w16 w16cex w16sdtdh w16sdtfl w16du wp14">
+  <w:sdt>
+    <w:sdtPr>
+      <w:id w:val="-1343778140"/>
+      <w:docPartObj>
+        <w:docPartGallery w:val="Page Numbers (Bottom of Page)"/>
+        <w:docPartUnique/>
+      </w:docPartObj>
+    </w:sdtPr>
+    <w:sdtEndPr>
+      <w:rPr>
+        <w:noProof/>
+      </w:rPr>
+    </w:sdtEndPr>
+    <w:sdtContent>
+      <w:p>
+        <w:pPr>
+          <w:pStyle w:val="Footer"/>
+          <w:jc w:val="right"/>
+        </w:pPr>
+        <w:r>
+          <w:fldChar w:fldCharType="begin"/>
+        </w:r>
+        <w:r>
+          <w:instrText xml:space="preserve"> PAGE   \* MERGEFORMAT </w:instrText>
+        </w:r>
+        <w:r>
+          <w:fldChar w:fldCharType="separate"/>
+        </w:r>
+        <w:r>
+          <w:rPr>
+            <w:noProof/>
+          </w:rPr>
+          <w:t>2</w:t>
+        </w:r>
+        <w:r>
+          <w:rPr>
+            <w:noProof/>
+          </w:rPr>
+          <w:fldChar w:fldCharType="end"/>
+        </w:r>
+      </w:p>
+    </w:sdtContent>
+  </w:sdt>
+  <w:p>
+    <w:pPr>
+      <w:pStyle w:val="Footer"/>
+    </w:pPr>
+  </w:p>
+</w:ftr>
+</file>
+
+<file path=word/footer3.xml><?xml version="1.0" encoding="utf-8"?>
+<w:ftr xmlns:wpc="http://schemas.microsoft.com/office/word/2010/wordprocessingCanvas" xmlns:cx="http://schemas.microsoft.com/office/drawing/2014/chartex" xmlns:cx1="http://schemas.microsoft.com/office/drawing/2015/9/8/chartex" xmlns:cx2="http://schemas.microsoft.com/office/drawing/2015/10/21/chartex" xmlns:cx3="http://schemas.microsoft.com/office/drawing/2016/5/9/chartex" xmlns:cx4="http://schemas.microsoft.com/office/drawing/2016/5/10/chartex" xmlns:cx5="http://schemas.microsoft.com/office/drawing/2016/5/11/chartex" xmlns:cx6="http://schemas.microsoft.com/office/drawing/2016/5/12/chartex" xmlns:cx7="http://schemas.microsoft.com/office/drawing/2016/5/13/chartex" xmlns:cx8="http://schemas.microsoft.com/office/drawing/2016/5/14/chartex" xmlns:mc="http://schemas.openxmlformats.org/markup-compatibility/2006" xmlns:aink="http://schemas.microsoft.com/office/drawing/2016/ink" xmlns:am3d="http://schemas.microsoft.com/office/drawing/2017/model3d" xmlns:o="urn:schemas-microsoft-com:office:office" xmlns:oel="http://schemas.microsoft.com/office/2019/extlst" xmlns:r="http://schemas.openxmlformats.org/officeDocument/2006/relationships" xmlns:m="http://schemas.openxmlformats.org/officeDocument/2006/math" xmlns:v="urn:schemas-microsoft-com:vml" xmlns:wp14="http://schemas.microsoft.com/office/word/2010/wordprocessingDrawing" xmlns:wp="http://schemas.openxmlformats.org/drawingml/2006/wordprocessingDrawing" xmlns:w10="urn:schemas-microsoft-com:office:word" xmlns:w="http://schemas.openxmlformats.org/wordprocessingml/2006/main" xmlns:w14="http://schemas.microsoft.com/office/word/2010/wordml" xmlns:w15="http://schemas.microsoft.com/office/word/2012/wordml" xmlns:w16cex="http://schemas.microsoft.com/office/word/2018/wordml/cex" xmlns:w16cid="http://schemas.microsoft.com/office/word/2016/wordml/cid" xmlns:w16="http://schemas.microsoft.com/office/word/2018/wordml" xmlns:w16du="http://schemas.microsoft.com/office/word/2023/wordml/word16du" xmlns:w16sdtdh="http://schemas.microsoft.com/office/word/2020/wordml/sdtdatahash" xmlns:w16sdtfl="http://schemas.microsoft.com/office/word/2024/wordml/sdtformatlock" xmlns:w16se="http://schemas.microsoft.com/office/word/2015/wordml/symex" xmlns:wpg="http://schemas.microsoft.com/office/word/2010/wordprocessingGroup" xmlns:wpi="http://schemas.microsoft.com/office/word/2010/wordprocessingInk" xmlns:wne="http://schemas.microsoft.com/office/word/2006/wordml" xmlns:wps="http://schemas.microsoft.com/office/word/2010/wordprocessingShape" mc:Ignorable="w14 w15 w16se w16cid w16 w16cex w16sdtdh w16sdtfl w16du wp14">
+  <w:sdt>
+    <w:sdtPr>
+      <w:id w:val="-1160613717"/>
+      <w:docPartObj>
+        <w:docPartGallery w:val="Page Numbers (Bottom of Page)"/>
+        <w:docPartUnique/>
+      </w:docPartObj>
+    </w:sdtPr>
+    <w:sdtEndPr>
+      <w:rPr>
+        <w:noProof/>
+      </w:rPr>
+    </w:sdtEndPr>
+    <w:sdtContent>
+      <w:p>
+        <w:pPr>
+          <w:pStyle w:val="Footer"/>
+        </w:pPr>
+        <w:r>
+          <w:fldChar w:fldCharType="begin"/>
+        </w:r>
+        <w:r>
+          <w:instrText xml:space="preserve"> PAGE   \* MERGEFORMAT </w:instrText>
+        </w:r>
+        <w:r>
+          <w:fldChar w:fldCharType="separate"/>
+        </w:r>
+        <w:r>
+          <w:rPr>
+            <w:noProof/>
+          </w:rPr>
+          <w:t>2</w:t>
+        </w:r>
+        <w:r>
+          <w:rPr>
+            <w:noProof/>
+          </w:rPr>
+          <w:fldChar w:fldCharType="end"/>
+        </w:r>
+      </w:p>
+    </w:sdtContent>
+  </w:sdt>
+  <w:p>
+    <w:pPr>
+      <w:pStyle w:val="Footer"/>
+    </w:pPr>
+  </w:p>
+</w:ftr>
+</file>
+
 <file path=word/footnotes.xml><?xml version="1.0" encoding="utf-8"?>
-<w:footnotes xmlns:wpc="http://schemas.microsoft.com/office/word/2010/wordprocessingCanvas" xmlns:cx="http://schemas.microsoft.com/office/drawing/2014/chartex" xmlns:cx1="http://schemas.microsoft.com/office/drawing/2015/9/8/chartex" xmlns:cx2="http://schemas.microsoft.com/office/drawing/2015/10/21/chartex" xmlns:cx3="http://schemas.microsoft.com/office/drawing/2016/5/9/chartex" xmlns:cx4="http://schemas.microsoft.com/office/drawing/2016/5/10/chartex" xmlns:cx5="http://schemas.microsoft.com/office/drawing/2016/5/11/chartex" xmlns:cx6="http://schemas.microsoft.com/office/drawing/2016/5/12/chartex" xmlns:cx7="http://schemas.microsoft.com/office/drawing/2016/5/13/chartex" xmlns:cx8="http://schemas.microsoft.com/office/drawing/2016/5/14/chartex" xmlns:mc="http://schemas.openxmlformats.org/markup-compatibility/2006" xmlns:aink="http://schemas.microsoft.com/office/drawing/2016/ink" xmlns:am3d="http://schemas.microsoft.com/office/drawing/2017/model3d" xmlns:o="urn:schemas-microsoft-com:office:office" xmlns:oel="http://schemas.microsoft.com/office/2019/extlst" xmlns:r="http://schemas.openxmlformats.org/officeDocument/2006/relationships" xmlns:m="http://schemas.openxmlformats.org/officeDocument/2006/math" xmlns:v="urn:schemas-microsoft-com:vml" xmlns:wp14="http://schemas.microsoft.com/office/word/2010/wordprocessingDrawing" xmlns:wp="http://schemas.openxmlformats.org/drawingml/2006/wordprocessingDrawing" xmlns:w10="urn:schemas-microsoft-com:office:word" xmlns:w="http://schemas.openxmlformats.org/wordprocessingml/2006/main" xmlns:w14="http://schemas.microsoft.com/office/word/2010/wordml" xmlns:w15="http://schemas.microsoft.com/office/word/2012/wordml" xmlns:w16cex="http://schemas.microsoft.com/office/word/2018/wordml/cex" xmlns:w16cid="http://schemas.microsoft.com/office/word/2016/wordml/cid" xmlns:w16="http://schemas.microsoft.com/office/word/2018/wordml" xmlns:w16sdtdh="http://schemas.microsoft.com/office/word/2020/wordml/sdtdatahash" xmlns:w16se="http://schemas.microsoft.com/office/word/2015/wordml/symex" xmlns:wpg="http://schemas.microsoft.com/office/word/2010/wordprocessingGroup" xmlns:wpi="http://schemas.microsoft.com/office/word/2010/wordprocessingInk" xmlns:wne="http://schemas.microsoft.com/office/word/2006/wordml" xmlns:wps="http://schemas.microsoft.com/office/word/2010/wordprocessingShape" mc:Ignorable="w14 w15 w16se w16cid w16 w16cex w16sdtdh wp14">
+<w:footnotes xmlns:wpc="http://schemas.microsoft.com/office/word/2010/wordprocessingCanvas" xmlns:cx="http://schemas.microsoft.com/office/drawing/2014/chartex" xmlns:cx1="http://schemas.microsoft.com/office/drawing/2015/9/8/chartex" xmlns:cx2="http://schemas.microsoft.com/office/drawing/2015/10/21/chartex" xmlns:cx3="http://schemas.microsoft.com/office/drawing/2016/5/9/chartex" xmlns:cx4="http://schemas.microsoft.com/office/drawing/2016/5/10/chartex" xmlns:cx5="http://schemas.microsoft.com/office/drawing/2016/5/11/chartex" xmlns:cx6="http://schemas.microsoft.com/office/drawing/2016/5/12/chartex" xmlns:cx7="http://schemas.microsoft.com/office/drawing/2016/5/13/chartex" xmlns:cx8="http://schemas.microsoft.com/office/drawing/2016/5/14/chartex" xmlns:mc="http://schemas.openxmlformats.org/markup-compatibility/2006" xmlns:aink="http://schemas.microsoft.com/office/drawing/2016/ink" xmlns:am3d="http://schemas.microsoft.com/office/drawing/2017/model3d" xmlns:o="urn:schemas-microsoft-com:office:office" xmlns:oel="http://schemas.microsoft.com/office/2019/extlst" xmlns:r="http://schemas.openxmlformats.org/officeDocument/2006/relationships" xmlns:m="http://schemas.openxmlformats.org/officeDocument/2006/math" xmlns:v="urn:schemas-microsoft-com:vml" xmlns:wp14="http://schemas.microsoft.com/office/word/2010/wordprocessingDrawing" xmlns:wp="http://schemas.openxmlformats.org/drawingml/2006/wordprocessingDrawing" xmlns:w10="urn:schemas-microsoft-com:office:word" xmlns:w="http://schemas.openxmlformats.org/wordprocessingml/2006/main" xmlns:w14="http://schemas.microsoft.com/office/word/2010/wordml" xmlns:w15="http://schemas.microsoft.com/office/word/2012/wordml" xmlns:w16cex="http://schemas.microsoft.com/office/word/2018/wordml/cex" xmlns:w16cid="http://schemas.microsoft.com/office/word/2016/wordml/cid" xmlns:w16="http://schemas.microsoft.com/office/word/2018/wordml" xmlns:w16du="http://schemas.microsoft.com/office/word/2023/wordml/word16du" xmlns:w16sdtdh="http://schemas.microsoft.com/office/word/2020/wordml/sdtdatahash" xmlns:w16sdtfl="http://schemas.microsoft.com/office/word/2024/wordml/sdtformatlock" xmlns:w16se="http://schemas.microsoft.com/office/word/2015/wordml/symex" xmlns:wpg="http://schemas.microsoft.com/office/word/2010/wordprocessingGroup" xmlns:wpi="http://schemas.microsoft.com/office/word/2010/wordprocessingInk" xmlns:wne="http://schemas.microsoft.com/office/word/2006/wordml" xmlns:wps="http://schemas.microsoft.com/office/word/2010/wordprocessingShape" mc:Ignorable="w14 w15 w16se w16cid w16 w16cex w16sdtdh w16sdtfl w16du wp14">
   <w:footnote w:type="separator" w:id="-1">
     <w:p>
       <w:pPr>
@@ -12900,7 +10281,27 @@
 </file>
 
 <file path=word/header1.xml><?xml version="1.0" encoding="utf-8"?>
-<w:hdr xmlns:wpc="http://schemas.microsoft.com/office/word/2010/wordprocessingCanvas" xmlns:cx="http://schemas.microsoft.com/office/drawing/2014/chartex" xmlns:cx1="http://schemas.microsoft.com/office/drawing/2015/9/8/chartex" xmlns:cx2="http://schemas.microsoft.com/office/drawing/2015/10/21/chartex" xmlns:cx3="http://schemas.microsoft.com/office/drawing/2016/5/9/chartex" xmlns:cx4="http://schemas.microsoft.com/office/drawing/2016/5/10/chartex" xmlns:cx5="http://schemas.microsoft.com/office/drawing/2016/5/11/chartex" xmlns:cx6="http://schemas.microsoft.com/office/drawing/2016/5/12/chartex" xmlns:cx7="http://schemas.microsoft.com/office/drawing/2016/5/13/chartex" xmlns:cx8="http://schemas.microsoft.com/office/drawing/2016/5/14/chartex" xmlns:mc="http://schemas.openxmlformats.org/markup-compatibility/2006" xmlns:aink="http://schemas.microsoft.com/office/drawing/2016/ink" xmlns:am3d="http://schemas.microsoft.com/office/drawing/2017/model3d" xmlns:o="urn:schemas-microsoft-com:office:office" xmlns:oel="http://schemas.microsoft.com/office/2019/extlst" xmlns:r="http://schemas.openxmlformats.org/officeDocument/2006/relationships" xmlns:m="http://schemas.openxmlformats.org/officeDocument/2006/math" xmlns:v="urn:schemas-microsoft-com:vml" xmlns:wp14="http://schemas.microsoft.com/office/word/2010/wordprocessingDrawing" xmlns:wp="http://schemas.openxmlformats.org/drawingml/2006/wordprocessingDrawing" xmlns:w10="urn:schemas-microsoft-com:office:word" xmlns:w="http://schemas.openxmlformats.org/wordprocessingml/2006/main" xmlns:w14="http://schemas.microsoft.com/office/word/2010/wordml" xmlns:w15="http://schemas.microsoft.com/office/word/2012/wordml" xmlns:w16cex="http://schemas.microsoft.com/office/word/2018/wordml/cex" xmlns:w16cid="http://schemas.microsoft.com/office/word/2016/wordml/cid" xmlns:w16="http://schemas.microsoft.com/office/word/2018/wordml" xmlns:w16sdtdh="http://schemas.microsoft.com/office/word/2020/wordml/sdtdatahash" xmlns:w16se="http://schemas.microsoft.com/office/word/2015/wordml/symex" xmlns:wpg="http://schemas.microsoft.com/office/word/2010/wordprocessingGroup" xmlns:wpi="http://schemas.microsoft.com/office/word/2010/wordprocessingInk" xmlns:wne="http://schemas.microsoft.com/office/word/2006/wordml" xmlns:wps="http://schemas.microsoft.com/office/word/2010/wordprocessingShape" mc:Ignorable="w14 w15 w16se w16cid w16 w16cex w16sdtdh wp14">
+<w:hdr xmlns:wpc="http://schemas.microsoft.com/office/word/2010/wordprocessingCanvas" xmlns:cx="http://schemas.microsoft.com/office/drawing/2014/chartex" xmlns:cx1="http://schemas.microsoft.com/office/drawing/2015/9/8/chartex" xmlns:cx2="http://schemas.microsoft.com/office/drawing/2015/10/21/chartex" xmlns:cx3="http://schemas.microsoft.com/office/drawing/2016/5/9/chartex" xmlns:cx4="http://schemas.microsoft.com/office/drawing/2016/5/10/chartex" xmlns:cx5="http://schemas.microsoft.com/office/drawing/2016/5/11/chartex" xmlns:cx6="http://schemas.microsoft.com/office/drawing/2016/5/12/chartex" xmlns:cx7="http://schemas.microsoft.com/office/drawing/2016/5/13/chartex" xmlns:cx8="http://schemas.microsoft.com/office/drawing/2016/5/14/chartex" xmlns:mc="http://schemas.openxmlformats.org/markup-compatibility/2006" xmlns:aink="http://schemas.microsoft.com/office/drawing/2016/ink" xmlns:am3d="http://schemas.microsoft.com/office/drawing/2017/model3d" xmlns:o="urn:schemas-microsoft-com:office:office" xmlns:oel="http://schemas.microsoft.com/office/2019/extlst" xmlns:r="http://schemas.openxmlformats.org/officeDocument/2006/relationships" xmlns:m="http://schemas.openxmlformats.org/officeDocument/2006/math" xmlns:v="urn:schemas-microsoft-com:vml" xmlns:wp14="http://schemas.microsoft.com/office/word/2010/wordprocessingDrawing" xmlns:wp="http://schemas.openxmlformats.org/drawingml/2006/wordprocessingDrawing" xmlns:w10="urn:schemas-microsoft-com:office:word" xmlns:w="http://schemas.openxmlformats.org/wordprocessingml/2006/main" xmlns:w14="http://schemas.microsoft.com/office/word/2010/wordml" xmlns:w15="http://schemas.microsoft.com/office/word/2012/wordml" xmlns:w16cex="http://schemas.microsoft.com/office/word/2018/wordml/cex" xmlns:w16cid="http://schemas.microsoft.com/office/word/2016/wordml/cid" xmlns:w16="http://schemas.microsoft.com/office/word/2018/wordml" xmlns:w16du="http://schemas.microsoft.com/office/word/2023/wordml/word16du" xmlns:w16sdtdh="http://schemas.microsoft.com/office/word/2020/wordml/sdtdatahash" xmlns:w16sdtfl="http://schemas.microsoft.com/office/word/2024/wordml/sdtformatlock" xmlns:w16se="http://schemas.microsoft.com/office/word/2015/wordml/symex" xmlns:wpg="http://schemas.microsoft.com/office/word/2010/wordprocessingGroup" xmlns:wpi="http://schemas.microsoft.com/office/word/2010/wordprocessingInk" xmlns:wne="http://schemas.microsoft.com/office/word/2006/wordml" xmlns:wps="http://schemas.microsoft.com/office/word/2010/wordprocessingShape" mc:Ignorable="w14 w15 w16se w16cid w16 w16cex w16sdtdh w16sdtfl w16du wp14">
+  <w:p>
+    <w:pPr>
+      <w:pStyle w:val="Header"/>
+    </w:pPr>
+  </w:p>
+</w:hdr>
+</file>
+
+<file path=word/header2.xml><?xml version="1.0" encoding="utf-8"?>
+<w:hdr xmlns:wpc="http://schemas.microsoft.com/office/word/2010/wordprocessingCanvas" xmlns:cx="http://schemas.microsoft.com/office/drawing/2014/chartex" xmlns:cx1="http://schemas.microsoft.com/office/drawing/2015/9/8/chartex" xmlns:cx2="http://schemas.microsoft.com/office/drawing/2015/10/21/chartex" xmlns:cx3="http://schemas.microsoft.com/office/drawing/2016/5/9/chartex" xmlns:cx4="http://schemas.microsoft.com/office/drawing/2016/5/10/chartex" xmlns:cx5="http://schemas.microsoft.com/office/drawing/2016/5/11/chartex" xmlns:cx6="http://schemas.microsoft.com/office/drawing/2016/5/12/chartex" xmlns:cx7="http://schemas.microsoft.com/office/drawing/2016/5/13/chartex" xmlns:cx8="http://schemas.microsoft.com/office/drawing/2016/5/14/chartex" xmlns:mc="http://schemas.openxmlformats.org/markup-compatibility/2006" xmlns:aink="http://schemas.microsoft.com/office/drawing/2016/ink" xmlns:am3d="http://schemas.microsoft.com/office/drawing/2017/model3d" xmlns:o="urn:schemas-microsoft-com:office:office" xmlns:oel="http://schemas.microsoft.com/office/2019/extlst" xmlns:r="http://schemas.openxmlformats.org/officeDocument/2006/relationships" xmlns:m="http://schemas.openxmlformats.org/officeDocument/2006/math" xmlns:v="urn:schemas-microsoft-com:vml" xmlns:wp14="http://schemas.microsoft.com/office/word/2010/wordprocessingDrawing" xmlns:wp="http://schemas.openxmlformats.org/drawingml/2006/wordprocessingDrawing" xmlns:w10="urn:schemas-microsoft-com:office:word" xmlns:w="http://schemas.openxmlformats.org/wordprocessingml/2006/main" xmlns:w14="http://schemas.microsoft.com/office/word/2010/wordml" xmlns:w15="http://schemas.microsoft.com/office/word/2012/wordml" xmlns:w16cex="http://schemas.microsoft.com/office/word/2018/wordml/cex" xmlns:w16cid="http://schemas.microsoft.com/office/word/2016/wordml/cid" xmlns:w16="http://schemas.microsoft.com/office/word/2018/wordml" xmlns:w16du="http://schemas.microsoft.com/office/word/2023/wordml/word16du" xmlns:w16sdtdh="http://schemas.microsoft.com/office/word/2020/wordml/sdtdatahash" xmlns:w16sdtfl="http://schemas.microsoft.com/office/word/2024/wordml/sdtformatlock" xmlns:w16se="http://schemas.microsoft.com/office/word/2015/wordml/symex" xmlns:wpg="http://schemas.microsoft.com/office/word/2010/wordprocessingGroup" xmlns:wpi="http://schemas.microsoft.com/office/word/2010/wordprocessingInk" xmlns:wne="http://schemas.microsoft.com/office/word/2006/wordml" xmlns:wps="http://schemas.microsoft.com/office/word/2010/wordprocessingShape" mc:Ignorable="w14 w15 w16se w16cid w16 w16cex w16sdtdh w16sdtfl w16du wp14">
+  <w:p>
+    <w:pPr>
+      <w:pStyle w:val="Header"/>
+    </w:pPr>
+  </w:p>
+</w:hdr>
+</file>
+
+<file path=word/header3.xml><?xml version="1.0" encoding="utf-8"?>
+<w:hdr xmlns:wpc="http://schemas.microsoft.com/office/word/2010/wordprocessingCanvas" xmlns:cx="http://schemas.microsoft.com/office/drawing/2014/chartex" xmlns:cx1="http://schemas.microsoft.com/office/drawing/2015/9/8/chartex" xmlns:cx2="http://schemas.microsoft.com/office/drawing/2015/10/21/chartex" xmlns:cx3="http://schemas.microsoft.com/office/drawing/2016/5/9/chartex" xmlns:cx4="http://schemas.microsoft.com/office/drawing/2016/5/10/chartex" xmlns:cx5="http://schemas.microsoft.com/office/drawing/2016/5/11/chartex" xmlns:cx6="http://schemas.microsoft.com/office/drawing/2016/5/12/chartex" xmlns:cx7="http://schemas.microsoft.com/office/drawing/2016/5/13/chartex" xmlns:cx8="http://schemas.microsoft.com/office/drawing/2016/5/14/chartex" xmlns:mc="http://schemas.openxmlformats.org/markup-compatibility/2006" xmlns:aink="http://schemas.microsoft.com/office/drawing/2016/ink" xmlns:am3d="http://schemas.microsoft.com/office/drawing/2017/model3d" xmlns:o="urn:schemas-microsoft-com:office:office" xmlns:oel="http://schemas.microsoft.com/office/2019/extlst" xmlns:r="http://schemas.openxmlformats.org/officeDocument/2006/relationships" xmlns:m="http://schemas.openxmlformats.org/officeDocument/2006/math" xmlns:v="urn:schemas-microsoft-com:vml" xmlns:wp14="http://schemas.microsoft.com/office/word/2010/wordprocessingDrawing" xmlns:wp="http://schemas.openxmlformats.org/drawingml/2006/wordprocessingDrawing" xmlns:w10="urn:schemas-microsoft-com:office:word" xmlns:w="http://schemas.openxmlformats.org/wordprocessingml/2006/main" xmlns:w14="http://schemas.microsoft.com/office/word/2010/wordml" xmlns:w15="http://schemas.microsoft.com/office/word/2012/wordml" xmlns:w16cex="http://schemas.microsoft.com/office/word/2018/wordml/cex" xmlns:w16cid="http://schemas.microsoft.com/office/word/2016/wordml/cid" xmlns:w16="http://schemas.microsoft.com/office/word/2018/wordml" xmlns:w16du="http://schemas.microsoft.com/office/word/2023/wordml/word16du" xmlns:w16sdtdh="http://schemas.microsoft.com/office/word/2020/wordml/sdtdatahash" xmlns:w16sdtfl="http://schemas.microsoft.com/office/word/2024/wordml/sdtformatlock" xmlns:w16se="http://schemas.microsoft.com/office/word/2015/wordml/symex" xmlns:wpg="http://schemas.microsoft.com/office/word/2010/wordprocessingGroup" xmlns:wpi="http://schemas.microsoft.com/office/word/2010/wordprocessingInk" xmlns:wne="http://schemas.microsoft.com/office/word/2006/wordml" xmlns:wps="http://schemas.microsoft.com/office/word/2010/wordprocessingShape" mc:Ignorable="w14 w15 w16se w16cid w16 w16cex w16sdtdh w16sdtfl w16du wp14">
   <w:p>
     <w:pPr>
       <w:ind w:left="-2340"/>
@@ -13041,7 +10442,7 @@
             </wp:anchor>
           </w:drawing>
         </mc:Choice>
-        <mc:Fallback xmlns:w16du="http://schemas.microsoft.com/office/word/2023/wordml/word16du" xmlns:w16sdtfl="http://schemas.microsoft.com/office/word/2024/wordml/sdtformatlock">
+        <mc:Fallback>
           <w:pict>
             <v:line w14:anchorId="6E23BF16" id="Straight Connector 6" o:spid="_x0000_s1026" style="position:absolute;z-index:251659264;visibility:visible;mso-wrap-style:square;mso-width-percent:0;mso-height-percent:0;mso-wrap-distance-left:9pt;mso-wrap-distance-top:-3e-5mm;mso-wrap-distance-right:9pt;mso-wrap-distance-bottom:-3e-5mm;mso-position-horizontal:absolute;mso-position-horizontal-relative:text;mso-position-vertical:absolute;mso-position-vertical-relative:text;mso-width-percent:0;mso-height-percent:0;mso-width-relative:page;mso-height-relative:page" from="-68.95pt,-666.45pt" to="489.05pt,-666.45pt" o:gfxdata="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" strokecolor="#4f81bd" strokeweight="2pt">
               <v:shadow on="t" opacity="24903f" origin=",.5" offset="0,.55556mm"/>
@@ -13056,7 +10457,7 @@
 </file>
 
 <file path=word/numbering.xml><?xml version="1.0" encoding="utf-8"?>
-<w:numbering xmlns:wpc="http://schemas.microsoft.com/office/word/2010/wordprocessingCanvas" xmlns:cx="http://schemas.microsoft.com/office/drawing/2014/chartex" xmlns:cx1="http://schemas.microsoft.com/office/drawing/2015/9/8/chartex" xmlns:cx2="http://schemas.microsoft.com/office/drawing/2015/10/21/chartex" xmlns:cx3="http://schemas.microsoft.com/office/drawing/2016/5/9/chartex" xmlns:cx4="http://schemas.microsoft.com/office/drawing/2016/5/10/chartex" xmlns:cx5="http://schemas.microsoft.com/office/drawing/2016/5/11/chartex" xmlns:cx6="http://schemas.microsoft.com/office/drawing/2016/5/12/chartex" xmlns:cx7="http://schemas.microsoft.com/office/drawing/2016/5/13/chartex" xmlns:cx8="http://schemas.microsoft.com/office/drawing/2016/5/14/chartex" xmlns:mc="http://schemas.openxmlformats.org/markup-compatibility/2006" xmlns:aink="http://schemas.microsoft.com/office/drawing/2016/ink" xmlns:am3d="http://schemas.microsoft.com/office/drawing/2017/model3d" xmlns:o="urn:schemas-microsoft-com:office:office" xmlns:oel="http://schemas.microsoft.com/office/2019/extlst" xmlns:r="http://schemas.openxmlformats.org/officeDocument/2006/relationships" xmlns:m="http://schemas.openxmlformats.org/officeDocument/2006/math" xmlns:v="urn:schemas-microsoft-com:vml" xmlns:wp14="http://schemas.microsoft.com/office/word/2010/wordprocessingDrawing" xmlns:wp="http://schemas.openxmlformats.org/drawingml/2006/wordprocessingDrawing" xmlns:w10="urn:schemas-microsoft-com:office:word" xmlns:w="http://schemas.openxmlformats.org/wordprocessingml/2006/main" xmlns:w14="http://schemas.microsoft.com/office/word/2010/wordml" xmlns:w15="http://schemas.microsoft.com/office/word/2012/wordml" xmlns:w16cex="http://schemas.microsoft.com/office/word/2018/wordml/cex" xmlns:w16cid="http://schemas.microsoft.com/office/word/2016/wordml/cid" xmlns:w16="http://schemas.microsoft.com/office/word/2018/wordml" xmlns:w16sdtdh="http://schemas.microsoft.com/office/word/2020/wordml/sdtdatahash" xmlns:w16se="http://schemas.microsoft.com/office/word/2015/wordml/symex" xmlns:wpg="http://schemas.microsoft.com/office/word/2010/wordprocessingGroup" xmlns:wpi="http://schemas.microsoft.com/office/word/2010/wordprocessingInk" xmlns:wne="http://schemas.microsoft.com/office/word/2006/wordml" xmlns:wps="http://schemas.microsoft.com/office/word/2010/wordprocessingShape" mc:Ignorable="w14 w15 w16se w16cid w16 w16cex w16sdtdh wp14">
+<w:numbering xmlns:wpc="http://schemas.microsoft.com/office/word/2010/wordprocessingCanvas" xmlns:cx="http://schemas.microsoft.com/office/drawing/2014/chartex" xmlns:cx1="http://schemas.microsoft.com/office/drawing/2015/9/8/chartex" xmlns:cx2="http://schemas.microsoft.com/office/drawing/2015/10/21/chartex" xmlns:cx3="http://schemas.microsoft.com/office/drawing/2016/5/9/chartex" xmlns:cx4="http://schemas.microsoft.com/office/drawing/2016/5/10/chartex" xmlns:cx5="http://schemas.microsoft.com/office/drawing/2016/5/11/chartex" xmlns:cx6="http://schemas.microsoft.com/office/drawing/2016/5/12/chartex" xmlns:cx7="http://schemas.microsoft.com/office/drawing/2016/5/13/chartex" xmlns:cx8="http://schemas.microsoft.com/office/drawing/2016/5/14/chartex" xmlns:mc="http://schemas.openxmlformats.org/markup-compatibility/2006" xmlns:aink="http://schemas.microsoft.com/office/drawing/2016/ink" xmlns:am3d="http://schemas.microsoft.com/office/drawing/2017/model3d" xmlns:o="urn:schemas-microsoft-com:office:office" xmlns:oel="http://schemas.microsoft.com/office/2019/extlst" xmlns:r="http://schemas.openxmlformats.org/officeDocument/2006/relationships" xmlns:m="http://schemas.openxmlformats.org/officeDocument/2006/math" xmlns:v="urn:schemas-microsoft-com:vml" xmlns:wp14="http://schemas.microsoft.com/office/word/2010/wordprocessingDrawing" xmlns:wp="http://schemas.openxmlformats.org/drawingml/2006/wordprocessingDrawing" xmlns:w10="urn:schemas-microsoft-com:office:word" xmlns:w="http://schemas.openxmlformats.org/wordprocessingml/2006/main" xmlns:w14="http://schemas.microsoft.com/office/word/2010/wordml" xmlns:w15="http://schemas.microsoft.com/office/word/2012/wordml" xmlns:w16cex="http://schemas.microsoft.com/office/word/2018/wordml/cex" xmlns:w16cid="http://schemas.microsoft.com/office/word/2016/wordml/cid" xmlns:w16="http://schemas.microsoft.com/office/word/2018/wordml" xmlns:w16du="http://schemas.microsoft.com/office/word/2023/wordml/word16du" xmlns:w16sdtdh="http://schemas.microsoft.com/office/word/2020/wordml/sdtdatahash" xmlns:w16sdtfl="http://schemas.microsoft.com/office/word/2024/wordml/sdtformatlock" xmlns:w16se="http://schemas.microsoft.com/office/word/2015/wordml/symex" xmlns:wpg="http://schemas.microsoft.com/office/word/2010/wordprocessingGroup" xmlns:wpi="http://schemas.microsoft.com/office/word/2010/wordprocessingInk" xmlns:wne="http://schemas.microsoft.com/office/word/2006/wordml" xmlns:wps="http://schemas.microsoft.com/office/word/2010/wordprocessingShape" mc:Ignorable="w14 w15 w16se w16cid w16 w16cex w16sdtdh w16sdtfl w16du wp14">
   <w:abstractNum w:abstractNumId="0" w15:restartNumberingAfterBreak="0">
     <w:nsid w:val="FFFFFF89"/>
     <w:multiLevelType w:val="singleLevel"/>
@@ -16848,7 +14249,7 @@
 </file>
 
 <file path=word/styles.xml><?xml version="1.0" encoding="utf-8"?>
-<w:styles xmlns:mc="http://schemas.openxmlformats.org/markup-compatibility/2006" xmlns:r="http://schemas.openxmlformats.org/officeDocument/2006/relationships" xmlns:w="http://schemas.openxmlformats.org/wordprocessingml/2006/main" xmlns:w14="http://schemas.microsoft.com/office/word/2010/wordml" xmlns:w15="http://schemas.microsoft.com/office/word/2012/wordml" xmlns:w16cex="http://schemas.microsoft.com/office/word/2018/wordml/cex" xmlns:w16cid="http://schemas.microsoft.com/office/word/2016/wordml/cid" xmlns:w16="http://schemas.microsoft.com/office/word/2018/wordml" xmlns:w16sdtdh="http://schemas.microsoft.com/office/word/2020/wordml/sdtdatahash" xmlns:w16se="http://schemas.microsoft.com/office/word/2015/wordml/symex" mc:Ignorable="w14 w15 w16se w16cid w16 w16cex w16sdtdh">
+<w:styles xmlns:mc="http://schemas.openxmlformats.org/markup-compatibility/2006" xmlns:r="http://schemas.openxmlformats.org/officeDocument/2006/relationships" xmlns:w="http://schemas.openxmlformats.org/wordprocessingml/2006/main" xmlns:w14="http://schemas.microsoft.com/office/word/2010/wordml" xmlns:w15="http://schemas.microsoft.com/office/word/2012/wordml" xmlns:w16cex="http://schemas.microsoft.com/office/word/2018/wordml/cex" xmlns:w16cid="http://schemas.microsoft.com/office/word/2016/wordml/cid" xmlns:w16="http://schemas.microsoft.com/office/word/2018/wordml" xmlns:w16du="http://schemas.microsoft.com/office/word/2023/wordml/word16du" xmlns:w16sdtdh="http://schemas.microsoft.com/office/word/2020/wordml/sdtdatahash" xmlns:w16sdtfl="http://schemas.microsoft.com/office/word/2024/wordml/sdtformatlock" xmlns:w16se="http://schemas.microsoft.com/office/word/2015/wordml/symex" mc:Ignorable="w14 w15 w16se w16cid w16 w16cex w16sdtdh w16sdtfl w16du">
   <w:docDefaults>
     <w:rPrDefault>
       <w:rPr>
@@ -18526,16 +15927,16 @@
 </file>
 
 <file path=customXml/item2.xml><?xml version="1.0" encoding="utf-8"?>
+<b:Sources xmlns:b="http://schemas.openxmlformats.org/officeDocument/2006/bibliography" SelectedStyle="\APA.XSL" StyleName="APA"/>
+</file>
+
+<file path=customXml/item3.xml><?xml version="1.0" encoding="utf-8"?>
 <?mso-contentType ?>
 <FormTemplates xmlns="http://schemas.microsoft.com/sharepoint/v3/contenttype/forms">
   <Display>DocumentLibraryForm</Display>
   <Edit>AssetEditForm</Edit>
   <New>DocumentLibraryForm</New>
 </FormTemplates>
-</file>
-
-<file path=customXml/item3.xml><?xml version="1.0" encoding="utf-8"?>
-<b:Sources xmlns:b="http://schemas.openxmlformats.org/officeDocument/2006/bibliography" SelectedStyle="\APA.XSL" StyleName="APA"/>
 </file>
 
 <file path=customXml/itemProps1.xml><?xml version="1.0" encoding="utf-8"?>
@@ -18547,17 +15948,17 @@
 </file>
 
 <file path=customXml/itemProps2.xml><?xml version="1.0" encoding="utf-8"?>
+<ds:datastoreItem xmlns:ds="http://schemas.openxmlformats.org/officeDocument/2006/customXml" ds:itemID="{546CFA27-0520-4C6C-A024-61297FAC9E0C}">
+  <ds:schemaRefs>
+    <ds:schemaRef ds:uri="http://schemas.openxmlformats.org/officeDocument/2006/bibliography"/>
+  </ds:schemaRefs>
+</ds:datastoreItem>
+</file>
+
+<file path=customXml/itemProps3.xml><?xml version="1.0" encoding="utf-8"?>
 <ds:datastoreItem xmlns:ds="http://schemas.openxmlformats.org/officeDocument/2006/customXml" ds:itemID="{E34C63B7-A026-4A37-9535-4FBB4C03A11D}">
   <ds:schemaRefs>
     <ds:schemaRef ds:uri="http://schemas.microsoft.com/sharepoint/v3/contenttype/forms"/>
   </ds:schemaRefs>
 </ds:datastoreItem>
-</file>
-
-<file path=customXml/itemProps3.xml><?xml version="1.0" encoding="utf-8"?>
-<ds:datastoreItem xmlns:ds="http://schemas.openxmlformats.org/officeDocument/2006/customXml" ds:itemID="{546CFA27-0520-4C6C-A024-61297FAC9E0C}">
-  <ds:schemaRefs>
-    <ds:schemaRef ds:uri="http://schemas.openxmlformats.org/officeDocument/2006/bibliography"/>
-  </ds:schemaRefs>
-</ds:datastoreItem>
 </file>